--- a/outputs/tables/Table11_b_Risk_ETH-USD.docx
+++ b/outputs/tables/Table11_b_Risk_ETH-USD.docx
@@ -932,21 +932,21 @@
                 <w:rFonts w:ascii="Times New Roman" w:hAnsi="Times New Roman"/>
                 <w:sz w:val="20"/>
               </w:rPr>
-              <w:t>Constant (unconditional variance)</w:t>
-            </w:r>
-          </w:p>
-        </w:tc>
-        <w:tc>
-          <w:tcPr>
-            <w:tcW w:type="dxa" w:w="279"/>
-          </w:tcPr>
-          <w:p>
-            <w:r>
-              <w:rPr>
-                <w:rFonts w:ascii="Times New Roman" w:hAnsi="Times New Roman"/>
-                <w:sz w:val="20"/>
-              </w:rPr>
-              <w:t>2</w:t>
+              <w:t>ARCH-LSTM</w:t>
+            </w:r>
+          </w:p>
+        </w:tc>
+        <w:tc>
+          <w:tcPr>
+            <w:tcW w:type="dxa" w:w="279"/>
+          </w:tcPr>
+          <w:p>
+            <w:r>
+              <w:rPr>
+                <w:rFonts w:ascii="Times New Roman" w:hAnsi="Times New Roman"/>
+                <w:sz w:val="20"/>
+              </w:rPr>
+              <w:t>11</w:t>
             </w:r>
           </w:p>
         </w:tc>
@@ -974,189 +974,189 @@
                 <w:rFonts w:ascii="Times New Roman" w:hAnsi="Times New Roman"/>
                 <w:sz w:val="20"/>
               </w:rPr>
-              <w:t>0.0063</w:t>
-            </w:r>
-          </w:p>
-        </w:tc>
-        <w:tc>
-          <w:tcPr>
-            <w:tcW w:type="dxa" w:w="279"/>
-          </w:tcPr>
-          <w:p>
-            <w:r>
-              <w:rPr>
-                <w:rFonts w:ascii="Times New Roman" w:hAnsi="Times New Roman"/>
-                <w:sz w:val="20"/>
-              </w:rPr>
-              <w:t>0.4946</w:t>
-            </w:r>
-          </w:p>
-        </w:tc>
-        <w:tc>
-          <w:tcPr>
-            <w:tcW w:type="dxa" w:w="279"/>
-          </w:tcPr>
-          <w:p>
-            <w:r>
-              <w:rPr>
-                <w:rFonts w:ascii="Times New Roman" w:hAnsi="Times New Roman"/>
-                <w:sz w:val="20"/>
-              </w:rPr>
-              <w:t>0.4819</w:t>
-            </w:r>
-          </w:p>
-        </w:tc>
-        <w:tc>
-          <w:tcPr>
-            <w:tcW w:type="dxa" w:w="279"/>
-          </w:tcPr>
-          <w:p>
-            <w:r>
-              <w:rPr>
-                <w:rFonts w:ascii="Times New Roman" w:hAnsi="Times New Roman"/>
-                <w:sz w:val="20"/>
-              </w:rPr>
-              <w:t>Yes</w:t>
-            </w:r>
-          </w:p>
-        </w:tc>
-        <w:tc>
-          <w:tcPr>
-            <w:tcW w:type="dxa" w:w="279"/>
-          </w:tcPr>
-          <w:p>
-            <w:r>
-              <w:rPr>
-                <w:rFonts w:ascii="Times New Roman" w:hAnsi="Times New Roman"/>
-                <w:sz w:val="20"/>
-              </w:rPr>
-              <w:t>0.0256</w:t>
-            </w:r>
-          </w:p>
-        </w:tc>
-        <w:tc>
-          <w:tcPr>
-            <w:tcW w:type="dxa" w:w="279"/>
-          </w:tcPr>
-          <w:p>
-            <w:r>
-              <w:rPr>
-                <w:rFonts w:ascii="Times New Roman" w:hAnsi="Times New Roman"/>
-                <w:sz w:val="20"/>
-              </w:rPr>
-              <w:t>0.8730</w:t>
-            </w:r>
-          </w:p>
-        </w:tc>
-        <w:tc>
-          <w:tcPr>
-            <w:tcW w:type="dxa" w:w="279"/>
-          </w:tcPr>
-          <w:p>
-            <w:r>
-              <w:rPr>
-                <w:rFonts w:ascii="Times New Roman" w:hAnsi="Times New Roman"/>
-                <w:sz w:val="20"/>
-              </w:rPr>
-              <w:t>0.5202</w:t>
-            </w:r>
-          </w:p>
-        </w:tc>
-        <w:tc>
-          <w:tcPr>
-            <w:tcW w:type="dxa" w:w="279"/>
-          </w:tcPr>
-          <w:p>
-            <w:r>
-              <w:rPr>
-                <w:rFonts w:ascii="Times New Roman" w:hAnsi="Times New Roman"/>
-                <w:sz w:val="20"/>
-              </w:rPr>
-              <w:t>0.7710</w:t>
-            </w:r>
-          </w:p>
-        </w:tc>
-        <w:tc>
-          <w:tcPr>
-            <w:tcW w:type="dxa" w:w="279"/>
-          </w:tcPr>
-          <w:p>
-            <w:r>
-              <w:rPr>
-                <w:rFonts w:ascii="Times New Roman" w:hAnsi="Times New Roman"/>
-                <w:sz w:val="20"/>
-              </w:rPr>
-              <w:t>Yes</w:t>
-            </w:r>
-          </w:p>
-        </w:tc>
-        <w:tc>
-          <w:tcPr>
-            <w:tcW w:type="dxa" w:w="279"/>
-          </w:tcPr>
-          <w:p>
-            <w:r>
-              <w:rPr>
-                <w:rFonts w:ascii="Times New Roman" w:hAnsi="Times New Roman"/>
-                <w:sz w:val="20"/>
-              </w:rPr>
-              <w:t>12.148515</w:t>
-            </w:r>
-          </w:p>
-        </w:tc>
-        <w:tc>
-          <w:tcPr>
-            <w:tcW w:type="dxa" w:w="279"/>
-          </w:tcPr>
-          <w:p>
-            <w:r>
-              <w:rPr>
-                <w:rFonts w:ascii="Times New Roman" w:hAnsi="Times New Roman"/>
-                <w:sz w:val="20"/>
-              </w:rPr>
-              <w:t>16.074748</w:t>
-            </w:r>
-          </w:p>
-        </w:tc>
-        <w:tc>
-          <w:tcPr>
-            <w:tcW w:type="dxa" w:w="279"/>
-          </w:tcPr>
-          <w:p>
-            <w:r>
-              <w:rPr>
-                <w:rFonts w:ascii="Times New Roman" w:hAnsi="Times New Roman"/>
-                <w:sz w:val="20"/>
-              </w:rPr>
-              <w:t>-0.4240</w:t>
-            </w:r>
-          </w:p>
-        </w:tc>
-        <w:tc>
-          <w:tcPr>
-            <w:tcW w:type="dxa" w:w="279"/>
-          </w:tcPr>
-          <w:p>
-            <w:r>
-              <w:rPr>
-                <w:rFonts w:ascii="Times New Roman" w:hAnsi="Times New Roman"/>
-                <w:sz w:val="20"/>
-              </w:rPr>
-              <w:t>0.5040</w:t>
-            </w:r>
-          </w:p>
-        </w:tc>
-        <w:tc>
-          <w:tcPr>
-            <w:tcW w:type="dxa" w:w="279"/>
-          </w:tcPr>
-          <w:p>
-            <w:r>
-              <w:rPr>
-                <w:rFonts w:ascii="Times New Roman" w:hAnsi="Times New Roman"/>
-                <w:sz w:val="20"/>
-              </w:rPr>
-              <w:t>4</w:t>
+              <w:t>0.0348</w:t>
+            </w:r>
+          </w:p>
+        </w:tc>
+        <w:tc>
+          <w:tcPr>
+            <w:tcW w:type="dxa" w:w="279"/>
+          </w:tcPr>
+          <w:p>
+            <w:r>
+              <w:rPr>
+                <w:rFonts w:ascii="Times New Roman" w:hAnsi="Times New Roman"/>
+                <w:sz w:val="20"/>
+              </w:rPr>
+              <w:t>11.9592</w:t>
+            </w:r>
+          </w:p>
+        </w:tc>
+        <w:tc>
+          <w:tcPr>
+            <w:tcW w:type="dxa" w:w="279"/>
+          </w:tcPr>
+          <w:p>
+            <w:r>
+              <w:rPr>
+                <w:rFonts w:ascii="Times New Roman" w:hAnsi="Times New Roman"/>
+                <w:sz w:val="20"/>
+              </w:rPr>
+              <w:t>0.0005</w:t>
+            </w:r>
+          </w:p>
+        </w:tc>
+        <w:tc>
+          <w:tcPr>
+            <w:tcW w:type="dxa" w:w="279"/>
+          </w:tcPr>
+          <w:p>
+            <w:r>
+              <w:rPr>
+                <w:rFonts w:ascii="Times New Roman" w:hAnsi="Times New Roman"/>
+                <w:sz w:val="20"/>
+              </w:rPr>
+              <w:t>No</w:t>
+            </w:r>
+          </w:p>
+        </w:tc>
+        <w:tc>
+          <w:tcPr>
+            <w:tcW w:type="dxa" w:w="279"/>
+          </w:tcPr>
+          <w:p>
+            <w:r>
+              <w:rPr>
+                <w:rFonts w:ascii="Times New Roman" w:hAnsi="Times New Roman"/>
+                <w:sz w:val="20"/>
+              </w:rPr>
+              <w:t>0.7962</w:t>
+            </w:r>
+          </w:p>
+        </w:tc>
+        <w:tc>
+          <w:tcPr>
+            <w:tcW w:type="dxa" w:w="279"/>
+          </w:tcPr>
+          <w:p>
+            <w:r>
+              <w:rPr>
+                <w:rFonts w:ascii="Times New Roman" w:hAnsi="Times New Roman"/>
+                <w:sz w:val="20"/>
+              </w:rPr>
+              <w:t>0.3722</w:t>
+            </w:r>
+          </w:p>
+        </w:tc>
+        <w:tc>
+          <w:tcPr>
+            <w:tcW w:type="dxa" w:w="279"/>
+          </w:tcPr>
+          <w:p>
+            <w:r>
+              <w:rPr>
+                <w:rFonts w:ascii="Times New Roman" w:hAnsi="Times New Roman"/>
+                <w:sz w:val="20"/>
+              </w:rPr>
+              <w:t>12.7554</w:t>
+            </w:r>
+          </w:p>
+        </w:tc>
+        <w:tc>
+          <w:tcPr>
+            <w:tcW w:type="dxa" w:w="279"/>
+          </w:tcPr>
+          <w:p>
+            <w:r>
+              <w:rPr>
+                <w:rFonts w:ascii="Times New Roman" w:hAnsi="Times New Roman"/>
+                <w:sz w:val="20"/>
+              </w:rPr>
+              <w:t>0.0017</w:t>
+            </w:r>
+          </w:p>
+        </w:tc>
+        <w:tc>
+          <w:tcPr>
+            <w:tcW w:type="dxa" w:w="279"/>
+          </w:tcPr>
+          <w:p>
+            <w:r>
+              <w:rPr>
+                <w:rFonts w:ascii="Times New Roman" w:hAnsi="Times New Roman"/>
+                <w:sz w:val="20"/>
+              </w:rPr>
+              <w:t>No</w:t>
+            </w:r>
+          </w:p>
+        </w:tc>
+        <w:tc>
+          <w:tcPr>
+            <w:tcW w:type="dxa" w:w="279"/>
+          </w:tcPr>
+          <w:p>
+            <w:r>
+              <w:rPr>
+                <w:rFonts w:ascii="Times New Roman" w:hAnsi="Times New Roman"/>
+                <w:sz w:val="20"/>
+              </w:rPr>
+              <w:t>9.696966</w:t>
+            </w:r>
+          </w:p>
+        </w:tc>
+        <w:tc>
+          <w:tcPr>
+            <w:tcW w:type="dxa" w:w="279"/>
+          </w:tcPr>
+          <w:p>
+            <w:r>
+              <w:rPr>
+                <w:rFonts w:ascii="Times New Roman" w:hAnsi="Times New Roman"/>
+                <w:sz w:val="20"/>
+              </w:rPr>
+              <w:t>12.830892</w:t>
+            </w:r>
+          </w:p>
+        </w:tc>
+        <w:tc>
+          <w:tcPr>
+            <w:tcW w:type="dxa" w:w="279"/>
+          </w:tcPr>
+          <w:p>
+            <w:r>
+              <w:rPr>
+                <w:rFonts w:ascii="Times New Roman" w:hAnsi="Times New Roman"/>
+                <w:sz w:val="20"/>
+              </w:rPr>
+              <w:t>2.4481</w:t>
+            </w:r>
+          </w:p>
+        </w:tc>
+        <w:tc>
+          <w:tcPr>
+            <w:tcW w:type="dxa" w:w="279"/>
+          </w:tcPr>
+          <w:p>
+            <w:r>
+              <w:rPr>
+                <w:rFonts w:ascii="Times New Roman" w:hAnsi="Times New Roman"/>
+                <w:sz w:val="20"/>
+              </w:rPr>
+              <w:t>0.0020</w:t>
+            </w:r>
+          </w:p>
+        </w:tc>
+        <w:tc>
+          <w:tcPr>
+            <w:tcW w:type="dxa" w:w="279"/>
+          </w:tcPr>
+          <w:p>
+            <w:r>
+              <w:rPr>
+                <w:rFonts w:ascii="Times New Roman" w:hAnsi="Times New Roman"/>
+                <w:sz w:val="20"/>
+              </w:rPr>
+              <w:t>19</w:t>
             </w:r>
           </w:p>
         </w:tc>
@@ -1184,175 +1184,175 @@
                 <w:rFonts w:ascii="Times New Roman" w:hAnsi="Times New Roman"/>
                 <w:sz w:val="20"/>
               </w:rPr>
-              <w:t>0.0127</w:t>
-            </w:r>
-          </w:p>
-        </w:tc>
-        <w:tc>
-          <w:tcPr>
-            <w:tcW w:type="dxa" w:w="279"/>
-          </w:tcPr>
-          <w:p>
-            <w:r>
-              <w:rPr>
-                <w:rFonts w:ascii="Times New Roman" w:hAnsi="Times New Roman"/>
-                <w:sz w:val="20"/>
-              </w:rPr>
-              <w:t>2.4046</w:t>
-            </w:r>
-          </w:p>
-        </w:tc>
-        <w:tc>
-          <w:tcPr>
-            <w:tcW w:type="dxa" w:w="279"/>
-          </w:tcPr>
-          <w:p>
-            <w:r>
-              <w:rPr>
-                <w:rFonts w:ascii="Times New Roman" w:hAnsi="Times New Roman"/>
-                <w:sz w:val="20"/>
-              </w:rPr>
-              <w:t>0.1210</w:t>
-            </w:r>
-          </w:p>
-        </w:tc>
-        <w:tc>
-          <w:tcPr>
-            <w:tcW w:type="dxa" w:w="279"/>
-          </w:tcPr>
-          <w:p>
-            <w:r>
-              <w:rPr>
-                <w:rFonts w:ascii="Times New Roman" w:hAnsi="Times New Roman"/>
-                <w:sz w:val="20"/>
-              </w:rPr>
-              <w:t>Yes</w:t>
-            </w:r>
-          </w:p>
-        </w:tc>
-        <w:tc>
-          <w:tcPr>
-            <w:tcW w:type="dxa" w:w="279"/>
-          </w:tcPr>
-          <w:p>
-            <w:r>
-              <w:rPr>
-                <w:rFonts w:ascii="Times New Roman" w:hAnsi="Times New Roman"/>
-                <w:sz w:val="20"/>
-              </w:rPr>
-              <w:t>0.1029</w:t>
-            </w:r>
-          </w:p>
-        </w:tc>
-        <w:tc>
-          <w:tcPr>
-            <w:tcW w:type="dxa" w:w="279"/>
-          </w:tcPr>
-          <w:p>
-            <w:r>
-              <w:rPr>
-                <w:rFonts w:ascii="Times New Roman" w:hAnsi="Times New Roman"/>
-                <w:sz w:val="20"/>
-              </w:rPr>
-              <w:t>0.7484</w:t>
-            </w:r>
-          </w:p>
-        </w:tc>
-        <w:tc>
-          <w:tcPr>
-            <w:tcW w:type="dxa" w:w="279"/>
-          </w:tcPr>
-          <w:p>
-            <w:r>
-              <w:rPr>
-                <w:rFonts w:ascii="Times New Roman" w:hAnsi="Times New Roman"/>
-                <w:sz w:val="20"/>
-              </w:rPr>
-              <w:t>2.5075</w:t>
-            </w:r>
-          </w:p>
-        </w:tc>
-        <w:tc>
-          <w:tcPr>
-            <w:tcW w:type="dxa" w:w="279"/>
-          </w:tcPr>
-          <w:p>
-            <w:r>
-              <w:rPr>
-                <w:rFonts w:ascii="Times New Roman" w:hAnsi="Times New Roman"/>
-                <w:sz w:val="20"/>
-              </w:rPr>
-              <w:t>0.2854</w:t>
-            </w:r>
-          </w:p>
-        </w:tc>
-        <w:tc>
-          <w:tcPr>
-            <w:tcW w:type="dxa" w:w="279"/>
-          </w:tcPr>
-          <w:p>
-            <w:r>
-              <w:rPr>
-                <w:rFonts w:ascii="Times New Roman" w:hAnsi="Times New Roman"/>
-                <w:sz w:val="20"/>
-              </w:rPr>
-              <w:t>Yes</w:t>
-            </w:r>
-          </w:p>
-        </w:tc>
-        <w:tc>
-          <w:tcPr>
-            <w:tcW w:type="dxa" w:w="279"/>
-          </w:tcPr>
-          <w:p>
-            <w:r>
-              <w:rPr>
-                <w:rFonts w:ascii="Times New Roman" w:hAnsi="Times New Roman"/>
-                <w:sz w:val="20"/>
-              </w:rPr>
-              <w:t>9.280654</w:t>
-            </w:r>
-          </w:p>
-        </w:tc>
-        <w:tc>
-          <w:tcPr>
-            <w:tcW w:type="dxa" w:w="279"/>
-          </w:tcPr>
-          <w:p>
-            <w:r>
-              <w:rPr>
-                <w:rFonts w:ascii="Times New Roman" w:hAnsi="Times New Roman"/>
-                <w:sz w:val="20"/>
-              </w:rPr>
-              <w:t>12.714064</w:t>
-            </w:r>
-          </w:p>
-        </w:tc>
-        <w:tc>
-          <w:tcPr>
-            <w:tcW w:type="dxa" w:w="279"/>
-          </w:tcPr>
-          <w:p>
-            <w:r>
-              <w:rPr>
-                <w:rFonts w:ascii="Times New Roman" w:hAnsi="Times New Roman"/>
-                <w:sz w:val="20"/>
-              </w:rPr>
-              <w:t>-0.4952</w:t>
-            </w:r>
-          </w:p>
-        </w:tc>
-        <w:tc>
-          <w:tcPr>
-            <w:tcW w:type="dxa" w:w="279"/>
-          </w:tcPr>
-          <w:p>
-            <w:r>
-              <w:rPr>
-                <w:rFonts w:ascii="Times New Roman" w:hAnsi="Times New Roman"/>
-                <w:sz w:val="20"/>
-              </w:rPr>
-              <w:t>0.1560</w:t>
+              <w:t>0.0601</w:t>
+            </w:r>
+          </w:p>
+        </w:tc>
+        <w:tc>
+          <w:tcPr>
+            <w:tcW w:type="dxa" w:w="279"/>
+          </w:tcPr>
+          <w:p>
+            <w:r>
+              <w:rPr>
+                <w:rFonts w:ascii="Times New Roman" w:hAnsi="Times New Roman"/>
+                <w:sz w:val="20"/>
+              </w:rPr>
+              <w:t>11.5527</w:t>
+            </w:r>
+          </w:p>
+        </w:tc>
+        <w:tc>
+          <w:tcPr>
+            <w:tcW w:type="dxa" w:w="279"/>
+          </w:tcPr>
+          <w:p>
+            <w:r>
+              <w:rPr>
+                <w:rFonts w:ascii="Times New Roman" w:hAnsi="Times New Roman"/>
+                <w:sz w:val="20"/>
+              </w:rPr>
+              <w:t>0.0007</w:t>
+            </w:r>
+          </w:p>
+        </w:tc>
+        <w:tc>
+          <w:tcPr>
+            <w:tcW w:type="dxa" w:w="279"/>
+          </w:tcPr>
+          <w:p>
+            <w:r>
+              <w:rPr>
+                <w:rFonts w:ascii="Times New Roman" w:hAnsi="Times New Roman"/>
+                <w:sz w:val="20"/>
+              </w:rPr>
+              <w:t>No</w:t>
+            </w:r>
+          </w:p>
+        </w:tc>
+        <w:tc>
+          <w:tcPr>
+            <w:tcW w:type="dxa" w:w="279"/>
+          </w:tcPr>
+          <w:p>
+            <w:r>
+              <w:rPr>
+                <w:rFonts w:ascii="Times New Roman" w:hAnsi="Times New Roman"/>
+                <w:sz w:val="20"/>
+              </w:rPr>
+              <w:t>2.4409</w:t>
+            </w:r>
+          </w:p>
+        </w:tc>
+        <w:tc>
+          <w:tcPr>
+            <w:tcW w:type="dxa" w:w="279"/>
+          </w:tcPr>
+          <w:p>
+            <w:r>
+              <w:rPr>
+                <w:rFonts w:ascii="Times New Roman" w:hAnsi="Times New Roman"/>
+                <w:sz w:val="20"/>
+              </w:rPr>
+              <w:t>0.1182</w:t>
+            </w:r>
+          </w:p>
+        </w:tc>
+        <w:tc>
+          <w:tcPr>
+            <w:tcW w:type="dxa" w:w="279"/>
+          </w:tcPr>
+          <w:p>
+            <w:r>
+              <w:rPr>
+                <w:rFonts w:ascii="Times New Roman" w:hAnsi="Times New Roman"/>
+                <w:sz w:val="20"/>
+              </w:rPr>
+              <w:t>13.9936</w:t>
+            </w:r>
+          </w:p>
+        </w:tc>
+        <w:tc>
+          <w:tcPr>
+            <w:tcW w:type="dxa" w:w="279"/>
+          </w:tcPr>
+          <w:p>
+            <w:r>
+              <w:rPr>
+                <w:rFonts w:ascii="Times New Roman" w:hAnsi="Times New Roman"/>
+                <w:sz w:val="20"/>
+              </w:rPr>
+              <w:t>0.0009</w:t>
+            </w:r>
+          </w:p>
+        </w:tc>
+        <w:tc>
+          <w:tcPr>
+            <w:tcW w:type="dxa" w:w="279"/>
+          </w:tcPr>
+          <w:p>
+            <w:r>
+              <w:rPr>
+                <w:rFonts w:ascii="Times New Roman" w:hAnsi="Times New Roman"/>
+                <w:sz w:val="20"/>
+              </w:rPr>
+              <w:t>No</w:t>
+            </w:r>
+          </w:p>
+        </w:tc>
+        <w:tc>
+          <w:tcPr>
+            <w:tcW w:type="dxa" w:w="279"/>
+          </w:tcPr>
+          <w:p>
+            <w:r>
+              <w:rPr>
+                <w:rFonts w:ascii="Times New Roman" w:hAnsi="Times New Roman"/>
+                <w:sz w:val="20"/>
+              </w:rPr>
+              <w:t>7.407834</w:t>
+            </w:r>
+          </w:p>
+        </w:tc>
+        <w:tc>
+          <w:tcPr>
+            <w:tcW w:type="dxa" w:w="279"/>
+          </w:tcPr>
+          <w:p>
+            <w:r>
+              <w:rPr>
+                <w:rFonts w:ascii="Times New Roman" w:hAnsi="Times New Roman"/>
+                <w:sz w:val="20"/>
+              </w:rPr>
+              <w:t>10.148388</w:t>
+            </w:r>
+          </w:p>
+        </w:tc>
+        <w:tc>
+          <w:tcPr>
+            <w:tcW w:type="dxa" w:w="279"/>
+          </w:tcPr>
+          <w:p>
+            <w:r>
+              <w:rPr>
+                <w:rFonts w:ascii="Times New Roman" w:hAnsi="Times New Roman"/>
+                <w:sz w:val="20"/>
+              </w:rPr>
+              <w:t>1.5932</w:t>
+            </w:r>
+          </w:p>
+        </w:tc>
+        <w:tc>
+          <w:tcPr>
+            <w:tcW w:type="dxa" w:w="279"/>
+          </w:tcPr>
+          <w:p>
+            <w:r>
+              <w:rPr>
+                <w:rFonts w:ascii="Times New Roman" w:hAnsi="Times New Roman"/>
+                <w:sz w:val="20"/>
+              </w:rPr>
+              <w:t>0.0000</w:t>
             </w:r>
           </w:p>
         </w:tc>
@@ -1368,21 +1368,21 @@
                 <w:rFonts w:ascii="Times New Roman" w:hAnsi="Times New Roman"/>
                 <w:sz w:val="20"/>
               </w:rPr>
-              <w:t>EGARCH(1,1)</w:t>
-            </w:r>
-          </w:p>
-        </w:tc>
-        <w:tc>
-          <w:tcPr>
-            <w:tcW w:type="dxa" w:w="279"/>
-          </w:tcPr>
-          <w:p>
-            <w:r>
-              <w:rPr>
-                <w:rFonts w:ascii="Times New Roman" w:hAnsi="Times New Roman"/>
-                <w:sz w:val="20"/>
-              </w:rPr>
-              <w:t>5</w:t>
+              <w:t>CNN-LSTM</w:t>
+            </w:r>
+          </w:p>
+        </w:tc>
+        <w:tc>
+          <w:tcPr>
+            <w:tcW w:type="dxa" w:w="279"/>
+          </w:tcPr>
+          <w:p>
+            <w:r>
+              <w:rPr>
+                <w:rFonts w:ascii="Times New Roman" w:hAnsi="Times New Roman"/>
+                <w:sz w:val="20"/>
+              </w:rPr>
+              <w:t>3</w:t>
             </w:r>
           </w:p>
         </w:tc>
@@ -1410,35 +1410,35 @@
                 <w:rFonts w:ascii="Times New Roman" w:hAnsi="Times New Roman"/>
                 <w:sz w:val="20"/>
               </w:rPr>
-              <w:t>0.0158</w:t>
-            </w:r>
-          </w:p>
-        </w:tc>
-        <w:tc>
-          <w:tcPr>
-            <w:tcW w:type="dxa" w:w="279"/>
-          </w:tcPr>
-          <w:p>
-            <w:r>
-              <w:rPr>
-                <w:rFonts w:ascii="Times New Roman" w:hAnsi="Times New Roman"/>
-                <w:sz w:val="20"/>
-              </w:rPr>
-              <w:t>0.9195</w:t>
-            </w:r>
-          </w:p>
-        </w:tc>
-        <w:tc>
-          <w:tcPr>
-            <w:tcW w:type="dxa" w:w="279"/>
-          </w:tcPr>
-          <w:p>
-            <w:r>
-              <w:rPr>
-                <w:rFonts w:ascii="Times New Roman" w:hAnsi="Times New Roman"/>
-                <w:sz w:val="20"/>
-              </w:rPr>
-              <w:t>0.3376</w:t>
+              <w:t>0.0095</w:t>
+            </w:r>
+          </w:p>
+        </w:tc>
+        <w:tc>
+          <w:tcPr>
+            <w:tcW w:type="dxa" w:w="279"/>
+          </w:tcPr>
+          <w:p>
+            <w:r>
+              <w:rPr>
+                <w:rFonts w:ascii="Times New Roman" w:hAnsi="Times New Roman"/>
+                <w:sz w:val="20"/>
+              </w:rPr>
+              <w:t>0.0083</w:t>
+            </w:r>
+          </w:p>
+        </w:tc>
+        <w:tc>
+          <w:tcPr>
+            <w:tcW w:type="dxa" w:w="279"/>
+          </w:tcPr>
+          <w:p>
+            <w:r>
+              <w:rPr>
+                <w:rFonts w:ascii="Times New Roman" w:hAnsi="Times New Roman"/>
+                <w:sz w:val="20"/>
+              </w:rPr>
+              <w:t>0.9273</w:t>
             </w:r>
           </w:p>
         </w:tc>
@@ -1466,49 +1466,49 @@
                 <w:rFonts w:ascii="Times New Roman" w:hAnsi="Times New Roman"/>
                 <w:sz w:val="20"/>
               </w:rPr>
-              <w:t>0.1613</w:t>
-            </w:r>
-          </w:p>
-        </w:tc>
-        <w:tc>
-          <w:tcPr>
-            <w:tcW w:type="dxa" w:w="279"/>
-          </w:tcPr>
-          <w:p>
-            <w:r>
-              <w:rPr>
-                <w:rFonts w:ascii="Times New Roman" w:hAnsi="Times New Roman"/>
-                <w:sz w:val="20"/>
-              </w:rPr>
-              <w:t>0.6880</w:t>
-            </w:r>
-          </w:p>
-        </w:tc>
-        <w:tc>
-          <w:tcPr>
-            <w:tcW w:type="dxa" w:w="279"/>
-          </w:tcPr>
-          <w:p>
-            <w:r>
-              <w:rPr>
-                <w:rFonts w:ascii="Times New Roman" w:hAnsi="Times New Roman"/>
-                <w:sz w:val="20"/>
-              </w:rPr>
-              <w:t>1.0808</w:t>
-            </w:r>
-          </w:p>
-        </w:tc>
-        <w:tc>
-          <w:tcPr>
-            <w:tcW w:type="dxa" w:w="279"/>
-          </w:tcPr>
-          <w:p>
-            <w:r>
-              <w:rPr>
-                <w:rFonts w:ascii="Times New Roman" w:hAnsi="Times New Roman"/>
-                <w:sz w:val="20"/>
-              </w:rPr>
-              <w:t>0.5825</w:t>
+              <w:t>0.0577</w:t>
+            </w:r>
+          </w:p>
+        </w:tc>
+        <w:tc>
+          <w:tcPr>
+            <w:tcW w:type="dxa" w:w="279"/>
+          </w:tcPr>
+          <w:p>
+            <w:r>
+              <w:rPr>
+                <w:rFonts w:ascii="Times New Roman" w:hAnsi="Times New Roman"/>
+                <w:sz w:val="20"/>
+              </w:rPr>
+              <w:t>0.8102</w:t>
+            </w:r>
+          </w:p>
+        </w:tc>
+        <w:tc>
+          <w:tcPr>
+            <w:tcW w:type="dxa" w:w="279"/>
+          </w:tcPr>
+          <w:p>
+            <w:r>
+              <w:rPr>
+                <w:rFonts w:ascii="Times New Roman" w:hAnsi="Times New Roman"/>
+                <w:sz w:val="20"/>
+              </w:rPr>
+              <w:t>0.0660</w:t>
+            </w:r>
+          </w:p>
+        </w:tc>
+        <w:tc>
+          <w:tcPr>
+            <w:tcW w:type="dxa" w:w="279"/>
+          </w:tcPr>
+          <w:p>
+            <w:r>
+              <w:rPr>
+                <w:rFonts w:ascii="Times New Roman" w:hAnsi="Times New Roman"/>
+                <w:sz w:val="20"/>
+              </w:rPr>
+              <w:t>0.9675</w:t>
             </w:r>
           </w:p>
         </w:tc>
@@ -1536,63 +1536,63 @@
                 <w:rFonts w:ascii="Times New Roman" w:hAnsi="Times New Roman"/>
                 <w:sz w:val="20"/>
               </w:rPr>
-              <w:t>10.307385</w:t>
-            </w:r>
-          </w:p>
-        </w:tc>
-        <w:tc>
-          <w:tcPr>
-            <w:tcW w:type="dxa" w:w="279"/>
-          </w:tcPr>
-          <w:p>
-            <w:r>
-              <w:rPr>
-                <w:rFonts w:ascii="Times New Roman" w:hAnsi="Times New Roman"/>
-                <w:sz w:val="20"/>
-              </w:rPr>
-              <w:t>13.638591</w:t>
-            </w:r>
-          </w:p>
-        </w:tc>
-        <w:tc>
-          <w:tcPr>
-            <w:tcW w:type="dxa" w:w="279"/>
-          </w:tcPr>
-          <w:p>
-            <w:r>
-              <w:rPr>
-                <w:rFonts w:ascii="Times New Roman" w:hAnsi="Times New Roman"/>
-                <w:sz w:val="20"/>
-              </w:rPr>
-              <w:t>0.4826</w:t>
-            </w:r>
-          </w:p>
-        </w:tc>
-        <w:tc>
-          <w:tcPr>
-            <w:tcW w:type="dxa" w:w="279"/>
-          </w:tcPr>
-          <w:p>
-            <w:r>
-              <w:rPr>
-                <w:rFonts w:ascii="Times New Roman" w:hAnsi="Times New Roman"/>
-                <w:sz w:val="20"/>
-              </w:rPr>
-              <w:t>0.3820</w:t>
-            </w:r>
-          </w:p>
-        </w:tc>
-        <w:tc>
-          <w:tcPr>
-            <w:tcW w:type="dxa" w:w="279"/>
-          </w:tcPr>
-          <w:p>
-            <w:r>
-              <w:rPr>
-                <w:rFonts w:ascii="Times New Roman" w:hAnsi="Times New Roman"/>
-                <w:sz w:val="20"/>
-              </w:rPr>
-              <w:t>10</w:t>
+              <w:t>9.979484</w:t>
+            </w:r>
+          </w:p>
+        </w:tc>
+        <w:tc>
+          <w:tcPr>
+            <w:tcW w:type="dxa" w:w="279"/>
+          </w:tcPr>
+          <w:p>
+            <w:r>
+              <w:rPr>
+                <w:rFonts w:ascii="Times New Roman" w:hAnsi="Times New Roman"/>
+                <w:sz w:val="20"/>
+              </w:rPr>
+              <w:t>13.204716</w:t>
+            </w:r>
+          </w:p>
+        </w:tc>
+        <w:tc>
+          <w:tcPr>
+            <w:tcW w:type="dxa" w:w="279"/>
+          </w:tcPr>
+          <w:p>
+            <w:r>
+              <w:rPr>
+                <w:rFonts w:ascii="Times New Roman" w:hAnsi="Times New Roman"/>
+                <w:sz w:val="20"/>
+              </w:rPr>
+              <w:t>-0.0441</w:t>
+            </w:r>
+          </w:p>
+        </w:tc>
+        <w:tc>
+          <w:tcPr>
+            <w:tcW w:type="dxa" w:w="279"/>
+          </w:tcPr>
+          <w:p>
+            <w:r>
+              <w:rPr>
+                <w:rFonts w:ascii="Times New Roman" w:hAnsi="Times New Roman"/>
+                <w:sz w:val="20"/>
+              </w:rPr>
+              <w:t>0.9180</w:t>
+            </w:r>
+          </w:p>
+        </w:tc>
+        <w:tc>
+          <w:tcPr>
+            <w:tcW w:type="dxa" w:w="279"/>
+          </w:tcPr>
+          <w:p>
+            <w:r>
+              <w:rPr>
+                <w:rFonts w:ascii="Times New Roman" w:hAnsi="Times New Roman"/>
+                <w:sz w:val="20"/>
+              </w:rPr>
+              <w:t>9</w:t>
             </w:r>
           </w:p>
         </w:tc>
@@ -1620,35 +1620,35 @@
                 <w:rFonts w:ascii="Times New Roman" w:hAnsi="Times New Roman"/>
                 <w:sz w:val="20"/>
               </w:rPr>
-              <w:t>0.0316</w:t>
-            </w:r>
-          </w:p>
-        </w:tc>
-        <w:tc>
-          <w:tcPr>
-            <w:tcW w:type="dxa" w:w="279"/>
-          </w:tcPr>
-          <w:p>
-            <w:r>
-              <w:rPr>
-                <w:rFonts w:ascii="Times New Roman" w:hAnsi="Times New Roman"/>
-                <w:sz w:val="20"/>
-              </w:rPr>
-              <w:t>0.5288</w:t>
-            </w:r>
-          </w:p>
-        </w:tc>
-        <w:tc>
-          <w:tcPr>
-            <w:tcW w:type="dxa" w:w="279"/>
-          </w:tcPr>
-          <w:p>
-            <w:r>
-              <w:rPr>
-                <w:rFonts w:ascii="Times New Roman" w:hAnsi="Times New Roman"/>
-                <w:sz w:val="20"/>
-              </w:rPr>
-              <w:t>0.4671</w:t>
+              <w:t>0.0285</w:t>
+            </w:r>
+          </w:p>
+        </w:tc>
+        <w:tc>
+          <w:tcPr>
+            <w:tcW w:type="dxa" w:w="279"/>
+          </w:tcPr>
+          <w:p>
+            <w:r>
+              <w:rPr>
+                <w:rFonts w:ascii="Times New Roman" w:hAnsi="Times New Roman"/>
+                <w:sz w:val="20"/>
+              </w:rPr>
+              <w:t>0.1504</w:t>
+            </w:r>
+          </w:p>
+        </w:tc>
+        <w:tc>
+          <w:tcPr>
+            <w:tcW w:type="dxa" w:w="279"/>
+          </w:tcPr>
+          <w:p>
+            <w:r>
+              <w:rPr>
+                <w:rFonts w:ascii="Times New Roman" w:hAnsi="Times New Roman"/>
+                <w:sz w:val="20"/>
+              </w:rPr>
+              <w:t>0.6981</w:t>
             </w:r>
           </w:p>
         </w:tc>
@@ -1676,49 +1676,49 @@
                 <w:rFonts w:ascii="Times New Roman" w:hAnsi="Times New Roman"/>
                 <w:sz w:val="20"/>
               </w:rPr>
-              <w:t>1.0299</w:t>
-            </w:r>
-          </w:p>
-        </w:tc>
-        <w:tc>
-          <w:tcPr>
-            <w:tcW w:type="dxa" w:w="279"/>
-          </w:tcPr>
-          <w:p>
-            <w:r>
-              <w:rPr>
-                <w:rFonts w:ascii="Times New Roman" w:hAnsi="Times New Roman"/>
-                <w:sz w:val="20"/>
-              </w:rPr>
-              <w:t>0.3102</w:t>
-            </w:r>
-          </w:p>
-        </w:tc>
-        <w:tc>
-          <w:tcPr>
-            <w:tcW w:type="dxa" w:w="279"/>
-          </w:tcPr>
-          <w:p>
-            <w:r>
-              <w:rPr>
-                <w:rFonts w:ascii="Times New Roman" w:hAnsi="Times New Roman"/>
-                <w:sz w:val="20"/>
-              </w:rPr>
-              <w:t>1.5587</w:t>
-            </w:r>
-          </w:p>
-        </w:tc>
-        <w:tc>
-          <w:tcPr>
-            <w:tcW w:type="dxa" w:w="279"/>
-          </w:tcPr>
-          <w:p>
-            <w:r>
-              <w:rPr>
-                <w:rFonts w:ascii="Times New Roman" w:hAnsi="Times New Roman"/>
-                <w:sz w:val="20"/>
-              </w:rPr>
-              <w:t>0.4587</w:t>
+              <w:t>1.3624</w:t>
+            </w:r>
+          </w:p>
+        </w:tc>
+        <w:tc>
+          <w:tcPr>
+            <w:tcW w:type="dxa" w:w="279"/>
+          </w:tcPr>
+          <w:p>
+            <w:r>
+              <w:rPr>
+                <w:rFonts w:ascii="Times New Roman" w:hAnsi="Times New Roman"/>
+                <w:sz w:val="20"/>
+              </w:rPr>
+              <w:t>0.2431</w:t>
+            </w:r>
+          </w:p>
+        </w:tc>
+        <w:tc>
+          <w:tcPr>
+            <w:tcW w:type="dxa" w:w="279"/>
+          </w:tcPr>
+          <w:p>
+            <w:r>
+              <w:rPr>
+                <w:rFonts w:ascii="Times New Roman" w:hAnsi="Times New Roman"/>
+                <w:sz w:val="20"/>
+              </w:rPr>
+              <w:t>1.5128</w:t>
+            </w:r>
+          </w:p>
+        </w:tc>
+        <w:tc>
+          <w:tcPr>
+            <w:tcW w:type="dxa" w:w="279"/>
+          </w:tcPr>
+          <w:p>
+            <w:r>
+              <w:rPr>
+                <w:rFonts w:ascii="Times New Roman" w:hAnsi="Times New Roman"/>
+                <w:sz w:val="20"/>
+              </w:rPr>
+              <w:t>0.4694</w:t>
             </w:r>
           </w:p>
         </w:tc>
@@ -1746,49 +1746,49 @@
                 <w:rFonts w:ascii="Times New Roman" w:hAnsi="Times New Roman"/>
                 <w:sz w:val="20"/>
               </w:rPr>
-              <w:t>7.874154</w:t>
-            </w:r>
-          </w:p>
-        </w:tc>
-        <w:tc>
-          <w:tcPr>
-            <w:tcW w:type="dxa" w:w="279"/>
-          </w:tcPr>
-          <w:p>
-            <w:r>
-              <w:rPr>
-                <w:rFonts w:ascii="Times New Roman" w:hAnsi="Times New Roman"/>
-                <w:sz w:val="20"/>
-              </w:rPr>
-              <w:t>10.787224</w:t>
-            </w:r>
-          </w:p>
-        </w:tc>
-        <w:tc>
-          <w:tcPr>
-            <w:tcW w:type="dxa" w:w="279"/>
-          </w:tcPr>
-          <w:p>
-            <w:r>
-              <w:rPr>
-                <w:rFonts w:ascii="Times New Roman" w:hAnsi="Times New Roman"/>
-                <w:sz w:val="20"/>
-              </w:rPr>
-              <w:t>0.2734</w:t>
-            </w:r>
-          </w:p>
-        </w:tc>
-        <w:tc>
-          <w:tcPr>
-            <w:tcW w:type="dxa" w:w="279"/>
-          </w:tcPr>
-          <w:p>
-            <w:r>
-              <w:rPr>
-                <w:rFonts w:ascii="Times New Roman" w:hAnsi="Times New Roman"/>
-                <w:sz w:val="20"/>
-              </w:rPr>
-              <w:t>0.4460</w:t>
+              <w:t>7.623659</w:t>
+            </w:r>
+          </w:p>
+        </w:tc>
+        <w:tc>
+          <w:tcPr>
+            <w:tcW w:type="dxa" w:w="279"/>
+          </w:tcPr>
+          <w:p>
+            <w:r>
+              <w:rPr>
+                <w:rFonts w:ascii="Times New Roman" w:hAnsi="Times New Roman"/>
+                <w:sz w:val="20"/>
+              </w:rPr>
+              <w:t>10.444058</w:t>
+            </w:r>
+          </w:p>
+        </w:tc>
+        <w:tc>
+          <w:tcPr>
+            <w:tcW w:type="dxa" w:w="279"/>
+          </w:tcPr>
+          <w:p>
+            <w:r>
+              <w:rPr>
+                <w:rFonts w:ascii="Times New Roman" w:hAnsi="Times New Roman"/>
+                <w:sz w:val="20"/>
+              </w:rPr>
+              <w:t>0.1260</w:t>
+            </w:r>
+          </w:p>
+        </w:tc>
+        <w:tc>
+          <w:tcPr>
+            <w:tcW w:type="dxa" w:w="279"/>
+          </w:tcPr>
+          <w:p>
+            <w:r>
+              <w:rPr>
+                <w:rFonts w:ascii="Times New Roman" w:hAnsi="Times New Roman"/>
+                <w:sz w:val="20"/>
+              </w:rPr>
+              <w:t>0.6800</w:t>
             </w:r>
           </w:p>
         </w:tc>
@@ -1804,21 +1804,21 @@
                 <w:rFonts w:ascii="Times New Roman" w:hAnsi="Times New Roman"/>
                 <w:sz w:val="20"/>
               </w:rPr>
-              <w:t>FIGARCH(1,d,1)</w:t>
-            </w:r>
-          </w:p>
-        </w:tc>
-        <w:tc>
-          <w:tcPr>
-            <w:tcW w:type="dxa" w:w="279"/>
-          </w:tcPr>
-          <w:p>
-            <w:r>
-              <w:rPr>
-                <w:rFonts w:ascii="Times New Roman" w:hAnsi="Times New Roman"/>
-                <w:sz w:val="20"/>
-              </w:rPr>
-              <w:t>7</w:t>
+              <w:t>Constant (unconditional variance)</w:t>
+            </w:r>
+          </w:p>
+        </w:tc>
+        <w:tc>
+          <w:tcPr>
+            <w:tcW w:type="dxa" w:w="279"/>
+          </w:tcPr>
+          <w:p>
+            <w:r>
+              <w:rPr>
+                <w:rFonts w:ascii="Times New Roman" w:hAnsi="Times New Roman"/>
+                <w:sz w:val="20"/>
+              </w:rPr>
+              <w:t>2</w:t>
             </w:r>
           </w:p>
         </w:tc>
@@ -1846,35 +1846,35 @@
                 <w:rFonts w:ascii="Times New Roman" w:hAnsi="Times New Roman"/>
                 <w:sz w:val="20"/>
               </w:rPr>
-              <w:t>0.0222</w:t>
-            </w:r>
-          </w:p>
-        </w:tc>
-        <w:tc>
-          <w:tcPr>
-            <w:tcW w:type="dxa" w:w="279"/>
-          </w:tcPr>
-          <w:p>
-            <w:r>
-              <w:rPr>
-                <w:rFonts w:ascii="Times New Roman" w:hAnsi="Times New Roman"/>
-                <w:sz w:val="20"/>
-              </w:rPr>
-              <w:t>3.5021</w:t>
-            </w:r>
-          </w:p>
-        </w:tc>
-        <w:tc>
-          <w:tcPr>
-            <w:tcW w:type="dxa" w:w="279"/>
-          </w:tcPr>
-          <w:p>
-            <w:r>
-              <w:rPr>
-                <w:rFonts w:ascii="Times New Roman" w:hAnsi="Times New Roman"/>
-                <w:sz w:val="20"/>
-              </w:rPr>
-              <w:t>0.0613</w:t>
+              <w:t>0.0063</w:t>
+            </w:r>
+          </w:p>
+        </w:tc>
+        <w:tc>
+          <w:tcPr>
+            <w:tcW w:type="dxa" w:w="279"/>
+          </w:tcPr>
+          <w:p>
+            <w:r>
+              <w:rPr>
+                <w:rFonts w:ascii="Times New Roman" w:hAnsi="Times New Roman"/>
+                <w:sz w:val="20"/>
+              </w:rPr>
+              <w:t>0.4946</w:t>
+            </w:r>
+          </w:p>
+        </w:tc>
+        <w:tc>
+          <w:tcPr>
+            <w:tcW w:type="dxa" w:w="279"/>
+          </w:tcPr>
+          <w:p>
+            <w:r>
+              <w:rPr>
+                <w:rFonts w:ascii="Times New Roman" w:hAnsi="Times New Roman"/>
+                <w:sz w:val="20"/>
+              </w:rPr>
+              <w:t>0.4819</w:t>
             </w:r>
           </w:p>
         </w:tc>
@@ -1902,49 +1902,49 @@
                 <w:rFonts w:ascii="Times New Roman" w:hAnsi="Times New Roman"/>
                 <w:sz w:val="20"/>
               </w:rPr>
-              <w:t>0.3182</w:t>
-            </w:r>
-          </w:p>
-        </w:tc>
-        <w:tc>
-          <w:tcPr>
-            <w:tcW w:type="dxa" w:w="279"/>
-          </w:tcPr>
-          <w:p>
-            <w:r>
-              <w:rPr>
-                <w:rFonts w:ascii="Times New Roman" w:hAnsi="Times New Roman"/>
-                <w:sz w:val="20"/>
-              </w:rPr>
-              <w:t>0.5727</w:t>
-            </w:r>
-          </w:p>
-        </w:tc>
-        <w:tc>
-          <w:tcPr>
-            <w:tcW w:type="dxa" w:w="279"/>
-          </w:tcPr>
-          <w:p>
-            <w:r>
-              <w:rPr>
-                <w:rFonts w:ascii="Times New Roman" w:hAnsi="Times New Roman"/>
-                <w:sz w:val="20"/>
-              </w:rPr>
-              <w:t>3.8203</w:t>
-            </w:r>
-          </w:p>
-        </w:tc>
-        <w:tc>
-          <w:tcPr>
-            <w:tcW w:type="dxa" w:w="279"/>
-          </w:tcPr>
-          <w:p>
-            <w:r>
-              <w:rPr>
-                <w:rFonts w:ascii="Times New Roman" w:hAnsi="Times New Roman"/>
-                <w:sz w:val="20"/>
-              </w:rPr>
-              <w:t>0.1481</w:t>
+              <w:t>0.0256</w:t>
+            </w:r>
+          </w:p>
+        </w:tc>
+        <w:tc>
+          <w:tcPr>
+            <w:tcW w:type="dxa" w:w="279"/>
+          </w:tcPr>
+          <w:p>
+            <w:r>
+              <w:rPr>
+                <w:rFonts w:ascii="Times New Roman" w:hAnsi="Times New Roman"/>
+                <w:sz w:val="20"/>
+              </w:rPr>
+              <w:t>0.8730</w:t>
+            </w:r>
+          </w:p>
+        </w:tc>
+        <w:tc>
+          <w:tcPr>
+            <w:tcW w:type="dxa" w:w="279"/>
+          </w:tcPr>
+          <w:p>
+            <w:r>
+              <w:rPr>
+                <w:rFonts w:ascii="Times New Roman" w:hAnsi="Times New Roman"/>
+                <w:sz w:val="20"/>
+              </w:rPr>
+              <w:t>0.5202</w:t>
+            </w:r>
+          </w:p>
+        </w:tc>
+        <w:tc>
+          <w:tcPr>
+            <w:tcW w:type="dxa" w:w="279"/>
+          </w:tcPr>
+          <w:p>
+            <w:r>
+              <w:rPr>
+                <w:rFonts w:ascii="Times New Roman" w:hAnsi="Times New Roman"/>
+                <w:sz w:val="20"/>
+              </w:rPr>
+              <w:t>0.7710</w:t>
             </w:r>
           </w:p>
         </w:tc>
@@ -1972,63 +1972,63 @@
                 <w:rFonts w:ascii="Times New Roman" w:hAnsi="Times New Roman"/>
                 <w:sz w:val="20"/>
               </w:rPr>
-              <w:t>9.539709</w:t>
-            </w:r>
-          </w:p>
-        </w:tc>
-        <w:tc>
-          <w:tcPr>
-            <w:tcW w:type="dxa" w:w="279"/>
-          </w:tcPr>
-          <w:p>
-            <w:r>
-              <w:rPr>
-                <w:rFonts w:ascii="Times New Roman" w:hAnsi="Times New Roman"/>
-                <w:sz w:val="20"/>
-              </w:rPr>
-              <w:t>12.622811</w:t>
-            </w:r>
-          </w:p>
-        </w:tc>
-        <w:tc>
-          <w:tcPr>
-            <w:tcW w:type="dxa" w:w="279"/>
-          </w:tcPr>
-          <w:p>
-            <w:r>
-              <w:rPr>
-                <w:rFonts w:ascii="Times New Roman" w:hAnsi="Times New Roman"/>
-                <w:sz w:val="20"/>
-              </w:rPr>
-              <w:t>1.0006</w:t>
-            </w:r>
-          </w:p>
-        </w:tc>
-        <w:tc>
-          <w:tcPr>
-            <w:tcW w:type="dxa" w:w="279"/>
-          </w:tcPr>
-          <w:p>
-            <w:r>
-              <w:rPr>
-                <w:rFonts w:ascii="Times New Roman" w:hAnsi="Times New Roman"/>
-                <w:sz w:val="20"/>
-              </w:rPr>
-              <w:t>0.1240</w:t>
-            </w:r>
-          </w:p>
-        </w:tc>
-        <w:tc>
-          <w:tcPr>
-            <w:tcW w:type="dxa" w:w="279"/>
-          </w:tcPr>
-          <w:p>
-            <w:r>
-              <w:rPr>
-                <w:rFonts w:ascii="Times New Roman" w:hAnsi="Times New Roman"/>
-                <w:sz w:val="20"/>
-              </w:rPr>
-              <w:t>11</w:t>
+              <w:t>12.148515</w:t>
+            </w:r>
+          </w:p>
+        </w:tc>
+        <w:tc>
+          <w:tcPr>
+            <w:tcW w:type="dxa" w:w="279"/>
+          </w:tcPr>
+          <w:p>
+            <w:r>
+              <w:rPr>
+                <w:rFonts w:ascii="Times New Roman" w:hAnsi="Times New Roman"/>
+                <w:sz w:val="20"/>
+              </w:rPr>
+              <w:t>16.074748</w:t>
+            </w:r>
+          </w:p>
+        </w:tc>
+        <w:tc>
+          <w:tcPr>
+            <w:tcW w:type="dxa" w:w="279"/>
+          </w:tcPr>
+          <w:p>
+            <w:r>
+              <w:rPr>
+                <w:rFonts w:ascii="Times New Roman" w:hAnsi="Times New Roman"/>
+                <w:sz w:val="20"/>
+              </w:rPr>
+              <w:t>-0.4240</w:t>
+            </w:r>
+          </w:p>
+        </w:tc>
+        <w:tc>
+          <w:tcPr>
+            <w:tcW w:type="dxa" w:w="279"/>
+          </w:tcPr>
+          <w:p>
+            <w:r>
+              <w:rPr>
+                <w:rFonts w:ascii="Times New Roman" w:hAnsi="Times New Roman"/>
+                <w:sz w:val="20"/>
+              </w:rPr>
+              <w:t>0.5040</w:t>
+            </w:r>
+          </w:p>
+        </w:tc>
+        <w:tc>
+          <w:tcPr>
+            <w:tcW w:type="dxa" w:w="279"/>
+          </w:tcPr>
+          <w:p>
+            <w:r>
+              <w:rPr>
+                <w:rFonts w:ascii="Times New Roman" w:hAnsi="Times New Roman"/>
+                <w:sz w:val="20"/>
+              </w:rPr>
+              <w:t>4</w:t>
             </w:r>
           </w:p>
         </w:tc>
@@ -2056,35 +2056,35 @@
                 <w:rFonts w:ascii="Times New Roman" w:hAnsi="Times New Roman"/>
                 <w:sz w:val="20"/>
               </w:rPr>
-              <w:t>0.0348</w:t>
-            </w:r>
-          </w:p>
-        </w:tc>
-        <w:tc>
-          <w:tcPr>
-            <w:tcW w:type="dxa" w:w="279"/>
-          </w:tcPr>
-          <w:p>
-            <w:r>
-              <w:rPr>
-                <w:rFonts w:ascii="Times New Roman" w:hAnsi="Times New Roman"/>
-                <w:sz w:val="20"/>
-              </w:rPr>
-              <w:t>1.1140</w:t>
-            </w:r>
-          </w:p>
-        </w:tc>
-        <w:tc>
-          <w:tcPr>
-            <w:tcW w:type="dxa" w:w="279"/>
-          </w:tcPr>
-          <w:p>
-            <w:r>
-              <w:rPr>
-                <w:rFonts w:ascii="Times New Roman" w:hAnsi="Times New Roman"/>
-                <w:sz w:val="20"/>
-              </w:rPr>
-              <w:t>0.2912</w:t>
+              <w:t>0.0127</w:t>
+            </w:r>
+          </w:p>
+        </w:tc>
+        <w:tc>
+          <w:tcPr>
+            <w:tcW w:type="dxa" w:w="279"/>
+          </w:tcPr>
+          <w:p>
+            <w:r>
+              <w:rPr>
+                <w:rFonts w:ascii="Times New Roman" w:hAnsi="Times New Roman"/>
+                <w:sz w:val="20"/>
+              </w:rPr>
+              <w:t>2.4046</w:t>
+            </w:r>
+          </w:p>
+        </w:tc>
+        <w:tc>
+          <w:tcPr>
+            <w:tcW w:type="dxa" w:w="279"/>
+          </w:tcPr>
+          <w:p>
+            <w:r>
+              <w:rPr>
+                <w:rFonts w:ascii="Times New Roman" w:hAnsi="Times New Roman"/>
+                <w:sz w:val="20"/>
+              </w:rPr>
+              <w:t>0.1210</w:t>
             </w:r>
           </w:p>
         </w:tc>
@@ -2112,49 +2112,49 @@
                 <w:rFonts w:ascii="Times New Roman" w:hAnsi="Times New Roman"/>
                 <w:sz w:val="20"/>
               </w:rPr>
-              <w:t>0.7560</w:t>
-            </w:r>
-          </w:p>
-        </w:tc>
-        <w:tc>
-          <w:tcPr>
-            <w:tcW w:type="dxa" w:w="279"/>
-          </w:tcPr>
-          <w:p>
-            <w:r>
-              <w:rPr>
-                <w:rFonts w:ascii="Times New Roman" w:hAnsi="Times New Roman"/>
-                <w:sz w:val="20"/>
-              </w:rPr>
-              <w:t>0.3846</w:t>
-            </w:r>
-          </w:p>
-        </w:tc>
-        <w:tc>
-          <w:tcPr>
-            <w:tcW w:type="dxa" w:w="279"/>
-          </w:tcPr>
-          <w:p>
-            <w:r>
-              <w:rPr>
-                <w:rFonts w:ascii="Times New Roman" w:hAnsi="Times New Roman"/>
-                <w:sz w:val="20"/>
-              </w:rPr>
-              <w:t>1.8700</w:t>
-            </w:r>
-          </w:p>
-        </w:tc>
-        <w:tc>
-          <w:tcPr>
-            <w:tcW w:type="dxa" w:w="279"/>
-          </w:tcPr>
-          <w:p>
-            <w:r>
-              <w:rPr>
-                <w:rFonts w:ascii="Times New Roman" w:hAnsi="Times New Roman"/>
-                <w:sz w:val="20"/>
-              </w:rPr>
-              <w:t>0.3926</w:t>
+              <w:t>0.1029</w:t>
+            </w:r>
+          </w:p>
+        </w:tc>
+        <w:tc>
+          <w:tcPr>
+            <w:tcW w:type="dxa" w:w="279"/>
+          </w:tcPr>
+          <w:p>
+            <w:r>
+              <w:rPr>
+                <w:rFonts w:ascii="Times New Roman" w:hAnsi="Times New Roman"/>
+                <w:sz w:val="20"/>
+              </w:rPr>
+              <w:t>0.7484</w:t>
+            </w:r>
+          </w:p>
+        </w:tc>
+        <w:tc>
+          <w:tcPr>
+            <w:tcW w:type="dxa" w:w="279"/>
+          </w:tcPr>
+          <w:p>
+            <w:r>
+              <w:rPr>
+                <w:rFonts w:ascii="Times New Roman" w:hAnsi="Times New Roman"/>
+                <w:sz w:val="20"/>
+              </w:rPr>
+              <w:t>2.5075</w:t>
+            </w:r>
+          </w:p>
+        </w:tc>
+        <w:tc>
+          <w:tcPr>
+            <w:tcW w:type="dxa" w:w="279"/>
+          </w:tcPr>
+          <w:p>
+            <w:r>
+              <w:rPr>
+                <w:rFonts w:ascii="Times New Roman" w:hAnsi="Times New Roman"/>
+                <w:sz w:val="20"/>
+              </w:rPr>
+              <w:t>0.2854</w:t>
             </w:r>
           </w:p>
         </w:tc>
@@ -2182,49 +2182,49 @@
                 <w:rFonts w:ascii="Times New Roman" w:hAnsi="Times New Roman"/>
                 <w:sz w:val="20"/>
               </w:rPr>
-              <w:t>7.287700</w:t>
-            </w:r>
-          </w:p>
-        </w:tc>
-        <w:tc>
-          <w:tcPr>
-            <w:tcW w:type="dxa" w:w="279"/>
-          </w:tcPr>
-          <w:p>
-            <w:r>
-              <w:rPr>
-                <w:rFonts w:ascii="Times New Roman" w:hAnsi="Times New Roman"/>
-                <w:sz w:val="20"/>
-              </w:rPr>
-              <w:t>9.983810</w:t>
-            </w:r>
-          </w:p>
-        </w:tc>
-        <w:tc>
-          <w:tcPr>
-            <w:tcW w:type="dxa" w:w="279"/>
-          </w:tcPr>
-          <w:p>
-            <w:r>
-              <w:rPr>
-                <w:rFonts w:ascii="Times New Roman" w:hAnsi="Times New Roman"/>
-                <w:sz w:val="20"/>
-              </w:rPr>
-              <w:t>0.4196</w:t>
-            </w:r>
-          </w:p>
-        </w:tc>
-        <w:tc>
-          <w:tcPr>
-            <w:tcW w:type="dxa" w:w="279"/>
-          </w:tcPr>
-          <w:p>
-            <w:r>
-              <w:rPr>
-                <w:rFonts w:ascii="Times New Roman" w:hAnsi="Times New Roman"/>
-                <w:sz w:val="20"/>
-              </w:rPr>
-              <w:t>0.2620</w:t>
+              <w:t>9.280654</w:t>
+            </w:r>
+          </w:p>
+        </w:tc>
+        <w:tc>
+          <w:tcPr>
+            <w:tcW w:type="dxa" w:w="279"/>
+          </w:tcPr>
+          <w:p>
+            <w:r>
+              <w:rPr>
+                <w:rFonts w:ascii="Times New Roman" w:hAnsi="Times New Roman"/>
+                <w:sz w:val="20"/>
+              </w:rPr>
+              <w:t>12.714064</w:t>
+            </w:r>
+          </w:p>
+        </w:tc>
+        <w:tc>
+          <w:tcPr>
+            <w:tcW w:type="dxa" w:w="279"/>
+          </w:tcPr>
+          <w:p>
+            <w:r>
+              <w:rPr>
+                <w:rFonts w:ascii="Times New Roman" w:hAnsi="Times New Roman"/>
+                <w:sz w:val="20"/>
+              </w:rPr>
+              <w:t>-0.4952</w:t>
+            </w:r>
+          </w:p>
+        </w:tc>
+        <w:tc>
+          <w:tcPr>
+            <w:tcW w:type="dxa" w:w="279"/>
+          </w:tcPr>
+          <w:p>
+            <w:r>
+              <w:rPr>
+                <w:rFonts w:ascii="Times New Roman" w:hAnsi="Times New Roman"/>
+                <w:sz w:val="20"/>
+              </w:rPr>
+              <w:t>0.1560</w:t>
             </w:r>
           </w:p>
         </w:tc>
@@ -2240,7 +2240,7 @@
                 <w:rFonts w:ascii="Times New Roman" w:hAnsi="Times New Roman"/>
                 <w:sz w:val="20"/>
               </w:rPr>
-              <w:t>GARCH(1,1)</w:t>
+              <w:t>EGARCH(1,1)</w:t>
             </w:r>
           </w:p>
         </w:tc>
@@ -2408,63 +2408,63 @@
                 <w:rFonts w:ascii="Times New Roman" w:hAnsi="Times New Roman"/>
                 <w:sz w:val="20"/>
               </w:rPr>
-              <w:t>10.265533</w:t>
-            </w:r>
-          </w:p>
-        </w:tc>
-        <w:tc>
-          <w:tcPr>
-            <w:tcW w:type="dxa" w:w="279"/>
-          </w:tcPr>
-          <w:p>
-            <w:r>
-              <w:rPr>
-                <w:rFonts w:ascii="Times New Roman" w:hAnsi="Times New Roman"/>
-                <w:sz w:val="20"/>
-              </w:rPr>
-              <w:t>13.583212</w:t>
-            </w:r>
-          </w:p>
-        </w:tc>
-        <w:tc>
-          <w:tcPr>
-            <w:tcW w:type="dxa" w:w="279"/>
-          </w:tcPr>
-          <w:p>
-            <w:r>
-              <w:rPr>
-                <w:rFonts w:ascii="Times New Roman" w:hAnsi="Times New Roman"/>
-                <w:sz w:val="20"/>
-              </w:rPr>
-              <w:t>0.4474</w:t>
-            </w:r>
-          </w:p>
-        </w:tc>
-        <w:tc>
-          <w:tcPr>
-            <w:tcW w:type="dxa" w:w="279"/>
-          </w:tcPr>
-          <w:p>
-            <w:r>
-              <w:rPr>
-                <w:rFonts w:ascii="Times New Roman" w:hAnsi="Times New Roman"/>
-                <w:sz w:val="20"/>
-              </w:rPr>
-              <w:t>0.3940</w:t>
-            </w:r>
-          </w:p>
-        </w:tc>
-        <w:tc>
-          <w:tcPr>
-            <w:tcW w:type="dxa" w:w="279"/>
-          </w:tcPr>
-          <w:p>
-            <w:r>
-              <w:rPr>
-                <w:rFonts w:ascii="Times New Roman" w:hAnsi="Times New Roman"/>
-                <w:sz w:val="20"/>
-              </w:rPr>
-              <w:t>9</w:t>
+              <w:t>10.307385</w:t>
+            </w:r>
+          </w:p>
+        </w:tc>
+        <w:tc>
+          <w:tcPr>
+            <w:tcW w:type="dxa" w:w="279"/>
+          </w:tcPr>
+          <w:p>
+            <w:r>
+              <w:rPr>
+                <w:rFonts w:ascii="Times New Roman" w:hAnsi="Times New Roman"/>
+                <w:sz w:val="20"/>
+              </w:rPr>
+              <w:t>13.638591</w:t>
+            </w:r>
+          </w:p>
+        </w:tc>
+        <w:tc>
+          <w:tcPr>
+            <w:tcW w:type="dxa" w:w="279"/>
+          </w:tcPr>
+          <w:p>
+            <w:r>
+              <w:rPr>
+                <w:rFonts w:ascii="Times New Roman" w:hAnsi="Times New Roman"/>
+                <w:sz w:val="20"/>
+              </w:rPr>
+              <w:t>0.4826</w:t>
+            </w:r>
+          </w:p>
+        </w:tc>
+        <w:tc>
+          <w:tcPr>
+            <w:tcW w:type="dxa" w:w="279"/>
+          </w:tcPr>
+          <w:p>
+            <w:r>
+              <w:rPr>
+                <w:rFonts w:ascii="Times New Roman" w:hAnsi="Times New Roman"/>
+                <w:sz w:val="20"/>
+              </w:rPr>
+              <w:t>0.3820</w:t>
+            </w:r>
+          </w:p>
+        </w:tc>
+        <w:tc>
+          <w:tcPr>
+            <w:tcW w:type="dxa" w:w="279"/>
+          </w:tcPr>
+          <w:p>
+            <w:r>
+              <w:rPr>
+                <w:rFonts w:ascii="Times New Roman" w:hAnsi="Times New Roman"/>
+                <w:sz w:val="20"/>
+              </w:rPr>
+              <w:t>10</w:t>
             </w:r>
           </w:p>
         </w:tc>
@@ -2492,35 +2492,35 @@
                 <w:rFonts w:ascii="Times New Roman" w:hAnsi="Times New Roman"/>
                 <w:sz w:val="20"/>
               </w:rPr>
-              <w:t>0.0285</w:t>
-            </w:r>
-          </w:p>
-        </w:tc>
-        <w:tc>
-          <w:tcPr>
-            <w:tcW w:type="dxa" w:w="279"/>
-          </w:tcPr>
-          <w:p>
-            <w:r>
-              <w:rPr>
-                <w:rFonts w:ascii="Times New Roman" w:hAnsi="Times New Roman"/>
-                <w:sz w:val="20"/>
-              </w:rPr>
-              <w:t>0.1504</w:t>
-            </w:r>
-          </w:p>
-        </w:tc>
-        <w:tc>
-          <w:tcPr>
-            <w:tcW w:type="dxa" w:w="279"/>
-          </w:tcPr>
-          <w:p>
-            <w:r>
-              <w:rPr>
-                <w:rFonts w:ascii="Times New Roman" w:hAnsi="Times New Roman"/>
-                <w:sz w:val="20"/>
-              </w:rPr>
-              <w:t>0.6981</w:t>
+              <w:t>0.0316</w:t>
+            </w:r>
+          </w:p>
+        </w:tc>
+        <w:tc>
+          <w:tcPr>
+            <w:tcW w:type="dxa" w:w="279"/>
+          </w:tcPr>
+          <w:p>
+            <w:r>
+              <w:rPr>
+                <w:rFonts w:ascii="Times New Roman" w:hAnsi="Times New Roman"/>
+                <w:sz w:val="20"/>
+              </w:rPr>
+              <w:t>0.5288</w:t>
+            </w:r>
+          </w:p>
+        </w:tc>
+        <w:tc>
+          <w:tcPr>
+            <w:tcW w:type="dxa" w:w="279"/>
+          </w:tcPr>
+          <w:p>
+            <w:r>
+              <w:rPr>
+                <w:rFonts w:ascii="Times New Roman" w:hAnsi="Times New Roman"/>
+                <w:sz w:val="20"/>
+              </w:rPr>
+              <w:t>0.4671</w:t>
             </w:r>
           </w:p>
         </w:tc>
@@ -2548,49 +2548,49 @@
                 <w:rFonts w:ascii="Times New Roman" w:hAnsi="Times New Roman"/>
                 <w:sz w:val="20"/>
               </w:rPr>
-              <w:t>1.3624</w:t>
-            </w:r>
-          </w:p>
-        </w:tc>
-        <w:tc>
-          <w:tcPr>
-            <w:tcW w:type="dxa" w:w="279"/>
-          </w:tcPr>
-          <w:p>
-            <w:r>
-              <w:rPr>
-                <w:rFonts w:ascii="Times New Roman" w:hAnsi="Times New Roman"/>
-                <w:sz w:val="20"/>
-              </w:rPr>
-              <w:t>0.2431</w:t>
-            </w:r>
-          </w:p>
-        </w:tc>
-        <w:tc>
-          <w:tcPr>
-            <w:tcW w:type="dxa" w:w="279"/>
-          </w:tcPr>
-          <w:p>
-            <w:r>
-              <w:rPr>
-                <w:rFonts w:ascii="Times New Roman" w:hAnsi="Times New Roman"/>
-                <w:sz w:val="20"/>
-              </w:rPr>
-              <w:t>1.5128</w:t>
-            </w:r>
-          </w:p>
-        </w:tc>
-        <w:tc>
-          <w:tcPr>
-            <w:tcW w:type="dxa" w:w="279"/>
-          </w:tcPr>
-          <w:p>
-            <w:r>
-              <w:rPr>
-                <w:rFonts w:ascii="Times New Roman" w:hAnsi="Times New Roman"/>
-                <w:sz w:val="20"/>
-              </w:rPr>
-              <w:t>0.4694</w:t>
+              <w:t>1.0299</w:t>
+            </w:r>
+          </w:p>
+        </w:tc>
+        <w:tc>
+          <w:tcPr>
+            <w:tcW w:type="dxa" w:w="279"/>
+          </w:tcPr>
+          <w:p>
+            <w:r>
+              <w:rPr>
+                <w:rFonts w:ascii="Times New Roman" w:hAnsi="Times New Roman"/>
+                <w:sz w:val="20"/>
+              </w:rPr>
+              <w:t>0.3102</w:t>
+            </w:r>
+          </w:p>
+        </w:tc>
+        <w:tc>
+          <w:tcPr>
+            <w:tcW w:type="dxa" w:w="279"/>
+          </w:tcPr>
+          <w:p>
+            <w:r>
+              <w:rPr>
+                <w:rFonts w:ascii="Times New Roman" w:hAnsi="Times New Roman"/>
+                <w:sz w:val="20"/>
+              </w:rPr>
+              <w:t>1.5587</w:t>
+            </w:r>
+          </w:p>
+        </w:tc>
+        <w:tc>
+          <w:tcPr>
+            <w:tcW w:type="dxa" w:w="279"/>
+          </w:tcPr>
+          <w:p>
+            <w:r>
+              <w:rPr>
+                <w:rFonts w:ascii="Times New Roman" w:hAnsi="Times New Roman"/>
+                <w:sz w:val="20"/>
+              </w:rPr>
+              <w:t>0.4587</w:t>
             </w:r>
           </w:p>
         </w:tc>
@@ -2618,49 +2618,49 @@
                 <w:rFonts w:ascii="Times New Roman" w:hAnsi="Times New Roman"/>
                 <w:sz w:val="20"/>
               </w:rPr>
-              <w:t>7.842182</w:t>
-            </w:r>
-          </w:p>
-        </w:tc>
-        <w:tc>
-          <w:tcPr>
-            <w:tcW w:type="dxa" w:w="279"/>
-          </w:tcPr>
-          <w:p>
-            <w:r>
-              <w:rPr>
-                <w:rFonts w:ascii="Times New Roman" w:hAnsi="Times New Roman"/>
-                <w:sz w:val="20"/>
-              </w:rPr>
-              <w:t>10.743423</w:t>
-            </w:r>
-          </w:p>
-        </w:tc>
-        <w:tc>
-          <w:tcPr>
-            <w:tcW w:type="dxa" w:w="279"/>
-          </w:tcPr>
-          <w:p>
-            <w:r>
-              <w:rPr>
-                <w:rFonts w:ascii="Times New Roman" w:hAnsi="Times New Roman"/>
-                <w:sz w:val="20"/>
-              </w:rPr>
-              <w:t>0.1629</w:t>
-            </w:r>
-          </w:p>
-        </w:tc>
-        <w:tc>
-          <w:tcPr>
-            <w:tcW w:type="dxa" w:w="279"/>
-          </w:tcPr>
-          <w:p>
-            <w:r>
-              <w:rPr>
-                <w:rFonts w:ascii="Times New Roman" w:hAnsi="Times New Roman"/>
-                <w:sz w:val="20"/>
-              </w:rPr>
-              <w:t>0.6260</w:t>
+              <w:t>7.874154</w:t>
+            </w:r>
+          </w:p>
+        </w:tc>
+        <w:tc>
+          <w:tcPr>
+            <w:tcW w:type="dxa" w:w="279"/>
+          </w:tcPr>
+          <w:p>
+            <w:r>
+              <w:rPr>
+                <w:rFonts w:ascii="Times New Roman" w:hAnsi="Times New Roman"/>
+                <w:sz w:val="20"/>
+              </w:rPr>
+              <w:t>10.787224</w:t>
+            </w:r>
+          </w:p>
+        </w:tc>
+        <w:tc>
+          <w:tcPr>
+            <w:tcW w:type="dxa" w:w="279"/>
+          </w:tcPr>
+          <w:p>
+            <w:r>
+              <w:rPr>
+                <w:rFonts w:ascii="Times New Roman" w:hAnsi="Times New Roman"/>
+                <w:sz w:val="20"/>
+              </w:rPr>
+              <w:t>0.2734</w:t>
+            </w:r>
+          </w:p>
+        </w:tc>
+        <w:tc>
+          <w:tcPr>
+            <w:tcW w:type="dxa" w:w="279"/>
+          </w:tcPr>
+          <w:p>
+            <w:r>
+              <w:rPr>
+                <w:rFonts w:ascii="Times New Roman" w:hAnsi="Times New Roman"/>
+                <w:sz w:val="20"/>
+              </w:rPr>
+              <w:t>0.4460</w:t>
             </w:r>
           </w:p>
         </w:tc>
@@ -2676,21 +2676,21 @@
                 <w:rFonts w:ascii="Times New Roman" w:hAnsi="Times New Roman"/>
                 <w:sz w:val="20"/>
               </w:rPr>
-              <w:t>GJR-GARCH(1,1)</w:t>
-            </w:r>
-          </w:p>
-        </w:tc>
-        <w:tc>
-          <w:tcPr>
-            <w:tcW w:type="dxa" w:w="279"/>
-          </w:tcPr>
-          <w:p>
-            <w:r>
-              <w:rPr>
-                <w:rFonts w:ascii="Times New Roman" w:hAnsi="Times New Roman"/>
-                <w:sz w:val="20"/>
-              </w:rPr>
-              <w:t>5</w:t>
+              <w:t>FIGARCH(1,d,1)</w:t>
+            </w:r>
+          </w:p>
+        </w:tc>
+        <w:tc>
+          <w:tcPr>
+            <w:tcW w:type="dxa" w:w="279"/>
+          </w:tcPr>
+          <w:p>
+            <w:r>
+              <w:rPr>
+                <w:rFonts w:ascii="Times New Roman" w:hAnsi="Times New Roman"/>
+                <w:sz w:val="20"/>
+              </w:rPr>
+              <w:t>7</w:t>
             </w:r>
           </w:p>
         </w:tc>
@@ -2718,35 +2718,35 @@
                 <w:rFonts w:ascii="Times New Roman" w:hAnsi="Times New Roman"/>
                 <w:sz w:val="20"/>
               </w:rPr>
-              <w:t>0.0158</w:t>
-            </w:r>
-          </w:p>
-        </w:tc>
-        <w:tc>
-          <w:tcPr>
-            <w:tcW w:type="dxa" w:w="279"/>
-          </w:tcPr>
-          <w:p>
-            <w:r>
-              <w:rPr>
-                <w:rFonts w:ascii="Times New Roman" w:hAnsi="Times New Roman"/>
-                <w:sz w:val="20"/>
-              </w:rPr>
-              <w:t>0.9195</w:t>
-            </w:r>
-          </w:p>
-        </w:tc>
-        <w:tc>
-          <w:tcPr>
-            <w:tcW w:type="dxa" w:w="279"/>
-          </w:tcPr>
-          <w:p>
-            <w:r>
-              <w:rPr>
-                <w:rFonts w:ascii="Times New Roman" w:hAnsi="Times New Roman"/>
-                <w:sz w:val="20"/>
-              </w:rPr>
-              <w:t>0.3376</w:t>
+              <w:t>0.0222</w:t>
+            </w:r>
+          </w:p>
+        </w:tc>
+        <w:tc>
+          <w:tcPr>
+            <w:tcW w:type="dxa" w:w="279"/>
+          </w:tcPr>
+          <w:p>
+            <w:r>
+              <w:rPr>
+                <w:rFonts w:ascii="Times New Roman" w:hAnsi="Times New Roman"/>
+                <w:sz w:val="20"/>
+              </w:rPr>
+              <w:t>3.5021</w:t>
+            </w:r>
+          </w:p>
+        </w:tc>
+        <w:tc>
+          <w:tcPr>
+            <w:tcW w:type="dxa" w:w="279"/>
+          </w:tcPr>
+          <w:p>
+            <w:r>
+              <w:rPr>
+                <w:rFonts w:ascii="Times New Roman" w:hAnsi="Times New Roman"/>
+                <w:sz w:val="20"/>
+              </w:rPr>
+              <w:t>0.0613</w:t>
             </w:r>
           </w:p>
         </w:tc>
@@ -2774,49 +2774,49 @@
                 <w:rFonts w:ascii="Times New Roman" w:hAnsi="Times New Roman"/>
                 <w:sz w:val="20"/>
               </w:rPr>
-              <w:t>0.1613</w:t>
-            </w:r>
-          </w:p>
-        </w:tc>
-        <w:tc>
-          <w:tcPr>
-            <w:tcW w:type="dxa" w:w="279"/>
-          </w:tcPr>
-          <w:p>
-            <w:r>
-              <w:rPr>
-                <w:rFonts w:ascii="Times New Roman" w:hAnsi="Times New Roman"/>
-                <w:sz w:val="20"/>
-              </w:rPr>
-              <w:t>0.6880</w:t>
-            </w:r>
-          </w:p>
-        </w:tc>
-        <w:tc>
-          <w:tcPr>
-            <w:tcW w:type="dxa" w:w="279"/>
-          </w:tcPr>
-          <w:p>
-            <w:r>
-              <w:rPr>
-                <w:rFonts w:ascii="Times New Roman" w:hAnsi="Times New Roman"/>
-                <w:sz w:val="20"/>
-              </w:rPr>
-              <w:t>1.0808</w:t>
-            </w:r>
-          </w:p>
-        </w:tc>
-        <w:tc>
-          <w:tcPr>
-            <w:tcW w:type="dxa" w:w="279"/>
-          </w:tcPr>
-          <w:p>
-            <w:r>
-              <w:rPr>
-                <w:rFonts w:ascii="Times New Roman" w:hAnsi="Times New Roman"/>
-                <w:sz w:val="20"/>
-              </w:rPr>
-              <w:t>0.5825</w:t>
+              <w:t>0.3182</w:t>
+            </w:r>
+          </w:p>
+        </w:tc>
+        <w:tc>
+          <w:tcPr>
+            <w:tcW w:type="dxa" w:w="279"/>
+          </w:tcPr>
+          <w:p>
+            <w:r>
+              <w:rPr>
+                <w:rFonts w:ascii="Times New Roman" w:hAnsi="Times New Roman"/>
+                <w:sz w:val="20"/>
+              </w:rPr>
+              <w:t>0.5727</w:t>
+            </w:r>
+          </w:p>
+        </w:tc>
+        <w:tc>
+          <w:tcPr>
+            <w:tcW w:type="dxa" w:w="279"/>
+          </w:tcPr>
+          <w:p>
+            <w:r>
+              <w:rPr>
+                <w:rFonts w:ascii="Times New Roman" w:hAnsi="Times New Roman"/>
+                <w:sz w:val="20"/>
+              </w:rPr>
+              <w:t>3.8203</w:t>
+            </w:r>
+          </w:p>
+        </w:tc>
+        <w:tc>
+          <w:tcPr>
+            <w:tcW w:type="dxa" w:w="279"/>
+          </w:tcPr>
+          <w:p>
+            <w:r>
+              <w:rPr>
+                <w:rFonts w:ascii="Times New Roman" w:hAnsi="Times New Roman"/>
+                <w:sz w:val="20"/>
+              </w:rPr>
+              <w:t>0.1481</w:t>
             </w:r>
           </w:p>
         </w:tc>
@@ -2844,63 +2844,63 @@
                 <w:rFonts w:ascii="Times New Roman" w:hAnsi="Times New Roman"/>
                 <w:sz w:val="20"/>
               </w:rPr>
-              <w:t>10.193573</w:t>
-            </w:r>
-          </w:p>
-        </w:tc>
-        <w:tc>
-          <w:tcPr>
-            <w:tcW w:type="dxa" w:w="279"/>
-          </w:tcPr>
-          <w:p>
-            <w:r>
-              <w:rPr>
-                <w:rFonts w:ascii="Times New Roman" w:hAnsi="Times New Roman"/>
-                <w:sz w:val="20"/>
-              </w:rPr>
-              <w:t>13.487996</w:t>
-            </w:r>
-          </w:p>
-        </w:tc>
-        <w:tc>
-          <w:tcPr>
-            <w:tcW w:type="dxa" w:w="279"/>
-          </w:tcPr>
-          <w:p>
-            <w:r>
-              <w:rPr>
-                <w:rFonts w:ascii="Times New Roman" w:hAnsi="Times New Roman"/>
-                <w:sz w:val="20"/>
-              </w:rPr>
-              <w:t>0.4709</w:t>
-            </w:r>
-          </w:p>
-        </w:tc>
-        <w:tc>
-          <w:tcPr>
-            <w:tcW w:type="dxa" w:w="279"/>
-          </w:tcPr>
-          <w:p>
-            <w:r>
-              <w:rPr>
-                <w:rFonts w:ascii="Times New Roman" w:hAnsi="Times New Roman"/>
-                <w:sz w:val="20"/>
-              </w:rPr>
-              <w:t>0.3840</w:t>
-            </w:r>
-          </w:p>
-        </w:tc>
-        <w:tc>
-          <w:tcPr>
-            <w:tcW w:type="dxa" w:w="279"/>
-          </w:tcPr>
-          <w:p>
-            <w:r>
-              <w:rPr>
-                <w:rFonts w:ascii="Times New Roman" w:hAnsi="Times New Roman"/>
-                <w:sz w:val="20"/>
-              </w:rPr>
-              <w:t>9</w:t>
+              <w:t>9.539709</w:t>
+            </w:r>
+          </w:p>
+        </w:tc>
+        <w:tc>
+          <w:tcPr>
+            <w:tcW w:type="dxa" w:w="279"/>
+          </w:tcPr>
+          <w:p>
+            <w:r>
+              <w:rPr>
+                <w:rFonts w:ascii="Times New Roman" w:hAnsi="Times New Roman"/>
+                <w:sz w:val="20"/>
+              </w:rPr>
+              <w:t>12.622811</w:t>
+            </w:r>
+          </w:p>
+        </w:tc>
+        <w:tc>
+          <w:tcPr>
+            <w:tcW w:type="dxa" w:w="279"/>
+          </w:tcPr>
+          <w:p>
+            <w:r>
+              <w:rPr>
+                <w:rFonts w:ascii="Times New Roman" w:hAnsi="Times New Roman"/>
+                <w:sz w:val="20"/>
+              </w:rPr>
+              <w:t>1.0006</w:t>
+            </w:r>
+          </w:p>
+        </w:tc>
+        <w:tc>
+          <w:tcPr>
+            <w:tcW w:type="dxa" w:w="279"/>
+          </w:tcPr>
+          <w:p>
+            <w:r>
+              <w:rPr>
+                <w:rFonts w:ascii="Times New Roman" w:hAnsi="Times New Roman"/>
+                <w:sz w:val="20"/>
+              </w:rPr>
+              <w:t>0.1240</w:t>
+            </w:r>
+          </w:p>
+        </w:tc>
+        <w:tc>
+          <w:tcPr>
+            <w:tcW w:type="dxa" w:w="279"/>
+          </w:tcPr>
+          <w:p>
+            <w:r>
+              <w:rPr>
+                <w:rFonts w:ascii="Times New Roman" w:hAnsi="Times New Roman"/>
+                <w:sz w:val="20"/>
+              </w:rPr>
+              <w:t>11</w:t>
             </w:r>
           </w:p>
         </w:tc>
@@ -2928,35 +2928,35 @@
                 <w:rFonts w:ascii="Times New Roman" w:hAnsi="Times New Roman"/>
                 <w:sz w:val="20"/>
               </w:rPr>
-              <w:t>0.0285</w:t>
-            </w:r>
-          </w:p>
-        </w:tc>
-        <w:tc>
-          <w:tcPr>
-            <w:tcW w:type="dxa" w:w="279"/>
-          </w:tcPr>
-          <w:p>
-            <w:r>
-              <w:rPr>
-                <w:rFonts w:ascii="Times New Roman" w:hAnsi="Times New Roman"/>
-                <w:sz w:val="20"/>
-              </w:rPr>
-              <w:t>0.1504</w:t>
-            </w:r>
-          </w:p>
-        </w:tc>
-        <w:tc>
-          <w:tcPr>
-            <w:tcW w:type="dxa" w:w="279"/>
-          </w:tcPr>
-          <w:p>
-            <w:r>
-              <w:rPr>
-                <w:rFonts w:ascii="Times New Roman" w:hAnsi="Times New Roman"/>
-                <w:sz w:val="20"/>
-              </w:rPr>
-              <w:t>0.6981</w:t>
+              <w:t>0.0348</w:t>
+            </w:r>
+          </w:p>
+        </w:tc>
+        <w:tc>
+          <w:tcPr>
+            <w:tcW w:type="dxa" w:w="279"/>
+          </w:tcPr>
+          <w:p>
+            <w:r>
+              <w:rPr>
+                <w:rFonts w:ascii="Times New Roman" w:hAnsi="Times New Roman"/>
+                <w:sz w:val="20"/>
+              </w:rPr>
+              <w:t>1.1140</w:t>
+            </w:r>
+          </w:p>
+        </w:tc>
+        <w:tc>
+          <w:tcPr>
+            <w:tcW w:type="dxa" w:w="279"/>
+          </w:tcPr>
+          <w:p>
+            <w:r>
+              <w:rPr>
+                <w:rFonts w:ascii="Times New Roman" w:hAnsi="Times New Roman"/>
+                <w:sz w:val="20"/>
+              </w:rPr>
+              <w:t>0.2912</w:t>
             </w:r>
           </w:p>
         </w:tc>
@@ -2984,49 +2984,49 @@
                 <w:rFonts w:ascii="Times New Roman" w:hAnsi="Times New Roman"/>
                 <w:sz w:val="20"/>
               </w:rPr>
-              <w:t>1.3624</w:t>
-            </w:r>
-          </w:p>
-        </w:tc>
-        <w:tc>
-          <w:tcPr>
-            <w:tcW w:type="dxa" w:w="279"/>
-          </w:tcPr>
-          <w:p>
-            <w:r>
-              <w:rPr>
-                <w:rFonts w:ascii="Times New Roman" w:hAnsi="Times New Roman"/>
-                <w:sz w:val="20"/>
-              </w:rPr>
-              <w:t>0.2431</w:t>
-            </w:r>
-          </w:p>
-        </w:tc>
-        <w:tc>
-          <w:tcPr>
-            <w:tcW w:type="dxa" w:w="279"/>
-          </w:tcPr>
-          <w:p>
-            <w:r>
-              <w:rPr>
-                <w:rFonts w:ascii="Times New Roman" w:hAnsi="Times New Roman"/>
-                <w:sz w:val="20"/>
-              </w:rPr>
-              <w:t>1.5128</w:t>
-            </w:r>
-          </w:p>
-        </w:tc>
-        <w:tc>
-          <w:tcPr>
-            <w:tcW w:type="dxa" w:w="279"/>
-          </w:tcPr>
-          <w:p>
-            <w:r>
-              <w:rPr>
-                <w:rFonts w:ascii="Times New Roman" w:hAnsi="Times New Roman"/>
-                <w:sz w:val="20"/>
-              </w:rPr>
-              <w:t>0.4694</w:t>
+              <w:t>0.7560</w:t>
+            </w:r>
+          </w:p>
+        </w:tc>
+        <w:tc>
+          <w:tcPr>
+            <w:tcW w:type="dxa" w:w="279"/>
+          </w:tcPr>
+          <w:p>
+            <w:r>
+              <w:rPr>
+                <w:rFonts w:ascii="Times New Roman" w:hAnsi="Times New Roman"/>
+                <w:sz w:val="20"/>
+              </w:rPr>
+              <w:t>0.3846</w:t>
+            </w:r>
+          </w:p>
+        </w:tc>
+        <w:tc>
+          <w:tcPr>
+            <w:tcW w:type="dxa" w:w="279"/>
+          </w:tcPr>
+          <w:p>
+            <w:r>
+              <w:rPr>
+                <w:rFonts w:ascii="Times New Roman" w:hAnsi="Times New Roman"/>
+                <w:sz w:val="20"/>
+              </w:rPr>
+              <w:t>1.8700</w:t>
+            </w:r>
+          </w:p>
+        </w:tc>
+        <w:tc>
+          <w:tcPr>
+            <w:tcW w:type="dxa" w:w="279"/>
+          </w:tcPr>
+          <w:p>
+            <w:r>
+              <w:rPr>
+                <w:rFonts w:ascii="Times New Roman" w:hAnsi="Times New Roman"/>
+                <w:sz w:val="20"/>
+              </w:rPr>
+              <w:t>0.3926</w:t>
             </w:r>
           </w:p>
         </w:tc>
@@ -3054,49 +3054,49 @@
                 <w:rFonts w:ascii="Times New Roman" w:hAnsi="Times New Roman"/>
                 <w:sz w:val="20"/>
               </w:rPr>
-              <w:t>7.787209</w:t>
-            </w:r>
-          </w:p>
-        </w:tc>
-        <w:tc>
-          <w:tcPr>
-            <w:tcW w:type="dxa" w:w="279"/>
-          </w:tcPr>
-          <w:p>
-            <w:r>
-              <w:rPr>
-                <w:rFonts w:ascii="Times New Roman" w:hAnsi="Times New Roman"/>
-                <w:sz w:val="20"/>
-              </w:rPr>
-              <w:t>10.668114</w:t>
-            </w:r>
-          </w:p>
-        </w:tc>
-        <w:tc>
-          <w:tcPr>
-            <w:tcW w:type="dxa" w:w="279"/>
-          </w:tcPr>
-          <w:p>
-            <w:r>
-              <w:rPr>
-                <w:rFonts w:ascii="Times New Roman" w:hAnsi="Times New Roman"/>
-                <w:sz w:val="20"/>
-              </w:rPr>
-              <w:t>0.1798</w:t>
-            </w:r>
-          </w:p>
-        </w:tc>
-        <w:tc>
-          <w:tcPr>
-            <w:tcW w:type="dxa" w:w="279"/>
-          </w:tcPr>
-          <w:p>
-            <w:r>
-              <w:rPr>
-                <w:rFonts w:ascii="Times New Roman" w:hAnsi="Times New Roman"/>
-                <w:sz w:val="20"/>
-              </w:rPr>
-              <w:t>0.5980</w:t>
+              <w:t>7.287700</w:t>
+            </w:r>
+          </w:p>
+        </w:tc>
+        <w:tc>
+          <w:tcPr>
+            <w:tcW w:type="dxa" w:w="279"/>
+          </w:tcPr>
+          <w:p>
+            <w:r>
+              <w:rPr>
+                <w:rFonts w:ascii="Times New Roman" w:hAnsi="Times New Roman"/>
+                <w:sz w:val="20"/>
+              </w:rPr>
+              <w:t>9.983810</w:t>
+            </w:r>
+          </w:p>
+        </w:tc>
+        <w:tc>
+          <w:tcPr>
+            <w:tcW w:type="dxa" w:w="279"/>
+          </w:tcPr>
+          <w:p>
+            <w:r>
+              <w:rPr>
+                <w:rFonts w:ascii="Times New Roman" w:hAnsi="Times New Roman"/>
+                <w:sz w:val="20"/>
+              </w:rPr>
+              <w:t>0.4196</w:t>
+            </w:r>
+          </w:p>
+        </w:tc>
+        <w:tc>
+          <w:tcPr>
+            <w:tcW w:type="dxa" w:w="279"/>
+          </w:tcPr>
+          <w:p>
+            <w:r>
+              <w:rPr>
+                <w:rFonts w:ascii="Times New Roman" w:hAnsi="Times New Roman"/>
+                <w:sz w:val="20"/>
+              </w:rPr>
+              <w:t>0.2620</w:t>
             </w:r>
           </w:p>
         </w:tc>
@@ -3112,21 +3112,21 @@
                 <w:rFonts w:ascii="Times New Roman" w:hAnsi="Times New Roman"/>
                 <w:sz w:val="20"/>
               </w:rPr>
-              <w:t>HAR</w:t>
-            </w:r>
-          </w:p>
-        </w:tc>
-        <w:tc>
-          <w:tcPr>
-            <w:tcW w:type="dxa" w:w="279"/>
-          </w:tcPr>
-          <w:p>
-            <w:r>
-              <w:rPr>
-                <w:rFonts w:ascii="Times New Roman" w:hAnsi="Times New Roman"/>
-                <w:sz w:val="20"/>
-              </w:rPr>
-              <w:t>3</w:t>
+              <w:t>GARCH(1,1)</w:t>
+            </w:r>
+          </w:p>
+        </w:tc>
+        <w:tc>
+          <w:tcPr>
+            <w:tcW w:type="dxa" w:w="279"/>
+          </w:tcPr>
+          <w:p>
+            <w:r>
+              <w:rPr>
+                <w:rFonts w:ascii="Times New Roman" w:hAnsi="Times New Roman"/>
+                <w:sz w:val="20"/>
+              </w:rPr>
+              <w:t>5</w:t>
             </w:r>
           </w:p>
         </w:tc>
@@ -3154,35 +3154,35 @@
                 <w:rFonts w:ascii="Times New Roman" w:hAnsi="Times New Roman"/>
                 <w:sz w:val="20"/>
               </w:rPr>
-              <w:t>0.0095</w:t>
-            </w:r>
-          </w:p>
-        </w:tc>
-        <w:tc>
-          <w:tcPr>
-            <w:tcW w:type="dxa" w:w="279"/>
-          </w:tcPr>
-          <w:p>
-            <w:r>
-              <w:rPr>
-                <w:rFonts w:ascii="Times New Roman" w:hAnsi="Times New Roman"/>
-                <w:sz w:val="20"/>
-              </w:rPr>
-              <w:t>0.0083</w:t>
-            </w:r>
-          </w:p>
-        </w:tc>
-        <w:tc>
-          <w:tcPr>
-            <w:tcW w:type="dxa" w:w="279"/>
-          </w:tcPr>
-          <w:p>
-            <w:r>
-              <w:rPr>
-                <w:rFonts w:ascii="Times New Roman" w:hAnsi="Times New Roman"/>
-                <w:sz w:val="20"/>
-              </w:rPr>
-              <w:t>0.9273</w:t>
+              <w:t>0.0158</w:t>
+            </w:r>
+          </w:p>
+        </w:tc>
+        <w:tc>
+          <w:tcPr>
+            <w:tcW w:type="dxa" w:w="279"/>
+          </w:tcPr>
+          <w:p>
+            <w:r>
+              <w:rPr>
+                <w:rFonts w:ascii="Times New Roman" w:hAnsi="Times New Roman"/>
+                <w:sz w:val="20"/>
+              </w:rPr>
+              <w:t>0.9195</w:t>
+            </w:r>
+          </w:p>
+        </w:tc>
+        <w:tc>
+          <w:tcPr>
+            <w:tcW w:type="dxa" w:w="279"/>
+          </w:tcPr>
+          <w:p>
+            <w:r>
+              <w:rPr>
+                <w:rFonts w:ascii="Times New Roman" w:hAnsi="Times New Roman"/>
+                <w:sz w:val="20"/>
+              </w:rPr>
+              <w:t>0.3376</w:t>
             </w:r>
           </w:p>
         </w:tc>
@@ -3210,49 +3210,49 @@
                 <w:rFonts w:ascii="Times New Roman" w:hAnsi="Times New Roman"/>
                 <w:sz w:val="20"/>
               </w:rPr>
-              <w:t>0.0577</w:t>
-            </w:r>
-          </w:p>
-        </w:tc>
-        <w:tc>
-          <w:tcPr>
-            <w:tcW w:type="dxa" w:w="279"/>
-          </w:tcPr>
-          <w:p>
-            <w:r>
-              <w:rPr>
-                <w:rFonts w:ascii="Times New Roman" w:hAnsi="Times New Roman"/>
-                <w:sz w:val="20"/>
-              </w:rPr>
-              <w:t>0.8102</w:t>
-            </w:r>
-          </w:p>
-        </w:tc>
-        <w:tc>
-          <w:tcPr>
-            <w:tcW w:type="dxa" w:w="279"/>
-          </w:tcPr>
-          <w:p>
-            <w:r>
-              <w:rPr>
-                <w:rFonts w:ascii="Times New Roman" w:hAnsi="Times New Roman"/>
-                <w:sz w:val="20"/>
-              </w:rPr>
-              <w:t>0.0660</w:t>
-            </w:r>
-          </w:p>
-        </w:tc>
-        <w:tc>
-          <w:tcPr>
-            <w:tcW w:type="dxa" w:w="279"/>
-          </w:tcPr>
-          <w:p>
-            <w:r>
-              <w:rPr>
-                <w:rFonts w:ascii="Times New Roman" w:hAnsi="Times New Roman"/>
-                <w:sz w:val="20"/>
-              </w:rPr>
-              <w:t>0.9675</w:t>
+              <w:t>0.1613</w:t>
+            </w:r>
+          </w:p>
+        </w:tc>
+        <w:tc>
+          <w:tcPr>
+            <w:tcW w:type="dxa" w:w="279"/>
+          </w:tcPr>
+          <w:p>
+            <w:r>
+              <w:rPr>
+                <w:rFonts w:ascii="Times New Roman" w:hAnsi="Times New Roman"/>
+                <w:sz w:val="20"/>
+              </w:rPr>
+              <w:t>0.6880</w:t>
+            </w:r>
+          </w:p>
+        </w:tc>
+        <w:tc>
+          <w:tcPr>
+            <w:tcW w:type="dxa" w:w="279"/>
+          </w:tcPr>
+          <w:p>
+            <w:r>
+              <w:rPr>
+                <w:rFonts w:ascii="Times New Roman" w:hAnsi="Times New Roman"/>
+                <w:sz w:val="20"/>
+              </w:rPr>
+              <w:t>1.0808</w:t>
+            </w:r>
+          </w:p>
+        </w:tc>
+        <w:tc>
+          <w:tcPr>
+            <w:tcW w:type="dxa" w:w="279"/>
+          </w:tcPr>
+          <w:p>
+            <w:r>
+              <w:rPr>
+                <w:rFonts w:ascii="Times New Roman" w:hAnsi="Times New Roman"/>
+                <w:sz w:val="20"/>
+              </w:rPr>
+              <w:t>0.5825</w:t>
             </w:r>
           </w:p>
         </w:tc>
@@ -3280,63 +3280,63 @@
                 <w:rFonts w:ascii="Times New Roman" w:hAnsi="Times New Roman"/>
                 <w:sz w:val="20"/>
               </w:rPr>
-              <w:t>10.980139</w:t>
-            </w:r>
-          </w:p>
-        </w:tc>
-        <w:tc>
-          <w:tcPr>
-            <w:tcW w:type="dxa" w:w="279"/>
-          </w:tcPr>
-          <w:p>
-            <w:r>
-              <w:rPr>
-                <w:rFonts w:ascii="Times New Roman" w:hAnsi="Times New Roman"/>
-                <w:sz w:val="20"/>
-              </w:rPr>
-              <w:t>14.528769</w:t>
-            </w:r>
-          </w:p>
-        </w:tc>
-        <w:tc>
-          <w:tcPr>
-            <w:tcW w:type="dxa" w:w="279"/>
-          </w:tcPr>
-          <w:p>
-            <w:r>
-              <w:rPr>
-                <w:rFonts w:ascii="Times New Roman" w:hAnsi="Times New Roman"/>
-                <w:sz w:val="20"/>
-              </w:rPr>
-              <w:t>-0.1557</w:t>
-            </w:r>
-          </w:p>
-        </w:tc>
-        <w:tc>
-          <w:tcPr>
-            <w:tcW w:type="dxa" w:w="279"/>
-          </w:tcPr>
-          <w:p>
-            <w:r>
-              <w:rPr>
-                <w:rFonts w:ascii="Times New Roman" w:hAnsi="Times New Roman"/>
-                <w:sz w:val="20"/>
-              </w:rPr>
-              <w:t>0.8860</w:t>
-            </w:r>
-          </w:p>
-        </w:tc>
-        <w:tc>
-          <w:tcPr>
-            <w:tcW w:type="dxa" w:w="279"/>
-          </w:tcPr>
-          <w:p>
-            <w:r>
-              <w:rPr>
-                <w:rFonts w:ascii="Times New Roman" w:hAnsi="Times New Roman"/>
-                <w:sz w:val="20"/>
-              </w:rPr>
-              <w:t>8</w:t>
+              <w:t>10.265533</w:t>
+            </w:r>
+          </w:p>
+        </w:tc>
+        <w:tc>
+          <w:tcPr>
+            <w:tcW w:type="dxa" w:w="279"/>
+          </w:tcPr>
+          <w:p>
+            <w:r>
+              <w:rPr>
+                <w:rFonts w:ascii="Times New Roman" w:hAnsi="Times New Roman"/>
+                <w:sz w:val="20"/>
+              </w:rPr>
+              <w:t>13.583212</w:t>
+            </w:r>
+          </w:p>
+        </w:tc>
+        <w:tc>
+          <w:tcPr>
+            <w:tcW w:type="dxa" w:w="279"/>
+          </w:tcPr>
+          <w:p>
+            <w:r>
+              <w:rPr>
+                <w:rFonts w:ascii="Times New Roman" w:hAnsi="Times New Roman"/>
+                <w:sz w:val="20"/>
+              </w:rPr>
+              <w:t>0.4474</w:t>
+            </w:r>
+          </w:p>
+        </w:tc>
+        <w:tc>
+          <w:tcPr>
+            <w:tcW w:type="dxa" w:w="279"/>
+          </w:tcPr>
+          <w:p>
+            <w:r>
+              <w:rPr>
+                <w:rFonts w:ascii="Times New Roman" w:hAnsi="Times New Roman"/>
+                <w:sz w:val="20"/>
+              </w:rPr>
+              <w:t>0.3940</w:t>
+            </w:r>
+          </w:p>
+        </w:tc>
+        <w:tc>
+          <w:tcPr>
+            <w:tcW w:type="dxa" w:w="279"/>
+          </w:tcPr>
+          <w:p>
+            <w:r>
+              <w:rPr>
+                <w:rFonts w:ascii="Times New Roman" w:hAnsi="Times New Roman"/>
+                <w:sz w:val="20"/>
+              </w:rPr>
+              <w:t>9</w:t>
             </w:r>
           </w:p>
         </w:tc>
@@ -3364,35 +3364,35 @@
                 <w:rFonts w:ascii="Times New Roman" w:hAnsi="Times New Roman"/>
                 <w:sz w:val="20"/>
               </w:rPr>
-              <w:t>0.0253</w:t>
-            </w:r>
-          </w:p>
-        </w:tc>
-        <w:tc>
-          <w:tcPr>
-            <w:tcW w:type="dxa" w:w="279"/>
-          </w:tcPr>
-          <w:p>
-            <w:r>
-              <w:rPr>
-                <w:rFonts w:ascii="Times New Roman" w:hAnsi="Times New Roman"/>
-                <w:sz w:val="20"/>
-              </w:rPr>
-              <w:t>0.0013</w:t>
-            </w:r>
-          </w:p>
-        </w:tc>
-        <w:tc>
-          <w:tcPr>
-            <w:tcW w:type="dxa" w:w="279"/>
-          </w:tcPr>
-          <w:p>
-            <w:r>
-              <w:rPr>
-                <w:rFonts w:ascii="Times New Roman" w:hAnsi="Times New Roman"/>
-                <w:sz w:val="20"/>
-              </w:rPr>
-              <w:t>0.9713</w:t>
+              <w:t>0.0285</w:t>
+            </w:r>
+          </w:p>
+        </w:tc>
+        <w:tc>
+          <w:tcPr>
+            <w:tcW w:type="dxa" w:w="279"/>
+          </w:tcPr>
+          <w:p>
+            <w:r>
+              <w:rPr>
+                <w:rFonts w:ascii="Times New Roman" w:hAnsi="Times New Roman"/>
+                <w:sz w:val="20"/>
+              </w:rPr>
+              <w:t>0.1504</w:t>
+            </w:r>
+          </w:p>
+        </w:tc>
+        <w:tc>
+          <w:tcPr>
+            <w:tcW w:type="dxa" w:w="279"/>
+          </w:tcPr>
+          <w:p>
+            <w:r>
+              <w:rPr>
+                <w:rFonts w:ascii="Times New Roman" w:hAnsi="Times New Roman"/>
+                <w:sz w:val="20"/>
+              </w:rPr>
+              <w:t>0.6981</w:t>
             </w:r>
           </w:p>
         </w:tc>
@@ -3420,49 +3420,49 @@
                 <w:rFonts w:ascii="Times New Roman" w:hAnsi="Times New Roman"/>
                 <w:sz w:val="20"/>
               </w:rPr>
-              <w:t>1.7646</w:t>
-            </w:r>
-          </w:p>
-        </w:tc>
-        <w:tc>
-          <w:tcPr>
-            <w:tcW w:type="dxa" w:w="279"/>
-          </w:tcPr>
-          <w:p>
-            <w:r>
-              <w:rPr>
-                <w:rFonts w:ascii="Times New Roman" w:hAnsi="Times New Roman"/>
-                <w:sz w:val="20"/>
-              </w:rPr>
-              <w:t>0.1841</w:t>
-            </w:r>
-          </w:p>
-        </w:tc>
-        <w:tc>
-          <w:tcPr>
-            <w:tcW w:type="dxa" w:w="279"/>
-          </w:tcPr>
-          <w:p>
-            <w:r>
-              <w:rPr>
-                <w:rFonts w:ascii="Times New Roman" w:hAnsi="Times New Roman"/>
-                <w:sz w:val="20"/>
-              </w:rPr>
-              <w:t>1.7659</w:t>
-            </w:r>
-          </w:p>
-        </w:tc>
-        <w:tc>
-          <w:tcPr>
-            <w:tcW w:type="dxa" w:w="279"/>
-          </w:tcPr>
-          <w:p>
-            <w:r>
-              <w:rPr>
-                <w:rFonts w:ascii="Times New Roman" w:hAnsi="Times New Roman"/>
-                <w:sz w:val="20"/>
-              </w:rPr>
-              <w:t>0.4136</w:t>
+              <w:t>1.3624</w:t>
+            </w:r>
+          </w:p>
+        </w:tc>
+        <w:tc>
+          <w:tcPr>
+            <w:tcW w:type="dxa" w:w="279"/>
+          </w:tcPr>
+          <w:p>
+            <w:r>
+              <w:rPr>
+                <w:rFonts w:ascii="Times New Roman" w:hAnsi="Times New Roman"/>
+                <w:sz w:val="20"/>
+              </w:rPr>
+              <w:t>0.2431</w:t>
+            </w:r>
+          </w:p>
+        </w:tc>
+        <w:tc>
+          <w:tcPr>
+            <w:tcW w:type="dxa" w:w="279"/>
+          </w:tcPr>
+          <w:p>
+            <w:r>
+              <w:rPr>
+                <w:rFonts w:ascii="Times New Roman" w:hAnsi="Times New Roman"/>
+                <w:sz w:val="20"/>
+              </w:rPr>
+              <w:t>1.5128</w:t>
+            </w:r>
+          </w:p>
+        </w:tc>
+        <w:tc>
+          <w:tcPr>
+            <w:tcW w:type="dxa" w:w="279"/>
+          </w:tcPr>
+          <w:p>
+            <w:r>
+              <w:rPr>
+                <w:rFonts w:ascii="Times New Roman" w:hAnsi="Times New Roman"/>
+                <w:sz w:val="20"/>
+              </w:rPr>
+              <w:t>0.4694</w:t>
             </w:r>
           </w:p>
         </w:tc>
@@ -3490,49 +3490,49 @@
                 <w:rFonts w:ascii="Times New Roman" w:hAnsi="Times New Roman"/>
                 <w:sz w:val="20"/>
               </w:rPr>
-              <w:t>8.388093</w:t>
-            </w:r>
-          </w:p>
-        </w:tc>
-        <w:tc>
-          <w:tcPr>
-            <w:tcW w:type="dxa" w:w="279"/>
-          </w:tcPr>
-          <w:p>
-            <w:r>
-              <w:rPr>
-                <w:rFonts w:ascii="Times New Roman" w:hAnsi="Times New Roman"/>
-                <w:sz w:val="20"/>
-              </w:rPr>
-              <w:t>11.491297</w:t>
-            </w:r>
-          </w:p>
-        </w:tc>
-        <w:tc>
-          <w:tcPr>
-            <w:tcW w:type="dxa" w:w="279"/>
-          </w:tcPr>
-          <w:p>
-            <w:r>
-              <w:rPr>
-                <w:rFonts w:ascii="Times New Roman" w:hAnsi="Times New Roman"/>
-                <w:sz w:val="20"/>
-              </w:rPr>
-              <w:t>-0.0757</w:t>
-            </w:r>
-          </w:p>
-        </w:tc>
-        <w:tc>
-          <w:tcPr>
-            <w:tcW w:type="dxa" w:w="279"/>
-          </w:tcPr>
-          <w:p>
-            <w:r>
-              <w:rPr>
-                <w:rFonts w:ascii="Times New Roman" w:hAnsi="Times New Roman"/>
-                <w:sz w:val="20"/>
-              </w:rPr>
-              <w:t>0.9040</w:t>
+              <w:t>7.842182</w:t>
+            </w:r>
+          </w:p>
+        </w:tc>
+        <w:tc>
+          <w:tcPr>
+            <w:tcW w:type="dxa" w:w="279"/>
+          </w:tcPr>
+          <w:p>
+            <w:r>
+              <w:rPr>
+                <w:rFonts w:ascii="Times New Roman" w:hAnsi="Times New Roman"/>
+                <w:sz w:val="20"/>
+              </w:rPr>
+              <w:t>10.743423</w:t>
+            </w:r>
+          </w:p>
+        </w:tc>
+        <w:tc>
+          <w:tcPr>
+            <w:tcW w:type="dxa" w:w="279"/>
+          </w:tcPr>
+          <w:p>
+            <w:r>
+              <w:rPr>
+                <w:rFonts w:ascii="Times New Roman" w:hAnsi="Times New Roman"/>
+                <w:sz w:val="20"/>
+              </w:rPr>
+              <w:t>0.1629</w:t>
+            </w:r>
+          </w:p>
+        </w:tc>
+        <w:tc>
+          <w:tcPr>
+            <w:tcW w:type="dxa" w:w="279"/>
+          </w:tcPr>
+          <w:p>
+            <w:r>
+              <w:rPr>
+                <w:rFonts w:ascii="Times New Roman" w:hAnsi="Times New Roman"/>
+                <w:sz w:val="20"/>
+              </w:rPr>
+              <w:t>0.6260</w:t>
             </w:r>
           </w:p>
         </w:tc>
@@ -3548,6 +3548,1750 @@
                 <w:rFonts w:ascii="Times New Roman" w:hAnsi="Times New Roman"/>
                 <w:sz w:val="20"/>
               </w:rPr>
+              <w:t>GJR-GARCH(1,1)</w:t>
+            </w:r>
+          </w:p>
+        </w:tc>
+        <w:tc>
+          <w:tcPr>
+            <w:tcW w:type="dxa" w:w="279"/>
+          </w:tcPr>
+          <w:p>
+            <w:r>
+              <w:rPr>
+                <w:rFonts w:ascii="Times New Roman" w:hAnsi="Times New Roman"/>
+                <w:sz w:val="20"/>
+              </w:rPr>
+              <w:t>5</w:t>
+            </w:r>
+          </w:p>
+        </w:tc>
+        <w:tc>
+          <w:tcPr>
+            <w:tcW w:type="dxa" w:w="279"/>
+          </w:tcPr>
+          <w:p>
+            <w:r>
+              <w:rPr>
+                <w:rFonts w:ascii="Times New Roman" w:hAnsi="Times New Roman"/>
+                <w:sz w:val="20"/>
+              </w:rPr>
+              <w:t>3.16</w:t>
+            </w:r>
+          </w:p>
+        </w:tc>
+        <w:tc>
+          <w:tcPr>
+            <w:tcW w:type="dxa" w:w="279"/>
+          </w:tcPr>
+          <w:p>
+            <w:r>
+              <w:rPr>
+                <w:rFonts w:ascii="Times New Roman" w:hAnsi="Times New Roman"/>
+                <w:sz w:val="20"/>
+              </w:rPr>
+              <w:t>0.0158</w:t>
+            </w:r>
+          </w:p>
+        </w:tc>
+        <w:tc>
+          <w:tcPr>
+            <w:tcW w:type="dxa" w:w="279"/>
+          </w:tcPr>
+          <w:p>
+            <w:r>
+              <w:rPr>
+                <w:rFonts w:ascii="Times New Roman" w:hAnsi="Times New Roman"/>
+                <w:sz w:val="20"/>
+              </w:rPr>
+              <w:t>0.9195</w:t>
+            </w:r>
+          </w:p>
+        </w:tc>
+        <w:tc>
+          <w:tcPr>
+            <w:tcW w:type="dxa" w:w="279"/>
+          </w:tcPr>
+          <w:p>
+            <w:r>
+              <w:rPr>
+                <w:rFonts w:ascii="Times New Roman" w:hAnsi="Times New Roman"/>
+                <w:sz w:val="20"/>
+              </w:rPr>
+              <w:t>0.3376</w:t>
+            </w:r>
+          </w:p>
+        </w:tc>
+        <w:tc>
+          <w:tcPr>
+            <w:tcW w:type="dxa" w:w="279"/>
+          </w:tcPr>
+          <w:p>
+            <w:r>
+              <w:rPr>
+                <w:rFonts w:ascii="Times New Roman" w:hAnsi="Times New Roman"/>
+                <w:sz w:val="20"/>
+              </w:rPr>
+              <w:t>Yes</w:t>
+            </w:r>
+          </w:p>
+        </w:tc>
+        <w:tc>
+          <w:tcPr>
+            <w:tcW w:type="dxa" w:w="279"/>
+          </w:tcPr>
+          <w:p>
+            <w:r>
+              <w:rPr>
+                <w:rFonts w:ascii="Times New Roman" w:hAnsi="Times New Roman"/>
+                <w:sz w:val="20"/>
+              </w:rPr>
+              <w:t>0.1613</w:t>
+            </w:r>
+          </w:p>
+        </w:tc>
+        <w:tc>
+          <w:tcPr>
+            <w:tcW w:type="dxa" w:w="279"/>
+          </w:tcPr>
+          <w:p>
+            <w:r>
+              <w:rPr>
+                <w:rFonts w:ascii="Times New Roman" w:hAnsi="Times New Roman"/>
+                <w:sz w:val="20"/>
+              </w:rPr>
+              <w:t>0.6880</w:t>
+            </w:r>
+          </w:p>
+        </w:tc>
+        <w:tc>
+          <w:tcPr>
+            <w:tcW w:type="dxa" w:w="279"/>
+          </w:tcPr>
+          <w:p>
+            <w:r>
+              <w:rPr>
+                <w:rFonts w:ascii="Times New Roman" w:hAnsi="Times New Roman"/>
+                <w:sz w:val="20"/>
+              </w:rPr>
+              <w:t>1.0808</w:t>
+            </w:r>
+          </w:p>
+        </w:tc>
+        <w:tc>
+          <w:tcPr>
+            <w:tcW w:type="dxa" w:w="279"/>
+          </w:tcPr>
+          <w:p>
+            <w:r>
+              <w:rPr>
+                <w:rFonts w:ascii="Times New Roman" w:hAnsi="Times New Roman"/>
+                <w:sz w:val="20"/>
+              </w:rPr>
+              <w:t>0.5825</w:t>
+            </w:r>
+          </w:p>
+        </w:tc>
+        <w:tc>
+          <w:tcPr>
+            <w:tcW w:type="dxa" w:w="279"/>
+          </w:tcPr>
+          <w:p>
+            <w:r>
+              <w:rPr>
+                <w:rFonts w:ascii="Times New Roman" w:hAnsi="Times New Roman"/>
+                <w:sz w:val="20"/>
+              </w:rPr>
+              <w:t>Yes</w:t>
+            </w:r>
+          </w:p>
+        </w:tc>
+        <w:tc>
+          <w:tcPr>
+            <w:tcW w:type="dxa" w:w="279"/>
+          </w:tcPr>
+          <w:p>
+            <w:r>
+              <w:rPr>
+                <w:rFonts w:ascii="Times New Roman" w:hAnsi="Times New Roman"/>
+                <w:sz w:val="20"/>
+              </w:rPr>
+              <w:t>10.193573</w:t>
+            </w:r>
+          </w:p>
+        </w:tc>
+        <w:tc>
+          <w:tcPr>
+            <w:tcW w:type="dxa" w:w="279"/>
+          </w:tcPr>
+          <w:p>
+            <w:r>
+              <w:rPr>
+                <w:rFonts w:ascii="Times New Roman" w:hAnsi="Times New Roman"/>
+                <w:sz w:val="20"/>
+              </w:rPr>
+              <w:t>13.487996</w:t>
+            </w:r>
+          </w:p>
+        </w:tc>
+        <w:tc>
+          <w:tcPr>
+            <w:tcW w:type="dxa" w:w="279"/>
+          </w:tcPr>
+          <w:p>
+            <w:r>
+              <w:rPr>
+                <w:rFonts w:ascii="Times New Roman" w:hAnsi="Times New Roman"/>
+                <w:sz w:val="20"/>
+              </w:rPr>
+              <w:t>0.4709</w:t>
+            </w:r>
+          </w:p>
+        </w:tc>
+        <w:tc>
+          <w:tcPr>
+            <w:tcW w:type="dxa" w:w="279"/>
+          </w:tcPr>
+          <w:p>
+            <w:r>
+              <w:rPr>
+                <w:rFonts w:ascii="Times New Roman" w:hAnsi="Times New Roman"/>
+                <w:sz w:val="20"/>
+              </w:rPr>
+              <w:t>0.3840</w:t>
+            </w:r>
+          </w:p>
+        </w:tc>
+        <w:tc>
+          <w:tcPr>
+            <w:tcW w:type="dxa" w:w="279"/>
+          </w:tcPr>
+          <w:p>
+            <w:r>
+              <w:rPr>
+                <w:rFonts w:ascii="Times New Roman" w:hAnsi="Times New Roman"/>
+                <w:sz w:val="20"/>
+              </w:rPr>
+              <w:t>9</w:t>
+            </w:r>
+          </w:p>
+        </w:tc>
+        <w:tc>
+          <w:tcPr>
+            <w:tcW w:type="dxa" w:w="279"/>
+          </w:tcPr>
+          <w:p>
+            <w:r>
+              <w:rPr>
+                <w:rFonts w:ascii="Times New Roman" w:hAnsi="Times New Roman"/>
+                <w:sz w:val="20"/>
+              </w:rPr>
+              <w:t>7.90</w:t>
+            </w:r>
+          </w:p>
+        </w:tc>
+        <w:tc>
+          <w:tcPr>
+            <w:tcW w:type="dxa" w:w="279"/>
+          </w:tcPr>
+          <w:p>
+            <w:r>
+              <w:rPr>
+                <w:rFonts w:ascii="Times New Roman" w:hAnsi="Times New Roman"/>
+                <w:sz w:val="20"/>
+              </w:rPr>
+              <w:t>0.0285</w:t>
+            </w:r>
+          </w:p>
+        </w:tc>
+        <w:tc>
+          <w:tcPr>
+            <w:tcW w:type="dxa" w:w="279"/>
+          </w:tcPr>
+          <w:p>
+            <w:r>
+              <w:rPr>
+                <w:rFonts w:ascii="Times New Roman" w:hAnsi="Times New Roman"/>
+                <w:sz w:val="20"/>
+              </w:rPr>
+              <w:t>0.1504</w:t>
+            </w:r>
+          </w:p>
+        </w:tc>
+        <w:tc>
+          <w:tcPr>
+            <w:tcW w:type="dxa" w:w="279"/>
+          </w:tcPr>
+          <w:p>
+            <w:r>
+              <w:rPr>
+                <w:rFonts w:ascii="Times New Roman" w:hAnsi="Times New Roman"/>
+                <w:sz w:val="20"/>
+              </w:rPr>
+              <w:t>0.6981</w:t>
+            </w:r>
+          </w:p>
+        </w:tc>
+        <w:tc>
+          <w:tcPr>
+            <w:tcW w:type="dxa" w:w="279"/>
+          </w:tcPr>
+          <w:p>
+            <w:r>
+              <w:rPr>
+                <w:rFonts w:ascii="Times New Roman" w:hAnsi="Times New Roman"/>
+                <w:sz w:val="20"/>
+              </w:rPr>
+              <w:t>Yes</w:t>
+            </w:r>
+          </w:p>
+        </w:tc>
+        <w:tc>
+          <w:tcPr>
+            <w:tcW w:type="dxa" w:w="279"/>
+          </w:tcPr>
+          <w:p>
+            <w:r>
+              <w:rPr>
+                <w:rFonts w:ascii="Times New Roman" w:hAnsi="Times New Roman"/>
+                <w:sz w:val="20"/>
+              </w:rPr>
+              <w:t>1.3624</w:t>
+            </w:r>
+          </w:p>
+        </w:tc>
+        <w:tc>
+          <w:tcPr>
+            <w:tcW w:type="dxa" w:w="279"/>
+          </w:tcPr>
+          <w:p>
+            <w:r>
+              <w:rPr>
+                <w:rFonts w:ascii="Times New Roman" w:hAnsi="Times New Roman"/>
+                <w:sz w:val="20"/>
+              </w:rPr>
+              <w:t>0.2431</w:t>
+            </w:r>
+          </w:p>
+        </w:tc>
+        <w:tc>
+          <w:tcPr>
+            <w:tcW w:type="dxa" w:w="279"/>
+          </w:tcPr>
+          <w:p>
+            <w:r>
+              <w:rPr>
+                <w:rFonts w:ascii="Times New Roman" w:hAnsi="Times New Roman"/>
+                <w:sz w:val="20"/>
+              </w:rPr>
+              <w:t>1.5128</w:t>
+            </w:r>
+          </w:p>
+        </w:tc>
+        <w:tc>
+          <w:tcPr>
+            <w:tcW w:type="dxa" w:w="279"/>
+          </w:tcPr>
+          <w:p>
+            <w:r>
+              <w:rPr>
+                <w:rFonts w:ascii="Times New Roman" w:hAnsi="Times New Roman"/>
+                <w:sz w:val="20"/>
+              </w:rPr>
+              <w:t>0.4694</w:t>
+            </w:r>
+          </w:p>
+        </w:tc>
+        <w:tc>
+          <w:tcPr>
+            <w:tcW w:type="dxa" w:w="279"/>
+          </w:tcPr>
+          <w:p>
+            <w:r>
+              <w:rPr>
+                <w:rFonts w:ascii="Times New Roman" w:hAnsi="Times New Roman"/>
+                <w:sz w:val="20"/>
+              </w:rPr>
+              <w:t>Yes</w:t>
+            </w:r>
+          </w:p>
+        </w:tc>
+        <w:tc>
+          <w:tcPr>
+            <w:tcW w:type="dxa" w:w="279"/>
+          </w:tcPr>
+          <w:p>
+            <w:r>
+              <w:rPr>
+                <w:rFonts w:ascii="Times New Roman" w:hAnsi="Times New Roman"/>
+                <w:sz w:val="20"/>
+              </w:rPr>
+              <w:t>7.787209</w:t>
+            </w:r>
+          </w:p>
+        </w:tc>
+        <w:tc>
+          <w:tcPr>
+            <w:tcW w:type="dxa" w:w="279"/>
+          </w:tcPr>
+          <w:p>
+            <w:r>
+              <w:rPr>
+                <w:rFonts w:ascii="Times New Roman" w:hAnsi="Times New Roman"/>
+                <w:sz w:val="20"/>
+              </w:rPr>
+              <w:t>10.668114</w:t>
+            </w:r>
+          </w:p>
+        </w:tc>
+        <w:tc>
+          <w:tcPr>
+            <w:tcW w:type="dxa" w:w="279"/>
+          </w:tcPr>
+          <w:p>
+            <w:r>
+              <w:rPr>
+                <w:rFonts w:ascii="Times New Roman" w:hAnsi="Times New Roman"/>
+                <w:sz w:val="20"/>
+              </w:rPr>
+              <w:t>0.1798</w:t>
+            </w:r>
+          </w:p>
+        </w:tc>
+        <w:tc>
+          <w:tcPr>
+            <w:tcW w:type="dxa" w:w="279"/>
+          </w:tcPr>
+          <w:p>
+            <w:r>
+              <w:rPr>
+                <w:rFonts w:ascii="Times New Roman" w:hAnsi="Times New Roman"/>
+                <w:sz w:val="20"/>
+              </w:rPr>
+              <w:t>0.5980</w:t>
+            </w:r>
+          </w:p>
+        </w:tc>
+      </w:tr>
+      <w:tr>
+        <w:tc>
+          <w:tcPr>
+            <w:tcW w:type="dxa" w:w="279"/>
+          </w:tcPr>
+          <w:p>
+            <w:r>
+              <w:rPr>
+                <w:rFonts w:ascii="Times New Roman" w:hAnsi="Times New Roman"/>
+                <w:sz w:val="20"/>
+              </w:rPr>
+              <w:t>HAR</w:t>
+            </w:r>
+          </w:p>
+        </w:tc>
+        <w:tc>
+          <w:tcPr>
+            <w:tcW w:type="dxa" w:w="279"/>
+          </w:tcPr>
+          <w:p>
+            <w:r>
+              <w:rPr>
+                <w:rFonts w:ascii="Times New Roman" w:hAnsi="Times New Roman"/>
+                <w:sz w:val="20"/>
+              </w:rPr>
+              <w:t>3</w:t>
+            </w:r>
+          </w:p>
+        </w:tc>
+        <w:tc>
+          <w:tcPr>
+            <w:tcW w:type="dxa" w:w="279"/>
+          </w:tcPr>
+          <w:p>
+            <w:r>
+              <w:rPr>
+                <w:rFonts w:ascii="Times New Roman" w:hAnsi="Times New Roman"/>
+                <w:sz w:val="20"/>
+              </w:rPr>
+              <w:t>3.16</w:t>
+            </w:r>
+          </w:p>
+        </w:tc>
+        <w:tc>
+          <w:tcPr>
+            <w:tcW w:type="dxa" w:w="279"/>
+          </w:tcPr>
+          <w:p>
+            <w:r>
+              <w:rPr>
+                <w:rFonts w:ascii="Times New Roman" w:hAnsi="Times New Roman"/>
+                <w:sz w:val="20"/>
+              </w:rPr>
+              <w:t>0.0095</w:t>
+            </w:r>
+          </w:p>
+        </w:tc>
+        <w:tc>
+          <w:tcPr>
+            <w:tcW w:type="dxa" w:w="279"/>
+          </w:tcPr>
+          <w:p>
+            <w:r>
+              <w:rPr>
+                <w:rFonts w:ascii="Times New Roman" w:hAnsi="Times New Roman"/>
+                <w:sz w:val="20"/>
+              </w:rPr>
+              <w:t>0.0083</w:t>
+            </w:r>
+          </w:p>
+        </w:tc>
+        <w:tc>
+          <w:tcPr>
+            <w:tcW w:type="dxa" w:w="279"/>
+          </w:tcPr>
+          <w:p>
+            <w:r>
+              <w:rPr>
+                <w:rFonts w:ascii="Times New Roman" w:hAnsi="Times New Roman"/>
+                <w:sz w:val="20"/>
+              </w:rPr>
+              <w:t>0.9273</w:t>
+            </w:r>
+          </w:p>
+        </w:tc>
+        <w:tc>
+          <w:tcPr>
+            <w:tcW w:type="dxa" w:w="279"/>
+          </w:tcPr>
+          <w:p>
+            <w:r>
+              <w:rPr>
+                <w:rFonts w:ascii="Times New Roman" w:hAnsi="Times New Roman"/>
+                <w:sz w:val="20"/>
+              </w:rPr>
+              <w:t>Yes</w:t>
+            </w:r>
+          </w:p>
+        </w:tc>
+        <w:tc>
+          <w:tcPr>
+            <w:tcW w:type="dxa" w:w="279"/>
+          </w:tcPr>
+          <w:p>
+            <w:r>
+              <w:rPr>
+                <w:rFonts w:ascii="Times New Roman" w:hAnsi="Times New Roman"/>
+                <w:sz w:val="20"/>
+              </w:rPr>
+              <w:t>0.0577</w:t>
+            </w:r>
+          </w:p>
+        </w:tc>
+        <w:tc>
+          <w:tcPr>
+            <w:tcW w:type="dxa" w:w="279"/>
+          </w:tcPr>
+          <w:p>
+            <w:r>
+              <w:rPr>
+                <w:rFonts w:ascii="Times New Roman" w:hAnsi="Times New Roman"/>
+                <w:sz w:val="20"/>
+              </w:rPr>
+              <w:t>0.8102</w:t>
+            </w:r>
+          </w:p>
+        </w:tc>
+        <w:tc>
+          <w:tcPr>
+            <w:tcW w:type="dxa" w:w="279"/>
+          </w:tcPr>
+          <w:p>
+            <w:r>
+              <w:rPr>
+                <w:rFonts w:ascii="Times New Roman" w:hAnsi="Times New Roman"/>
+                <w:sz w:val="20"/>
+              </w:rPr>
+              <w:t>0.0660</w:t>
+            </w:r>
+          </w:p>
+        </w:tc>
+        <w:tc>
+          <w:tcPr>
+            <w:tcW w:type="dxa" w:w="279"/>
+          </w:tcPr>
+          <w:p>
+            <w:r>
+              <w:rPr>
+                <w:rFonts w:ascii="Times New Roman" w:hAnsi="Times New Roman"/>
+                <w:sz w:val="20"/>
+              </w:rPr>
+              <w:t>0.9675</w:t>
+            </w:r>
+          </w:p>
+        </w:tc>
+        <w:tc>
+          <w:tcPr>
+            <w:tcW w:type="dxa" w:w="279"/>
+          </w:tcPr>
+          <w:p>
+            <w:r>
+              <w:rPr>
+                <w:rFonts w:ascii="Times New Roman" w:hAnsi="Times New Roman"/>
+                <w:sz w:val="20"/>
+              </w:rPr>
+              <w:t>Yes</w:t>
+            </w:r>
+          </w:p>
+        </w:tc>
+        <w:tc>
+          <w:tcPr>
+            <w:tcW w:type="dxa" w:w="279"/>
+          </w:tcPr>
+          <w:p>
+            <w:r>
+              <w:rPr>
+                <w:rFonts w:ascii="Times New Roman" w:hAnsi="Times New Roman"/>
+                <w:sz w:val="20"/>
+              </w:rPr>
+              <w:t>10.980139</w:t>
+            </w:r>
+          </w:p>
+        </w:tc>
+        <w:tc>
+          <w:tcPr>
+            <w:tcW w:type="dxa" w:w="279"/>
+          </w:tcPr>
+          <w:p>
+            <w:r>
+              <w:rPr>
+                <w:rFonts w:ascii="Times New Roman" w:hAnsi="Times New Roman"/>
+                <w:sz w:val="20"/>
+              </w:rPr>
+              <w:t>14.528769</w:t>
+            </w:r>
+          </w:p>
+        </w:tc>
+        <w:tc>
+          <w:tcPr>
+            <w:tcW w:type="dxa" w:w="279"/>
+          </w:tcPr>
+          <w:p>
+            <w:r>
+              <w:rPr>
+                <w:rFonts w:ascii="Times New Roman" w:hAnsi="Times New Roman"/>
+                <w:sz w:val="20"/>
+              </w:rPr>
+              <w:t>-0.1557</w:t>
+            </w:r>
+          </w:p>
+        </w:tc>
+        <w:tc>
+          <w:tcPr>
+            <w:tcW w:type="dxa" w:w="279"/>
+          </w:tcPr>
+          <w:p>
+            <w:r>
+              <w:rPr>
+                <w:rFonts w:ascii="Times New Roman" w:hAnsi="Times New Roman"/>
+                <w:sz w:val="20"/>
+              </w:rPr>
+              <w:t>0.8860</w:t>
+            </w:r>
+          </w:p>
+        </w:tc>
+        <w:tc>
+          <w:tcPr>
+            <w:tcW w:type="dxa" w:w="279"/>
+          </w:tcPr>
+          <w:p>
+            <w:r>
+              <w:rPr>
+                <w:rFonts w:ascii="Times New Roman" w:hAnsi="Times New Roman"/>
+                <w:sz w:val="20"/>
+              </w:rPr>
+              <w:t>8</w:t>
+            </w:r>
+          </w:p>
+        </w:tc>
+        <w:tc>
+          <w:tcPr>
+            <w:tcW w:type="dxa" w:w="279"/>
+          </w:tcPr>
+          <w:p>
+            <w:r>
+              <w:rPr>
+                <w:rFonts w:ascii="Times New Roman" w:hAnsi="Times New Roman"/>
+                <w:sz w:val="20"/>
+              </w:rPr>
+              <w:t>7.90</w:t>
+            </w:r>
+          </w:p>
+        </w:tc>
+        <w:tc>
+          <w:tcPr>
+            <w:tcW w:type="dxa" w:w="279"/>
+          </w:tcPr>
+          <w:p>
+            <w:r>
+              <w:rPr>
+                <w:rFonts w:ascii="Times New Roman" w:hAnsi="Times New Roman"/>
+                <w:sz w:val="20"/>
+              </w:rPr>
+              <w:t>0.0253</w:t>
+            </w:r>
+          </w:p>
+        </w:tc>
+        <w:tc>
+          <w:tcPr>
+            <w:tcW w:type="dxa" w:w="279"/>
+          </w:tcPr>
+          <w:p>
+            <w:r>
+              <w:rPr>
+                <w:rFonts w:ascii="Times New Roman" w:hAnsi="Times New Roman"/>
+                <w:sz w:val="20"/>
+              </w:rPr>
+              <w:t>0.0013</w:t>
+            </w:r>
+          </w:p>
+        </w:tc>
+        <w:tc>
+          <w:tcPr>
+            <w:tcW w:type="dxa" w:w="279"/>
+          </w:tcPr>
+          <w:p>
+            <w:r>
+              <w:rPr>
+                <w:rFonts w:ascii="Times New Roman" w:hAnsi="Times New Roman"/>
+                <w:sz w:val="20"/>
+              </w:rPr>
+              <w:t>0.9713</w:t>
+            </w:r>
+          </w:p>
+        </w:tc>
+        <w:tc>
+          <w:tcPr>
+            <w:tcW w:type="dxa" w:w="279"/>
+          </w:tcPr>
+          <w:p>
+            <w:r>
+              <w:rPr>
+                <w:rFonts w:ascii="Times New Roman" w:hAnsi="Times New Roman"/>
+                <w:sz w:val="20"/>
+              </w:rPr>
+              <w:t>Yes</w:t>
+            </w:r>
+          </w:p>
+        </w:tc>
+        <w:tc>
+          <w:tcPr>
+            <w:tcW w:type="dxa" w:w="279"/>
+          </w:tcPr>
+          <w:p>
+            <w:r>
+              <w:rPr>
+                <w:rFonts w:ascii="Times New Roman" w:hAnsi="Times New Roman"/>
+                <w:sz w:val="20"/>
+              </w:rPr>
+              <w:t>1.7646</w:t>
+            </w:r>
+          </w:p>
+        </w:tc>
+        <w:tc>
+          <w:tcPr>
+            <w:tcW w:type="dxa" w:w="279"/>
+          </w:tcPr>
+          <w:p>
+            <w:r>
+              <w:rPr>
+                <w:rFonts w:ascii="Times New Roman" w:hAnsi="Times New Roman"/>
+                <w:sz w:val="20"/>
+              </w:rPr>
+              <w:t>0.1841</w:t>
+            </w:r>
+          </w:p>
+        </w:tc>
+        <w:tc>
+          <w:tcPr>
+            <w:tcW w:type="dxa" w:w="279"/>
+          </w:tcPr>
+          <w:p>
+            <w:r>
+              <w:rPr>
+                <w:rFonts w:ascii="Times New Roman" w:hAnsi="Times New Roman"/>
+                <w:sz w:val="20"/>
+              </w:rPr>
+              <w:t>1.7659</w:t>
+            </w:r>
+          </w:p>
+        </w:tc>
+        <w:tc>
+          <w:tcPr>
+            <w:tcW w:type="dxa" w:w="279"/>
+          </w:tcPr>
+          <w:p>
+            <w:r>
+              <w:rPr>
+                <w:rFonts w:ascii="Times New Roman" w:hAnsi="Times New Roman"/>
+                <w:sz w:val="20"/>
+              </w:rPr>
+              <w:t>0.4136</w:t>
+            </w:r>
+          </w:p>
+        </w:tc>
+        <w:tc>
+          <w:tcPr>
+            <w:tcW w:type="dxa" w:w="279"/>
+          </w:tcPr>
+          <w:p>
+            <w:r>
+              <w:rPr>
+                <w:rFonts w:ascii="Times New Roman" w:hAnsi="Times New Roman"/>
+                <w:sz w:val="20"/>
+              </w:rPr>
+              <w:t>Yes</w:t>
+            </w:r>
+          </w:p>
+        </w:tc>
+        <w:tc>
+          <w:tcPr>
+            <w:tcW w:type="dxa" w:w="279"/>
+          </w:tcPr>
+          <w:p>
+            <w:r>
+              <w:rPr>
+                <w:rFonts w:ascii="Times New Roman" w:hAnsi="Times New Roman"/>
+                <w:sz w:val="20"/>
+              </w:rPr>
+              <w:t>8.388093</w:t>
+            </w:r>
+          </w:p>
+        </w:tc>
+        <w:tc>
+          <w:tcPr>
+            <w:tcW w:type="dxa" w:w="279"/>
+          </w:tcPr>
+          <w:p>
+            <w:r>
+              <w:rPr>
+                <w:rFonts w:ascii="Times New Roman" w:hAnsi="Times New Roman"/>
+                <w:sz w:val="20"/>
+              </w:rPr>
+              <w:t>11.491297</w:t>
+            </w:r>
+          </w:p>
+        </w:tc>
+        <w:tc>
+          <w:tcPr>
+            <w:tcW w:type="dxa" w:w="279"/>
+          </w:tcPr>
+          <w:p>
+            <w:r>
+              <w:rPr>
+                <w:rFonts w:ascii="Times New Roman" w:hAnsi="Times New Roman"/>
+                <w:sz w:val="20"/>
+              </w:rPr>
+              <w:t>-0.0757</w:t>
+            </w:r>
+          </w:p>
+        </w:tc>
+        <w:tc>
+          <w:tcPr>
+            <w:tcW w:type="dxa" w:w="279"/>
+          </w:tcPr>
+          <w:p>
+            <w:r>
+              <w:rPr>
+                <w:rFonts w:ascii="Times New Roman" w:hAnsi="Times New Roman"/>
+                <w:sz w:val="20"/>
+              </w:rPr>
+              <w:t>0.9040</w:t>
+            </w:r>
+          </w:p>
+        </w:tc>
+      </w:tr>
+      <w:tr>
+        <w:tc>
+          <w:tcPr>
+            <w:tcW w:type="dxa" w:w="279"/>
+          </w:tcPr>
+          <w:p>
+            <w:r>
+              <w:rPr>
+                <w:rFonts w:ascii="Times New Roman" w:hAnsi="Times New Roman"/>
+                <w:sz w:val="20"/>
+              </w:rPr>
+              <w:t>LSTM-Attention</w:t>
+            </w:r>
+          </w:p>
+        </w:tc>
+        <w:tc>
+          <w:tcPr>
+            <w:tcW w:type="dxa" w:w="279"/>
+          </w:tcPr>
+          <w:p>
+            <w:r>
+              <w:rPr>
+                <w:rFonts w:ascii="Times New Roman" w:hAnsi="Times New Roman"/>
+                <w:sz w:val="20"/>
+              </w:rPr>
+              <w:t>4</w:t>
+            </w:r>
+          </w:p>
+        </w:tc>
+        <w:tc>
+          <w:tcPr>
+            <w:tcW w:type="dxa" w:w="279"/>
+          </w:tcPr>
+          <w:p>
+            <w:r>
+              <w:rPr>
+                <w:rFonts w:ascii="Times New Roman" w:hAnsi="Times New Roman"/>
+                <w:sz w:val="20"/>
+              </w:rPr>
+              <w:t>3.16</w:t>
+            </w:r>
+          </w:p>
+        </w:tc>
+        <w:tc>
+          <w:tcPr>
+            <w:tcW w:type="dxa" w:w="279"/>
+          </w:tcPr>
+          <w:p>
+            <w:r>
+              <w:rPr>
+                <w:rFonts w:ascii="Times New Roman" w:hAnsi="Times New Roman"/>
+                <w:sz w:val="20"/>
+              </w:rPr>
+              <w:t>0.0127</w:t>
+            </w:r>
+          </w:p>
+        </w:tc>
+        <w:tc>
+          <w:tcPr>
+            <w:tcW w:type="dxa" w:w="279"/>
+          </w:tcPr>
+          <w:p>
+            <w:r>
+              <w:rPr>
+                <w:rFonts w:ascii="Times New Roman" w:hAnsi="Times New Roman"/>
+                <w:sz w:val="20"/>
+              </w:rPr>
+              <w:t>0.2080</w:t>
+            </w:r>
+          </w:p>
+        </w:tc>
+        <w:tc>
+          <w:tcPr>
+            <w:tcW w:type="dxa" w:w="279"/>
+          </w:tcPr>
+          <w:p>
+            <w:r>
+              <w:rPr>
+                <w:rFonts w:ascii="Times New Roman" w:hAnsi="Times New Roman"/>
+                <w:sz w:val="20"/>
+              </w:rPr>
+              <w:t>0.6483</w:t>
+            </w:r>
+          </w:p>
+        </w:tc>
+        <w:tc>
+          <w:tcPr>
+            <w:tcW w:type="dxa" w:w="279"/>
+          </w:tcPr>
+          <w:p>
+            <w:r>
+              <w:rPr>
+                <w:rFonts w:ascii="Times New Roman" w:hAnsi="Times New Roman"/>
+                <w:sz w:val="20"/>
+              </w:rPr>
+              <w:t>Yes</w:t>
+            </w:r>
+          </w:p>
+        </w:tc>
+        <w:tc>
+          <w:tcPr>
+            <w:tcW w:type="dxa" w:w="279"/>
+          </w:tcPr>
+          <w:p>
+            <w:r>
+              <w:rPr>
+                <w:rFonts w:ascii="Times New Roman" w:hAnsi="Times New Roman"/>
+                <w:sz w:val="20"/>
+              </w:rPr>
+              <w:t>0.1029</w:t>
+            </w:r>
+          </w:p>
+        </w:tc>
+        <w:tc>
+          <w:tcPr>
+            <w:tcW w:type="dxa" w:w="279"/>
+          </w:tcPr>
+          <w:p>
+            <w:r>
+              <w:rPr>
+                <w:rFonts w:ascii="Times New Roman" w:hAnsi="Times New Roman"/>
+                <w:sz w:val="20"/>
+              </w:rPr>
+              <w:t>0.7484</w:t>
+            </w:r>
+          </w:p>
+        </w:tc>
+        <w:tc>
+          <w:tcPr>
+            <w:tcW w:type="dxa" w:w="279"/>
+          </w:tcPr>
+          <w:p>
+            <w:r>
+              <w:rPr>
+                <w:rFonts w:ascii="Times New Roman" w:hAnsi="Times New Roman"/>
+                <w:sz w:val="20"/>
+              </w:rPr>
+              <w:t>0.3109</w:t>
+            </w:r>
+          </w:p>
+        </w:tc>
+        <w:tc>
+          <w:tcPr>
+            <w:tcW w:type="dxa" w:w="279"/>
+          </w:tcPr>
+          <w:p>
+            <w:r>
+              <w:rPr>
+                <w:rFonts w:ascii="Times New Roman" w:hAnsi="Times New Roman"/>
+                <w:sz w:val="20"/>
+              </w:rPr>
+              <w:t>0.8560</w:t>
+            </w:r>
+          </w:p>
+        </w:tc>
+        <w:tc>
+          <w:tcPr>
+            <w:tcW w:type="dxa" w:w="279"/>
+          </w:tcPr>
+          <w:p>
+            <w:r>
+              <w:rPr>
+                <w:rFonts w:ascii="Times New Roman" w:hAnsi="Times New Roman"/>
+                <w:sz w:val="20"/>
+              </w:rPr>
+              <w:t>Yes</w:t>
+            </w:r>
+          </w:p>
+        </w:tc>
+        <w:tc>
+          <w:tcPr>
+            <w:tcW w:type="dxa" w:w="279"/>
+          </w:tcPr>
+          <w:p>
+            <w:r>
+              <w:rPr>
+                <w:rFonts w:ascii="Times New Roman" w:hAnsi="Times New Roman"/>
+                <w:sz w:val="20"/>
+              </w:rPr>
+              <w:t>9.829578</w:t>
+            </w:r>
+          </w:p>
+        </w:tc>
+        <w:tc>
+          <w:tcPr>
+            <w:tcW w:type="dxa" w:w="279"/>
+          </w:tcPr>
+          <w:p>
+            <w:r>
+              <w:rPr>
+                <w:rFonts w:ascii="Times New Roman" w:hAnsi="Times New Roman"/>
+                <w:sz w:val="20"/>
+              </w:rPr>
+              <w:t>13.006362</w:t>
+            </w:r>
+          </w:p>
+        </w:tc>
+        <w:tc>
+          <w:tcPr>
+            <w:tcW w:type="dxa" w:w="279"/>
+          </w:tcPr>
+          <w:p>
+            <w:r>
+              <w:rPr>
+                <w:rFonts w:ascii="Times New Roman" w:hAnsi="Times New Roman"/>
+                <w:sz w:val="20"/>
+              </w:rPr>
+              <w:t>0.2647</w:t>
+            </w:r>
+          </w:p>
+        </w:tc>
+        <w:tc>
+          <w:tcPr>
+            <w:tcW w:type="dxa" w:w="279"/>
+          </w:tcPr>
+          <w:p>
+            <w:r>
+              <w:rPr>
+                <w:rFonts w:ascii="Times New Roman" w:hAnsi="Times New Roman"/>
+                <w:sz w:val="20"/>
+              </w:rPr>
+              <w:t>0.5660</w:t>
+            </w:r>
+          </w:p>
+        </w:tc>
+        <w:tc>
+          <w:tcPr>
+            <w:tcW w:type="dxa" w:w="279"/>
+          </w:tcPr>
+          <w:p>
+            <w:r>
+              <w:rPr>
+                <w:rFonts w:ascii="Times New Roman" w:hAnsi="Times New Roman"/>
+                <w:sz w:val="20"/>
+              </w:rPr>
+              <w:t>10</w:t>
+            </w:r>
+          </w:p>
+        </w:tc>
+        <w:tc>
+          <w:tcPr>
+            <w:tcW w:type="dxa" w:w="279"/>
+          </w:tcPr>
+          <w:p>
+            <w:r>
+              <w:rPr>
+                <w:rFonts w:ascii="Times New Roman" w:hAnsi="Times New Roman"/>
+                <w:sz w:val="20"/>
+              </w:rPr>
+              <w:t>7.90</w:t>
+            </w:r>
+          </w:p>
+        </w:tc>
+        <w:tc>
+          <w:tcPr>
+            <w:tcW w:type="dxa" w:w="279"/>
+          </w:tcPr>
+          <w:p>
+            <w:r>
+              <w:rPr>
+                <w:rFonts w:ascii="Times New Roman" w:hAnsi="Times New Roman"/>
+                <w:sz w:val="20"/>
+              </w:rPr>
+              <w:t>0.0316</w:t>
+            </w:r>
+          </w:p>
+        </w:tc>
+        <w:tc>
+          <w:tcPr>
+            <w:tcW w:type="dxa" w:w="279"/>
+          </w:tcPr>
+          <w:p>
+            <w:r>
+              <w:rPr>
+                <w:rFonts w:ascii="Times New Roman" w:hAnsi="Times New Roman"/>
+                <w:sz w:val="20"/>
+              </w:rPr>
+              <w:t>0.5288</w:t>
+            </w:r>
+          </w:p>
+        </w:tc>
+        <w:tc>
+          <w:tcPr>
+            <w:tcW w:type="dxa" w:w="279"/>
+          </w:tcPr>
+          <w:p>
+            <w:r>
+              <w:rPr>
+                <w:rFonts w:ascii="Times New Roman" w:hAnsi="Times New Roman"/>
+                <w:sz w:val="20"/>
+              </w:rPr>
+              <w:t>0.4671</w:t>
+            </w:r>
+          </w:p>
+        </w:tc>
+        <w:tc>
+          <w:tcPr>
+            <w:tcW w:type="dxa" w:w="279"/>
+          </w:tcPr>
+          <w:p>
+            <w:r>
+              <w:rPr>
+                <w:rFonts w:ascii="Times New Roman" w:hAnsi="Times New Roman"/>
+                <w:sz w:val="20"/>
+              </w:rPr>
+              <w:t>Yes</w:t>
+            </w:r>
+          </w:p>
+        </w:tc>
+        <w:tc>
+          <w:tcPr>
+            <w:tcW w:type="dxa" w:w="279"/>
+          </w:tcPr>
+          <w:p>
+            <w:r>
+              <w:rPr>
+                <w:rFonts w:ascii="Times New Roman" w:hAnsi="Times New Roman"/>
+                <w:sz w:val="20"/>
+              </w:rPr>
+              <w:t>4.6286</w:t>
+            </w:r>
+          </w:p>
+        </w:tc>
+        <w:tc>
+          <w:tcPr>
+            <w:tcW w:type="dxa" w:w="279"/>
+          </w:tcPr>
+          <w:p>
+            <w:r>
+              <w:rPr>
+                <w:rFonts w:ascii="Times New Roman" w:hAnsi="Times New Roman"/>
+                <w:sz w:val="20"/>
+              </w:rPr>
+              <w:t>0.0314</w:t>
+            </w:r>
+          </w:p>
+        </w:tc>
+        <w:tc>
+          <w:tcPr>
+            <w:tcW w:type="dxa" w:w="279"/>
+          </w:tcPr>
+          <w:p>
+            <w:r>
+              <w:rPr>
+                <w:rFonts w:ascii="Times New Roman" w:hAnsi="Times New Roman"/>
+                <w:sz w:val="20"/>
+              </w:rPr>
+              <w:t>5.1574</w:t>
+            </w:r>
+          </w:p>
+        </w:tc>
+        <w:tc>
+          <w:tcPr>
+            <w:tcW w:type="dxa" w:w="279"/>
+          </w:tcPr>
+          <w:p>
+            <w:r>
+              <w:rPr>
+                <w:rFonts w:ascii="Times New Roman" w:hAnsi="Times New Roman"/>
+                <w:sz w:val="20"/>
+              </w:rPr>
+              <w:t>0.0759</w:t>
+            </w:r>
+          </w:p>
+        </w:tc>
+        <w:tc>
+          <w:tcPr>
+            <w:tcW w:type="dxa" w:w="279"/>
+          </w:tcPr>
+          <w:p>
+            <w:r>
+              <w:rPr>
+                <w:rFonts w:ascii="Times New Roman" w:hAnsi="Times New Roman"/>
+                <w:sz w:val="20"/>
+              </w:rPr>
+              <w:t>Yes</w:t>
+            </w:r>
+          </w:p>
+        </w:tc>
+        <w:tc>
+          <w:tcPr>
+            <w:tcW w:type="dxa" w:w="279"/>
+          </w:tcPr>
+          <w:p>
+            <w:r>
+              <w:rPr>
+                <w:rFonts w:ascii="Times New Roman" w:hAnsi="Times New Roman"/>
+                <w:sz w:val="20"/>
+              </w:rPr>
+              <w:t>7.509141</w:t>
+            </w:r>
+          </w:p>
+        </w:tc>
+        <w:tc>
+          <w:tcPr>
+            <w:tcW w:type="dxa" w:w="279"/>
+          </w:tcPr>
+          <w:p>
+            <w:r>
+              <w:rPr>
+                <w:rFonts w:ascii="Times New Roman" w:hAnsi="Times New Roman"/>
+                <w:sz w:val="20"/>
+              </w:rPr>
+              <w:t>10.287173</w:t>
+            </w:r>
+          </w:p>
+        </w:tc>
+        <w:tc>
+          <w:tcPr>
+            <w:tcW w:type="dxa" w:w="279"/>
+          </w:tcPr>
+          <w:p>
+            <w:r>
+              <w:rPr>
+                <w:rFonts w:ascii="Times New Roman" w:hAnsi="Times New Roman"/>
+                <w:sz w:val="20"/>
+              </w:rPr>
+              <w:t>0.2574</w:t>
+            </w:r>
+          </w:p>
+        </w:tc>
+        <w:tc>
+          <w:tcPr>
+            <w:tcW w:type="dxa" w:w="279"/>
+          </w:tcPr>
+          <w:p>
+            <w:r>
+              <w:rPr>
+                <w:rFonts w:ascii="Times New Roman" w:hAnsi="Times New Roman"/>
+                <w:sz w:val="20"/>
+              </w:rPr>
+              <w:t>0.4760</w:t>
+            </w:r>
+          </w:p>
+        </w:tc>
+      </w:tr>
+      <w:tr>
+        <w:tc>
+          <w:tcPr>
+            <w:tcW w:type="dxa" w:w="279"/>
+          </w:tcPr>
+          <w:p>
+            <w:r>
+              <w:rPr>
+                <w:rFonts w:ascii="Times New Roman" w:hAnsi="Times New Roman"/>
+                <w:sz w:val="20"/>
+              </w:rPr>
+              <w:t>LSTM-SSE</w:t>
+            </w:r>
+          </w:p>
+        </w:tc>
+        <w:tc>
+          <w:tcPr>
+            <w:tcW w:type="dxa" w:w="279"/>
+          </w:tcPr>
+          <w:p>
+            <w:r>
+              <w:rPr>
+                <w:rFonts w:ascii="Times New Roman" w:hAnsi="Times New Roman"/>
+                <w:sz w:val="20"/>
+              </w:rPr>
+              <w:t>4</w:t>
+            </w:r>
+          </w:p>
+        </w:tc>
+        <w:tc>
+          <w:tcPr>
+            <w:tcW w:type="dxa" w:w="279"/>
+          </w:tcPr>
+          <w:p>
+            <w:r>
+              <w:rPr>
+                <w:rFonts w:ascii="Times New Roman" w:hAnsi="Times New Roman"/>
+                <w:sz w:val="20"/>
+              </w:rPr>
+              <w:t>3.16</w:t>
+            </w:r>
+          </w:p>
+        </w:tc>
+        <w:tc>
+          <w:tcPr>
+            <w:tcW w:type="dxa" w:w="279"/>
+          </w:tcPr>
+          <w:p>
+            <w:r>
+              <w:rPr>
+                <w:rFonts w:ascii="Times New Roman" w:hAnsi="Times New Roman"/>
+                <w:sz w:val="20"/>
+              </w:rPr>
+              <w:t>0.0127</w:t>
+            </w:r>
+          </w:p>
+        </w:tc>
+        <w:tc>
+          <w:tcPr>
+            <w:tcW w:type="dxa" w:w="279"/>
+          </w:tcPr>
+          <w:p>
+            <w:r>
+              <w:rPr>
+                <w:rFonts w:ascii="Times New Roman" w:hAnsi="Times New Roman"/>
+                <w:sz w:val="20"/>
+              </w:rPr>
+              <w:t>0.2080</w:t>
+            </w:r>
+          </w:p>
+        </w:tc>
+        <w:tc>
+          <w:tcPr>
+            <w:tcW w:type="dxa" w:w="279"/>
+          </w:tcPr>
+          <w:p>
+            <w:r>
+              <w:rPr>
+                <w:rFonts w:ascii="Times New Roman" w:hAnsi="Times New Roman"/>
+                <w:sz w:val="20"/>
+              </w:rPr>
+              <w:t>0.6483</w:t>
+            </w:r>
+          </w:p>
+        </w:tc>
+        <w:tc>
+          <w:tcPr>
+            <w:tcW w:type="dxa" w:w="279"/>
+          </w:tcPr>
+          <w:p>
+            <w:r>
+              <w:rPr>
+                <w:rFonts w:ascii="Times New Roman" w:hAnsi="Times New Roman"/>
+                <w:sz w:val="20"/>
+              </w:rPr>
+              <w:t>Yes</w:t>
+            </w:r>
+          </w:p>
+        </w:tc>
+        <w:tc>
+          <w:tcPr>
+            <w:tcW w:type="dxa" w:w="279"/>
+          </w:tcPr>
+          <w:p>
+            <w:r>
+              <w:rPr>
+                <w:rFonts w:ascii="Times New Roman" w:hAnsi="Times New Roman"/>
+                <w:sz w:val="20"/>
+              </w:rPr>
+              <w:t>0.1029</w:t>
+            </w:r>
+          </w:p>
+        </w:tc>
+        <w:tc>
+          <w:tcPr>
+            <w:tcW w:type="dxa" w:w="279"/>
+          </w:tcPr>
+          <w:p>
+            <w:r>
+              <w:rPr>
+                <w:rFonts w:ascii="Times New Roman" w:hAnsi="Times New Roman"/>
+                <w:sz w:val="20"/>
+              </w:rPr>
+              <w:t>0.7484</w:t>
+            </w:r>
+          </w:p>
+        </w:tc>
+        <w:tc>
+          <w:tcPr>
+            <w:tcW w:type="dxa" w:w="279"/>
+          </w:tcPr>
+          <w:p>
+            <w:r>
+              <w:rPr>
+                <w:rFonts w:ascii="Times New Roman" w:hAnsi="Times New Roman"/>
+                <w:sz w:val="20"/>
+              </w:rPr>
+              <w:t>0.3109</w:t>
+            </w:r>
+          </w:p>
+        </w:tc>
+        <w:tc>
+          <w:tcPr>
+            <w:tcW w:type="dxa" w:w="279"/>
+          </w:tcPr>
+          <w:p>
+            <w:r>
+              <w:rPr>
+                <w:rFonts w:ascii="Times New Roman" w:hAnsi="Times New Roman"/>
+                <w:sz w:val="20"/>
+              </w:rPr>
+              <w:t>0.8560</w:t>
+            </w:r>
+          </w:p>
+        </w:tc>
+        <w:tc>
+          <w:tcPr>
+            <w:tcW w:type="dxa" w:w="279"/>
+          </w:tcPr>
+          <w:p>
+            <w:r>
+              <w:rPr>
+                <w:rFonts w:ascii="Times New Roman" w:hAnsi="Times New Roman"/>
+                <w:sz w:val="20"/>
+              </w:rPr>
+              <w:t>Yes</w:t>
+            </w:r>
+          </w:p>
+        </w:tc>
+        <w:tc>
+          <w:tcPr>
+            <w:tcW w:type="dxa" w:w="279"/>
+          </w:tcPr>
+          <w:p>
+            <w:r>
+              <w:rPr>
+                <w:rFonts w:ascii="Times New Roman" w:hAnsi="Times New Roman"/>
+                <w:sz w:val="20"/>
+              </w:rPr>
+              <w:t>9.718665</w:t>
+            </w:r>
+          </w:p>
+        </w:tc>
+        <w:tc>
+          <w:tcPr>
+            <w:tcW w:type="dxa" w:w="279"/>
+          </w:tcPr>
+          <w:p>
+            <w:r>
+              <w:rPr>
+                <w:rFonts w:ascii="Times New Roman" w:hAnsi="Times New Roman"/>
+                <w:sz w:val="20"/>
+              </w:rPr>
+              <w:t>12.859603</w:t>
+            </w:r>
+          </w:p>
+        </w:tc>
+        <w:tc>
+          <w:tcPr>
+            <w:tcW w:type="dxa" w:w="279"/>
+          </w:tcPr>
+          <w:p>
+            <w:r>
+              <w:rPr>
+                <w:rFonts w:ascii="Times New Roman" w:hAnsi="Times New Roman"/>
+                <w:sz w:val="20"/>
+              </w:rPr>
+              <w:t>0.2026</w:t>
+            </w:r>
+          </w:p>
+        </w:tc>
+        <w:tc>
+          <w:tcPr>
+            <w:tcW w:type="dxa" w:w="279"/>
+          </w:tcPr>
+          <w:p>
+            <w:r>
+              <w:rPr>
+                <w:rFonts w:ascii="Times New Roman" w:hAnsi="Times New Roman"/>
+                <w:sz w:val="20"/>
+              </w:rPr>
+              <w:t>0.6400</w:t>
+            </w:r>
+          </w:p>
+        </w:tc>
+        <w:tc>
+          <w:tcPr>
+            <w:tcW w:type="dxa" w:w="279"/>
+          </w:tcPr>
+          <w:p>
+            <w:r>
+              <w:rPr>
+                <w:rFonts w:ascii="Times New Roman" w:hAnsi="Times New Roman"/>
+                <w:sz w:val="20"/>
+              </w:rPr>
+              <w:t>9</w:t>
+            </w:r>
+          </w:p>
+        </w:tc>
+        <w:tc>
+          <w:tcPr>
+            <w:tcW w:type="dxa" w:w="279"/>
+          </w:tcPr>
+          <w:p>
+            <w:r>
+              <w:rPr>
+                <w:rFonts w:ascii="Times New Roman" w:hAnsi="Times New Roman"/>
+                <w:sz w:val="20"/>
+              </w:rPr>
+              <w:t>7.90</w:t>
+            </w:r>
+          </w:p>
+        </w:tc>
+        <w:tc>
+          <w:tcPr>
+            <w:tcW w:type="dxa" w:w="279"/>
+          </w:tcPr>
+          <w:p>
+            <w:r>
+              <w:rPr>
+                <w:rFonts w:ascii="Times New Roman" w:hAnsi="Times New Roman"/>
+                <w:sz w:val="20"/>
+              </w:rPr>
+              <w:t>0.0285</w:t>
+            </w:r>
+          </w:p>
+        </w:tc>
+        <w:tc>
+          <w:tcPr>
+            <w:tcW w:type="dxa" w:w="279"/>
+          </w:tcPr>
+          <w:p>
+            <w:r>
+              <w:rPr>
+                <w:rFonts w:ascii="Times New Roman" w:hAnsi="Times New Roman"/>
+                <w:sz w:val="20"/>
+              </w:rPr>
+              <w:t>0.1504</w:t>
+            </w:r>
+          </w:p>
+        </w:tc>
+        <w:tc>
+          <w:tcPr>
+            <w:tcW w:type="dxa" w:w="279"/>
+          </w:tcPr>
+          <w:p>
+            <w:r>
+              <w:rPr>
+                <w:rFonts w:ascii="Times New Roman" w:hAnsi="Times New Roman"/>
+                <w:sz w:val="20"/>
+              </w:rPr>
+              <w:t>0.6981</w:t>
+            </w:r>
+          </w:p>
+        </w:tc>
+        <w:tc>
+          <w:tcPr>
+            <w:tcW w:type="dxa" w:w="279"/>
+          </w:tcPr>
+          <w:p>
+            <w:r>
+              <w:rPr>
+                <w:rFonts w:ascii="Times New Roman" w:hAnsi="Times New Roman"/>
+                <w:sz w:val="20"/>
+              </w:rPr>
+              <w:t>Yes</w:t>
+            </w:r>
+          </w:p>
+        </w:tc>
+        <w:tc>
+          <w:tcPr>
+            <w:tcW w:type="dxa" w:w="279"/>
+          </w:tcPr>
+          <w:p>
+            <w:r>
+              <w:rPr>
+                <w:rFonts w:ascii="Times New Roman" w:hAnsi="Times New Roman"/>
+                <w:sz w:val="20"/>
+              </w:rPr>
+              <w:t>1.3624</w:t>
+            </w:r>
+          </w:p>
+        </w:tc>
+        <w:tc>
+          <w:tcPr>
+            <w:tcW w:type="dxa" w:w="279"/>
+          </w:tcPr>
+          <w:p>
+            <w:r>
+              <w:rPr>
+                <w:rFonts w:ascii="Times New Roman" w:hAnsi="Times New Roman"/>
+                <w:sz w:val="20"/>
+              </w:rPr>
+              <w:t>0.2431</w:t>
+            </w:r>
+          </w:p>
+        </w:tc>
+        <w:tc>
+          <w:tcPr>
+            <w:tcW w:type="dxa" w:w="279"/>
+          </w:tcPr>
+          <w:p>
+            <w:r>
+              <w:rPr>
+                <w:rFonts w:ascii="Times New Roman" w:hAnsi="Times New Roman"/>
+                <w:sz w:val="20"/>
+              </w:rPr>
+              <w:t>1.5128</w:t>
+            </w:r>
+          </w:p>
+        </w:tc>
+        <w:tc>
+          <w:tcPr>
+            <w:tcW w:type="dxa" w:w="279"/>
+          </w:tcPr>
+          <w:p>
+            <w:r>
+              <w:rPr>
+                <w:rFonts w:ascii="Times New Roman" w:hAnsi="Times New Roman"/>
+                <w:sz w:val="20"/>
+              </w:rPr>
+              <w:t>0.4694</w:t>
+            </w:r>
+          </w:p>
+        </w:tc>
+        <w:tc>
+          <w:tcPr>
+            <w:tcW w:type="dxa" w:w="279"/>
+          </w:tcPr>
+          <w:p>
+            <w:r>
+              <w:rPr>
+                <w:rFonts w:ascii="Times New Roman" w:hAnsi="Times New Roman"/>
+                <w:sz w:val="20"/>
+              </w:rPr>
+              <w:t>Yes</w:t>
+            </w:r>
+          </w:p>
+        </w:tc>
+        <w:tc>
+          <w:tcPr>
+            <w:tcW w:type="dxa" w:w="279"/>
+          </w:tcPr>
+          <w:p>
+            <w:r>
+              <w:rPr>
+                <w:rFonts w:ascii="Times New Roman" w:hAnsi="Times New Roman"/>
+                <w:sz w:val="20"/>
+              </w:rPr>
+              <w:t>7.424411</w:t>
+            </w:r>
+          </w:p>
+        </w:tc>
+        <w:tc>
+          <w:tcPr>
+            <w:tcW w:type="dxa" w:w="279"/>
+          </w:tcPr>
+          <w:p>
+            <w:r>
+              <w:rPr>
+                <w:rFonts w:ascii="Times New Roman" w:hAnsi="Times New Roman"/>
+                <w:sz w:val="20"/>
+              </w:rPr>
+              <w:t>10.171097</w:t>
+            </w:r>
+          </w:p>
+        </w:tc>
+        <w:tc>
+          <w:tcPr>
+            <w:tcW w:type="dxa" w:w="279"/>
+          </w:tcPr>
+          <w:p>
+            <w:r>
+              <w:rPr>
+                <w:rFonts w:ascii="Times New Roman" w:hAnsi="Times New Roman"/>
+                <w:sz w:val="20"/>
+              </w:rPr>
+              <w:t>0.1321</w:t>
+            </w:r>
+          </w:p>
+        </w:tc>
+        <w:tc>
+          <w:tcPr>
+            <w:tcW w:type="dxa" w:w="279"/>
+          </w:tcPr>
+          <w:p>
+            <w:r>
+              <w:rPr>
+                <w:rFonts w:ascii="Times New Roman" w:hAnsi="Times New Roman"/>
+                <w:sz w:val="20"/>
+              </w:rPr>
+              <w:t>0.6680</w:t>
+            </w:r>
+          </w:p>
+        </w:tc>
+      </w:tr>
+      <w:tr>
+        <w:tc>
+          <w:tcPr>
+            <w:tcW w:type="dxa" w:w="279"/>
+          </w:tcPr>
+          <w:p>
+            <w:r>
+              <w:rPr>
+                <w:rFonts w:ascii="Times New Roman" w:hAnsi="Times New Roman"/>
+                <w:sz w:val="20"/>
+              </w:rPr>
               <w:t>LSTM-SSE-t-Student</w:t>
             </w:r>
           </w:p>
@@ -3716,63 +5460,63 @@
                 <w:rFonts w:ascii="Times New Roman" w:hAnsi="Times New Roman"/>
                 <w:sz w:val="20"/>
               </w:rPr>
-              <w:t>9.969842</w:t>
-            </w:r>
-          </w:p>
-        </w:tc>
-        <w:tc>
-          <w:tcPr>
-            <w:tcW w:type="dxa" w:w="279"/>
-          </w:tcPr>
-          <w:p>
-            <w:r>
-              <w:rPr>
-                <w:rFonts w:ascii="Times New Roman" w:hAnsi="Times New Roman"/>
-                <w:sz w:val="20"/>
-              </w:rPr>
-              <w:t>13.191958</w:t>
-            </w:r>
-          </w:p>
-        </w:tc>
-        <w:tc>
-          <w:tcPr>
-            <w:tcW w:type="dxa" w:w="279"/>
-          </w:tcPr>
-          <w:p>
-            <w:r>
-              <w:rPr>
-                <w:rFonts w:ascii="Times New Roman" w:hAnsi="Times New Roman"/>
-                <w:sz w:val="20"/>
-              </w:rPr>
-              <w:t>-0.0212</w:t>
-            </w:r>
-          </w:p>
-        </w:tc>
-        <w:tc>
-          <w:tcPr>
-            <w:tcW w:type="dxa" w:w="279"/>
-          </w:tcPr>
-          <w:p>
-            <w:r>
-              <w:rPr>
-                <w:rFonts w:ascii="Times New Roman" w:hAnsi="Times New Roman"/>
-                <w:sz w:val="20"/>
-              </w:rPr>
-              <w:t>0.9020</w:t>
-            </w:r>
-          </w:p>
-        </w:tc>
-        <w:tc>
-          <w:tcPr>
-            <w:tcW w:type="dxa" w:w="279"/>
-          </w:tcPr>
-          <w:p>
-            <w:r>
-              <w:rPr>
-                <w:rFonts w:ascii="Times New Roman" w:hAnsi="Times New Roman"/>
-                <w:sz w:val="20"/>
-              </w:rPr>
-              <w:t>10</w:t>
+              <w:t>10.014170</w:t>
+            </w:r>
+          </w:p>
+        </w:tc>
+        <w:tc>
+          <w:tcPr>
+            <w:tcW w:type="dxa" w:w="279"/>
+          </w:tcPr>
+          <w:p>
+            <w:r>
+              <w:rPr>
+                <w:rFonts w:ascii="Times New Roman" w:hAnsi="Times New Roman"/>
+                <w:sz w:val="20"/>
+              </w:rPr>
+              <w:t>13.250612</w:t>
+            </w:r>
+          </w:p>
+        </w:tc>
+        <w:tc>
+          <w:tcPr>
+            <w:tcW w:type="dxa" w:w="279"/>
+          </w:tcPr>
+          <w:p>
+            <w:r>
+              <w:rPr>
+                <w:rFonts w:ascii="Times New Roman" w:hAnsi="Times New Roman"/>
+                <w:sz w:val="20"/>
+              </w:rPr>
+              <w:t>-0.1650</w:t>
+            </w:r>
+          </w:p>
+        </w:tc>
+        <w:tc>
+          <w:tcPr>
+            <w:tcW w:type="dxa" w:w="279"/>
+          </w:tcPr>
+          <w:p>
+            <w:r>
+              <w:rPr>
+                <w:rFonts w:ascii="Times New Roman" w:hAnsi="Times New Roman"/>
+                <w:sz w:val="20"/>
+              </w:rPr>
+              <w:t>0.8500</w:t>
+            </w:r>
+          </w:p>
+        </w:tc>
+        <w:tc>
+          <w:tcPr>
+            <w:tcW w:type="dxa" w:w="279"/>
+          </w:tcPr>
+          <w:p>
+            <w:r>
+              <w:rPr>
+                <w:rFonts w:ascii="Times New Roman" w:hAnsi="Times New Roman"/>
+                <w:sz w:val="20"/>
+              </w:rPr>
+              <w:t>9</w:t>
             </w:r>
           </w:p>
         </w:tc>
@@ -3800,35 +5544,35 @@
                 <w:rFonts w:ascii="Times New Roman" w:hAnsi="Times New Roman"/>
                 <w:sz w:val="20"/>
               </w:rPr>
-              <w:t>0.0316</w:t>
-            </w:r>
-          </w:p>
-        </w:tc>
-        <w:tc>
-          <w:tcPr>
-            <w:tcW w:type="dxa" w:w="279"/>
-          </w:tcPr>
-          <w:p>
-            <w:r>
-              <w:rPr>
-                <w:rFonts w:ascii="Times New Roman" w:hAnsi="Times New Roman"/>
-                <w:sz w:val="20"/>
-              </w:rPr>
-              <w:t>0.5288</w:t>
-            </w:r>
-          </w:p>
-        </w:tc>
-        <w:tc>
-          <w:tcPr>
-            <w:tcW w:type="dxa" w:w="279"/>
-          </w:tcPr>
-          <w:p>
-            <w:r>
-              <w:rPr>
-                <w:rFonts w:ascii="Times New Roman" w:hAnsi="Times New Roman"/>
-                <w:sz w:val="20"/>
-              </w:rPr>
-              <w:t>0.4671</w:t>
+              <w:t>0.0285</w:t>
+            </w:r>
+          </w:p>
+        </w:tc>
+        <w:tc>
+          <w:tcPr>
+            <w:tcW w:type="dxa" w:w="279"/>
+          </w:tcPr>
+          <w:p>
+            <w:r>
+              <w:rPr>
+                <w:rFonts w:ascii="Times New Roman" w:hAnsi="Times New Roman"/>
+                <w:sz w:val="20"/>
+              </w:rPr>
+              <w:t>0.1504</w:t>
+            </w:r>
+          </w:p>
+        </w:tc>
+        <w:tc>
+          <w:tcPr>
+            <w:tcW w:type="dxa" w:w="279"/>
+          </w:tcPr>
+          <w:p>
+            <w:r>
+              <w:rPr>
+                <w:rFonts w:ascii="Times New Roman" w:hAnsi="Times New Roman"/>
+                <w:sz w:val="20"/>
+              </w:rPr>
+              <w:t>0.6981</w:t>
             </w:r>
           </w:p>
         </w:tc>
@@ -3856,49 +5600,49 @@
                 <w:rFonts w:ascii="Times New Roman" w:hAnsi="Times New Roman"/>
                 <w:sz w:val="20"/>
               </w:rPr>
-              <w:t>4.6286</w:t>
-            </w:r>
-          </w:p>
-        </w:tc>
-        <w:tc>
-          <w:tcPr>
-            <w:tcW w:type="dxa" w:w="279"/>
-          </w:tcPr>
-          <w:p>
-            <w:r>
-              <w:rPr>
-                <w:rFonts w:ascii="Times New Roman" w:hAnsi="Times New Roman"/>
-                <w:sz w:val="20"/>
-              </w:rPr>
-              <w:t>0.0314</w:t>
-            </w:r>
-          </w:p>
-        </w:tc>
-        <w:tc>
-          <w:tcPr>
-            <w:tcW w:type="dxa" w:w="279"/>
-          </w:tcPr>
-          <w:p>
-            <w:r>
-              <w:rPr>
-                <w:rFonts w:ascii="Times New Roman" w:hAnsi="Times New Roman"/>
-                <w:sz w:val="20"/>
-              </w:rPr>
-              <w:t>5.1574</w:t>
-            </w:r>
-          </w:p>
-        </w:tc>
-        <w:tc>
-          <w:tcPr>
-            <w:tcW w:type="dxa" w:w="279"/>
-          </w:tcPr>
-          <w:p>
-            <w:r>
-              <w:rPr>
-                <w:rFonts w:ascii="Times New Roman" w:hAnsi="Times New Roman"/>
-                <w:sz w:val="20"/>
-              </w:rPr>
-              <w:t>0.0759</w:t>
+              <w:t>1.3624</w:t>
+            </w:r>
+          </w:p>
+        </w:tc>
+        <w:tc>
+          <w:tcPr>
+            <w:tcW w:type="dxa" w:w="279"/>
+          </w:tcPr>
+          <w:p>
+            <w:r>
+              <w:rPr>
+                <w:rFonts w:ascii="Times New Roman" w:hAnsi="Times New Roman"/>
+                <w:sz w:val="20"/>
+              </w:rPr>
+              <w:t>0.2431</w:t>
+            </w:r>
+          </w:p>
+        </w:tc>
+        <w:tc>
+          <w:tcPr>
+            <w:tcW w:type="dxa" w:w="279"/>
+          </w:tcPr>
+          <w:p>
+            <w:r>
+              <w:rPr>
+                <w:rFonts w:ascii="Times New Roman" w:hAnsi="Times New Roman"/>
+                <w:sz w:val="20"/>
+              </w:rPr>
+              <w:t>1.5128</w:t>
+            </w:r>
+          </w:p>
+        </w:tc>
+        <w:tc>
+          <w:tcPr>
+            <w:tcW w:type="dxa" w:w="279"/>
+          </w:tcPr>
+          <w:p>
+            <w:r>
+              <w:rPr>
+                <w:rFonts w:ascii="Times New Roman" w:hAnsi="Times New Roman"/>
+                <w:sz w:val="20"/>
+              </w:rPr>
+              <w:t>0.4694</w:t>
             </w:r>
           </w:p>
         </w:tc>
@@ -3926,49 +5670,1793 @@
                 <w:rFonts w:ascii="Times New Roman" w:hAnsi="Times New Roman"/>
                 <w:sz w:val="20"/>
               </w:rPr>
-              <w:t>7.616294</w:t>
-            </w:r>
-          </w:p>
-        </w:tc>
-        <w:tc>
-          <w:tcPr>
-            <w:tcW w:type="dxa" w:w="279"/>
-          </w:tcPr>
-          <w:p>
-            <w:r>
-              <w:rPr>
-                <w:rFonts w:ascii="Times New Roman" w:hAnsi="Times New Roman"/>
-                <w:sz w:val="20"/>
-              </w:rPr>
-              <w:t>10.433967</w:t>
-            </w:r>
-          </w:p>
-        </w:tc>
-        <w:tc>
-          <w:tcPr>
-            <w:tcW w:type="dxa" w:w="279"/>
-          </w:tcPr>
-          <w:p>
-            <w:r>
-              <w:rPr>
-                <w:rFonts w:ascii="Times New Roman" w:hAnsi="Times New Roman"/>
-                <w:sz w:val="20"/>
-              </w:rPr>
-              <w:t>0.2367</w:t>
-            </w:r>
-          </w:p>
-        </w:tc>
-        <w:tc>
-          <w:tcPr>
-            <w:tcW w:type="dxa" w:w="279"/>
-          </w:tcPr>
-          <w:p>
-            <w:r>
-              <w:rPr>
-                <w:rFonts w:ascii="Times New Roman" w:hAnsi="Times New Roman"/>
-                <w:sz w:val="20"/>
-              </w:rPr>
-              <w:t>0.5040</w:t>
+              <w:t>7.650157</w:t>
+            </w:r>
+          </w:p>
+        </w:tc>
+        <w:tc>
+          <w:tcPr>
+            <w:tcW w:type="dxa" w:w="279"/>
+          </w:tcPr>
+          <w:p>
+            <w:r>
+              <w:rPr>
+                <w:rFonts w:ascii="Times New Roman" w:hAnsi="Times New Roman"/>
+                <w:sz w:val="20"/>
+              </w:rPr>
+              <w:t>10.480359</w:t>
+            </w:r>
+          </w:p>
+        </w:tc>
+        <w:tc>
+          <w:tcPr>
+            <w:tcW w:type="dxa" w:w="279"/>
+          </w:tcPr>
+          <w:p>
+            <w:r>
+              <w:rPr>
+                <w:rFonts w:ascii="Times New Roman" w:hAnsi="Times New Roman"/>
+                <w:sz w:val="20"/>
+              </w:rPr>
+              <w:t>0.0845</w:t>
+            </w:r>
+          </w:p>
+        </w:tc>
+        <w:tc>
+          <w:tcPr>
+            <w:tcW w:type="dxa" w:w="279"/>
+          </w:tcPr>
+          <w:p>
+            <w:r>
+              <w:rPr>
+                <w:rFonts w:ascii="Times New Roman" w:hAnsi="Times New Roman"/>
+                <w:sz w:val="20"/>
+              </w:rPr>
+              <w:t>0.7600</w:t>
+            </w:r>
+          </w:p>
+        </w:tc>
+      </w:tr>
+      <w:tr>
+        <w:tc>
+          <w:tcPr>
+            <w:tcW w:type="dxa" w:w="279"/>
+          </w:tcPr>
+          <w:p>
+            <w:r>
+              <w:rPr>
+                <w:rFonts w:ascii="Times New Roman" w:hAnsi="Times New Roman"/>
+                <w:sz w:val="20"/>
+              </w:rPr>
+              <w:t>MSGARCH(1,1)</w:t>
+            </w:r>
+          </w:p>
+        </w:tc>
+        <w:tc>
+          <w:tcPr>
+            <w:tcW w:type="dxa" w:w="279"/>
+          </w:tcPr>
+          <w:p>
+            <w:r>
+              <w:rPr>
+                <w:rFonts w:ascii="Times New Roman" w:hAnsi="Times New Roman"/>
+                <w:sz w:val="20"/>
+              </w:rPr>
+              <w:t>1</w:t>
+            </w:r>
+          </w:p>
+        </w:tc>
+        <w:tc>
+          <w:tcPr>
+            <w:tcW w:type="dxa" w:w="279"/>
+          </w:tcPr>
+          <w:p>
+            <w:r>
+              <w:rPr>
+                <w:rFonts w:ascii="Times New Roman" w:hAnsi="Times New Roman"/>
+                <w:sz w:val="20"/>
+              </w:rPr>
+              <w:t>3.16</w:t>
+            </w:r>
+          </w:p>
+        </w:tc>
+        <w:tc>
+          <w:tcPr>
+            <w:tcW w:type="dxa" w:w="279"/>
+          </w:tcPr>
+          <w:p>
+            <w:r>
+              <w:rPr>
+                <w:rFonts w:ascii="Times New Roman" w:hAnsi="Times New Roman"/>
+                <w:sz w:val="20"/>
+              </w:rPr>
+              <w:t>0.0032</w:t>
+            </w:r>
+          </w:p>
+        </w:tc>
+        <w:tc>
+          <w:tcPr>
+            <w:tcW w:type="dxa" w:w="279"/>
+          </w:tcPr>
+          <w:p>
+            <w:r>
+              <w:rPr>
+                <w:rFonts w:ascii="Times New Roman" w:hAnsi="Times New Roman"/>
+                <w:sz w:val="20"/>
+              </w:rPr>
+              <w:t>2.0337</w:t>
+            </w:r>
+          </w:p>
+        </w:tc>
+        <w:tc>
+          <w:tcPr>
+            <w:tcW w:type="dxa" w:w="279"/>
+          </w:tcPr>
+          <w:p>
+            <w:r>
+              <w:rPr>
+                <w:rFonts w:ascii="Times New Roman" w:hAnsi="Times New Roman"/>
+                <w:sz w:val="20"/>
+              </w:rPr>
+              <w:t>0.1538</w:t>
+            </w:r>
+          </w:p>
+        </w:tc>
+        <w:tc>
+          <w:tcPr>
+            <w:tcW w:type="dxa" w:w="279"/>
+          </w:tcPr>
+          <w:p>
+            <w:r>
+              <w:rPr>
+                <w:rFonts w:ascii="Times New Roman" w:hAnsi="Times New Roman"/>
+                <w:sz w:val="20"/>
+              </w:rPr>
+              <w:t>Yes</w:t>
+            </w:r>
+          </w:p>
+        </w:tc>
+        <w:tc>
+          <w:tcPr>
+            <w:tcW w:type="dxa" w:w="279"/>
+          </w:tcPr>
+          <w:p>
+            <w:r>
+              <w:rPr>
+                <w:rFonts w:ascii="Times New Roman" w:hAnsi="Times New Roman"/>
+                <w:sz w:val="20"/>
+              </w:rPr>
+              <w:t>0.0064</w:t>
+            </w:r>
+          </w:p>
+        </w:tc>
+        <w:tc>
+          <w:tcPr>
+            <w:tcW w:type="dxa" w:w="279"/>
+          </w:tcPr>
+          <w:p>
+            <w:r>
+              <w:rPr>
+                <w:rFonts w:ascii="Times New Roman" w:hAnsi="Times New Roman"/>
+                <w:sz w:val="20"/>
+              </w:rPr>
+              <w:t>0.9364</w:t>
+            </w:r>
+          </w:p>
+        </w:tc>
+        <w:tc>
+          <w:tcPr>
+            <w:tcW w:type="dxa" w:w="279"/>
+          </w:tcPr>
+          <w:p>
+            <w:r>
+              <w:rPr>
+                <w:rFonts w:ascii="Times New Roman" w:hAnsi="Times New Roman"/>
+                <w:sz w:val="20"/>
+              </w:rPr>
+              <w:t>2.0401</w:t>
+            </w:r>
+          </w:p>
+        </w:tc>
+        <w:tc>
+          <w:tcPr>
+            <w:tcW w:type="dxa" w:w="279"/>
+          </w:tcPr>
+          <w:p>
+            <w:r>
+              <w:rPr>
+                <w:rFonts w:ascii="Times New Roman" w:hAnsi="Times New Roman"/>
+                <w:sz w:val="20"/>
+              </w:rPr>
+              <w:t>0.3606</w:t>
+            </w:r>
+          </w:p>
+        </w:tc>
+        <w:tc>
+          <w:tcPr>
+            <w:tcW w:type="dxa" w:w="279"/>
+          </w:tcPr>
+          <w:p>
+            <w:r>
+              <w:rPr>
+                <w:rFonts w:ascii="Times New Roman" w:hAnsi="Times New Roman"/>
+                <w:sz w:val="20"/>
+              </w:rPr>
+              <w:t>Yes</w:t>
+            </w:r>
+          </w:p>
+        </w:tc>
+        <w:tc>
+          <w:tcPr>
+            <w:tcW w:type="dxa" w:w="279"/>
+          </w:tcPr>
+          <w:p>
+            <w:r>
+              <w:rPr>
+                <w:rFonts w:ascii="Times New Roman" w:hAnsi="Times New Roman"/>
+                <w:sz w:val="20"/>
+              </w:rPr>
+              <w:t>13.581756</w:t>
+            </w:r>
+          </w:p>
+        </w:tc>
+        <w:tc>
+          <w:tcPr>
+            <w:tcW w:type="dxa" w:w="279"/>
+          </w:tcPr>
+          <w:p>
+            <w:r>
+              <w:rPr>
+                <w:rFonts w:ascii="Times New Roman" w:hAnsi="Times New Roman"/>
+                <w:sz w:val="20"/>
+              </w:rPr>
+              <w:t>17.971193</w:t>
+            </w:r>
+          </w:p>
+        </w:tc>
+        <w:tc>
+          <w:tcPr>
+            <w:tcW w:type="dxa" w:w="279"/>
+          </w:tcPr>
+          <w:p>
+            <w:r>
+              <w:rPr>
+                <w:rFonts w:ascii="Times New Roman" w:hAnsi="Times New Roman"/>
+                <w:sz w:val="20"/>
+              </w:rPr>
+              <w:t>-0.7523</w:t>
+            </w:r>
+          </w:p>
+        </w:tc>
+        <w:tc>
+          <w:tcPr>
+            <w:tcW w:type="dxa" w:w="279"/>
+          </w:tcPr>
+          <w:p>
+            <w:r>
+              <w:rPr>
+                <w:rFonts w:ascii="Times New Roman" w:hAnsi="Times New Roman"/>
+                <w:sz w:val="20"/>
+              </w:rPr>
+              <w:t>0.1180</w:t>
+            </w:r>
+          </w:p>
+        </w:tc>
+        <w:tc>
+          <w:tcPr>
+            <w:tcW w:type="dxa" w:w="279"/>
+          </w:tcPr>
+          <w:p>
+            <w:r>
+              <w:rPr>
+                <w:rFonts w:ascii="Times New Roman" w:hAnsi="Times New Roman"/>
+                <w:sz w:val="20"/>
+              </w:rPr>
+              <w:t>5</w:t>
+            </w:r>
+          </w:p>
+        </w:tc>
+        <w:tc>
+          <w:tcPr>
+            <w:tcW w:type="dxa" w:w="279"/>
+          </w:tcPr>
+          <w:p>
+            <w:r>
+              <w:rPr>
+                <w:rFonts w:ascii="Times New Roman" w:hAnsi="Times New Roman"/>
+                <w:sz w:val="20"/>
+              </w:rPr>
+              <w:t>7.90</w:t>
+            </w:r>
+          </w:p>
+        </w:tc>
+        <w:tc>
+          <w:tcPr>
+            <w:tcW w:type="dxa" w:w="279"/>
+          </w:tcPr>
+          <w:p>
+            <w:r>
+              <w:rPr>
+                <w:rFonts w:ascii="Times New Roman" w:hAnsi="Times New Roman"/>
+                <w:sz w:val="20"/>
+              </w:rPr>
+              <w:t>0.0158</w:t>
+            </w:r>
+          </w:p>
+        </w:tc>
+        <w:tc>
+          <w:tcPr>
+            <w:tcW w:type="dxa" w:w="279"/>
+          </w:tcPr>
+          <w:p>
+            <w:r>
+              <w:rPr>
+                <w:rFonts w:ascii="Times New Roman" w:hAnsi="Times New Roman"/>
+                <w:sz w:val="20"/>
+              </w:rPr>
+              <w:t>1.2530</w:t>
+            </w:r>
+          </w:p>
+        </w:tc>
+        <w:tc>
+          <w:tcPr>
+            <w:tcW w:type="dxa" w:w="279"/>
+          </w:tcPr>
+          <w:p>
+            <w:r>
+              <w:rPr>
+                <w:rFonts w:ascii="Times New Roman" w:hAnsi="Times New Roman"/>
+                <w:sz w:val="20"/>
+              </w:rPr>
+              <w:t>0.2630</w:t>
+            </w:r>
+          </w:p>
+        </w:tc>
+        <w:tc>
+          <w:tcPr>
+            <w:tcW w:type="dxa" w:w="279"/>
+          </w:tcPr>
+          <w:p>
+            <w:r>
+              <w:rPr>
+                <w:rFonts w:ascii="Times New Roman" w:hAnsi="Times New Roman"/>
+                <w:sz w:val="20"/>
+              </w:rPr>
+              <w:t>Yes</w:t>
+            </w:r>
+          </w:p>
+        </w:tc>
+        <w:tc>
+          <w:tcPr>
+            <w:tcW w:type="dxa" w:w="279"/>
+          </w:tcPr>
+          <w:p>
+            <w:r>
+              <w:rPr>
+                <w:rFonts w:ascii="Times New Roman" w:hAnsi="Times New Roman"/>
+                <w:sz w:val="20"/>
+              </w:rPr>
+              <w:t>0.1613</w:t>
+            </w:r>
+          </w:p>
+        </w:tc>
+        <w:tc>
+          <w:tcPr>
+            <w:tcW w:type="dxa" w:w="279"/>
+          </w:tcPr>
+          <w:p>
+            <w:r>
+              <w:rPr>
+                <w:rFonts w:ascii="Times New Roman" w:hAnsi="Times New Roman"/>
+                <w:sz w:val="20"/>
+              </w:rPr>
+              <w:t>0.6880</w:t>
+            </w:r>
+          </w:p>
+        </w:tc>
+        <w:tc>
+          <w:tcPr>
+            <w:tcW w:type="dxa" w:w="279"/>
+          </w:tcPr>
+          <w:p>
+            <w:r>
+              <w:rPr>
+                <w:rFonts w:ascii="Times New Roman" w:hAnsi="Times New Roman"/>
+                <w:sz w:val="20"/>
+              </w:rPr>
+              <w:t>1.4143</w:t>
+            </w:r>
+          </w:p>
+        </w:tc>
+        <w:tc>
+          <w:tcPr>
+            <w:tcW w:type="dxa" w:w="279"/>
+          </w:tcPr>
+          <w:p>
+            <w:r>
+              <w:rPr>
+                <w:rFonts w:ascii="Times New Roman" w:hAnsi="Times New Roman"/>
+                <w:sz w:val="20"/>
+              </w:rPr>
+              <w:t>0.4930</w:t>
+            </w:r>
+          </w:p>
+        </w:tc>
+        <w:tc>
+          <w:tcPr>
+            <w:tcW w:type="dxa" w:w="279"/>
+          </w:tcPr>
+          <w:p>
+            <w:r>
+              <w:rPr>
+                <w:rFonts w:ascii="Times New Roman" w:hAnsi="Times New Roman"/>
+                <w:sz w:val="20"/>
+              </w:rPr>
+              <w:t>Yes</w:t>
+            </w:r>
+          </w:p>
+        </w:tc>
+        <w:tc>
+          <w:tcPr>
+            <w:tcW w:type="dxa" w:w="279"/>
+          </w:tcPr>
+          <w:p>
+            <w:r>
+              <w:rPr>
+                <w:rFonts w:ascii="Times New Roman" w:hAnsi="Times New Roman"/>
+                <w:sz w:val="20"/>
+              </w:rPr>
+              <w:t>10.375555</w:t>
+            </w:r>
+          </w:p>
+        </w:tc>
+        <w:tc>
+          <w:tcPr>
+            <w:tcW w:type="dxa" w:w="279"/>
+          </w:tcPr>
+          <w:p>
+            <w:r>
+              <w:rPr>
+                <w:rFonts w:ascii="Times New Roman" w:hAnsi="Times New Roman"/>
+                <w:sz w:val="20"/>
+              </w:rPr>
+              <w:t>14.214027</w:t>
+            </w:r>
+          </w:p>
+        </w:tc>
+        <w:tc>
+          <w:tcPr>
+            <w:tcW w:type="dxa" w:w="279"/>
+          </w:tcPr>
+          <w:p>
+            <w:r>
+              <w:rPr>
+                <w:rFonts w:ascii="Times New Roman" w:hAnsi="Times New Roman"/>
+                <w:sz w:val="20"/>
+              </w:rPr>
+              <w:t>-0.4268</w:t>
+            </w:r>
+          </w:p>
+        </w:tc>
+        <w:tc>
+          <w:tcPr>
+            <w:tcW w:type="dxa" w:w="279"/>
+          </w:tcPr>
+          <w:p>
+            <w:r>
+              <w:rPr>
+                <w:rFonts w:ascii="Times New Roman" w:hAnsi="Times New Roman"/>
+                <w:sz w:val="20"/>
+              </w:rPr>
+              <w:t>0.2300</w:t>
+            </w:r>
+          </w:p>
+        </w:tc>
+      </w:tr>
+      <w:tr>
+        <w:tc>
+          <w:tcPr>
+            <w:tcW w:type="dxa" w:w="279"/>
+          </w:tcPr>
+          <w:p>
+            <w:r>
+              <w:rPr>
+                <w:rFonts w:ascii="Times New Roman" w:hAnsi="Times New Roman"/>
+                <w:sz w:val="20"/>
+              </w:rPr>
+              <w:t>NN-GARCH</w:t>
+            </w:r>
+          </w:p>
+        </w:tc>
+        <w:tc>
+          <w:tcPr>
+            <w:tcW w:type="dxa" w:w="279"/>
+          </w:tcPr>
+          <w:p>
+            <w:r>
+              <w:rPr>
+                <w:rFonts w:ascii="Times New Roman" w:hAnsi="Times New Roman"/>
+                <w:sz w:val="20"/>
+              </w:rPr>
+              <w:t>55</w:t>
+            </w:r>
+          </w:p>
+        </w:tc>
+        <w:tc>
+          <w:tcPr>
+            <w:tcW w:type="dxa" w:w="279"/>
+          </w:tcPr>
+          <w:p>
+            <w:r>
+              <w:rPr>
+                <w:rFonts w:ascii="Times New Roman" w:hAnsi="Times New Roman"/>
+                <w:sz w:val="20"/>
+              </w:rPr>
+              <w:t>3.16</w:t>
+            </w:r>
+          </w:p>
+        </w:tc>
+        <w:tc>
+          <w:tcPr>
+            <w:tcW w:type="dxa" w:w="279"/>
+          </w:tcPr>
+          <w:p>
+            <w:r>
+              <w:rPr>
+                <w:rFonts w:ascii="Times New Roman" w:hAnsi="Times New Roman"/>
+                <w:sz w:val="20"/>
+              </w:rPr>
+              <w:t>0.1741</w:t>
+            </w:r>
+          </w:p>
+        </w:tc>
+        <w:tc>
+          <w:tcPr>
+            <w:tcW w:type="dxa" w:w="279"/>
+          </w:tcPr>
+          <w:p>
+            <w:r>
+              <w:rPr>
+                <w:rFonts w:ascii="Times New Roman" w:hAnsi="Times New Roman"/>
+                <w:sz w:val="20"/>
+              </w:rPr>
+              <w:t>219.6722</w:t>
+            </w:r>
+          </w:p>
+        </w:tc>
+        <w:tc>
+          <w:tcPr>
+            <w:tcW w:type="dxa" w:w="279"/>
+          </w:tcPr>
+          <w:p>
+            <w:r>
+              <w:rPr>
+                <w:rFonts w:ascii="Times New Roman" w:hAnsi="Times New Roman"/>
+                <w:sz w:val="20"/>
+              </w:rPr>
+              <w:t>0.0000</w:t>
+            </w:r>
+          </w:p>
+        </w:tc>
+        <w:tc>
+          <w:tcPr>
+            <w:tcW w:type="dxa" w:w="279"/>
+          </w:tcPr>
+          <w:p>
+            <w:r>
+              <w:rPr>
+                <w:rFonts w:ascii="Times New Roman" w:hAnsi="Times New Roman"/>
+                <w:sz w:val="20"/>
+              </w:rPr>
+              <w:t>No</w:t>
+            </w:r>
+          </w:p>
+        </w:tc>
+        <w:tc>
+          <w:tcPr>
+            <w:tcW w:type="dxa" w:w="279"/>
+          </w:tcPr>
+          <w:p>
+            <w:r>
+              <w:rPr>
+                <w:rFonts w:ascii="Times New Roman" w:hAnsi="Times New Roman"/>
+                <w:sz w:val="20"/>
+              </w:rPr>
+              <w:t>0.3708</w:t>
+            </w:r>
+          </w:p>
+        </w:tc>
+        <w:tc>
+          <w:tcPr>
+            <w:tcW w:type="dxa" w:w="279"/>
+          </w:tcPr>
+          <w:p>
+            <w:r>
+              <w:rPr>
+                <w:rFonts w:ascii="Times New Roman" w:hAnsi="Times New Roman"/>
+                <w:sz w:val="20"/>
+              </w:rPr>
+              <w:t>0.5426</w:t>
+            </w:r>
+          </w:p>
+        </w:tc>
+        <w:tc>
+          <w:tcPr>
+            <w:tcW w:type="dxa" w:w="279"/>
+          </w:tcPr>
+          <w:p>
+            <w:r>
+              <w:rPr>
+                <w:rFonts w:ascii="Times New Roman" w:hAnsi="Times New Roman"/>
+                <w:sz w:val="20"/>
+              </w:rPr>
+              <w:t>220.0430</w:t>
+            </w:r>
+          </w:p>
+        </w:tc>
+        <w:tc>
+          <w:tcPr>
+            <w:tcW w:type="dxa" w:w="279"/>
+          </w:tcPr>
+          <w:p>
+            <w:r>
+              <w:rPr>
+                <w:rFonts w:ascii="Times New Roman" w:hAnsi="Times New Roman"/>
+                <w:sz w:val="20"/>
+              </w:rPr>
+              <w:t>0.0000</w:t>
+            </w:r>
+          </w:p>
+        </w:tc>
+        <w:tc>
+          <w:tcPr>
+            <w:tcW w:type="dxa" w:w="279"/>
+          </w:tcPr>
+          <w:p>
+            <w:r>
+              <w:rPr>
+                <w:rFonts w:ascii="Times New Roman" w:hAnsi="Times New Roman"/>
+                <w:sz w:val="20"/>
+              </w:rPr>
+              <w:t>No</w:t>
+            </w:r>
+          </w:p>
+        </w:tc>
+        <w:tc>
+          <w:tcPr>
+            <w:tcW w:type="dxa" w:w="279"/>
+          </w:tcPr>
+          <w:p>
+            <w:r>
+              <w:rPr>
+                <w:rFonts w:ascii="Times New Roman" w:hAnsi="Times New Roman"/>
+                <w:sz w:val="20"/>
+              </w:rPr>
+              <w:t>2.993785</w:t>
+            </w:r>
+          </w:p>
+        </w:tc>
+        <w:tc>
+          <w:tcPr>
+            <w:tcW w:type="dxa" w:w="279"/>
+          </w:tcPr>
+          <w:p>
+            <w:r>
+              <w:rPr>
+                <w:rFonts w:ascii="Times New Roman" w:hAnsi="Times New Roman"/>
+                <w:sz w:val="20"/>
+              </w:rPr>
+              <w:t>3.961335</w:t>
+            </w:r>
+          </w:p>
+        </w:tc>
+        <w:tc>
+          <w:tcPr>
+            <w:tcW w:type="dxa" w:w="279"/>
+          </w:tcPr>
+          <w:p>
+            <w:r>
+              <w:rPr>
+                <w:rFonts w:ascii="Times New Roman" w:hAnsi="Times New Roman"/>
+                <w:sz w:val="20"/>
+              </w:rPr>
+              <w:t>22.8222</w:t>
+            </w:r>
+          </w:p>
+        </w:tc>
+        <w:tc>
+          <w:tcPr>
+            <w:tcW w:type="dxa" w:w="279"/>
+          </w:tcPr>
+          <w:p>
+            <w:r>
+              <w:rPr>
+                <w:rFonts w:ascii="Times New Roman" w:hAnsi="Times New Roman"/>
+                <w:sz w:val="20"/>
+              </w:rPr>
+              <w:t>0.0000</w:t>
+            </w:r>
+          </w:p>
+        </w:tc>
+        <w:tc>
+          <w:tcPr>
+            <w:tcW w:type="dxa" w:w="279"/>
+          </w:tcPr>
+          <w:p>
+            <w:r>
+              <w:rPr>
+                <w:rFonts w:ascii="Times New Roman" w:hAnsi="Times New Roman"/>
+                <w:sz w:val="20"/>
+              </w:rPr>
+              <w:t>76</w:t>
+            </w:r>
+          </w:p>
+        </w:tc>
+        <w:tc>
+          <w:tcPr>
+            <w:tcW w:type="dxa" w:w="279"/>
+          </w:tcPr>
+          <w:p>
+            <w:r>
+              <w:rPr>
+                <w:rFonts w:ascii="Times New Roman" w:hAnsi="Times New Roman"/>
+                <w:sz w:val="20"/>
+              </w:rPr>
+              <w:t>7.90</w:t>
+            </w:r>
+          </w:p>
+        </w:tc>
+        <w:tc>
+          <w:tcPr>
+            <w:tcW w:type="dxa" w:w="279"/>
+          </w:tcPr>
+          <w:p>
+            <w:r>
+              <w:rPr>
+                <w:rFonts w:ascii="Times New Roman" w:hAnsi="Times New Roman"/>
+                <w:sz w:val="20"/>
+              </w:rPr>
+              <w:t>0.2405</w:t>
+            </w:r>
+          </w:p>
+        </w:tc>
+        <w:tc>
+          <w:tcPr>
+            <w:tcW w:type="dxa" w:w="279"/>
+          </w:tcPr>
+          <w:p>
+            <w:r>
+              <w:rPr>
+                <w:rFonts w:ascii="Times New Roman" w:hAnsi="Times New Roman"/>
+                <w:sz w:val="20"/>
+              </w:rPr>
+              <w:t>224.2113</w:t>
+            </w:r>
+          </w:p>
+        </w:tc>
+        <w:tc>
+          <w:tcPr>
+            <w:tcW w:type="dxa" w:w="279"/>
+          </w:tcPr>
+          <w:p>
+            <w:r>
+              <w:rPr>
+                <w:rFonts w:ascii="Times New Roman" w:hAnsi="Times New Roman"/>
+                <w:sz w:val="20"/>
+              </w:rPr>
+              <w:t>0.0000</w:t>
+            </w:r>
+          </w:p>
+        </w:tc>
+        <w:tc>
+          <w:tcPr>
+            <w:tcW w:type="dxa" w:w="279"/>
+          </w:tcPr>
+          <w:p>
+            <w:r>
+              <w:rPr>
+                <w:rFonts w:ascii="Times New Roman" w:hAnsi="Times New Roman"/>
+                <w:sz w:val="20"/>
+              </w:rPr>
+              <w:t>No</w:t>
+            </w:r>
+          </w:p>
+        </w:tc>
+        <w:tc>
+          <w:tcPr>
+            <w:tcW w:type="dxa" w:w="279"/>
+          </w:tcPr>
+          <w:p>
+            <w:r>
+              <w:rPr>
+                <w:rFonts w:ascii="Times New Roman" w:hAnsi="Times New Roman"/>
+                <w:sz w:val="20"/>
+              </w:rPr>
+              <w:t>0.9292</w:t>
+            </w:r>
+          </w:p>
+        </w:tc>
+        <w:tc>
+          <w:tcPr>
+            <w:tcW w:type="dxa" w:w="279"/>
+          </w:tcPr>
+          <w:p>
+            <w:r>
+              <w:rPr>
+                <w:rFonts w:ascii="Times New Roman" w:hAnsi="Times New Roman"/>
+                <w:sz w:val="20"/>
+              </w:rPr>
+              <w:t>0.3351</w:t>
+            </w:r>
+          </w:p>
+        </w:tc>
+        <w:tc>
+          <w:tcPr>
+            <w:tcW w:type="dxa" w:w="279"/>
+          </w:tcPr>
+          <w:p>
+            <w:r>
+              <w:rPr>
+                <w:rFonts w:ascii="Times New Roman" w:hAnsi="Times New Roman"/>
+                <w:sz w:val="20"/>
+              </w:rPr>
+              <w:t>225.1405</w:t>
+            </w:r>
+          </w:p>
+        </w:tc>
+        <w:tc>
+          <w:tcPr>
+            <w:tcW w:type="dxa" w:w="279"/>
+          </w:tcPr>
+          <w:p>
+            <w:r>
+              <w:rPr>
+                <w:rFonts w:ascii="Times New Roman" w:hAnsi="Times New Roman"/>
+                <w:sz w:val="20"/>
+              </w:rPr>
+              <w:t>0.0000</w:t>
+            </w:r>
+          </w:p>
+        </w:tc>
+        <w:tc>
+          <w:tcPr>
+            <w:tcW w:type="dxa" w:w="279"/>
+          </w:tcPr>
+          <w:p>
+            <w:r>
+              <w:rPr>
+                <w:rFonts w:ascii="Times New Roman" w:hAnsi="Times New Roman"/>
+                <w:sz w:val="20"/>
+              </w:rPr>
+              <w:t>No</w:t>
+            </w:r>
+          </w:p>
+        </w:tc>
+        <w:tc>
+          <w:tcPr>
+            <w:tcW w:type="dxa" w:w="279"/>
+          </w:tcPr>
+          <w:p>
+            <w:r>
+              <w:rPr>
+                <w:rFonts w:ascii="Times New Roman" w:hAnsi="Times New Roman"/>
+                <w:sz w:val="20"/>
+              </w:rPr>
+              <w:t>2.287052</w:t>
+            </w:r>
+          </w:p>
+        </w:tc>
+        <w:tc>
+          <w:tcPr>
+            <w:tcW w:type="dxa" w:w="279"/>
+          </w:tcPr>
+          <w:p>
+            <w:r>
+              <w:rPr>
+                <w:rFonts w:ascii="Times New Roman" w:hAnsi="Times New Roman"/>
+                <w:sz w:val="20"/>
+              </w:rPr>
+              <w:t>3.133154</w:t>
+            </w:r>
+          </w:p>
+        </w:tc>
+        <w:tc>
+          <w:tcPr>
+            <w:tcW w:type="dxa" w:w="279"/>
+          </w:tcPr>
+          <w:p>
+            <w:r>
+              <w:rPr>
+                <w:rFonts w:ascii="Times New Roman" w:hAnsi="Times New Roman"/>
+                <w:sz w:val="20"/>
+              </w:rPr>
+              <w:t>13.3257</w:t>
+            </w:r>
+          </w:p>
+        </w:tc>
+        <w:tc>
+          <w:tcPr>
+            <w:tcW w:type="dxa" w:w="279"/>
+          </w:tcPr>
+          <w:p>
+            <w:r>
+              <w:rPr>
+                <w:rFonts w:ascii="Times New Roman" w:hAnsi="Times New Roman"/>
+                <w:sz w:val="20"/>
+              </w:rPr>
+              <w:t>0.0000</w:t>
+            </w:r>
+          </w:p>
+        </w:tc>
+      </w:tr>
+      <w:tr>
+        <w:tc>
+          <w:tcPr>
+            <w:tcW w:type="dxa" w:w="279"/>
+          </w:tcPr>
+          <w:p>
+            <w:r>
+              <w:rPr>
+                <w:rFonts w:ascii="Times New Roman" w:hAnsi="Times New Roman"/>
+                <w:sz w:val="20"/>
+              </w:rPr>
+              <w:t>TCN</w:t>
+            </w:r>
+          </w:p>
+        </w:tc>
+        <w:tc>
+          <w:tcPr>
+            <w:tcW w:type="dxa" w:w="279"/>
+          </w:tcPr>
+          <w:p>
+            <w:r>
+              <w:rPr>
+                <w:rFonts w:ascii="Times New Roman" w:hAnsi="Times New Roman"/>
+                <w:sz w:val="20"/>
+              </w:rPr>
+              <w:t>6</w:t>
+            </w:r>
+          </w:p>
+        </w:tc>
+        <w:tc>
+          <w:tcPr>
+            <w:tcW w:type="dxa" w:w="279"/>
+          </w:tcPr>
+          <w:p>
+            <w:r>
+              <w:rPr>
+                <w:rFonts w:ascii="Times New Roman" w:hAnsi="Times New Roman"/>
+                <w:sz w:val="20"/>
+              </w:rPr>
+              <w:t>3.16</w:t>
+            </w:r>
+          </w:p>
+        </w:tc>
+        <w:tc>
+          <w:tcPr>
+            <w:tcW w:type="dxa" w:w="279"/>
+          </w:tcPr>
+          <w:p>
+            <w:r>
+              <w:rPr>
+                <w:rFonts w:ascii="Times New Roman" w:hAnsi="Times New Roman"/>
+                <w:sz w:val="20"/>
+              </w:rPr>
+              <w:t>0.0190</w:t>
+            </w:r>
+          </w:p>
+        </w:tc>
+        <w:tc>
+          <w:tcPr>
+            <w:tcW w:type="dxa" w:w="279"/>
+          </w:tcPr>
+          <w:p>
+            <w:r>
+              <w:rPr>
+                <w:rFonts w:ascii="Times New Roman" w:hAnsi="Times New Roman"/>
+                <w:sz w:val="20"/>
+              </w:rPr>
+              <w:t>2.0401</w:t>
+            </w:r>
+          </w:p>
+        </w:tc>
+        <w:tc>
+          <w:tcPr>
+            <w:tcW w:type="dxa" w:w="279"/>
+          </w:tcPr>
+          <w:p>
+            <w:r>
+              <w:rPr>
+                <w:rFonts w:ascii="Times New Roman" w:hAnsi="Times New Roman"/>
+                <w:sz w:val="20"/>
+              </w:rPr>
+              <w:t>0.1532</w:t>
+            </w:r>
+          </w:p>
+        </w:tc>
+        <w:tc>
+          <w:tcPr>
+            <w:tcW w:type="dxa" w:w="279"/>
+          </w:tcPr>
+          <w:p>
+            <w:r>
+              <w:rPr>
+                <w:rFonts w:ascii="Times New Roman" w:hAnsi="Times New Roman"/>
+                <w:sz w:val="20"/>
+              </w:rPr>
+              <w:t>Yes</w:t>
+            </w:r>
+          </w:p>
+        </w:tc>
+        <w:tc>
+          <w:tcPr>
+            <w:tcW w:type="dxa" w:w="279"/>
+          </w:tcPr>
+          <w:p>
+            <w:r>
+              <w:rPr>
+                <w:rFonts w:ascii="Times New Roman" w:hAnsi="Times New Roman"/>
+                <w:sz w:val="20"/>
+              </w:rPr>
+              <w:t>0.2330</w:t>
+            </w:r>
+          </w:p>
+        </w:tc>
+        <w:tc>
+          <w:tcPr>
+            <w:tcW w:type="dxa" w:w="279"/>
+          </w:tcPr>
+          <w:p>
+            <w:r>
+              <w:rPr>
+                <w:rFonts w:ascii="Times New Roman" w:hAnsi="Times New Roman"/>
+                <w:sz w:val="20"/>
+              </w:rPr>
+              <w:t>0.6293</w:t>
+            </w:r>
+          </w:p>
+        </w:tc>
+        <w:tc>
+          <w:tcPr>
+            <w:tcW w:type="dxa" w:w="279"/>
+          </w:tcPr>
+          <w:p>
+            <w:r>
+              <w:rPr>
+                <w:rFonts w:ascii="Times New Roman" w:hAnsi="Times New Roman"/>
+                <w:sz w:val="20"/>
+              </w:rPr>
+              <w:t>2.2731</w:t>
+            </w:r>
+          </w:p>
+        </w:tc>
+        <w:tc>
+          <w:tcPr>
+            <w:tcW w:type="dxa" w:w="279"/>
+          </w:tcPr>
+          <w:p>
+            <w:r>
+              <w:rPr>
+                <w:rFonts w:ascii="Times New Roman" w:hAnsi="Times New Roman"/>
+                <w:sz w:val="20"/>
+              </w:rPr>
+              <w:t>0.3209</w:t>
+            </w:r>
+          </w:p>
+        </w:tc>
+        <w:tc>
+          <w:tcPr>
+            <w:tcW w:type="dxa" w:w="279"/>
+          </w:tcPr>
+          <w:p>
+            <w:r>
+              <w:rPr>
+                <w:rFonts w:ascii="Times New Roman" w:hAnsi="Times New Roman"/>
+                <w:sz w:val="20"/>
+              </w:rPr>
+              <w:t>Yes</w:t>
+            </w:r>
+          </w:p>
+        </w:tc>
+        <w:tc>
+          <w:tcPr>
+            <w:tcW w:type="dxa" w:w="279"/>
+          </w:tcPr>
+          <w:p>
+            <w:r>
+              <w:rPr>
+                <w:rFonts w:ascii="Times New Roman" w:hAnsi="Times New Roman"/>
+                <w:sz w:val="20"/>
+              </w:rPr>
+              <w:t>8.967161</w:t>
+            </w:r>
+          </w:p>
+        </w:tc>
+        <w:tc>
+          <w:tcPr>
+            <w:tcW w:type="dxa" w:w="279"/>
+          </w:tcPr>
+          <w:p>
+            <w:r>
+              <w:rPr>
+                <w:rFonts w:ascii="Times New Roman" w:hAnsi="Times New Roman"/>
+                <w:sz w:val="20"/>
+              </w:rPr>
+              <w:t>11.865225</w:t>
+            </w:r>
+          </w:p>
+        </w:tc>
+        <w:tc>
+          <w:tcPr>
+            <w:tcW w:type="dxa" w:w="279"/>
+          </w:tcPr>
+          <w:p>
+            <w:r>
+              <w:rPr>
+                <w:rFonts w:ascii="Times New Roman" w:hAnsi="Times New Roman"/>
+                <w:sz w:val="20"/>
+              </w:rPr>
+              <w:t>0.9035</w:t>
+            </w:r>
+          </w:p>
+        </w:tc>
+        <w:tc>
+          <w:tcPr>
+            <w:tcW w:type="dxa" w:w="279"/>
+          </w:tcPr>
+          <w:p>
+            <w:r>
+              <w:rPr>
+                <w:rFonts w:ascii="Times New Roman" w:hAnsi="Times New Roman"/>
+                <w:sz w:val="20"/>
+              </w:rPr>
+              <w:t>0.1580</w:t>
+            </w:r>
+          </w:p>
+        </w:tc>
+        <w:tc>
+          <w:tcPr>
+            <w:tcW w:type="dxa" w:w="279"/>
+          </w:tcPr>
+          <w:p>
+            <w:r>
+              <w:rPr>
+                <w:rFonts w:ascii="Times New Roman" w:hAnsi="Times New Roman"/>
+                <w:sz w:val="20"/>
+              </w:rPr>
+              <w:t>12</w:t>
+            </w:r>
+          </w:p>
+        </w:tc>
+        <w:tc>
+          <w:tcPr>
+            <w:tcW w:type="dxa" w:w="279"/>
+          </w:tcPr>
+          <w:p>
+            <w:r>
+              <w:rPr>
+                <w:rFonts w:ascii="Times New Roman" w:hAnsi="Times New Roman"/>
+                <w:sz w:val="20"/>
+              </w:rPr>
+              <w:t>7.90</w:t>
+            </w:r>
+          </w:p>
+        </w:tc>
+        <w:tc>
+          <w:tcPr>
+            <w:tcW w:type="dxa" w:w="279"/>
+          </w:tcPr>
+          <w:p>
+            <w:r>
+              <w:rPr>
+                <w:rFonts w:ascii="Times New Roman" w:hAnsi="Times New Roman"/>
+                <w:sz w:val="20"/>
+              </w:rPr>
+              <w:t>0.0380</w:t>
+            </w:r>
+          </w:p>
+        </w:tc>
+        <w:tc>
+          <w:tcPr>
+            <w:tcW w:type="dxa" w:w="279"/>
+          </w:tcPr>
+          <w:p>
+            <w:r>
+              <w:rPr>
+                <w:rFonts w:ascii="Times New Roman" w:hAnsi="Times New Roman"/>
+                <w:sz w:val="20"/>
+              </w:rPr>
+              <w:t>1.8879</w:t>
+            </w:r>
+          </w:p>
+        </w:tc>
+        <w:tc>
+          <w:tcPr>
+            <w:tcW w:type="dxa" w:w="279"/>
+          </w:tcPr>
+          <w:p>
+            <w:r>
+              <w:rPr>
+                <w:rFonts w:ascii="Times New Roman" w:hAnsi="Times New Roman"/>
+                <w:sz w:val="20"/>
+              </w:rPr>
+              <w:t>0.1694</w:t>
+            </w:r>
+          </w:p>
+        </w:tc>
+        <w:tc>
+          <w:tcPr>
+            <w:tcW w:type="dxa" w:w="279"/>
+          </w:tcPr>
+          <w:p>
+            <w:r>
+              <w:rPr>
+                <w:rFonts w:ascii="Times New Roman" w:hAnsi="Times New Roman"/>
+                <w:sz w:val="20"/>
+              </w:rPr>
+              <w:t>Yes</w:t>
+            </w:r>
+          </w:p>
+        </w:tc>
+        <w:tc>
+          <w:tcPr>
+            <w:tcW w:type="dxa" w:w="279"/>
+          </w:tcPr>
+          <w:p>
+            <w:r>
+              <w:rPr>
+                <w:rFonts w:ascii="Times New Roman" w:hAnsi="Times New Roman"/>
+                <w:sz w:val="20"/>
+              </w:rPr>
+              <w:t>3.2582</w:t>
+            </w:r>
+          </w:p>
+        </w:tc>
+        <w:tc>
+          <w:tcPr>
+            <w:tcW w:type="dxa" w:w="279"/>
+          </w:tcPr>
+          <w:p>
+            <w:r>
+              <w:rPr>
+                <w:rFonts w:ascii="Times New Roman" w:hAnsi="Times New Roman"/>
+                <w:sz w:val="20"/>
+              </w:rPr>
+              <w:t>0.0711</w:t>
+            </w:r>
+          </w:p>
+        </w:tc>
+        <w:tc>
+          <w:tcPr>
+            <w:tcW w:type="dxa" w:w="279"/>
+          </w:tcPr>
+          <w:p>
+            <w:r>
+              <w:rPr>
+                <w:rFonts w:ascii="Times New Roman" w:hAnsi="Times New Roman"/>
+                <w:sz w:val="20"/>
+              </w:rPr>
+              <w:t>5.1461</w:t>
+            </w:r>
+          </w:p>
+        </w:tc>
+        <w:tc>
+          <w:tcPr>
+            <w:tcW w:type="dxa" w:w="279"/>
+          </w:tcPr>
+          <w:p>
+            <w:r>
+              <w:rPr>
+                <w:rFonts w:ascii="Times New Roman" w:hAnsi="Times New Roman"/>
+                <w:sz w:val="20"/>
+              </w:rPr>
+              <w:t>0.0763</w:t>
+            </w:r>
+          </w:p>
+        </w:tc>
+        <w:tc>
+          <w:tcPr>
+            <w:tcW w:type="dxa" w:w="279"/>
+          </w:tcPr>
+          <w:p>
+            <w:r>
+              <w:rPr>
+                <w:rFonts w:ascii="Times New Roman" w:hAnsi="Times New Roman"/>
+                <w:sz w:val="20"/>
+              </w:rPr>
+              <w:t>Yes</w:t>
+            </w:r>
+          </w:p>
+        </w:tc>
+        <w:tc>
+          <w:tcPr>
+            <w:tcW w:type="dxa" w:w="279"/>
+          </w:tcPr>
+          <w:p>
+            <w:r>
+              <w:rPr>
+                <w:rFonts w:ascii="Times New Roman" w:hAnsi="Times New Roman"/>
+                <w:sz w:val="20"/>
+              </w:rPr>
+              <w:t>6.850313</w:t>
+            </w:r>
+          </w:p>
+        </w:tc>
+        <w:tc>
+          <w:tcPr>
+            <w:tcW w:type="dxa" w:w="279"/>
+          </w:tcPr>
+          <w:p>
+            <w:r>
+              <w:rPr>
+                <w:rFonts w:ascii="Times New Roman" w:hAnsi="Times New Roman"/>
+                <w:sz w:val="20"/>
+              </w:rPr>
+              <w:t>9.384609</w:t>
+            </w:r>
+          </w:p>
+        </w:tc>
+        <w:tc>
+          <w:tcPr>
+            <w:tcW w:type="dxa" w:w="279"/>
+          </w:tcPr>
+          <w:p>
+            <w:r>
+              <w:rPr>
+                <w:rFonts w:ascii="Times New Roman" w:hAnsi="Times New Roman"/>
+                <w:sz w:val="20"/>
+              </w:rPr>
+              <w:t>0.6042</w:t>
+            </w:r>
+          </w:p>
+        </w:tc>
+        <w:tc>
+          <w:tcPr>
+            <w:tcW w:type="dxa" w:w="279"/>
+          </w:tcPr>
+          <w:p>
+            <w:r>
+              <w:rPr>
+                <w:rFonts w:ascii="Times New Roman" w:hAnsi="Times New Roman"/>
+                <w:sz w:val="20"/>
+              </w:rPr>
+              <w:t>0.1140</w:t>
+            </w:r>
+          </w:p>
+        </w:tc>
+      </w:tr>
+      <w:tr>
+        <w:tc>
+          <w:tcPr>
+            <w:tcW w:type="dxa" w:w="279"/>
+          </w:tcPr>
+          <w:p>
+            <w:r>
+              <w:rPr>
+                <w:rFonts w:ascii="Times New Roman" w:hAnsi="Times New Roman"/>
+                <w:sz w:val="20"/>
+              </w:rPr>
+              <w:t>Transformer</w:t>
+            </w:r>
+          </w:p>
+        </w:tc>
+        <w:tc>
+          <w:tcPr>
+            <w:tcW w:type="dxa" w:w="279"/>
+          </w:tcPr>
+          <w:p>
+            <w:r>
+              <w:rPr>
+                <w:rFonts w:ascii="Times New Roman" w:hAnsi="Times New Roman"/>
+                <w:sz w:val="20"/>
+              </w:rPr>
+              <w:t>6</w:t>
+            </w:r>
+          </w:p>
+        </w:tc>
+        <w:tc>
+          <w:tcPr>
+            <w:tcW w:type="dxa" w:w="279"/>
+          </w:tcPr>
+          <w:p>
+            <w:r>
+              <w:rPr>
+                <w:rFonts w:ascii="Times New Roman" w:hAnsi="Times New Roman"/>
+                <w:sz w:val="20"/>
+              </w:rPr>
+              <w:t>3.16</w:t>
+            </w:r>
+          </w:p>
+        </w:tc>
+        <w:tc>
+          <w:tcPr>
+            <w:tcW w:type="dxa" w:w="279"/>
+          </w:tcPr>
+          <w:p>
+            <w:r>
+              <w:rPr>
+                <w:rFonts w:ascii="Times New Roman" w:hAnsi="Times New Roman"/>
+                <w:sz w:val="20"/>
+              </w:rPr>
+              <w:t>0.0190</w:t>
+            </w:r>
+          </w:p>
+        </w:tc>
+        <w:tc>
+          <w:tcPr>
+            <w:tcW w:type="dxa" w:w="279"/>
+          </w:tcPr>
+          <w:p>
+            <w:r>
+              <w:rPr>
+                <w:rFonts w:ascii="Times New Roman" w:hAnsi="Times New Roman"/>
+                <w:sz w:val="20"/>
+              </w:rPr>
+              <w:t>2.0401</w:t>
+            </w:r>
+          </w:p>
+        </w:tc>
+        <w:tc>
+          <w:tcPr>
+            <w:tcW w:type="dxa" w:w="279"/>
+          </w:tcPr>
+          <w:p>
+            <w:r>
+              <w:rPr>
+                <w:rFonts w:ascii="Times New Roman" w:hAnsi="Times New Roman"/>
+                <w:sz w:val="20"/>
+              </w:rPr>
+              <w:t>0.1532</w:t>
+            </w:r>
+          </w:p>
+        </w:tc>
+        <w:tc>
+          <w:tcPr>
+            <w:tcW w:type="dxa" w:w="279"/>
+          </w:tcPr>
+          <w:p>
+            <w:r>
+              <w:rPr>
+                <w:rFonts w:ascii="Times New Roman" w:hAnsi="Times New Roman"/>
+                <w:sz w:val="20"/>
+              </w:rPr>
+              <w:t>Yes</w:t>
+            </w:r>
+          </w:p>
+        </w:tc>
+        <w:tc>
+          <w:tcPr>
+            <w:tcW w:type="dxa" w:w="279"/>
+          </w:tcPr>
+          <w:p>
+            <w:r>
+              <w:rPr>
+                <w:rFonts w:ascii="Times New Roman" w:hAnsi="Times New Roman"/>
+                <w:sz w:val="20"/>
+              </w:rPr>
+              <w:t>0.2330</w:t>
+            </w:r>
+          </w:p>
+        </w:tc>
+        <w:tc>
+          <w:tcPr>
+            <w:tcW w:type="dxa" w:w="279"/>
+          </w:tcPr>
+          <w:p>
+            <w:r>
+              <w:rPr>
+                <w:rFonts w:ascii="Times New Roman" w:hAnsi="Times New Roman"/>
+                <w:sz w:val="20"/>
+              </w:rPr>
+              <w:t>0.6293</w:t>
+            </w:r>
+          </w:p>
+        </w:tc>
+        <w:tc>
+          <w:tcPr>
+            <w:tcW w:type="dxa" w:w="279"/>
+          </w:tcPr>
+          <w:p>
+            <w:r>
+              <w:rPr>
+                <w:rFonts w:ascii="Times New Roman" w:hAnsi="Times New Roman"/>
+                <w:sz w:val="20"/>
+              </w:rPr>
+              <w:t>2.2731</w:t>
+            </w:r>
+          </w:p>
+        </w:tc>
+        <w:tc>
+          <w:tcPr>
+            <w:tcW w:type="dxa" w:w="279"/>
+          </w:tcPr>
+          <w:p>
+            <w:r>
+              <w:rPr>
+                <w:rFonts w:ascii="Times New Roman" w:hAnsi="Times New Roman"/>
+                <w:sz w:val="20"/>
+              </w:rPr>
+              <w:t>0.3209</w:t>
+            </w:r>
+          </w:p>
+        </w:tc>
+        <w:tc>
+          <w:tcPr>
+            <w:tcW w:type="dxa" w:w="279"/>
+          </w:tcPr>
+          <w:p>
+            <w:r>
+              <w:rPr>
+                <w:rFonts w:ascii="Times New Roman" w:hAnsi="Times New Roman"/>
+                <w:sz w:val="20"/>
+              </w:rPr>
+              <w:t>Yes</w:t>
+            </w:r>
+          </w:p>
+        </w:tc>
+        <w:tc>
+          <w:tcPr>
+            <w:tcW w:type="dxa" w:w="279"/>
+          </w:tcPr>
+          <w:p>
+            <w:r>
+              <w:rPr>
+                <w:rFonts w:ascii="Times New Roman" w:hAnsi="Times New Roman"/>
+                <w:sz w:val="20"/>
+              </w:rPr>
+              <w:t>8.646631</w:t>
+            </w:r>
+          </w:p>
+        </w:tc>
+        <w:tc>
+          <w:tcPr>
+            <w:tcW w:type="dxa" w:w="279"/>
+          </w:tcPr>
+          <w:p>
+            <w:r>
+              <w:rPr>
+                <w:rFonts w:ascii="Times New Roman" w:hAnsi="Times New Roman"/>
+                <w:sz w:val="20"/>
+              </w:rPr>
+              <w:t>11.441103</w:t>
+            </w:r>
+          </w:p>
+        </w:tc>
+        <w:tc>
+          <w:tcPr>
+            <w:tcW w:type="dxa" w:w="279"/>
+          </w:tcPr>
+          <w:p>
+            <w:r>
+              <w:rPr>
+                <w:rFonts w:ascii="Times New Roman" w:hAnsi="Times New Roman"/>
+                <w:sz w:val="20"/>
+              </w:rPr>
+              <w:t>0.8798</w:t>
+            </w:r>
+          </w:p>
+        </w:tc>
+        <w:tc>
+          <w:tcPr>
+            <w:tcW w:type="dxa" w:w="279"/>
+          </w:tcPr>
+          <w:p>
+            <w:r>
+              <w:rPr>
+                <w:rFonts w:ascii="Times New Roman" w:hAnsi="Times New Roman"/>
+                <w:sz w:val="20"/>
+              </w:rPr>
+              <w:t>0.1660</w:t>
+            </w:r>
+          </w:p>
+        </w:tc>
+        <w:tc>
+          <w:tcPr>
+            <w:tcW w:type="dxa" w:w="279"/>
+          </w:tcPr>
+          <w:p>
+            <w:r>
+              <w:rPr>
+                <w:rFonts w:ascii="Times New Roman" w:hAnsi="Times New Roman"/>
+                <w:sz w:val="20"/>
+              </w:rPr>
+              <w:t>14</w:t>
+            </w:r>
+          </w:p>
+        </w:tc>
+        <w:tc>
+          <w:tcPr>
+            <w:tcW w:type="dxa" w:w="279"/>
+          </w:tcPr>
+          <w:p>
+            <w:r>
+              <w:rPr>
+                <w:rFonts w:ascii="Times New Roman" w:hAnsi="Times New Roman"/>
+                <w:sz w:val="20"/>
+              </w:rPr>
+              <w:t>7.90</w:t>
+            </w:r>
+          </w:p>
+        </w:tc>
+        <w:tc>
+          <w:tcPr>
+            <w:tcW w:type="dxa" w:w="279"/>
+          </w:tcPr>
+          <w:p>
+            <w:r>
+              <w:rPr>
+                <w:rFonts w:ascii="Times New Roman" w:hAnsi="Times New Roman"/>
+                <w:sz w:val="20"/>
+              </w:rPr>
+              <w:t>0.0443</w:t>
+            </w:r>
+          </w:p>
+        </w:tc>
+        <w:tc>
+          <w:tcPr>
+            <w:tcW w:type="dxa" w:w="279"/>
+          </w:tcPr>
+          <w:p>
+            <w:r>
+              <w:rPr>
+                <w:rFonts w:ascii="Times New Roman" w:hAnsi="Times New Roman"/>
+                <w:sz w:val="20"/>
+              </w:rPr>
+              <w:t>3.9430</w:t>
+            </w:r>
+          </w:p>
+        </w:tc>
+        <w:tc>
+          <w:tcPr>
+            <w:tcW w:type="dxa" w:w="279"/>
+          </w:tcPr>
+          <w:p>
+            <w:r>
+              <w:rPr>
+                <w:rFonts w:ascii="Times New Roman" w:hAnsi="Times New Roman"/>
+                <w:sz w:val="20"/>
+              </w:rPr>
+              <w:t>0.0471</w:t>
+            </w:r>
+          </w:p>
+        </w:tc>
+        <w:tc>
+          <w:tcPr>
+            <w:tcW w:type="dxa" w:w="279"/>
+          </w:tcPr>
+          <w:p>
+            <w:r>
+              <w:rPr>
+                <w:rFonts w:ascii="Times New Roman" w:hAnsi="Times New Roman"/>
+                <w:sz w:val="20"/>
+              </w:rPr>
+              <w:t>No</w:t>
+            </w:r>
+          </w:p>
+        </w:tc>
+        <w:tc>
+          <w:tcPr>
+            <w:tcW w:type="dxa" w:w="279"/>
+          </w:tcPr>
+          <w:p>
+            <w:r>
+              <w:rPr>
+                <w:rFonts w:ascii="Times New Roman" w:hAnsi="Times New Roman"/>
+                <w:sz w:val="20"/>
+              </w:rPr>
+              <w:t>2.2155</w:t>
+            </w:r>
+          </w:p>
+        </w:tc>
+        <w:tc>
+          <w:tcPr>
+            <w:tcW w:type="dxa" w:w="279"/>
+          </w:tcPr>
+          <w:p>
+            <w:r>
+              <w:rPr>
+                <w:rFonts w:ascii="Times New Roman" w:hAnsi="Times New Roman"/>
+                <w:sz w:val="20"/>
+              </w:rPr>
+              <w:t>0.1366</w:t>
+            </w:r>
+          </w:p>
+        </w:tc>
+        <w:tc>
+          <w:tcPr>
+            <w:tcW w:type="dxa" w:w="279"/>
+          </w:tcPr>
+          <w:p>
+            <w:r>
+              <w:rPr>
+                <w:rFonts w:ascii="Times New Roman" w:hAnsi="Times New Roman"/>
+                <w:sz w:val="20"/>
+              </w:rPr>
+              <w:t>6.1585</w:t>
+            </w:r>
+          </w:p>
+        </w:tc>
+        <w:tc>
+          <w:tcPr>
+            <w:tcW w:type="dxa" w:w="279"/>
+          </w:tcPr>
+          <w:p>
+            <w:r>
+              <w:rPr>
+                <w:rFonts w:ascii="Times New Roman" w:hAnsi="Times New Roman"/>
+                <w:sz w:val="20"/>
+              </w:rPr>
+              <w:t>0.0460</w:t>
+            </w:r>
+          </w:p>
+        </w:tc>
+        <w:tc>
+          <w:tcPr>
+            <w:tcW w:type="dxa" w:w="279"/>
+          </w:tcPr>
+          <w:p>
+            <w:r>
+              <w:rPr>
+                <w:rFonts w:ascii="Times New Roman" w:hAnsi="Times New Roman"/>
+                <w:sz w:val="20"/>
+              </w:rPr>
+              <w:t>No</w:t>
+            </w:r>
+          </w:p>
+        </w:tc>
+        <w:tc>
+          <w:tcPr>
+            <w:tcW w:type="dxa" w:w="279"/>
+          </w:tcPr>
+          <w:p>
+            <w:r>
+              <w:rPr>
+                <w:rFonts w:ascii="Times New Roman" w:hAnsi="Times New Roman"/>
+                <w:sz w:val="20"/>
+              </w:rPr>
+              <w:t>6.605449</w:t>
+            </w:r>
+          </w:p>
+        </w:tc>
+        <w:tc>
+          <w:tcPr>
+            <w:tcW w:type="dxa" w:w="279"/>
+          </w:tcPr>
+          <w:p>
+            <w:r>
+              <w:rPr>
+                <w:rFonts w:ascii="Times New Roman" w:hAnsi="Times New Roman"/>
+                <w:sz w:val="20"/>
+              </w:rPr>
+              <w:t>9.049157</w:t>
+            </w:r>
+          </w:p>
+        </w:tc>
+        <w:tc>
+          <w:tcPr>
+            <w:tcW w:type="dxa" w:w="279"/>
+          </w:tcPr>
+          <w:p>
+            <w:r>
+              <w:rPr>
+                <w:rFonts w:ascii="Times New Roman" w:hAnsi="Times New Roman"/>
+                <w:sz w:val="20"/>
+              </w:rPr>
+              <w:t>0.7800</w:t>
+            </w:r>
+          </w:p>
+        </w:tc>
+        <w:tc>
+          <w:tcPr>
+            <w:tcW w:type="dxa" w:w="279"/>
+          </w:tcPr>
+          <w:p>
+            <w:r>
+              <w:rPr>
+                <w:rFonts w:ascii="Times New Roman" w:hAnsi="Times New Roman"/>
+                <w:sz w:val="20"/>
+              </w:rPr>
+              <w:t>0.0580</w:t>
             </w:r>
           </w:p>
         </w:tc>

--- a/outputs/tables/Table11_b_Risk_ETH-USD.docx
+++ b/outputs/tables/Table11_b_Risk_ETH-USD.docx
@@ -946,7 +946,7 @@
                 <w:rFonts w:ascii="Times New Roman" w:hAnsi="Times New Roman"/>
                 <w:sz w:val="20"/>
               </w:rPr>
-              <w:t>11</w:t>
+              <w:t>3</w:t>
             </w:r>
           </w:p>
         </w:tc>
@@ -974,189 +974,189 @@
                 <w:rFonts w:ascii="Times New Roman" w:hAnsi="Times New Roman"/>
                 <w:sz w:val="20"/>
               </w:rPr>
-              <w:t>0.0348</w:t>
-            </w:r>
-          </w:p>
-        </w:tc>
-        <w:tc>
-          <w:tcPr>
-            <w:tcW w:type="dxa" w:w="279"/>
-          </w:tcPr>
-          <w:p>
-            <w:r>
-              <w:rPr>
-                <w:rFonts w:ascii="Times New Roman" w:hAnsi="Times New Roman"/>
-                <w:sz w:val="20"/>
-              </w:rPr>
-              <w:t>11.9592</w:t>
-            </w:r>
-          </w:p>
-        </w:tc>
-        <w:tc>
-          <w:tcPr>
-            <w:tcW w:type="dxa" w:w="279"/>
-          </w:tcPr>
-          <w:p>
-            <w:r>
-              <w:rPr>
-                <w:rFonts w:ascii="Times New Roman" w:hAnsi="Times New Roman"/>
-                <w:sz w:val="20"/>
-              </w:rPr>
-              <w:t>0.0005</w:t>
-            </w:r>
-          </w:p>
-        </w:tc>
-        <w:tc>
-          <w:tcPr>
-            <w:tcW w:type="dxa" w:w="279"/>
-          </w:tcPr>
-          <w:p>
-            <w:r>
-              <w:rPr>
-                <w:rFonts w:ascii="Times New Roman" w:hAnsi="Times New Roman"/>
-                <w:sz w:val="20"/>
-              </w:rPr>
-              <w:t>No</w:t>
-            </w:r>
-          </w:p>
-        </w:tc>
-        <w:tc>
-          <w:tcPr>
-            <w:tcW w:type="dxa" w:w="279"/>
-          </w:tcPr>
-          <w:p>
-            <w:r>
-              <w:rPr>
-                <w:rFonts w:ascii="Times New Roman" w:hAnsi="Times New Roman"/>
-                <w:sz w:val="20"/>
-              </w:rPr>
-              <w:t>0.7962</w:t>
-            </w:r>
-          </w:p>
-        </w:tc>
-        <w:tc>
-          <w:tcPr>
-            <w:tcW w:type="dxa" w:w="279"/>
-          </w:tcPr>
-          <w:p>
-            <w:r>
-              <w:rPr>
-                <w:rFonts w:ascii="Times New Roman" w:hAnsi="Times New Roman"/>
-                <w:sz w:val="20"/>
-              </w:rPr>
-              <w:t>0.3722</w:t>
-            </w:r>
-          </w:p>
-        </w:tc>
-        <w:tc>
-          <w:tcPr>
-            <w:tcW w:type="dxa" w:w="279"/>
-          </w:tcPr>
-          <w:p>
-            <w:r>
-              <w:rPr>
-                <w:rFonts w:ascii="Times New Roman" w:hAnsi="Times New Roman"/>
-                <w:sz w:val="20"/>
-              </w:rPr>
-              <w:t>12.7554</w:t>
-            </w:r>
-          </w:p>
-        </w:tc>
-        <w:tc>
-          <w:tcPr>
-            <w:tcW w:type="dxa" w:w="279"/>
-          </w:tcPr>
-          <w:p>
-            <w:r>
-              <w:rPr>
-                <w:rFonts w:ascii="Times New Roman" w:hAnsi="Times New Roman"/>
-                <w:sz w:val="20"/>
-              </w:rPr>
-              <w:t>0.0017</w:t>
-            </w:r>
-          </w:p>
-        </w:tc>
-        <w:tc>
-          <w:tcPr>
-            <w:tcW w:type="dxa" w:w="279"/>
-          </w:tcPr>
-          <w:p>
-            <w:r>
-              <w:rPr>
-                <w:rFonts w:ascii="Times New Roman" w:hAnsi="Times New Roman"/>
-                <w:sz w:val="20"/>
-              </w:rPr>
-              <w:t>No</w:t>
-            </w:r>
-          </w:p>
-        </w:tc>
-        <w:tc>
-          <w:tcPr>
-            <w:tcW w:type="dxa" w:w="279"/>
-          </w:tcPr>
-          <w:p>
-            <w:r>
-              <w:rPr>
-                <w:rFonts w:ascii="Times New Roman" w:hAnsi="Times New Roman"/>
-                <w:sz w:val="20"/>
-              </w:rPr>
-              <w:t>9.696966</w:t>
-            </w:r>
-          </w:p>
-        </w:tc>
-        <w:tc>
-          <w:tcPr>
-            <w:tcW w:type="dxa" w:w="279"/>
-          </w:tcPr>
-          <w:p>
-            <w:r>
-              <w:rPr>
-                <w:rFonts w:ascii="Times New Roman" w:hAnsi="Times New Roman"/>
-                <w:sz w:val="20"/>
-              </w:rPr>
-              <w:t>12.830892</w:t>
-            </w:r>
-          </w:p>
-        </w:tc>
-        <w:tc>
-          <w:tcPr>
-            <w:tcW w:type="dxa" w:w="279"/>
-          </w:tcPr>
-          <w:p>
-            <w:r>
-              <w:rPr>
-                <w:rFonts w:ascii="Times New Roman" w:hAnsi="Times New Roman"/>
-                <w:sz w:val="20"/>
-              </w:rPr>
-              <w:t>2.4481</w:t>
-            </w:r>
-          </w:p>
-        </w:tc>
-        <w:tc>
-          <w:tcPr>
-            <w:tcW w:type="dxa" w:w="279"/>
-          </w:tcPr>
-          <w:p>
-            <w:r>
-              <w:rPr>
-                <w:rFonts w:ascii="Times New Roman" w:hAnsi="Times New Roman"/>
-                <w:sz w:val="20"/>
-              </w:rPr>
-              <w:t>0.0020</w:t>
-            </w:r>
-          </w:p>
-        </w:tc>
-        <w:tc>
-          <w:tcPr>
-            <w:tcW w:type="dxa" w:w="279"/>
-          </w:tcPr>
-          <w:p>
-            <w:r>
-              <w:rPr>
-                <w:rFonts w:ascii="Times New Roman" w:hAnsi="Times New Roman"/>
-                <w:sz w:val="20"/>
-              </w:rPr>
-              <w:t>19</w:t>
+              <w:t>0.0095</w:t>
+            </w:r>
+          </w:p>
+        </w:tc>
+        <w:tc>
+          <w:tcPr>
+            <w:tcW w:type="dxa" w:w="279"/>
+          </w:tcPr>
+          <w:p>
+            <w:r>
+              <w:rPr>
+                <w:rFonts w:ascii="Times New Roman" w:hAnsi="Times New Roman"/>
+                <w:sz w:val="20"/>
+              </w:rPr>
+              <w:t>0.0083</w:t>
+            </w:r>
+          </w:p>
+        </w:tc>
+        <w:tc>
+          <w:tcPr>
+            <w:tcW w:type="dxa" w:w="279"/>
+          </w:tcPr>
+          <w:p>
+            <w:r>
+              <w:rPr>
+                <w:rFonts w:ascii="Times New Roman" w:hAnsi="Times New Roman"/>
+                <w:sz w:val="20"/>
+              </w:rPr>
+              <w:t>0.9273</w:t>
+            </w:r>
+          </w:p>
+        </w:tc>
+        <w:tc>
+          <w:tcPr>
+            <w:tcW w:type="dxa" w:w="279"/>
+          </w:tcPr>
+          <w:p>
+            <w:r>
+              <w:rPr>
+                <w:rFonts w:ascii="Times New Roman" w:hAnsi="Times New Roman"/>
+                <w:sz w:val="20"/>
+              </w:rPr>
+              <w:t>Yes</w:t>
+            </w:r>
+          </w:p>
+        </w:tc>
+        <w:tc>
+          <w:tcPr>
+            <w:tcW w:type="dxa" w:w="279"/>
+          </w:tcPr>
+          <w:p>
+            <w:r>
+              <w:rPr>
+                <w:rFonts w:ascii="Times New Roman" w:hAnsi="Times New Roman"/>
+                <w:sz w:val="20"/>
+              </w:rPr>
+              <w:t>0.0577</w:t>
+            </w:r>
+          </w:p>
+        </w:tc>
+        <w:tc>
+          <w:tcPr>
+            <w:tcW w:type="dxa" w:w="279"/>
+          </w:tcPr>
+          <w:p>
+            <w:r>
+              <w:rPr>
+                <w:rFonts w:ascii="Times New Roman" w:hAnsi="Times New Roman"/>
+                <w:sz w:val="20"/>
+              </w:rPr>
+              <w:t>0.8102</w:t>
+            </w:r>
+          </w:p>
+        </w:tc>
+        <w:tc>
+          <w:tcPr>
+            <w:tcW w:type="dxa" w:w="279"/>
+          </w:tcPr>
+          <w:p>
+            <w:r>
+              <w:rPr>
+                <w:rFonts w:ascii="Times New Roman" w:hAnsi="Times New Roman"/>
+                <w:sz w:val="20"/>
+              </w:rPr>
+              <w:t>0.0660</w:t>
+            </w:r>
+          </w:p>
+        </w:tc>
+        <w:tc>
+          <w:tcPr>
+            <w:tcW w:type="dxa" w:w="279"/>
+          </w:tcPr>
+          <w:p>
+            <w:r>
+              <w:rPr>
+                <w:rFonts w:ascii="Times New Roman" w:hAnsi="Times New Roman"/>
+                <w:sz w:val="20"/>
+              </w:rPr>
+              <w:t>0.9675</w:t>
+            </w:r>
+          </w:p>
+        </w:tc>
+        <w:tc>
+          <w:tcPr>
+            <w:tcW w:type="dxa" w:w="279"/>
+          </w:tcPr>
+          <w:p>
+            <w:r>
+              <w:rPr>
+                <w:rFonts w:ascii="Times New Roman" w:hAnsi="Times New Roman"/>
+                <w:sz w:val="20"/>
+              </w:rPr>
+              <w:t>Yes</w:t>
+            </w:r>
+          </w:p>
+        </w:tc>
+        <w:tc>
+          <w:tcPr>
+            <w:tcW w:type="dxa" w:w="279"/>
+          </w:tcPr>
+          <w:p>
+            <w:r>
+              <w:rPr>
+                <w:rFonts w:ascii="Times New Roman" w:hAnsi="Times New Roman"/>
+                <w:sz w:val="20"/>
+              </w:rPr>
+              <w:t>10.554710</w:t>
+            </w:r>
+          </w:p>
+        </w:tc>
+        <w:tc>
+          <w:tcPr>
+            <w:tcW w:type="dxa" w:w="279"/>
+          </w:tcPr>
+          <w:p>
+            <w:r>
+              <w:rPr>
+                <w:rFonts w:ascii="Times New Roman" w:hAnsi="Times New Roman"/>
+                <w:sz w:val="20"/>
+              </w:rPr>
+              <w:t>13.965847</w:t>
+            </w:r>
+          </w:p>
+        </w:tc>
+        <w:tc>
+          <w:tcPr>
+            <w:tcW w:type="dxa" w:w="279"/>
+          </w:tcPr>
+          <w:p>
+            <w:r>
+              <w:rPr>
+                <w:rFonts w:ascii="Times New Roman" w:hAnsi="Times New Roman"/>
+                <w:sz w:val="20"/>
+              </w:rPr>
+              <w:t>-0.0879</w:t>
+            </w:r>
+          </w:p>
+        </w:tc>
+        <w:tc>
+          <w:tcPr>
+            <w:tcW w:type="dxa" w:w="279"/>
+          </w:tcPr>
+          <w:p>
+            <w:r>
+              <w:rPr>
+                <w:rFonts w:ascii="Times New Roman" w:hAnsi="Times New Roman"/>
+                <w:sz w:val="20"/>
+              </w:rPr>
+              <w:t>0.9800</w:t>
+            </w:r>
+          </w:p>
+        </w:tc>
+        <w:tc>
+          <w:tcPr>
+            <w:tcW w:type="dxa" w:w="279"/>
+          </w:tcPr>
+          <w:p>
+            <w:r>
+              <w:rPr>
+                <w:rFonts w:ascii="Times New Roman" w:hAnsi="Times New Roman"/>
+                <w:sz w:val="20"/>
+              </w:rPr>
+              <w:t>8</w:t>
             </w:r>
           </w:p>
         </w:tc>
@@ -1184,175 +1184,175 @@
                 <w:rFonts w:ascii="Times New Roman" w:hAnsi="Times New Roman"/>
                 <w:sz w:val="20"/>
               </w:rPr>
-              <w:t>0.0601</w:t>
-            </w:r>
-          </w:p>
-        </w:tc>
-        <w:tc>
-          <w:tcPr>
-            <w:tcW w:type="dxa" w:w="279"/>
-          </w:tcPr>
-          <w:p>
-            <w:r>
-              <w:rPr>
-                <w:rFonts w:ascii="Times New Roman" w:hAnsi="Times New Roman"/>
-                <w:sz w:val="20"/>
-              </w:rPr>
-              <w:t>11.5527</w:t>
-            </w:r>
-          </w:p>
-        </w:tc>
-        <w:tc>
-          <w:tcPr>
-            <w:tcW w:type="dxa" w:w="279"/>
-          </w:tcPr>
-          <w:p>
-            <w:r>
-              <w:rPr>
-                <w:rFonts w:ascii="Times New Roman" w:hAnsi="Times New Roman"/>
-                <w:sz w:val="20"/>
-              </w:rPr>
-              <w:t>0.0007</w:t>
-            </w:r>
-          </w:p>
-        </w:tc>
-        <w:tc>
-          <w:tcPr>
-            <w:tcW w:type="dxa" w:w="279"/>
-          </w:tcPr>
-          <w:p>
-            <w:r>
-              <w:rPr>
-                <w:rFonts w:ascii="Times New Roman" w:hAnsi="Times New Roman"/>
-                <w:sz w:val="20"/>
-              </w:rPr>
-              <w:t>No</w:t>
-            </w:r>
-          </w:p>
-        </w:tc>
-        <w:tc>
-          <w:tcPr>
-            <w:tcW w:type="dxa" w:w="279"/>
-          </w:tcPr>
-          <w:p>
-            <w:r>
-              <w:rPr>
-                <w:rFonts w:ascii="Times New Roman" w:hAnsi="Times New Roman"/>
-                <w:sz w:val="20"/>
-              </w:rPr>
-              <w:t>2.4409</w:t>
-            </w:r>
-          </w:p>
-        </w:tc>
-        <w:tc>
-          <w:tcPr>
-            <w:tcW w:type="dxa" w:w="279"/>
-          </w:tcPr>
-          <w:p>
-            <w:r>
-              <w:rPr>
-                <w:rFonts w:ascii="Times New Roman" w:hAnsi="Times New Roman"/>
-                <w:sz w:val="20"/>
-              </w:rPr>
-              <w:t>0.1182</w:t>
-            </w:r>
-          </w:p>
-        </w:tc>
-        <w:tc>
-          <w:tcPr>
-            <w:tcW w:type="dxa" w:w="279"/>
-          </w:tcPr>
-          <w:p>
-            <w:r>
-              <w:rPr>
-                <w:rFonts w:ascii="Times New Roman" w:hAnsi="Times New Roman"/>
-                <w:sz w:val="20"/>
-              </w:rPr>
-              <w:t>13.9936</w:t>
-            </w:r>
-          </w:p>
-        </w:tc>
-        <w:tc>
-          <w:tcPr>
-            <w:tcW w:type="dxa" w:w="279"/>
-          </w:tcPr>
-          <w:p>
-            <w:r>
-              <w:rPr>
-                <w:rFonts w:ascii="Times New Roman" w:hAnsi="Times New Roman"/>
-                <w:sz w:val="20"/>
-              </w:rPr>
-              <w:t>0.0009</w:t>
-            </w:r>
-          </w:p>
-        </w:tc>
-        <w:tc>
-          <w:tcPr>
-            <w:tcW w:type="dxa" w:w="279"/>
-          </w:tcPr>
-          <w:p>
-            <w:r>
-              <w:rPr>
-                <w:rFonts w:ascii="Times New Roman" w:hAnsi="Times New Roman"/>
-                <w:sz w:val="20"/>
-              </w:rPr>
-              <w:t>No</w:t>
-            </w:r>
-          </w:p>
-        </w:tc>
-        <w:tc>
-          <w:tcPr>
-            <w:tcW w:type="dxa" w:w="279"/>
-          </w:tcPr>
-          <w:p>
-            <w:r>
-              <w:rPr>
-                <w:rFonts w:ascii="Times New Roman" w:hAnsi="Times New Roman"/>
-                <w:sz w:val="20"/>
-              </w:rPr>
-              <w:t>7.407834</w:t>
-            </w:r>
-          </w:p>
-        </w:tc>
-        <w:tc>
-          <w:tcPr>
-            <w:tcW w:type="dxa" w:w="279"/>
-          </w:tcPr>
-          <w:p>
-            <w:r>
-              <w:rPr>
-                <w:rFonts w:ascii="Times New Roman" w:hAnsi="Times New Roman"/>
-                <w:sz w:val="20"/>
-              </w:rPr>
-              <w:t>10.148388</w:t>
-            </w:r>
-          </w:p>
-        </w:tc>
-        <w:tc>
-          <w:tcPr>
-            <w:tcW w:type="dxa" w:w="279"/>
-          </w:tcPr>
-          <w:p>
-            <w:r>
-              <w:rPr>
-                <w:rFonts w:ascii="Times New Roman" w:hAnsi="Times New Roman"/>
-                <w:sz w:val="20"/>
-              </w:rPr>
-              <w:t>1.5932</w:t>
-            </w:r>
-          </w:p>
-        </w:tc>
-        <w:tc>
-          <w:tcPr>
-            <w:tcW w:type="dxa" w:w="279"/>
-          </w:tcPr>
-          <w:p>
-            <w:r>
-              <w:rPr>
-                <w:rFonts w:ascii="Times New Roman" w:hAnsi="Times New Roman"/>
-                <w:sz w:val="20"/>
-              </w:rPr>
-              <w:t>0.0000</w:t>
+              <w:t>0.0253</w:t>
+            </w:r>
+          </w:p>
+        </w:tc>
+        <w:tc>
+          <w:tcPr>
+            <w:tcW w:type="dxa" w:w="279"/>
+          </w:tcPr>
+          <w:p>
+            <w:r>
+              <w:rPr>
+                <w:rFonts w:ascii="Times New Roman" w:hAnsi="Times New Roman"/>
+                <w:sz w:val="20"/>
+              </w:rPr>
+              <w:t>0.0013</w:t>
+            </w:r>
+          </w:p>
+        </w:tc>
+        <w:tc>
+          <w:tcPr>
+            <w:tcW w:type="dxa" w:w="279"/>
+          </w:tcPr>
+          <w:p>
+            <w:r>
+              <w:rPr>
+                <w:rFonts w:ascii="Times New Roman" w:hAnsi="Times New Roman"/>
+                <w:sz w:val="20"/>
+              </w:rPr>
+              <w:t>0.9713</w:t>
+            </w:r>
+          </w:p>
+        </w:tc>
+        <w:tc>
+          <w:tcPr>
+            <w:tcW w:type="dxa" w:w="279"/>
+          </w:tcPr>
+          <w:p>
+            <w:r>
+              <w:rPr>
+                <w:rFonts w:ascii="Times New Roman" w:hAnsi="Times New Roman"/>
+                <w:sz w:val="20"/>
+              </w:rPr>
+              <w:t>Yes</w:t>
+            </w:r>
+          </w:p>
+        </w:tc>
+        <w:tc>
+          <w:tcPr>
+            <w:tcW w:type="dxa" w:w="279"/>
+          </w:tcPr>
+          <w:p>
+            <w:r>
+              <w:rPr>
+                <w:rFonts w:ascii="Times New Roman" w:hAnsi="Times New Roman"/>
+                <w:sz w:val="20"/>
+              </w:rPr>
+              <w:t>0.4170</w:t>
+            </w:r>
+          </w:p>
+        </w:tc>
+        <w:tc>
+          <w:tcPr>
+            <w:tcW w:type="dxa" w:w="279"/>
+          </w:tcPr>
+          <w:p>
+            <w:r>
+              <w:rPr>
+                <w:rFonts w:ascii="Times New Roman" w:hAnsi="Times New Roman"/>
+                <w:sz w:val="20"/>
+              </w:rPr>
+              <w:t>0.5184</w:t>
+            </w:r>
+          </w:p>
+        </w:tc>
+        <w:tc>
+          <w:tcPr>
+            <w:tcW w:type="dxa" w:w="279"/>
+          </w:tcPr>
+          <w:p>
+            <w:r>
+              <w:rPr>
+                <w:rFonts w:ascii="Times New Roman" w:hAnsi="Times New Roman"/>
+                <w:sz w:val="20"/>
+              </w:rPr>
+              <w:t>0.4183</w:t>
+            </w:r>
+          </w:p>
+        </w:tc>
+        <w:tc>
+          <w:tcPr>
+            <w:tcW w:type="dxa" w:w="279"/>
+          </w:tcPr>
+          <w:p>
+            <w:r>
+              <w:rPr>
+                <w:rFonts w:ascii="Times New Roman" w:hAnsi="Times New Roman"/>
+                <w:sz w:val="20"/>
+              </w:rPr>
+              <w:t>0.8113</w:t>
+            </w:r>
+          </w:p>
+        </w:tc>
+        <w:tc>
+          <w:tcPr>
+            <w:tcW w:type="dxa" w:w="279"/>
+          </w:tcPr>
+          <w:p>
+            <w:r>
+              <w:rPr>
+                <w:rFonts w:ascii="Times New Roman" w:hAnsi="Times New Roman"/>
+                <w:sz w:val="20"/>
+              </w:rPr>
+              <w:t>Yes</w:t>
+            </w:r>
+          </w:p>
+        </w:tc>
+        <w:tc>
+          <w:tcPr>
+            <w:tcW w:type="dxa" w:w="279"/>
+          </w:tcPr>
+          <w:p>
+            <w:r>
+              <w:rPr>
+                <w:rFonts w:ascii="Times New Roman" w:hAnsi="Times New Roman"/>
+                <w:sz w:val="20"/>
+              </w:rPr>
+              <w:t>8.063094</w:t>
+            </w:r>
+          </w:p>
+        </w:tc>
+        <w:tc>
+          <w:tcPr>
+            <w:tcW w:type="dxa" w:w="279"/>
+          </w:tcPr>
+          <w:p>
+            <w:r>
+              <w:rPr>
+                <w:rFonts w:ascii="Times New Roman" w:hAnsi="Times New Roman"/>
+                <w:sz w:val="20"/>
+              </w:rPr>
+              <w:t>11.046063</w:t>
+            </w:r>
+          </w:p>
+        </w:tc>
+        <w:tc>
+          <w:tcPr>
+            <w:tcW w:type="dxa" w:w="279"/>
+          </w:tcPr>
+          <w:p>
+            <w:r>
+              <w:rPr>
+                <w:rFonts w:ascii="Times New Roman" w:hAnsi="Times New Roman"/>
+                <w:sz w:val="20"/>
+              </w:rPr>
+              <w:t>-0.0208</w:t>
+            </w:r>
+          </w:p>
+        </w:tc>
+        <w:tc>
+          <w:tcPr>
+            <w:tcW w:type="dxa" w:w="279"/>
+          </w:tcPr>
+          <w:p>
+            <w:r>
+              <w:rPr>
+                <w:rFonts w:ascii="Times New Roman" w:hAnsi="Times New Roman"/>
+                <w:sz w:val="20"/>
+              </w:rPr>
+              <w:t>0.9640</w:t>
             </w:r>
           </w:p>
         </w:tc>
@@ -3548,21 +3548,21 @@
                 <w:rFonts w:ascii="Times New Roman" w:hAnsi="Times New Roman"/>
                 <w:sz w:val="20"/>
               </w:rPr>
-              <w:t>GJR-GARCH(1,1)</w:t>
-            </w:r>
-          </w:p>
-        </w:tc>
-        <w:tc>
-          <w:tcPr>
-            <w:tcW w:type="dxa" w:w="279"/>
-          </w:tcPr>
-          <w:p>
-            <w:r>
-              <w:rPr>
-                <w:rFonts w:ascii="Times New Roman" w:hAnsi="Times New Roman"/>
-                <w:sz w:val="20"/>
-              </w:rPr>
-              <w:t>5</w:t>
+              <w:t>GARCH-LSTM</w:t>
+            </w:r>
+          </w:p>
+        </w:tc>
+        <w:tc>
+          <w:tcPr>
+            <w:tcW w:type="dxa" w:w="279"/>
+          </w:tcPr>
+          <w:p>
+            <w:r>
+              <w:rPr>
+                <w:rFonts w:ascii="Times New Roman" w:hAnsi="Times New Roman"/>
+                <w:sz w:val="20"/>
+              </w:rPr>
+              <w:t>3</w:t>
             </w:r>
           </w:p>
         </w:tc>
@@ -3590,35 +3590,35 @@
                 <w:rFonts w:ascii="Times New Roman" w:hAnsi="Times New Roman"/>
                 <w:sz w:val="20"/>
               </w:rPr>
-              <w:t>0.0158</w:t>
-            </w:r>
-          </w:p>
-        </w:tc>
-        <w:tc>
-          <w:tcPr>
-            <w:tcW w:type="dxa" w:w="279"/>
-          </w:tcPr>
-          <w:p>
-            <w:r>
-              <w:rPr>
-                <w:rFonts w:ascii="Times New Roman" w:hAnsi="Times New Roman"/>
-                <w:sz w:val="20"/>
-              </w:rPr>
-              <w:t>0.9195</w:t>
-            </w:r>
-          </w:p>
-        </w:tc>
-        <w:tc>
-          <w:tcPr>
-            <w:tcW w:type="dxa" w:w="279"/>
-          </w:tcPr>
-          <w:p>
-            <w:r>
-              <w:rPr>
-                <w:rFonts w:ascii="Times New Roman" w:hAnsi="Times New Roman"/>
-                <w:sz w:val="20"/>
-              </w:rPr>
-              <w:t>0.3376</w:t>
+              <w:t>0.0095</w:t>
+            </w:r>
+          </w:p>
+        </w:tc>
+        <w:tc>
+          <w:tcPr>
+            <w:tcW w:type="dxa" w:w="279"/>
+          </w:tcPr>
+          <w:p>
+            <w:r>
+              <w:rPr>
+                <w:rFonts w:ascii="Times New Roman" w:hAnsi="Times New Roman"/>
+                <w:sz w:val="20"/>
+              </w:rPr>
+              <w:t>0.0083</w:t>
+            </w:r>
+          </w:p>
+        </w:tc>
+        <w:tc>
+          <w:tcPr>
+            <w:tcW w:type="dxa" w:w="279"/>
+          </w:tcPr>
+          <w:p>
+            <w:r>
+              <w:rPr>
+                <w:rFonts w:ascii="Times New Roman" w:hAnsi="Times New Roman"/>
+                <w:sz w:val="20"/>
+              </w:rPr>
+              <w:t>0.9273</w:t>
             </w:r>
           </w:p>
         </w:tc>
@@ -3646,49 +3646,49 @@
                 <w:rFonts w:ascii="Times New Roman" w:hAnsi="Times New Roman"/>
                 <w:sz w:val="20"/>
               </w:rPr>
-              <w:t>0.1613</w:t>
-            </w:r>
-          </w:p>
-        </w:tc>
-        <w:tc>
-          <w:tcPr>
-            <w:tcW w:type="dxa" w:w="279"/>
-          </w:tcPr>
-          <w:p>
-            <w:r>
-              <w:rPr>
-                <w:rFonts w:ascii="Times New Roman" w:hAnsi="Times New Roman"/>
-                <w:sz w:val="20"/>
-              </w:rPr>
-              <w:t>0.6880</w:t>
-            </w:r>
-          </w:p>
-        </w:tc>
-        <w:tc>
-          <w:tcPr>
-            <w:tcW w:type="dxa" w:w="279"/>
-          </w:tcPr>
-          <w:p>
-            <w:r>
-              <w:rPr>
-                <w:rFonts w:ascii="Times New Roman" w:hAnsi="Times New Roman"/>
-                <w:sz w:val="20"/>
-              </w:rPr>
-              <w:t>1.0808</w:t>
-            </w:r>
-          </w:p>
-        </w:tc>
-        <w:tc>
-          <w:tcPr>
-            <w:tcW w:type="dxa" w:w="279"/>
-          </w:tcPr>
-          <w:p>
-            <w:r>
-              <w:rPr>
-                <w:rFonts w:ascii="Times New Roman" w:hAnsi="Times New Roman"/>
-                <w:sz w:val="20"/>
-              </w:rPr>
-              <w:t>0.5825</w:t>
+              <w:t>0.0577</w:t>
+            </w:r>
+          </w:p>
+        </w:tc>
+        <w:tc>
+          <w:tcPr>
+            <w:tcW w:type="dxa" w:w="279"/>
+          </w:tcPr>
+          <w:p>
+            <w:r>
+              <w:rPr>
+                <w:rFonts w:ascii="Times New Roman" w:hAnsi="Times New Roman"/>
+                <w:sz w:val="20"/>
+              </w:rPr>
+              <w:t>0.8102</w:t>
+            </w:r>
+          </w:p>
+        </w:tc>
+        <w:tc>
+          <w:tcPr>
+            <w:tcW w:type="dxa" w:w="279"/>
+          </w:tcPr>
+          <w:p>
+            <w:r>
+              <w:rPr>
+                <w:rFonts w:ascii="Times New Roman" w:hAnsi="Times New Roman"/>
+                <w:sz w:val="20"/>
+              </w:rPr>
+              <w:t>0.0660</w:t>
+            </w:r>
+          </w:p>
+        </w:tc>
+        <w:tc>
+          <w:tcPr>
+            <w:tcW w:type="dxa" w:w="279"/>
+          </w:tcPr>
+          <w:p>
+            <w:r>
+              <w:rPr>
+                <w:rFonts w:ascii="Times New Roman" w:hAnsi="Times New Roman"/>
+                <w:sz w:val="20"/>
+              </w:rPr>
+              <w:t>0.9675</w:t>
             </w:r>
           </w:p>
         </w:tc>
@@ -3716,63 +3716,63 @@
                 <w:rFonts w:ascii="Times New Roman" w:hAnsi="Times New Roman"/>
                 <w:sz w:val="20"/>
               </w:rPr>
-              <w:t>10.193573</w:t>
-            </w:r>
-          </w:p>
-        </w:tc>
-        <w:tc>
-          <w:tcPr>
-            <w:tcW w:type="dxa" w:w="279"/>
-          </w:tcPr>
-          <w:p>
-            <w:r>
-              <w:rPr>
-                <w:rFonts w:ascii="Times New Roman" w:hAnsi="Times New Roman"/>
-                <w:sz w:val="20"/>
-              </w:rPr>
-              <w:t>13.487996</w:t>
-            </w:r>
-          </w:p>
-        </w:tc>
-        <w:tc>
-          <w:tcPr>
-            <w:tcW w:type="dxa" w:w="279"/>
-          </w:tcPr>
-          <w:p>
-            <w:r>
-              <w:rPr>
-                <w:rFonts w:ascii="Times New Roman" w:hAnsi="Times New Roman"/>
-                <w:sz w:val="20"/>
-              </w:rPr>
-              <w:t>0.4709</w:t>
-            </w:r>
-          </w:p>
-        </w:tc>
-        <w:tc>
-          <w:tcPr>
-            <w:tcW w:type="dxa" w:w="279"/>
-          </w:tcPr>
-          <w:p>
-            <w:r>
-              <w:rPr>
-                <w:rFonts w:ascii="Times New Roman" w:hAnsi="Times New Roman"/>
-                <w:sz w:val="20"/>
-              </w:rPr>
-              <w:t>0.3840</w:t>
-            </w:r>
-          </w:p>
-        </w:tc>
-        <w:tc>
-          <w:tcPr>
-            <w:tcW w:type="dxa" w:w="279"/>
-          </w:tcPr>
-          <w:p>
-            <w:r>
-              <w:rPr>
-                <w:rFonts w:ascii="Times New Roman" w:hAnsi="Times New Roman"/>
-                <w:sz w:val="20"/>
-              </w:rPr>
-              <w:t>9</w:t>
+              <w:t>9.722368</w:t>
+            </w:r>
+          </w:p>
+        </w:tc>
+        <w:tc>
+          <w:tcPr>
+            <w:tcW w:type="dxa" w:w="279"/>
+          </w:tcPr>
+          <w:p>
+            <w:r>
+              <w:rPr>
+                <w:rFonts w:ascii="Times New Roman" w:hAnsi="Times New Roman"/>
+                <w:sz w:val="20"/>
+              </w:rPr>
+              <w:t>12.864503</w:t>
+            </w:r>
+          </w:p>
+        </w:tc>
+        <w:tc>
+          <w:tcPr>
+            <w:tcW w:type="dxa" w:w="279"/>
+          </w:tcPr>
+          <w:p>
+            <w:r>
+              <w:rPr>
+                <w:rFonts w:ascii="Times New Roman" w:hAnsi="Times New Roman"/>
+                <w:sz w:val="20"/>
+              </w:rPr>
+              <w:t>-0.1049</w:t>
+            </w:r>
+          </w:p>
+        </w:tc>
+        <w:tc>
+          <w:tcPr>
+            <w:tcW w:type="dxa" w:w="279"/>
+          </w:tcPr>
+          <w:p>
+            <w:r>
+              <w:rPr>
+                <w:rFonts w:ascii="Times New Roman" w:hAnsi="Times New Roman"/>
+                <w:sz w:val="20"/>
+              </w:rPr>
+              <w:t>0.9820</w:t>
+            </w:r>
+          </w:p>
+        </w:tc>
+        <w:tc>
+          <w:tcPr>
+            <w:tcW w:type="dxa" w:w="279"/>
+          </w:tcPr>
+          <w:p>
+            <w:r>
+              <w:rPr>
+                <w:rFonts w:ascii="Times New Roman" w:hAnsi="Times New Roman"/>
+                <w:sz w:val="20"/>
+              </w:rPr>
+              <w:t>10</w:t>
             </w:r>
           </w:p>
         </w:tc>
@@ -3800,35 +3800,35 @@
                 <w:rFonts w:ascii="Times New Roman" w:hAnsi="Times New Roman"/>
                 <w:sz w:val="20"/>
               </w:rPr>
-              <w:t>0.0285</w:t>
-            </w:r>
-          </w:p>
-        </w:tc>
-        <w:tc>
-          <w:tcPr>
-            <w:tcW w:type="dxa" w:w="279"/>
-          </w:tcPr>
-          <w:p>
-            <w:r>
-              <w:rPr>
-                <w:rFonts w:ascii="Times New Roman" w:hAnsi="Times New Roman"/>
-                <w:sz w:val="20"/>
-              </w:rPr>
-              <w:t>0.1504</w:t>
-            </w:r>
-          </w:p>
-        </w:tc>
-        <w:tc>
-          <w:tcPr>
-            <w:tcW w:type="dxa" w:w="279"/>
-          </w:tcPr>
-          <w:p>
-            <w:r>
-              <w:rPr>
-                <w:rFonts w:ascii="Times New Roman" w:hAnsi="Times New Roman"/>
-                <w:sz w:val="20"/>
-              </w:rPr>
-              <w:t>0.6981</w:t>
+              <w:t>0.0316</w:t>
+            </w:r>
+          </w:p>
+        </w:tc>
+        <w:tc>
+          <w:tcPr>
+            <w:tcW w:type="dxa" w:w="279"/>
+          </w:tcPr>
+          <w:p>
+            <w:r>
+              <w:rPr>
+                <w:rFonts w:ascii="Times New Roman" w:hAnsi="Times New Roman"/>
+                <w:sz w:val="20"/>
+              </w:rPr>
+              <w:t>0.5288</w:t>
+            </w:r>
+          </w:p>
+        </w:tc>
+        <w:tc>
+          <w:tcPr>
+            <w:tcW w:type="dxa" w:w="279"/>
+          </w:tcPr>
+          <w:p>
+            <w:r>
+              <w:rPr>
+                <w:rFonts w:ascii="Times New Roman" w:hAnsi="Times New Roman"/>
+                <w:sz w:val="20"/>
+              </w:rPr>
+              <w:t>0.4671</w:t>
             </w:r>
           </w:p>
         </w:tc>
@@ -3856,49 +3856,49 @@
                 <w:rFonts w:ascii="Times New Roman" w:hAnsi="Times New Roman"/>
                 <w:sz w:val="20"/>
               </w:rPr>
-              <w:t>1.3624</w:t>
-            </w:r>
-          </w:p>
-        </w:tc>
-        <w:tc>
-          <w:tcPr>
-            <w:tcW w:type="dxa" w:w="279"/>
-          </w:tcPr>
-          <w:p>
-            <w:r>
-              <w:rPr>
-                <w:rFonts w:ascii="Times New Roman" w:hAnsi="Times New Roman"/>
-                <w:sz w:val="20"/>
-              </w:rPr>
-              <w:t>0.2431</w:t>
-            </w:r>
-          </w:p>
-        </w:tc>
-        <w:tc>
-          <w:tcPr>
-            <w:tcW w:type="dxa" w:w="279"/>
-          </w:tcPr>
-          <w:p>
-            <w:r>
-              <w:rPr>
-                <w:rFonts w:ascii="Times New Roman" w:hAnsi="Times New Roman"/>
-                <w:sz w:val="20"/>
-              </w:rPr>
-              <w:t>1.5128</w:t>
-            </w:r>
-          </w:p>
-        </w:tc>
-        <w:tc>
-          <w:tcPr>
-            <w:tcW w:type="dxa" w:w="279"/>
-          </w:tcPr>
-          <w:p>
-            <w:r>
-              <w:rPr>
-                <w:rFonts w:ascii="Times New Roman" w:hAnsi="Times New Roman"/>
-                <w:sz w:val="20"/>
-              </w:rPr>
-              <w:t>0.4694</w:t>
+              <w:t>1.0299</w:t>
+            </w:r>
+          </w:p>
+        </w:tc>
+        <w:tc>
+          <w:tcPr>
+            <w:tcW w:type="dxa" w:w="279"/>
+          </w:tcPr>
+          <w:p>
+            <w:r>
+              <w:rPr>
+                <w:rFonts w:ascii="Times New Roman" w:hAnsi="Times New Roman"/>
+                <w:sz w:val="20"/>
+              </w:rPr>
+              <w:t>0.3102</w:t>
+            </w:r>
+          </w:p>
+        </w:tc>
+        <w:tc>
+          <w:tcPr>
+            <w:tcW w:type="dxa" w:w="279"/>
+          </w:tcPr>
+          <w:p>
+            <w:r>
+              <w:rPr>
+                <w:rFonts w:ascii="Times New Roman" w:hAnsi="Times New Roman"/>
+                <w:sz w:val="20"/>
+              </w:rPr>
+              <w:t>1.5587</w:t>
+            </w:r>
+          </w:p>
+        </w:tc>
+        <w:tc>
+          <w:tcPr>
+            <w:tcW w:type="dxa" w:w="279"/>
+          </w:tcPr>
+          <w:p>
+            <w:r>
+              <w:rPr>
+                <w:rFonts w:ascii="Times New Roman" w:hAnsi="Times New Roman"/>
+                <w:sz w:val="20"/>
+              </w:rPr>
+              <w:t>0.4587</w:t>
             </w:r>
           </w:p>
         </w:tc>
@@ -3926,49 +3926,49 @@
                 <w:rFonts w:ascii="Times New Roman" w:hAnsi="Times New Roman"/>
                 <w:sz w:val="20"/>
               </w:rPr>
-              <w:t>7.787209</w:t>
-            </w:r>
-          </w:p>
-        </w:tc>
-        <w:tc>
-          <w:tcPr>
-            <w:tcW w:type="dxa" w:w="279"/>
-          </w:tcPr>
-          <w:p>
-            <w:r>
-              <w:rPr>
-                <w:rFonts w:ascii="Times New Roman" w:hAnsi="Times New Roman"/>
-                <w:sz w:val="20"/>
-              </w:rPr>
-              <w:t>10.668114</w:t>
-            </w:r>
-          </w:p>
-        </w:tc>
-        <w:tc>
-          <w:tcPr>
-            <w:tcW w:type="dxa" w:w="279"/>
-          </w:tcPr>
-          <w:p>
-            <w:r>
-              <w:rPr>
-                <w:rFonts w:ascii="Times New Roman" w:hAnsi="Times New Roman"/>
-                <w:sz w:val="20"/>
-              </w:rPr>
-              <w:t>0.1798</w:t>
-            </w:r>
-          </w:p>
-        </w:tc>
-        <w:tc>
-          <w:tcPr>
-            <w:tcW w:type="dxa" w:w="279"/>
-          </w:tcPr>
-          <w:p>
-            <w:r>
-              <w:rPr>
-                <w:rFonts w:ascii="Times New Roman" w:hAnsi="Times New Roman"/>
-                <w:sz w:val="20"/>
-              </w:rPr>
-              <w:t>0.5980</w:t>
+              <w:t>7.427240</w:t>
+            </w:r>
+          </w:p>
+        </w:tc>
+        <w:tc>
+          <w:tcPr>
+            <w:tcW w:type="dxa" w:w="279"/>
+          </w:tcPr>
+          <w:p>
+            <w:r>
+              <w:rPr>
+                <w:rFonts w:ascii="Times New Roman" w:hAnsi="Times New Roman"/>
+                <w:sz w:val="20"/>
+              </w:rPr>
+              <w:t>10.174973</w:t>
+            </w:r>
+          </w:p>
+        </w:tc>
+        <w:tc>
+          <w:tcPr>
+            <w:tcW w:type="dxa" w:w="279"/>
+          </w:tcPr>
+          <w:p>
+            <w:r>
+              <w:rPr>
+                <w:rFonts w:ascii="Times New Roman" w:hAnsi="Times New Roman"/>
+                <w:sz w:val="20"/>
+              </w:rPr>
+              <w:t>0.2121</w:t>
+            </w:r>
+          </w:p>
+        </w:tc>
+        <w:tc>
+          <w:tcPr>
+            <w:tcW w:type="dxa" w:w="279"/>
+          </w:tcPr>
+          <w:p>
+            <w:r>
+              <w:rPr>
+                <w:rFonts w:ascii="Times New Roman" w:hAnsi="Times New Roman"/>
+                <w:sz w:val="20"/>
+              </w:rPr>
+              <w:t>0.5400</w:t>
             </w:r>
           </w:p>
         </w:tc>
@@ -3984,21 +3984,21 @@
                 <w:rFonts w:ascii="Times New Roman" w:hAnsi="Times New Roman"/>
                 <w:sz w:val="20"/>
               </w:rPr>
-              <w:t>HAR</w:t>
-            </w:r>
-          </w:p>
-        </w:tc>
-        <w:tc>
-          <w:tcPr>
-            <w:tcW w:type="dxa" w:w="279"/>
-          </w:tcPr>
-          <w:p>
-            <w:r>
-              <w:rPr>
-                <w:rFonts w:ascii="Times New Roman" w:hAnsi="Times New Roman"/>
-                <w:sz w:val="20"/>
-              </w:rPr>
-              <w:t>3</w:t>
+              <w:t>GJR-GARCH(1,1)</w:t>
+            </w:r>
+          </w:p>
+        </w:tc>
+        <w:tc>
+          <w:tcPr>
+            <w:tcW w:type="dxa" w:w="279"/>
+          </w:tcPr>
+          <w:p>
+            <w:r>
+              <w:rPr>
+                <w:rFonts w:ascii="Times New Roman" w:hAnsi="Times New Roman"/>
+                <w:sz w:val="20"/>
+              </w:rPr>
+              <w:t>5</w:t>
             </w:r>
           </w:p>
         </w:tc>
@@ -4026,35 +4026,35 @@
                 <w:rFonts w:ascii="Times New Roman" w:hAnsi="Times New Roman"/>
                 <w:sz w:val="20"/>
               </w:rPr>
-              <w:t>0.0095</w:t>
-            </w:r>
-          </w:p>
-        </w:tc>
-        <w:tc>
-          <w:tcPr>
-            <w:tcW w:type="dxa" w:w="279"/>
-          </w:tcPr>
-          <w:p>
-            <w:r>
-              <w:rPr>
-                <w:rFonts w:ascii="Times New Roman" w:hAnsi="Times New Roman"/>
-                <w:sz w:val="20"/>
-              </w:rPr>
-              <w:t>0.0083</w:t>
-            </w:r>
-          </w:p>
-        </w:tc>
-        <w:tc>
-          <w:tcPr>
-            <w:tcW w:type="dxa" w:w="279"/>
-          </w:tcPr>
-          <w:p>
-            <w:r>
-              <w:rPr>
-                <w:rFonts w:ascii="Times New Roman" w:hAnsi="Times New Roman"/>
-                <w:sz w:val="20"/>
-              </w:rPr>
-              <w:t>0.9273</w:t>
+              <w:t>0.0158</w:t>
+            </w:r>
+          </w:p>
+        </w:tc>
+        <w:tc>
+          <w:tcPr>
+            <w:tcW w:type="dxa" w:w="279"/>
+          </w:tcPr>
+          <w:p>
+            <w:r>
+              <w:rPr>
+                <w:rFonts w:ascii="Times New Roman" w:hAnsi="Times New Roman"/>
+                <w:sz w:val="20"/>
+              </w:rPr>
+              <w:t>0.9195</w:t>
+            </w:r>
+          </w:p>
+        </w:tc>
+        <w:tc>
+          <w:tcPr>
+            <w:tcW w:type="dxa" w:w="279"/>
+          </w:tcPr>
+          <w:p>
+            <w:r>
+              <w:rPr>
+                <w:rFonts w:ascii="Times New Roman" w:hAnsi="Times New Roman"/>
+                <w:sz w:val="20"/>
+              </w:rPr>
+              <w:t>0.3376</w:t>
             </w:r>
           </w:p>
         </w:tc>
@@ -4082,49 +4082,49 @@
                 <w:rFonts w:ascii="Times New Roman" w:hAnsi="Times New Roman"/>
                 <w:sz w:val="20"/>
               </w:rPr>
-              <w:t>0.0577</w:t>
-            </w:r>
-          </w:p>
-        </w:tc>
-        <w:tc>
-          <w:tcPr>
-            <w:tcW w:type="dxa" w:w="279"/>
-          </w:tcPr>
-          <w:p>
-            <w:r>
-              <w:rPr>
-                <w:rFonts w:ascii="Times New Roman" w:hAnsi="Times New Roman"/>
-                <w:sz w:val="20"/>
-              </w:rPr>
-              <w:t>0.8102</w:t>
-            </w:r>
-          </w:p>
-        </w:tc>
-        <w:tc>
-          <w:tcPr>
-            <w:tcW w:type="dxa" w:w="279"/>
-          </w:tcPr>
-          <w:p>
-            <w:r>
-              <w:rPr>
-                <w:rFonts w:ascii="Times New Roman" w:hAnsi="Times New Roman"/>
-                <w:sz w:val="20"/>
-              </w:rPr>
-              <w:t>0.0660</w:t>
-            </w:r>
-          </w:p>
-        </w:tc>
-        <w:tc>
-          <w:tcPr>
-            <w:tcW w:type="dxa" w:w="279"/>
-          </w:tcPr>
-          <w:p>
-            <w:r>
-              <w:rPr>
-                <w:rFonts w:ascii="Times New Roman" w:hAnsi="Times New Roman"/>
-                <w:sz w:val="20"/>
-              </w:rPr>
-              <w:t>0.9675</w:t>
+              <w:t>0.1613</w:t>
+            </w:r>
+          </w:p>
+        </w:tc>
+        <w:tc>
+          <w:tcPr>
+            <w:tcW w:type="dxa" w:w="279"/>
+          </w:tcPr>
+          <w:p>
+            <w:r>
+              <w:rPr>
+                <w:rFonts w:ascii="Times New Roman" w:hAnsi="Times New Roman"/>
+                <w:sz w:val="20"/>
+              </w:rPr>
+              <w:t>0.6880</w:t>
+            </w:r>
+          </w:p>
+        </w:tc>
+        <w:tc>
+          <w:tcPr>
+            <w:tcW w:type="dxa" w:w="279"/>
+          </w:tcPr>
+          <w:p>
+            <w:r>
+              <w:rPr>
+                <w:rFonts w:ascii="Times New Roman" w:hAnsi="Times New Roman"/>
+                <w:sz w:val="20"/>
+              </w:rPr>
+              <w:t>1.0808</w:t>
+            </w:r>
+          </w:p>
+        </w:tc>
+        <w:tc>
+          <w:tcPr>
+            <w:tcW w:type="dxa" w:w="279"/>
+          </w:tcPr>
+          <w:p>
+            <w:r>
+              <w:rPr>
+                <w:rFonts w:ascii="Times New Roman" w:hAnsi="Times New Roman"/>
+                <w:sz w:val="20"/>
+              </w:rPr>
+              <w:t>0.5825</w:t>
             </w:r>
           </w:p>
         </w:tc>
@@ -4152,63 +4152,63 @@
                 <w:rFonts w:ascii="Times New Roman" w:hAnsi="Times New Roman"/>
                 <w:sz w:val="20"/>
               </w:rPr>
-              <w:t>10.980139</w:t>
-            </w:r>
-          </w:p>
-        </w:tc>
-        <w:tc>
-          <w:tcPr>
-            <w:tcW w:type="dxa" w:w="279"/>
-          </w:tcPr>
-          <w:p>
-            <w:r>
-              <w:rPr>
-                <w:rFonts w:ascii="Times New Roman" w:hAnsi="Times New Roman"/>
-                <w:sz w:val="20"/>
-              </w:rPr>
-              <w:t>14.528769</w:t>
-            </w:r>
-          </w:p>
-        </w:tc>
-        <w:tc>
-          <w:tcPr>
-            <w:tcW w:type="dxa" w:w="279"/>
-          </w:tcPr>
-          <w:p>
-            <w:r>
-              <w:rPr>
-                <w:rFonts w:ascii="Times New Roman" w:hAnsi="Times New Roman"/>
-                <w:sz w:val="20"/>
-              </w:rPr>
-              <w:t>-0.1557</w:t>
-            </w:r>
-          </w:p>
-        </w:tc>
-        <w:tc>
-          <w:tcPr>
-            <w:tcW w:type="dxa" w:w="279"/>
-          </w:tcPr>
-          <w:p>
-            <w:r>
-              <w:rPr>
-                <w:rFonts w:ascii="Times New Roman" w:hAnsi="Times New Roman"/>
-                <w:sz w:val="20"/>
-              </w:rPr>
-              <w:t>0.8860</w:t>
-            </w:r>
-          </w:p>
-        </w:tc>
-        <w:tc>
-          <w:tcPr>
-            <w:tcW w:type="dxa" w:w="279"/>
-          </w:tcPr>
-          <w:p>
-            <w:r>
-              <w:rPr>
-                <w:rFonts w:ascii="Times New Roman" w:hAnsi="Times New Roman"/>
-                <w:sz w:val="20"/>
-              </w:rPr>
-              <w:t>8</w:t>
+              <w:t>10.193573</w:t>
+            </w:r>
+          </w:p>
+        </w:tc>
+        <w:tc>
+          <w:tcPr>
+            <w:tcW w:type="dxa" w:w="279"/>
+          </w:tcPr>
+          <w:p>
+            <w:r>
+              <w:rPr>
+                <w:rFonts w:ascii="Times New Roman" w:hAnsi="Times New Roman"/>
+                <w:sz w:val="20"/>
+              </w:rPr>
+              <w:t>13.487996</w:t>
+            </w:r>
+          </w:p>
+        </w:tc>
+        <w:tc>
+          <w:tcPr>
+            <w:tcW w:type="dxa" w:w="279"/>
+          </w:tcPr>
+          <w:p>
+            <w:r>
+              <w:rPr>
+                <w:rFonts w:ascii="Times New Roman" w:hAnsi="Times New Roman"/>
+                <w:sz w:val="20"/>
+              </w:rPr>
+              <w:t>0.4709</w:t>
+            </w:r>
+          </w:p>
+        </w:tc>
+        <w:tc>
+          <w:tcPr>
+            <w:tcW w:type="dxa" w:w="279"/>
+          </w:tcPr>
+          <w:p>
+            <w:r>
+              <w:rPr>
+                <w:rFonts w:ascii="Times New Roman" w:hAnsi="Times New Roman"/>
+                <w:sz w:val="20"/>
+              </w:rPr>
+              <w:t>0.3840</w:t>
+            </w:r>
+          </w:p>
+        </w:tc>
+        <w:tc>
+          <w:tcPr>
+            <w:tcW w:type="dxa" w:w="279"/>
+          </w:tcPr>
+          <w:p>
+            <w:r>
+              <w:rPr>
+                <w:rFonts w:ascii="Times New Roman" w:hAnsi="Times New Roman"/>
+                <w:sz w:val="20"/>
+              </w:rPr>
+              <w:t>9</w:t>
             </w:r>
           </w:p>
         </w:tc>
@@ -4236,35 +4236,35 @@
                 <w:rFonts w:ascii="Times New Roman" w:hAnsi="Times New Roman"/>
                 <w:sz w:val="20"/>
               </w:rPr>
-              <w:t>0.0253</w:t>
-            </w:r>
-          </w:p>
-        </w:tc>
-        <w:tc>
-          <w:tcPr>
-            <w:tcW w:type="dxa" w:w="279"/>
-          </w:tcPr>
-          <w:p>
-            <w:r>
-              <w:rPr>
-                <w:rFonts w:ascii="Times New Roman" w:hAnsi="Times New Roman"/>
-                <w:sz w:val="20"/>
-              </w:rPr>
-              <w:t>0.0013</w:t>
-            </w:r>
-          </w:p>
-        </w:tc>
-        <w:tc>
-          <w:tcPr>
-            <w:tcW w:type="dxa" w:w="279"/>
-          </w:tcPr>
-          <w:p>
-            <w:r>
-              <w:rPr>
-                <w:rFonts w:ascii="Times New Roman" w:hAnsi="Times New Roman"/>
-                <w:sz w:val="20"/>
-              </w:rPr>
-              <w:t>0.9713</w:t>
+              <w:t>0.0285</w:t>
+            </w:r>
+          </w:p>
+        </w:tc>
+        <w:tc>
+          <w:tcPr>
+            <w:tcW w:type="dxa" w:w="279"/>
+          </w:tcPr>
+          <w:p>
+            <w:r>
+              <w:rPr>
+                <w:rFonts w:ascii="Times New Roman" w:hAnsi="Times New Roman"/>
+                <w:sz w:val="20"/>
+              </w:rPr>
+              <w:t>0.1504</w:t>
+            </w:r>
+          </w:p>
+        </w:tc>
+        <w:tc>
+          <w:tcPr>
+            <w:tcW w:type="dxa" w:w="279"/>
+          </w:tcPr>
+          <w:p>
+            <w:r>
+              <w:rPr>
+                <w:rFonts w:ascii="Times New Roman" w:hAnsi="Times New Roman"/>
+                <w:sz w:val="20"/>
+              </w:rPr>
+              <w:t>0.6981</w:t>
             </w:r>
           </w:p>
         </w:tc>
@@ -4292,49 +4292,49 @@
                 <w:rFonts w:ascii="Times New Roman" w:hAnsi="Times New Roman"/>
                 <w:sz w:val="20"/>
               </w:rPr>
-              <w:t>1.7646</w:t>
-            </w:r>
-          </w:p>
-        </w:tc>
-        <w:tc>
-          <w:tcPr>
-            <w:tcW w:type="dxa" w:w="279"/>
-          </w:tcPr>
-          <w:p>
-            <w:r>
-              <w:rPr>
-                <w:rFonts w:ascii="Times New Roman" w:hAnsi="Times New Roman"/>
-                <w:sz w:val="20"/>
-              </w:rPr>
-              <w:t>0.1841</w:t>
-            </w:r>
-          </w:p>
-        </w:tc>
-        <w:tc>
-          <w:tcPr>
-            <w:tcW w:type="dxa" w:w="279"/>
-          </w:tcPr>
-          <w:p>
-            <w:r>
-              <w:rPr>
-                <w:rFonts w:ascii="Times New Roman" w:hAnsi="Times New Roman"/>
-                <w:sz w:val="20"/>
-              </w:rPr>
-              <w:t>1.7659</w:t>
-            </w:r>
-          </w:p>
-        </w:tc>
-        <w:tc>
-          <w:tcPr>
-            <w:tcW w:type="dxa" w:w="279"/>
-          </w:tcPr>
-          <w:p>
-            <w:r>
-              <w:rPr>
-                <w:rFonts w:ascii="Times New Roman" w:hAnsi="Times New Roman"/>
-                <w:sz w:val="20"/>
-              </w:rPr>
-              <w:t>0.4136</w:t>
+              <w:t>1.3624</w:t>
+            </w:r>
+          </w:p>
+        </w:tc>
+        <w:tc>
+          <w:tcPr>
+            <w:tcW w:type="dxa" w:w="279"/>
+          </w:tcPr>
+          <w:p>
+            <w:r>
+              <w:rPr>
+                <w:rFonts w:ascii="Times New Roman" w:hAnsi="Times New Roman"/>
+                <w:sz w:val="20"/>
+              </w:rPr>
+              <w:t>0.2431</w:t>
+            </w:r>
+          </w:p>
+        </w:tc>
+        <w:tc>
+          <w:tcPr>
+            <w:tcW w:type="dxa" w:w="279"/>
+          </w:tcPr>
+          <w:p>
+            <w:r>
+              <w:rPr>
+                <w:rFonts w:ascii="Times New Roman" w:hAnsi="Times New Roman"/>
+                <w:sz w:val="20"/>
+              </w:rPr>
+              <w:t>1.5128</w:t>
+            </w:r>
+          </w:p>
+        </w:tc>
+        <w:tc>
+          <w:tcPr>
+            <w:tcW w:type="dxa" w:w="279"/>
+          </w:tcPr>
+          <w:p>
+            <w:r>
+              <w:rPr>
+                <w:rFonts w:ascii="Times New Roman" w:hAnsi="Times New Roman"/>
+                <w:sz w:val="20"/>
+              </w:rPr>
+              <w:t>0.4694</w:t>
             </w:r>
           </w:p>
         </w:tc>
@@ -4362,49 +4362,49 @@
                 <w:rFonts w:ascii="Times New Roman" w:hAnsi="Times New Roman"/>
                 <w:sz w:val="20"/>
               </w:rPr>
-              <w:t>8.388093</w:t>
-            </w:r>
-          </w:p>
-        </w:tc>
-        <w:tc>
-          <w:tcPr>
-            <w:tcW w:type="dxa" w:w="279"/>
-          </w:tcPr>
-          <w:p>
-            <w:r>
-              <w:rPr>
-                <w:rFonts w:ascii="Times New Roman" w:hAnsi="Times New Roman"/>
-                <w:sz w:val="20"/>
-              </w:rPr>
-              <w:t>11.491297</w:t>
-            </w:r>
-          </w:p>
-        </w:tc>
-        <w:tc>
-          <w:tcPr>
-            <w:tcW w:type="dxa" w:w="279"/>
-          </w:tcPr>
-          <w:p>
-            <w:r>
-              <w:rPr>
-                <w:rFonts w:ascii="Times New Roman" w:hAnsi="Times New Roman"/>
-                <w:sz w:val="20"/>
-              </w:rPr>
-              <w:t>-0.0757</w:t>
-            </w:r>
-          </w:p>
-        </w:tc>
-        <w:tc>
-          <w:tcPr>
-            <w:tcW w:type="dxa" w:w="279"/>
-          </w:tcPr>
-          <w:p>
-            <w:r>
-              <w:rPr>
-                <w:rFonts w:ascii="Times New Roman" w:hAnsi="Times New Roman"/>
-                <w:sz w:val="20"/>
-              </w:rPr>
-              <w:t>0.9040</w:t>
+              <w:t>7.787209</w:t>
+            </w:r>
+          </w:p>
+        </w:tc>
+        <w:tc>
+          <w:tcPr>
+            <w:tcW w:type="dxa" w:w="279"/>
+          </w:tcPr>
+          <w:p>
+            <w:r>
+              <w:rPr>
+                <w:rFonts w:ascii="Times New Roman" w:hAnsi="Times New Roman"/>
+                <w:sz w:val="20"/>
+              </w:rPr>
+              <w:t>10.668114</w:t>
+            </w:r>
+          </w:p>
+        </w:tc>
+        <w:tc>
+          <w:tcPr>
+            <w:tcW w:type="dxa" w:w="279"/>
+          </w:tcPr>
+          <w:p>
+            <w:r>
+              <w:rPr>
+                <w:rFonts w:ascii="Times New Roman" w:hAnsi="Times New Roman"/>
+                <w:sz w:val="20"/>
+              </w:rPr>
+              <w:t>0.1798</w:t>
+            </w:r>
+          </w:p>
+        </w:tc>
+        <w:tc>
+          <w:tcPr>
+            <w:tcW w:type="dxa" w:w="279"/>
+          </w:tcPr>
+          <w:p>
+            <w:r>
+              <w:rPr>
+                <w:rFonts w:ascii="Times New Roman" w:hAnsi="Times New Roman"/>
+                <w:sz w:val="20"/>
+              </w:rPr>
+              <w:t>0.5980</w:t>
             </w:r>
           </w:p>
         </w:tc>
@@ -4420,21 +4420,21 @@
                 <w:rFonts w:ascii="Times New Roman" w:hAnsi="Times New Roman"/>
                 <w:sz w:val="20"/>
               </w:rPr>
-              <w:t>LSTM-Attention</w:t>
-            </w:r>
-          </w:p>
-        </w:tc>
-        <w:tc>
-          <w:tcPr>
-            <w:tcW w:type="dxa" w:w="279"/>
-          </w:tcPr>
-          <w:p>
-            <w:r>
-              <w:rPr>
-                <w:rFonts w:ascii="Times New Roman" w:hAnsi="Times New Roman"/>
-                <w:sz w:val="20"/>
-              </w:rPr>
-              <w:t>4</w:t>
+              <w:t>HAR</w:t>
+            </w:r>
+          </w:p>
+        </w:tc>
+        <w:tc>
+          <w:tcPr>
+            <w:tcW w:type="dxa" w:w="279"/>
+          </w:tcPr>
+          <w:p>
+            <w:r>
+              <w:rPr>
+                <w:rFonts w:ascii="Times New Roman" w:hAnsi="Times New Roman"/>
+                <w:sz w:val="20"/>
+              </w:rPr>
+              <w:t>3</w:t>
             </w:r>
           </w:p>
         </w:tc>
@@ -4462,35 +4462,35 @@
                 <w:rFonts w:ascii="Times New Roman" w:hAnsi="Times New Roman"/>
                 <w:sz w:val="20"/>
               </w:rPr>
-              <w:t>0.0127</w:t>
-            </w:r>
-          </w:p>
-        </w:tc>
-        <w:tc>
-          <w:tcPr>
-            <w:tcW w:type="dxa" w:w="279"/>
-          </w:tcPr>
-          <w:p>
-            <w:r>
-              <w:rPr>
-                <w:rFonts w:ascii="Times New Roman" w:hAnsi="Times New Roman"/>
-                <w:sz w:val="20"/>
-              </w:rPr>
-              <w:t>0.2080</w:t>
-            </w:r>
-          </w:p>
-        </w:tc>
-        <w:tc>
-          <w:tcPr>
-            <w:tcW w:type="dxa" w:w="279"/>
-          </w:tcPr>
-          <w:p>
-            <w:r>
-              <w:rPr>
-                <w:rFonts w:ascii="Times New Roman" w:hAnsi="Times New Roman"/>
-                <w:sz w:val="20"/>
-              </w:rPr>
-              <w:t>0.6483</w:t>
+              <w:t>0.0095</w:t>
+            </w:r>
+          </w:p>
+        </w:tc>
+        <w:tc>
+          <w:tcPr>
+            <w:tcW w:type="dxa" w:w="279"/>
+          </w:tcPr>
+          <w:p>
+            <w:r>
+              <w:rPr>
+                <w:rFonts w:ascii="Times New Roman" w:hAnsi="Times New Roman"/>
+                <w:sz w:val="20"/>
+              </w:rPr>
+              <w:t>0.0083</w:t>
+            </w:r>
+          </w:p>
+        </w:tc>
+        <w:tc>
+          <w:tcPr>
+            <w:tcW w:type="dxa" w:w="279"/>
+          </w:tcPr>
+          <w:p>
+            <w:r>
+              <w:rPr>
+                <w:rFonts w:ascii="Times New Roman" w:hAnsi="Times New Roman"/>
+                <w:sz w:val="20"/>
+              </w:rPr>
+              <w:t>0.9273</w:t>
             </w:r>
           </w:p>
         </w:tc>
@@ -4518,49 +4518,49 @@
                 <w:rFonts w:ascii="Times New Roman" w:hAnsi="Times New Roman"/>
                 <w:sz w:val="20"/>
               </w:rPr>
-              <w:t>0.1029</w:t>
-            </w:r>
-          </w:p>
-        </w:tc>
-        <w:tc>
-          <w:tcPr>
-            <w:tcW w:type="dxa" w:w="279"/>
-          </w:tcPr>
-          <w:p>
-            <w:r>
-              <w:rPr>
-                <w:rFonts w:ascii="Times New Roman" w:hAnsi="Times New Roman"/>
-                <w:sz w:val="20"/>
-              </w:rPr>
-              <w:t>0.7484</w:t>
-            </w:r>
-          </w:p>
-        </w:tc>
-        <w:tc>
-          <w:tcPr>
-            <w:tcW w:type="dxa" w:w="279"/>
-          </w:tcPr>
-          <w:p>
-            <w:r>
-              <w:rPr>
-                <w:rFonts w:ascii="Times New Roman" w:hAnsi="Times New Roman"/>
-                <w:sz w:val="20"/>
-              </w:rPr>
-              <w:t>0.3109</w:t>
-            </w:r>
-          </w:p>
-        </w:tc>
-        <w:tc>
-          <w:tcPr>
-            <w:tcW w:type="dxa" w:w="279"/>
-          </w:tcPr>
-          <w:p>
-            <w:r>
-              <w:rPr>
-                <w:rFonts w:ascii="Times New Roman" w:hAnsi="Times New Roman"/>
-                <w:sz w:val="20"/>
-              </w:rPr>
-              <w:t>0.8560</w:t>
+              <w:t>0.0577</w:t>
+            </w:r>
+          </w:p>
+        </w:tc>
+        <w:tc>
+          <w:tcPr>
+            <w:tcW w:type="dxa" w:w="279"/>
+          </w:tcPr>
+          <w:p>
+            <w:r>
+              <w:rPr>
+                <w:rFonts w:ascii="Times New Roman" w:hAnsi="Times New Roman"/>
+                <w:sz w:val="20"/>
+              </w:rPr>
+              <w:t>0.8102</w:t>
+            </w:r>
+          </w:p>
+        </w:tc>
+        <w:tc>
+          <w:tcPr>
+            <w:tcW w:type="dxa" w:w="279"/>
+          </w:tcPr>
+          <w:p>
+            <w:r>
+              <w:rPr>
+                <w:rFonts w:ascii="Times New Roman" w:hAnsi="Times New Roman"/>
+                <w:sz w:val="20"/>
+              </w:rPr>
+              <w:t>0.0660</w:t>
+            </w:r>
+          </w:p>
+        </w:tc>
+        <w:tc>
+          <w:tcPr>
+            <w:tcW w:type="dxa" w:w="279"/>
+          </w:tcPr>
+          <w:p>
+            <w:r>
+              <w:rPr>
+                <w:rFonts w:ascii="Times New Roman" w:hAnsi="Times New Roman"/>
+                <w:sz w:val="20"/>
+              </w:rPr>
+              <w:t>0.9675</w:t>
             </w:r>
           </w:p>
         </w:tc>
@@ -4588,63 +4588,63 @@
                 <w:rFonts w:ascii="Times New Roman" w:hAnsi="Times New Roman"/>
                 <w:sz w:val="20"/>
               </w:rPr>
-              <w:t>9.829578</w:t>
-            </w:r>
-          </w:p>
-        </w:tc>
-        <w:tc>
-          <w:tcPr>
-            <w:tcW w:type="dxa" w:w="279"/>
-          </w:tcPr>
-          <w:p>
-            <w:r>
-              <w:rPr>
-                <w:rFonts w:ascii="Times New Roman" w:hAnsi="Times New Roman"/>
-                <w:sz w:val="20"/>
-              </w:rPr>
-              <w:t>13.006362</w:t>
-            </w:r>
-          </w:p>
-        </w:tc>
-        <w:tc>
-          <w:tcPr>
-            <w:tcW w:type="dxa" w:w="279"/>
-          </w:tcPr>
-          <w:p>
-            <w:r>
-              <w:rPr>
-                <w:rFonts w:ascii="Times New Roman" w:hAnsi="Times New Roman"/>
-                <w:sz w:val="20"/>
-              </w:rPr>
-              <w:t>0.2647</w:t>
-            </w:r>
-          </w:p>
-        </w:tc>
-        <w:tc>
-          <w:tcPr>
-            <w:tcW w:type="dxa" w:w="279"/>
-          </w:tcPr>
-          <w:p>
-            <w:r>
-              <w:rPr>
-                <w:rFonts w:ascii="Times New Roman" w:hAnsi="Times New Roman"/>
-                <w:sz w:val="20"/>
-              </w:rPr>
-              <w:t>0.5660</w:t>
-            </w:r>
-          </w:p>
-        </w:tc>
-        <w:tc>
-          <w:tcPr>
-            <w:tcW w:type="dxa" w:w="279"/>
-          </w:tcPr>
-          <w:p>
-            <w:r>
-              <w:rPr>
-                <w:rFonts w:ascii="Times New Roman" w:hAnsi="Times New Roman"/>
-                <w:sz w:val="20"/>
-              </w:rPr>
-              <w:t>10</w:t>
+              <w:t>10.980139</w:t>
+            </w:r>
+          </w:p>
+        </w:tc>
+        <w:tc>
+          <w:tcPr>
+            <w:tcW w:type="dxa" w:w="279"/>
+          </w:tcPr>
+          <w:p>
+            <w:r>
+              <w:rPr>
+                <w:rFonts w:ascii="Times New Roman" w:hAnsi="Times New Roman"/>
+                <w:sz w:val="20"/>
+              </w:rPr>
+              <w:t>14.528769</w:t>
+            </w:r>
+          </w:p>
+        </w:tc>
+        <w:tc>
+          <w:tcPr>
+            <w:tcW w:type="dxa" w:w="279"/>
+          </w:tcPr>
+          <w:p>
+            <w:r>
+              <w:rPr>
+                <w:rFonts w:ascii="Times New Roman" w:hAnsi="Times New Roman"/>
+                <w:sz w:val="20"/>
+              </w:rPr>
+              <w:t>-0.1557</w:t>
+            </w:r>
+          </w:p>
+        </w:tc>
+        <w:tc>
+          <w:tcPr>
+            <w:tcW w:type="dxa" w:w="279"/>
+          </w:tcPr>
+          <w:p>
+            <w:r>
+              <w:rPr>
+                <w:rFonts w:ascii="Times New Roman" w:hAnsi="Times New Roman"/>
+                <w:sz w:val="20"/>
+              </w:rPr>
+              <w:t>0.8860</w:t>
+            </w:r>
+          </w:p>
+        </w:tc>
+        <w:tc>
+          <w:tcPr>
+            <w:tcW w:type="dxa" w:w="279"/>
+          </w:tcPr>
+          <w:p>
+            <w:r>
+              <w:rPr>
+                <w:rFonts w:ascii="Times New Roman" w:hAnsi="Times New Roman"/>
+                <w:sz w:val="20"/>
+              </w:rPr>
+              <w:t>8</w:t>
             </w:r>
           </w:p>
         </w:tc>
@@ -4672,35 +4672,35 @@
                 <w:rFonts w:ascii="Times New Roman" w:hAnsi="Times New Roman"/>
                 <w:sz w:val="20"/>
               </w:rPr>
-              <w:t>0.0316</w:t>
-            </w:r>
-          </w:p>
-        </w:tc>
-        <w:tc>
-          <w:tcPr>
-            <w:tcW w:type="dxa" w:w="279"/>
-          </w:tcPr>
-          <w:p>
-            <w:r>
-              <w:rPr>
-                <w:rFonts w:ascii="Times New Roman" w:hAnsi="Times New Roman"/>
-                <w:sz w:val="20"/>
-              </w:rPr>
-              <w:t>0.5288</w:t>
-            </w:r>
-          </w:p>
-        </w:tc>
-        <w:tc>
-          <w:tcPr>
-            <w:tcW w:type="dxa" w:w="279"/>
-          </w:tcPr>
-          <w:p>
-            <w:r>
-              <w:rPr>
-                <w:rFonts w:ascii="Times New Roman" w:hAnsi="Times New Roman"/>
-                <w:sz w:val="20"/>
-              </w:rPr>
-              <w:t>0.4671</w:t>
+              <w:t>0.0253</w:t>
+            </w:r>
+          </w:p>
+        </w:tc>
+        <w:tc>
+          <w:tcPr>
+            <w:tcW w:type="dxa" w:w="279"/>
+          </w:tcPr>
+          <w:p>
+            <w:r>
+              <w:rPr>
+                <w:rFonts w:ascii="Times New Roman" w:hAnsi="Times New Roman"/>
+                <w:sz w:val="20"/>
+              </w:rPr>
+              <w:t>0.0013</w:t>
+            </w:r>
+          </w:p>
+        </w:tc>
+        <w:tc>
+          <w:tcPr>
+            <w:tcW w:type="dxa" w:w="279"/>
+          </w:tcPr>
+          <w:p>
+            <w:r>
+              <w:rPr>
+                <w:rFonts w:ascii="Times New Roman" w:hAnsi="Times New Roman"/>
+                <w:sz w:val="20"/>
+              </w:rPr>
+              <w:t>0.9713</w:t>
             </w:r>
           </w:p>
         </w:tc>
@@ -4728,49 +4728,49 @@
                 <w:rFonts w:ascii="Times New Roman" w:hAnsi="Times New Roman"/>
                 <w:sz w:val="20"/>
               </w:rPr>
-              <w:t>4.6286</w:t>
-            </w:r>
-          </w:p>
-        </w:tc>
-        <w:tc>
-          <w:tcPr>
-            <w:tcW w:type="dxa" w:w="279"/>
-          </w:tcPr>
-          <w:p>
-            <w:r>
-              <w:rPr>
-                <w:rFonts w:ascii="Times New Roman" w:hAnsi="Times New Roman"/>
-                <w:sz w:val="20"/>
-              </w:rPr>
-              <w:t>0.0314</w:t>
-            </w:r>
-          </w:p>
-        </w:tc>
-        <w:tc>
-          <w:tcPr>
-            <w:tcW w:type="dxa" w:w="279"/>
-          </w:tcPr>
-          <w:p>
-            <w:r>
-              <w:rPr>
-                <w:rFonts w:ascii="Times New Roman" w:hAnsi="Times New Roman"/>
-                <w:sz w:val="20"/>
-              </w:rPr>
-              <w:t>5.1574</w:t>
-            </w:r>
-          </w:p>
-        </w:tc>
-        <w:tc>
-          <w:tcPr>
-            <w:tcW w:type="dxa" w:w="279"/>
-          </w:tcPr>
-          <w:p>
-            <w:r>
-              <w:rPr>
-                <w:rFonts w:ascii="Times New Roman" w:hAnsi="Times New Roman"/>
-                <w:sz w:val="20"/>
-              </w:rPr>
-              <w:t>0.0759</w:t>
+              <w:t>1.7646</w:t>
+            </w:r>
+          </w:p>
+        </w:tc>
+        <w:tc>
+          <w:tcPr>
+            <w:tcW w:type="dxa" w:w="279"/>
+          </w:tcPr>
+          <w:p>
+            <w:r>
+              <w:rPr>
+                <w:rFonts w:ascii="Times New Roman" w:hAnsi="Times New Roman"/>
+                <w:sz w:val="20"/>
+              </w:rPr>
+              <w:t>0.1841</w:t>
+            </w:r>
+          </w:p>
+        </w:tc>
+        <w:tc>
+          <w:tcPr>
+            <w:tcW w:type="dxa" w:w="279"/>
+          </w:tcPr>
+          <w:p>
+            <w:r>
+              <w:rPr>
+                <w:rFonts w:ascii="Times New Roman" w:hAnsi="Times New Roman"/>
+                <w:sz w:val="20"/>
+              </w:rPr>
+              <w:t>1.7659</w:t>
+            </w:r>
+          </w:p>
+        </w:tc>
+        <w:tc>
+          <w:tcPr>
+            <w:tcW w:type="dxa" w:w="279"/>
+          </w:tcPr>
+          <w:p>
+            <w:r>
+              <w:rPr>
+                <w:rFonts w:ascii="Times New Roman" w:hAnsi="Times New Roman"/>
+                <w:sz w:val="20"/>
+              </w:rPr>
+              <w:t>0.4136</w:t>
             </w:r>
           </w:p>
         </w:tc>
@@ -4798,49 +4798,49 @@
                 <w:rFonts w:ascii="Times New Roman" w:hAnsi="Times New Roman"/>
                 <w:sz w:val="20"/>
               </w:rPr>
-              <w:t>7.509141</w:t>
-            </w:r>
-          </w:p>
-        </w:tc>
-        <w:tc>
-          <w:tcPr>
-            <w:tcW w:type="dxa" w:w="279"/>
-          </w:tcPr>
-          <w:p>
-            <w:r>
-              <w:rPr>
-                <w:rFonts w:ascii="Times New Roman" w:hAnsi="Times New Roman"/>
-                <w:sz w:val="20"/>
-              </w:rPr>
-              <w:t>10.287173</w:t>
-            </w:r>
-          </w:p>
-        </w:tc>
-        <w:tc>
-          <w:tcPr>
-            <w:tcW w:type="dxa" w:w="279"/>
-          </w:tcPr>
-          <w:p>
-            <w:r>
-              <w:rPr>
-                <w:rFonts w:ascii="Times New Roman" w:hAnsi="Times New Roman"/>
-                <w:sz w:val="20"/>
-              </w:rPr>
-              <w:t>0.2574</w:t>
-            </w:r>
-          </w:p>
-        </w:tc>
-        <w:tc>
-          <w:tcPr>
-            <w:tcW w:type="dxa" w:w="279"/>
-          </w:tcPr>
-          <w:p>
-            <w:r>
-              <w:rPr>
-                <w:rFonts w:ascii="Times New Roman" w:hAnsi="Times New Roman"/>
-                <w:sz w:val="20"/>
-              </w:rPr>
-              <w:t>0.4760</w:t>
+              <w:t>8.388093</w:t>
+            </w:r>
+          </w:p>
+        </w:tc>
+        <w:tc>
+          <w:tcPr>
+            <w:tcW w:type="dxa" w:w="279"/>
+          </w:tcPr>
+          <w:p>
+            <w:r>
+              <w:rPr>
+                <w:rFonts w:ascii="Times New Roman" w:hAnsi="Times New Roman"/>
+                <w:sz w:val="20"/>
+              </w:rPr>
+              <w:t>11.491297</w:t>
+            </w:r>
+          </w:p>
+        </w:tc>
+        <w:tc>
+          <w:tcPr>
+            <w:tcW w:type="dxa" w:w="279"/>
+          </w:tcPr>
+          <w:p>
+            <w:r>
+              <w:rPr>
+                <w:rFonts w:ascii="Times New Roman" w:hAnsi="Times New Roman"/>
+                <w:sz w:val="20"/>
+              </w:rPr>
+              <w:t>-0.0757</w:t>
+            </w:r>
+          </w:p>
+        </w:tc>
+        <w:tc>
+          <w:tcPr>
+            <w:tcW w:type="dxa" w:w="279"/>
+          </w:tcPr>
+          <w:p>
+            <w:r>
+              <w:rPr>
+                <w:rFonts w:ascii="Times New Roman" w:hAnsi="Times New Roman"/>
+                <w:sz w:val="20"/>
+              </w:rPr>
+              <w:t>0.9040</w:t>
             </w:r>
           </w:p>
         </w:tc>
@@ -4856,7 +4856,7 @@
                 <w:rFonts w:ascii="Times New Roman" w:hAnsi="Times New Roman"/>
                 <w:sz w:val="20"/>
               </w:rPr>
-              <w:t>LSTM-SSE</w:t>
+              <w:t>LSTM-Attention</w:t>
             </w:r>
           </w:p>
         </w:tc>
@@ -5024,63 +5024,63 @@
                 <w:rFonts w:ascii="Times New Roman" w:hAnsi="Times New Roman"/>
                 <w:sz w:val="20"/>
               </w:rPr>
-              <w:t>9.718665</w:t>
-            </w:r>
-          </w:p>
-        </w:tc>
-        <w:tc>
-          <w:tcPr>
-            <w:tcW w:type="dxa" w:w="279"/>
-          </w:tcPr>
-          <w:p>
-            <w:r>
-              <w:rPr>
-                <w:rFonts w:ascii="Times New Roman" w:hAnsi="Times New Roman"/>
-                <w:sz w:val="20"/>
-              </w:rPr>
-              <w:t>12.859603</w:t>
-            </w:r>
-          </w:p>
-        </w:tc>
-        <w:tc>
-          <w:tcPr>
-            <w:tcW w:type="dxa" w:w="279"/>
-          </w:tcPr>
-          <w:p>
-            <w:r>
-              <w:rPr>
-                <w:rFonts w:ascii="Times New Roman" w:hAnsi="Times New Roman"/>
-                <w:sz w:val="20"/>
-              </w:rPr>
-              <w:t>0.2026</w:t>
-            </w:r>
-          </w:p>
-        </w:tc>
-        <w:tc>
-          <w:tcPr>
-            <w:tcW w:type="dxa" w:w="279"/>
-          </w:tcPr>
-          <w:p>
-            <w:r>
-              <w:rPr>
-                <w:rFonts w:ascii="Times New Roman" w:hAnsi="Times New Roman"/>
-                <w:sz w:val="20"/>
-              </w:rPr>
-              <w:t>0.6400</w:t>
-            </w:r>
-          </w:p>
-        </w:tc>
-        <w:tc>
-          <w:tcPr>
-            <w:tcW w:type="dxa" w:w="279"/>
-          </w:tcPr>
-          <w:p>
-            <w:r>
-              <w:rPr>
-                <w:rFonts w:ascii="Times New Roman" w:hAnsi="Times New Roman"/>
-                <w:sz w:val="20"/>
-              </w:rPr>
-              <w:t>9</w:t>
+              <w:t>9.829578</w:t>
+            </w:r>
+          </w:p>
+        </w:tc>
+        <w:tc>
+          <w:tcPr>
+            <w:tcW w:type="dxa" w:w="279"/>
+          </w:tcPr>
+          <w:p>
+            <w:r>
+              <w:rPr>
+                <w:rFonts w:ascii="Times New Roman" w:hAnsi="Times New Roman"/>
+                <w:sz w:val="20"/>
+              </w:rPr>
+              <w:t>13.006362</w:t>
+            </w:r>
+          </w:p>
+        </w:tc>
+        <w:tc>
+          <w:tcPr>
+            <w:tcW w:type="dxa" w:w="279"/>
+          </w:tcPr>
+          <w:p>
+            <w:r>
+              <w:rPr>
+                <w:rFonts w:ascii="Times New Roman" w:hAnsi="Times New Roman"/>
+                <w:sz w:val="20"/>
+              </w:rPr>
+              <w:t>0.2647</w:t>
+            </w:r>
+          </w:p>
+        </w:tc>
+        <w:tc>
+          <w:tcPr>
+            <w:tcW w:type="dxa" w:w="279"/>
+          </w:tcPr>
+          <w:p>
+            <w:r>
+              <w:rPr>
+                <w:rFonts w:ascii="Times New Roman" w:hAnsi="Times New Roman"/>
+                <w:sz w:val="20"/>
+              </w:rPr>
+              <w:t>0.5660</w:t>
+            </w:r>
+          </w:p>
+        </w:tc>
+        <w:tc>
+          <w:tcPr>
+            <w:tcW w:type="dxa" w:w="279"/>
+          </w:tcPr>
+          <w:p>
+            <w:r>
+              <w:rPr>
+                <w:rFonts w:ascii="Times New Roman" w:hAnsi="Times New Roman"/>
+                <w:sz w:val="20"/>
+              </w:rPr>
+              <w:t>10</w:t>
             </w:r>
           </w:p>
         </w:tc>
@@ -5108,35 +5108,35 @@
                 <w:rFonts w:ascii="Times New Roman" w:hAnsi="Times New Roman"/>
                 <w:sz w:val="20"/>
               </w:rPr>
-              <w:t>0.0285</w:t>
-            </w:r>
-          </w:p>
-        </w:tc>
-        <w:tc>
-          <w:tcPr>
-            <w:tcW w:type="dxa" w:w="279"/>
-          </w:tcPr>
-          <w:p>
-            <w:r>
-              <w:rPr>
-                <w:rFonts w:ascii="Times New Roman" w:hAnsi="Times New Roman"/>
-                <w:sz w:val="20"/>
-              </w:rPr>
-              <w:t>0.1504</w:t>
-            </w:r>
-          </w:p>
-        </w:tc>
-        <w:tc>
-          <w:tcPr>
-            <w:tcW w:type="dxa" w:w="279"/>
-          </w:tcPr>
-          <w:p>
-            <w:r>
-              <w:rPr>
-                <w:rFonts w:ascii="Times New Roman" w:hAnsi="Times New Roman"/>
-                <w:sz w:val="20"/>
-              </w:rPr>
-              <w:t>0.6981</w:t>
+              <w:t>0.0316</w:t>
+            </w:r>
+          </w:p>
+        </w:tc>
+        <w:tc>
+          <w:tcPr>
+            <w:tcW w:type="dxa" w:w="279"/>
+          </w:tcPr>
+          <w:p>
+            <w:r>
+              <w:rPr>
+                <w:rFonts w:ascii="Times New Roman" w:hAnsi="Times New Roman"/>
+                <w:sz w:val="20"/>
+              </w:rPr>
+              <w:t>0.5288</w:t>
+            </w:r>
+          </w:p>
+        </w:tc>
+        <w:tc>
+          <w:tcPr>
+            <w:tcW w:type="dxa" w:w="279"/>
+          </w:tcPr>
+          <w:p>
+            <w:r>
+              <w:rPr>
+                <w:rFonts w:ascii="Times New Roman" w:hAnsi="Times New Roman"/>
+                <w:sz w:val="20"/>
+              </w:rPr>
+              <w:t>0.4671</w:t>
             </w:r>
           </w:p>
         </w:tc>
@@ -5164,49 +5164,49 @@
                 <w:rFonts w:ascii="Times New Roman" w:hAnsi="Times New Roman"/>
                 <w:sz w:val="20"/>
               </w:rPr>
-              <w:t>1.3624</w:t>
-            </w:r>
-          </w:p>
-        </w:tc>
-        <w:tc>
-          <w:tcPr>
-            <w:tcW w:type="dxa" w:w="279"/>
-          </w:tcPr>
-          <w:p>
-            <w:r>
-              <w:rPr>
-                <w:rFonts w:ascii="Times New Roman" w:hAnsi="Times New Roman"/>
-                <w:sz w:val="20"/>
-              </w:rPr>
-              <w:t>0.2431</w:t>
-            </w:r>
-          </w:p>
-        </w:tc>
-        <w:tc>
-          <w:tcPr>
-            <w:tcW w:type="dxa" w:w="279"/>
-          </w:tcPr>
-          <w:p>
-            <w:r>
-              <w:rPr>
-                <w:rFonts w:ascii="Times New Roman" w:hAnsi="Times New Roman"/>
-                <w:sz w:val="20"/>
-              </w:rPr>
-              <w:t>1.5128</w:t>
-            </w:r>
-          </w:p>
-        </w:tc>
-        <w:tc>
-          <w:tcPr>
-            <w:tcW w:type="dxa" w:w="279"/>
-          </w:tcPr>
-          <w:p>
-            <w:r>
-              <w:rPr>
-                <w:rFonts w:ascii="Times New Roman" w:hAnsi="Times New Roman"/>
-                <w:sz w:val="20"/>
-              </w:rPr>
-              <w:t>0.4694</w:t>
+              <w:t>4.6286</w:t>
+            </w:r>
+          </w:p>
+        </w:tc>
+        <w:tc>
+          <w:tcPr>
+            <w:tcW w:type="dxa" w:w="279"/>
+          </w:tcPr>
+          <w:p>
+            <w:r>
+              <w:rPr>
+                <w:rFonts w:ascii="Times New Roman" w:hAnsi="Times New Roman"/>
+                <w:sz w:val="20"/>
+              </w:rPr>
+              <w:t>0.0314</w:t>
+            </w:r>
+          </w:p>
+        </w:tc>
+        <w:tc>
+          <w:tcPr>
+            <w:tcW w:type="dxa" w:w="279"/>
+          </w:tcPr>
+          <w:p>
+            <w:r>
+              <w:rPr>
+                <w:rFonts w:ascii="Times New Roman" w:hAnsi="Times New Roman"/>
+                <w:sz w:val="20"/>
+              </w:rPr>
+              <w:t>5.1574</w:t>
+            </w:r>
+          </w:p>
+        </w:tc>
+        <w:tc>
+          <w:tcPr>
+            <w:tcW w:type="dxa" w:w="279"/>
+          </w:tcPr>
+          <w:p>
+            <w:r>
+              <w:rPr>
+                <w:rFonts w:ascii="Times New Roman" w:hAnsi="Times New Roman"/>
+                <w:sz w:val="20"/>
+              </w:rPr>
+              <w:t>0.0759</w:t>
             </w:r>
           </w:p>
         </w:tc>
@@ -5234,49 +5234,49 @@
                 <w:rFonts w:ascii="Times New Roman" w:hAnsi="Times New Roman"/>
                 <w:sz w:val="20"/>
               </w:rPr>
-              <w:t>7.424411</w:t>
-            </w:r>
-          </w:p>
-        </w:tc>
-        <w:tc>
-          <w:tcPr>
-            <w:tcW w:type="dxa" w:w="279"/>
-          </w:tcPr>
-          <w:p>
-            <w:r>
-              <w:rPr>
-                <w:rFonts w:ascii="Times New Roman" w:hAnsi="Times New Roman"/>
-                <w:sz w:val="20"/>
-              </w:rPr>
-              <w:t>10.171097</w:t>
-            </w:r>
-          </w:p>
-        </w:tc>
-        <w:tc>
-          <w:tcPr>
-            <w:tcW w:type="dxa" w:w="279"/>
-          </w:tcPr>
-          <w:p>
-            <w:r>
-              <w:rPr>
-                <w:rFonts w:ascii="Times New Roman" w:hAnsi="Times New Roman"/>
-                <w:sz w:val="20"/>
-              </w:rPr>
-              <w:t>0.1321</w:t>
-            </w:r>
-          </w:p>
-        </w:tc>
-        <w:tc>
-          <w:tcPr>
-            <w:tcW w:type="dxa" w:w="279"/>
-          </w:tcPr>
-          <w:p>
-            <w:r>
-              <w:rPr>
-                <w:rFonts w:ascii="Times New Roman" w:hAnsi="Times New Roman"/>
-                <w:sz w:val="20"/>
-              </w:rPr>
-              <w:t>0.6680</w:t>
+              <w:t>7.509141</w:t>
+            </w:r>
+          </w:p>
+        </w:tc>
+        <w:tc>
+          <w:tcPr>
+            <w:tcW w:type="dxa" w:w="279"/>
+          </w:tcPr>
+          <w:p>
+            <w:r>
+              <w:rPr>
+                <w:rFonts w:ascii="Times New Roman" w:hAnsi="Times New Roman"/>
+                <w:sz w:val="20"/>
+              </w:rPr>
+              <w:t>10.287173</w:t>
+            </w:r>
+          </w:p>
+        </w:tc>
+        <w:tc>
+          <w:tcPr>
+            <w:tcW w:type="dxa" w:w="279"/>
+          </w:tcPr>
+          <w:p>
+            <w:r>
+              <w:rPr>
+                <w:rFonts w:ascii="Times New Roman" w:hAnsi="Times New Roman"/>
+                <w:sz w:val="20"/>
+              </w:rPr>
+              <w:t>0.2574</w:t>
+            </w:r>
+          </w:p>
+        </w:tc>
+        <w:tc>
+          <w:tcPr>
+            <w:tcW w:type="dxa" w:w="279"/>
+          </w:tcPr>
+          <w:p>
+            <w:r>
+              <w:rPr>
+                <w:rFonts w:ascii="Times New Roman" w:hAnsi="Times New Roman"/>
+                <w:sz w:val="20"/>
+              </w:rPr>
+              <w:t>0.4760</w:t>
             </w:r>
           </w:p>
         </w:tc>
@@ -5292,21 +5292,21 @@
                 <w:rFonts w:ascii="Times New Roman" w:hAnsi="Times New Roman"/>
                 <w:sz w:val="20"/>
               </w:rPr>
-              <w:t>LSTM-SSE-t-Student</w:t>
-            </w:r>
-          </w:p>
-        </w:tc>
-        <w:tc>
-          <w:tcPr>
-            <w:tcW w:type="dxa" w:w="279"/>
-          </w:tcPr>
-          <w:p>
-            <w:r>
-              <w:rPr>
-                <w:rFonts w:ascii="Times New Roman" w:hAnsi="Times New Roman"/>
-                <w:sz w:val="20"/>
-              </w:rPr>
-              <w:t>3</w:t>
+              <w:t>LSTM-SSE</w:t>
+            </w:r>
+          </w:p>
+        </w:tc>
+        <w:tc>
+          <w:tcPr>
+            <w:tcW w:type="dxa" w:w="279"/>
+          </w:tcPr>
+          <w:p>
+            <w:r>
+              <w:rPr>
+                <w:rFonts w:ascii="Times New Roman" w:hAnsi="Times New Roman"/>
+                <w:sz w:val="20"/>
+              </w:rPr>
+              <w:t>4</w:t>
             </w:r>
           </w:p>
         </w:tc>
@@ -5334,35 +5334,35 @@
                 <w:rFonts w:ascii="Times New Roman" w:hAnsi="Times New Roman"/>
                 <w:sz w:val="20"/>
               </w:rPr>
-              <w:t>0.0095</w:t>
-            </w:r>
-          </w:p>
-        </w:tc>
-        <w:tc>
-          <w:tcPr>
-            <w:tcW w:type="dxa" w:w="279"/>
-          </w:tcPr>
-          <w:p>
-            <w:r>
-              <w:rPr>
-                <w:rFonts w:ascii="Times New Roman" w:hAnsi="Times New Roman"/>
-                <w:sz w:val="20"/>
-              </w:rPr>
-              <w:t>0.0083</w:t>
-            </w:r>
-          </w:p>
-        </w:tc>
-        <w:tc>
-          <w:tcPr>
-            <w:tcW w:type="dxa" w:w="279"/>
-          </w:tcPr>
-          <w:p>
-            <w:r>
-              <w:rPr>
-                <w:rFonts w:ascii="Times New Roman" w:hAnsi="Times New Roman"/>
-                <w:sz w:val="20"/>
-              </w:rPr>
-              <w:t>0.9273</w:t>
+              <w:t>0.0127</w:t>
+            </w:r>
+          </w:p>
+        </w:tc>
+        <w:tc>
+          <w:tcPr>
+            <w:tcW w:type="dxa" w:w="279"/>
+          </w:tcPr>
+          <w:p>
+            <w:r>
+              <w:rPr>
+                <w:rFonts w:ascii="Times New Roman" w:hAnsi="Times New Roman"/>
+                <w:sz w:val="20"/>
+              </w:rPr>
+              <w:t>0.2080</w:t>
+            </w:r>
+          </w:p>
+        </w:tc>
+        <w:tc>
+          <w:tcPr>
+            <w:tcW w:type="dxa" w:w="279"/>
+          </w:tcPr>
+          <w:p>
+            <w:r>
+              <w:rPr>
+                <w:rFonts w:ascii="Times New Roman" w:hAnsi="Times New Roman"/>
+                <w:sz w:val="20"/>
+              </w:rPr>
+              <w:t>0.6483</w:t>
             </w:r>
           </w:p>
         </w:tc>
@@ -5390,49 +5390,49 @@
                 <w:rFonts w:ascii="Times New Roman" w:hAnsi="Times New Roman"/>
                 <w:sz w:val="20"/>
               </w:rPr>
-              <w:t>0.0577</w:t>
-            </w:r>
-          </w:p>
-        </w:tc>
-        <w:tc>
-          <w:tcPr>
-            <w:tcW w:type="dxa" w:w="279"/>
-          </w:tcPr>
-          <w:p>
-            <w:r>
-              <w:rPr>
-                <w:rFonts w:ascii="Times New Roman" w:hAnsi="Times New Roman"/>
-                <w:sz w:val="20"/>
-              </w:rPr>
-              <w:t>0.8102</w:t>
-            </w:r>
-          </w:p>
-        </w:tc>
-        <w:tc>
-          <w:tcPr>
-            <w:tcW w:type="dxa" w:w="279"/>
-          </w:tcPr>
-          <w:p>
-            <w:r>
-              <w:rPr>
-                <w:rFonts w:ascii="Times New Roman" w:hAnsi="Times New Roman"/>
-                <w:sz w:val="20"/>
-              </w:rPr>
-              <w:t>0.0660</w:t>
-            </w:r>
-          </w:p>
-        </w:tc>
-        <w:tc>
-          <w:tcPr>
-            <w:tcW w:type="dxa" w:w="279"/>
-          </w:tcPr>
-          <w:p>
-            <w:r>
-              <w:rPr>
-                <w:rFonts w:ascii="Times New Roman" w:hAnsi="Times New Roman"/>
-                <w:sz w:val="20"/>
-              </w:rPr>
-              <w:t>0.9675</w:t>
+              <w:t>0.1029</w:t>
+            </w:r>
+          </w:p>
+        </w:tc>
+        <w:tc>
+          <w:tcPr>
+            <w:tcW w:type="dxa" w:w="279"/>
+          </w:tcPr>
+          <w:p>
+            <w:r>
+              <w:rPr>
+                <w:rFonts w:ascii="Times New Roman" w:hAnsi="Times New Roman"/>
+                <w:sz w:val="20"/>
+              </w:rPr>
+              <w:t>0.7484</w:t>
+            </w:r>
+          </w:p>
+        </w:tc>
+        <w:tc>
+          <w:tcPr>
+            <w:tcW w:type="dxa" w:w="279"/>
+          </w:tcPr>
+          <w:p>
+            <w:r>
+              <w:rPr>
+                <w:rFonts w:ascii="Times New Roman" w:hAnsi="Times New Roman"/>
+                <w:sz w:val="20"/>
+              </w:rPr>
+              <w:t>0.3109</w:t>
+            </w:r>
+          </w:p>
+        </w:tc>
+        <w:tc>
+          <w:tcPr>
+            <w:tcW w:type="dxa" w:w="279"/>
+          </w:tcPr>
+          <w:p>
+            <w:r>
+              <w:rPr>
+                <w:rFonts w:ascii="Times New Roman" w:hAnsi="Times New Roman"/>
+                <w:sz w:val="20"/>
+              </w:rPr>
+              <w:t>0.8560</w:t>
             </w:r>
           </w:p>
         </w:tc>
@@ -5460,49 +5460,49 @@
                 <w:rFonts w:ascii="Times New Roman" w:hAnsi="Times New Roman"/>
                 <w:sz w:val="20"/>
               </w:rPr>
-              <w:t>10.014170</w:t>
-            </w:r>
-          </w:p>
-        </w:tc>
-        <w:tc>
-          <w:tcPr>
-            <w:tcW w:type="dxa" w:w="279"/>
-          </w:tcPr>
-          <w:p>
-            <w:r>
-              <w:rPr>
-                <w:rFonts w:ascii="Times New Roman" w:hAnsi="Times New Roman"/>
-                <w:sz w:val="20"/>
-              </w:rPr>
-              <w:t>13.250612</w:t>
-            </w:r>
-          </w:p>
-        </w:tc>
-        <w:tc>
-          <w:tcPr>
-            <w:tcW w:type="dxa" w:w="279"/>
-          </w:tcPr>
-          <w:p>
-            <w:r>
-              <w:rPr>
-                <w:rFonts w:ascii="Times New Roman" w:hAnsi="Times New Roman"/>
-                <w:sz w:val="20"/>
-              </w:rPr>
-              <w:t>-0.1650</w:t>
-            </w:r>
-          </w:p>
-        </w:tc>
-        <w:tc>
-          <w:tcPr>
-            <w:tcW w:type="dxa" w:w="279"/>
-          </w:tcPr>
-          <w:p>
-            <w:r>
-              <w:rPr>
-                <w:rFonts w:ascii="Times New Roman" w:hAnsi="Times New Roman"/>
-                <w:sz w:val="20"/>
-              </w:rPr>
-              <w:t>0.8500</w:t>
+              <w:t>9.718665</w:t>
+            </w:r>
+          </w:p>
+        </w:tc>
+        <w:tc>
+          <w:tcPr>
+            <w:tcW w:type="dxa" w:w="279"/>
+          </w:tcPr>
+          <w:p>
+            <w:r>
+              <w:rPr>
+                <w:rFonts w:ascii="Times New Roman" w:hAnsi="Times New Roman"/>
+                <w:sz w:val="20"/>
+              </w:rPr>
+              <w:t>12.859603</w:t>
+            </w:r>
+          </w:p>
+        </w:tc>
+        <w:tc>
+          <w:tcPr>
+            <w:tcW w:type="dxa" w:w="279"/>
+          </w:tcPr>
+          <w:p>
+            <w:r>
+              <w:rPr>
+                <w:rFonts w:ascii="Times New Roman" w:hAnsi="Times New Roman"/>
+                <w:sz w:val="20"/>
+              </w:rPr>
+              <w:t>0.2026</w:t>
+            </w:r>
+          </w:p>
+        </w:tc>
+        <w:tc>
+          <w:tcPr>
+            <w:tcW w:type="dxa" w:w="279"/>
+          </w:tcPr>
+          <w:p>
+            <w:r>
+              <w:rPr>
+                <w:rFonts w:ascii="Times New Roman" w:hAnsi="Times New Roman"/>
+                <w:sz w:val="20"/>
+              </w:rPr>
+              <w:t>0.6400</w:t>
             </w:r>
           </w:p>
         </w:tc>
@@ -5670,49 +5670,49 @@
                 <w:rFonts w:ascii="Times New Roman" w:hAnsi="Times New Roman"/>
                 <w:sz w:val="20"/>
               </w:rPr>
-              <w:t>7.650157</w:t>
-            </w:r>
-          </w:p>
-        </w:tc>
-        <w:tc>
-          <w:tcPr>
-            <w:tcW w:type="dxa" w:w="279"/>
-          </w:tcPr>
-          <w:p>
-            <w:r>
-              <w:rPr>
-                <w:rFonts w:ascii="Times New Roman" w:hAnsi="Times New Roman"/>
-                <w:sz w:val="20"/>
-              </w:rPr>
-              <w:t>10.480359</w:t>
-            </w:r>
-          </w:p>
-        </w:tc>
-        <w:tc>
-          <w:tcPr>
-            <w:tcW w:type="dxa" w:w="279"/>
-          </w:tcPr>
-          <w:p>
-            <w:r>
-              <w:rPr>
-                <w:rFonts w:ascii="Times New Roman" w:hAnsi="Times New Roman"/>
-                <w:sz w:val="20"/>
-              </w:rPr>
-              <w:t>0.0845</w:t>
-            </w:r>
-          </w:p>
-        </w:tc>
-        <w:tc>
-          <w:tcPr>
-            <w:tcW w:type="dxa" w:w="279"/>
-          </w:tcPr>
-          <w:p>
-            <w:r>
-              <w:rPr>
-                <w:rFonts w:ascii="Times New Roman" w:hAnsi="Times New Roman"/>
-                <w:sz w:val="20"/>
-              </w:rPr>
-              <w:t>0.7600</w:t>
+              <w:t>7.424411</w:t>
+            </w:r>
+          </w:p>
+        </w:tc>
+        <w:tc>
+          <w:tcPr>
+            <w:tcW w:type="dxa" w:w="279"/>
+          </w:tcPr>
+          <w:p>
+            <w:r>
+              <w:rPr>
+                <w:rFonts w:ascii="Times New Roman" w:hAnsi="Times New Roman"/>
+                <w:sz w:val="20"/>
+              </w:rPr>
+              <w:t>10.171097</w:t>
+            </w:r>
+          </w:p>
+        </w:tc>
+        <w:tc>
+          <w:tcPr>
+            <w:tcW w:type="dxa" w:w="279"/>
+          </w:tcPr>
+          <w:p>
+            <w:r>
+              <w:rPr>
+                <w:rFonts w:ascii="Times New Roman" w:hAnsi="Times New Roman"/>
+                <w:sz w:val="20"/>
+              </w:rPr>
+              <w:t>0.1321</w:t>
+            </w:r>
+          </w:p>
+        </w:tc>
+        <w:tc>
+          <w:tcPr>
+            <w:tcW w:type="dxa" w:w="279"/>
+          </w:tcPr>
+          <w:p>
+            <w:r>
+              <w:rPr>
+                <w:rFonts w:ascii="Times New Roman" w:hAnsi="Times New Roman"/>
+                <w:sz w:val="20"/>
+              </w:rPr>
+              <w:t>0.6680</w:t>
             </w:r>
           </w:p>
         </w:tc>

--- a/outputs/tables/Table11_b_Risk_ETH-USD.docx
+++ b/outputs/tables/Table11_b_Risk_ETH-USD.docx
@@ -932,7 +932,7 @@
                 <w:rFonts w:ascii="Times New Roman" w:hAnsi="Times New Roman"/>
                 <w:sz w:val="20"/>
               </w:rPr>
-              <w:t>ARCH-LSTM</w:t>
+              <w:t>CNN-LSTM</w:t>
             </w:r>
           </w:p>
         </w:tc>
@@ -1100,63 +1100,63 @@
                 <w:rFonts w:ascii="Times New Roman" w:hAnsi="Times New Roman"/>
                 <w:sz w:val="20"/>
               </w:rPr>
-              <w:t>10.554710</w:t>
-            </w:r>
-          </w:p>
-        </w:tc>
-        <w:tc>
-          <w:tcPr>
-            <w:tcW w:type="dxa" w:w="279"/>
-          </w:tcPr>
-          <w:p>
-            <w:r>
-              <w:rPr>
-                <w:rFonts w:ascii="Times New Roman" w:hAnsi="Times New Roman"/>
-                <w:sz w:val="20"/>
-              </w:rPr>
-              <w:t>13.965847</w:t>
-            </w:r>
-          </w:p>
-        </w:tc>
-        <w:tc>
-          <w:tcPr>
-            <w:tcW w:type="dxa" w:w="279"/>
-          </w:tcPr>
-          <w:p>
-            <w:r>
-              <w:rPr>
-                <w:rFonts w:ascii="Times New Roman" w:hAnsi="Times New Roman"/>
-                <w:sz w:val="20"/>
-              </w:rPr>
-              <w:t>-0.0879</w:t>
-            </w:r>
-          </w:p>
-        </w:tc>
-        <w:tc>
-          <w:tcPr>
-            <w:tcW w:type="dxa" w:w="279"/>
-          </w:tcPr>
-          <w:p>
-            <w:r>
-              <w:rPr>
-                <w:rFonts w:ascii="Times New Roman" w:hAnsi="Times New Roman"/>
-                <w:sz w:val="20"/>
-              </w:rPr>
-              <w:t>0.9800</w:t>
-            </w:r>
-          </w:p>
-        </w:tc>
-        <w:tc>
-          <w:tcPr>
-            <w:tcW w:type="dxa" w:w="279"/>
-          </w:tcPr>
-          <w:p>
-            <w:r>
-              <w:rPr>
-                <w:rFonts w:ascii="Times New Roman" w:hAnsi="Times New Roman"/>
-                <w:sz w:val="20"/>
-              </w:rPr>
-              <w:t>8</w:t>
+              <w:t>9.979484</w:t>
+            </w:r>
+          </w:p>
+        </w:tc>
+        <w:tc>
+          <w:tcPr>
+            <w:tcW w:type="dxa" w:w="279"/>
+          </w:tcPr>
+          <w:p>
+            <w:r>
+              <w:rPr>
+                <w:rFonts w:ascii="Times New Roman" w:hAnsi="Times New Roman"/>
+                <w:sz w:val="20"/>
+              </w:rPr>
+              <w:t>13.204716</w:t>
+            </w:r>
+          </w:p>
+        </w:tc>
+        <w:tc>
+          <w:tcPr>
+            <w:tcW w:type="dxa" w:w="279"/>
+          </w:tcPr>
+          <w:p>
+            <w:r>
+              <w:rPr>
+                <w:rFonts w:ascii="Times New Roman" w:hAnsi="Times New Roman"/>
+                <w:sz w:val="20"/>
+              </w:rPr>
+              <w:t>-0.0441</w:t>
+            </w:r>
+          </w:p>
+        </w:tc>
+        <w:tc>
+          <w:tcPr>
+            <w:tcW w:type="dxa" w:w="279"/>
+          </w:tcPr>
+          <w:p>
+            <w:r>
+              <w:rPr>
+                <w:rFonts w:ascii="Times New Roman" w:hAnsi="Times New Roman"/>
+                <w:sz w:val="20"/>
+              </w:rPr>
+              <w:t>0.9180</w:t>
+            </w:r>
+          </w:p>
+        </w:tc>
+        <w:tc>
+          <w:tcPr>
+            <w:tcW w:type="dxa" w:w="279"/>
+          </w:tcPr>
+          <w:p>
+            <w:r>
+              <w:rPr>
+                <w:rFonts w:ascii="Times New Roman" w:hAnsi="Times New Roman"/>
+                <w:sz w:val="20"/>
+              </w:rPr>
+              <w:t>9</w:t>
             </w:r>
           </w:p>
         </w:tc>
@@ -1184,35 +1184,35 @@
                 <w:rFonts w:ascii="Times New Roman" w:hAnsi="Times New Roman"/>
                 <w:sz w:val="20"/>
               </w:rPr>
-              <w:t>0.0253</w:t>
-            </w:r>
-          </w:p>
-        </w:tc>
-        <w:tc>
-          <w:tcPr>
-            <w:tcW w:type="dxa" w:w="279"/>
-          </w:tcPr>
-          <w:p>
-            <w:r>
-              <w:rPr>
-                <w:rFonts w:ascii="Times New Roman" w:hAnsi="Times New Roman"/>
-                <w:sz w:val="20"/>
-              </w:rPr>
-              <w:t>0.0013</w:t>
-            </w:r>
-          </w:p>
-        </w:tc>
-        <w:tc>
-          <w:tcPr>
-            <w:tcW w:type="dxa" w:w="279"/>
-          </w:tcPr>
-          <w:p>
-            <w:r>
-              <w:rPr>
-                <w:rFonts w:ascii="Times New Roman" w:hAnsi="Times New Roman"/>
-                <w:sz w:val="20"/>
-              </w:rPr>
-              <w:t>0.9713</w:t>
+              <w:t>0.0285</w:t>
+            </w:r>
+          </w:p>
+        </w:tc>
+        <w:tc>
+          <w:tcPr>
+            <w:tcW w:type="dxa" w:w="279"/>
+          </w:tcPr>
+          <w:p>
+            <w:r>
+              <w:rPr>
+                <w:rFonts w:ascii="Times New Roman" w:hAnsi="Times New Roman"/>
+                <w:sz w:val="20"/>
+              </w:rPr>
+              <w:t>0.1504</w:t>
+            </w:r>
+          </w:p>
+        </w:tc>
+        <w:tc>
+          <w:tcPr>
+            <w:tcW w:type="dxa" w:w="279"/>
+          </w:tcPr>
+          <w:p>
+            <w:r>
+              <w:rPr>
+                <w:rFonts w:ascii="Times New Roman" w:hAnsi="Times New Roman"/>
+                <w:sz w:val="20"/>
+              </w:rPr>
+              <w:t>0.6981</w:t>
             </w:r>
           </w:p>
         </w:tc>
@@ -1240,49 +1240,49 @@
                 <w:rFonts w:ascii="Times New Roman" w:hAnsi="Times New Roman"/>
                 <w:sz w:val="20"/>
               </w:rPr>
-              <w:t>0.4170</w:t>
-            </w:r>
-          </w:p>
-        </w:tc>
-        <w:tc>
-          <w:tcPr>
-            <w:tcW w:type="dxa" w:w="279"/>
-          </w:tcPr>
-          <w:p>
-            <w:r>
-              <w:rPr>
-                <w:rFonts w:ascii="Times New Roman" w:hAnsi="Times New Roman"/>
-                <w:sz w:val="20"/>
-              </w:rPr>
-              <w:t>0.5184</w:t>
-            </w:r>
-          </w:p>
-        </w:tc>
-        <w:tc>
-          <w:tcPr>
-            <w:tcW w:type="dxa" w:w="279"/>
-          </w:tcPr>
-          <w:p>
-            <w:r>
-              <w:rPr>
-                <w:rFonts w:ascii="Times New Roman" w:hAnsi="Times New Roman"/>
-                <w:sz w:val="20"/>
-              </w:rPr>
-              <w:t>0.4183</w:t>
-            </w:r>
-          </w:p>
-        </w:tc>
-        <w:tc>
-          <w:tcPr>
-            <w:tcW w:type="dxa" w:w="279"/>
-          </w:tcPr>
-          <w:p>
-            <w:r>
-              <w:rPr>
-                <w:rFonts w:ascii="Times New Roman" w:hAnsi="Times New Roman"/>
-                <w:sz w:val="20"/>
-              </w:rPr>
-              <w:t>0.8113</w:t>
+              <w:t>1.3624</w:t>
+            </w:r>
+          </w:p>
+        </w:tc>
+        <w:tc>
+          <w:tcPr>
+            <w:tcW w:type="dxa" w:w="279"/>
+          </w:tcPr>
+          <w:p>
+            <w:r>
+              <w:rPr>
+                <w:rFonts w:ascii="Times New Roman" w:hAnsi="Times New Roman"/>
+                <w:sz w:val="20"/>
+              </w:rPr>
+              <w:t>0.2431</w:t>
+            </w:r>
+          </w:p>
+        </w:tc>
+        <w:tc>
+          <w:tcPr>
+            <w:tcW w:type="dxa" w:w="279"/>
+          </w:tcPr>
+          <w:p>
+            <w:r>
+              <w:rPr>
+                <w:rFonts w:ascii="Times New Roman" w:hAnsi="Times New Roman"/>
+                <w:sz w:val="20"/>
+              </w:rPr>
+              <w:t>1.5128</w:t>
+            </w:r>
+          </w:p>
+        </w:tc>
+        <w:tc>
+          <w:tcPr>
+            <w:tcW w:type="dxa" w:w="279"/>
+          </w:tcPr>
+          <w:p>
+            <w:r>
+              <w:rPr>
+                <w:rFonts w:ascii="Times New Roman" w:hAnsi="Times New Roman"/>
+                <w:sz w:val="20"/>
+              </w:rPr>
+              <w:t>0.4694</w:t>
             </w:r>
           </w:p>
         </w:tc>
@@ -1310,49 +1310,49 @@
                 <w:rFonts w:ascii="Times New Roman" w:hAnsi="Times New Roman"/>
                 <w:sz w:val="20"/>
               </w:rPr>
-              <w:t>8.063094</w:t>
-            </w:r>
-          </w:p>
-        </w:tc>
-        <w:tc>
-          <w:tcPr>
-            <w:tcW w:type="dxa" w:w="279"/>
-          </w:tcPr>
-          <w:p>
-            <w:r>
-              <w:rPr>
-                <w:rFonts w:ascii="Times New Roman" w:hAnsi="Times New Roman"/>
-                <w:sz w:val="20"/>
-              </w:rPr>
-              <w:t>11.046063</w:t>
-            </w:r>
-          </w:p>
-        </w:tc>
-        <w:tc>
-          <w:tcPr>
-            <w:tcW w:type="dxa" w:w="279"/>
-          </w:tcPr>
-          <w:p>
-            <w:r>
-              <w:rPr>
-                <w:rFonts w:ascii="Times New Roman" w:hAnsi="Times New Roman"/>
-                <w:sz w:val="20"/>
-              </w:rPr>
-              <w:t>-0.0208</w:t>
-            </w:r>
-          </w:p>
-        </w:tc>
-        <w:tc>
-          <w:tcPr>
-            <w:tcW w:type="dxa" w:w="279"/>
-          </w:tcPr>
-          <w:p>
-            <w:r>
-              <w:rPr>
-                <w:rFonts w:ascii="Times New Roman" w:hAnsi="Times New Roman"/>
-                <w:sz w:val="20"/>
-              </w:rPr>
-              <w:t>0.9640</w:t>
+              <w:t>7.623659</w:t>
+            </w:r>
+          </w:p>
+        </w:tc>
+        <w:tc>
+          <w:tcPr>
+            <w:tcW w:type="dxa" w:w="279"/>
+          </w:tcPr>
+          <w:p>
+            <w:r>
+              <w:rPr>
+                <w:rFonts w:ascii="Times New Roman" w:hAnsi="Times New Roman"/>
+                <w:sz w:val="20"/>
+              </w:rPr>
+              <w:t>10.444058</w:t>
+            </w:r>
+          </w:p>
+        </w:tc>
+        <w:tc>
+          <w:tcPr>
+            <w:tcW w:type="dxa" w:w="279"/>
+          </w:tcPr>
+          <w:p>
+            <w:r>
+              <w:rPr>
+                <w:rFonts w:ascii="Times New Roman" w:hAnsi="Times New Roman"/>
+                <w:sz w:val="20"/>
+              </w:rPr>
+              <w:t>0.1260</w:t>
+            </w:r>
+          </w:p>
+        </w:tc>
+        <w:tc>
+          <w:tcPr>
+            <w:tcW w:type="dxa" w:w="279"/>
+          </w:tcPr>
+          <w:p>
+            <w:r>
+              <w:rPr>
+                <w:rFonts w:ascii="Times New Roman" w:hAnsi="Times New Roman"/>
+                <w:sz w:val="20"/>
+              </w:rPr>
+              <w:t>0.6800</w:t>
             </w:r>
           </w:p>
         </w:tc>
@@ -1368,21 +1368,21 @@
                 <w:rFonts w:ascii="Times New Roman" w:hAnsi="Times New Roman"/>
                 <w:sz w:val="20"/>
               </w:rPr>
-              <w:t>CNN-LSTM</w:t>
-            </w:r>
-          </w:p>
-        </w:tc>
-        <w:tc>
-          <w:tcPr>
-            <w:tcW w:type="dxa" w:w="279"/>
-          </w:tcPr>
-          <w:p>
-            <w:r>
-              <w:rPr>
-                <w:rFonts w:ascii="Times New Roman" w:hAnsi="Times New Roman"/>
-                <w:sz w:val="20"/>
-              </w:rPr>
-              <w:t>3</w:t>
+              <w:t>Constant (unconditional variance)</w:t>
+            </w:r>
+          </w:p>
+        </w:tc>
+        <w:tc>
+          <w:tcPr>
+            <w:tcW w:type="dxa" w:w="279"/>
+          </w:tcPr>
+          <w:p>
+            <w:r>
+              <w:rPr>
+                <w:rFonts w:ascii="Times New Roman" w:hAnsi="Times New Roman"/>
+                <w:sz w:val="20"/>
+              </w:rPr>
+              <w:t>2</w:t>
             </w:r>
           </w:p>
         </w:tc>
@@ -1410,35 +1410,35 @@
                 <w:rFonts w:ascii="Times New Roman" w:hAnsi="Times New Roman"/>
                 <w:sz w:val="20"/>
               </w:rPr>
-              <w:t>0.0095</w:t>
-            </w:r>
-          </w:p>
-        </w:tc>
-        <w:tc>
-          <w:tcPr>
-            <w:tcW w:type="dxa" w:w="279"/>
-          </w:tcPr>
-          <w:p>
-            <w:r>
-              <w:rPr>
-                <w:rFonts w:ascii="Times New Roman" w:hAnsi="Times New Roman"/>
-                <w:sz w:val="20"/>
-              </w:rPr>
-              <w:t>0.0083</w:t>
-            </w:r>
-          </w:p>
-        </w:tc>
-        <w:tc>
-          <w:tcPr>
-            <w:tcW w:type="dxa" w:w="279"/>
-          </w:tcPr>
-          <w:p>
-            <w:r>
-              <w:rPr>
-                <w:rFonts w:ascii="Times New Roman" w:hAnsi="Times New Roman"/>
-                <w:sz w:val="20"/>
-              </w:rPr>
-              <w:t>0.9273</w:t>
+              <w:t>0.0063</w:t>
+            </w:r>
+          </w:p>
+        </w:tc>
+        <w:tc>
+          <w:tcPr>
+            <w:tcW w:type="dxa" w:w="279"/>
+          </w:tcPr>
+          <w:p>
+            <w:r>
+              <w:rPr>
+                <w:rFonts w:ascii="Times New Roman" w:hAnsi="Times New Roman"/>
+                <w:sz w:val="20"/>
+              </w:rPr>
+              <w:t>0.4946</w:t>
+            </w:r>
+          </w:p>
+        </w:tc>
+        <w:tc>
+          <w:tcPr>
+            <w:tcW w:type="dxa" w:w="279"/>
+          </w:tcPr>
+          <w:p>
+            <w:r>
+              <w:rPr>
+                <w:rFonts w:ascii="Times New Roman" w:hAnsi="Times New Roman"/>
+                <w:sz w:val="20"/>
+              </w:rPr>
+              <w:t>0.4819</w:t>
             </w:r>
           </w:p>
         </w:tc>
@@ -1466,49 +1466,49 @@
                 <w:rFonts w:ascii="Times New Roman" w:hAnsi="Times New Roman"/>
                 <w:sz w:val="20"/>
               </w:rPr>
-              <w:t>0.0577</w:t>
-            </w:r>
-          </w:p>
-        </w:tc>
-        <w:tc>
-          <w:tcPr>
-            <w:tcW w:type="dxa" w:w="279"/>
-          </w:tcPr>
-          <w:p>
-            <w:r>
-              <w:rPr>
-                <w:rFonts w:ascii="Times New Roman" w:hAnsi="Times New Roman"/>
-                <w:sz w:val="20"/>
-              </w:rPr>
-              <w:t>0.8102</w:t>
-            </w:r>
-          </w:p>
-        </w:tc>
-        <w:tc>
-          <w:tcPr>
-            <w:tcW w:type="dxa" w:w="279"/>
-          </w:tcPr>
-          <w:p>
-            <w:r>
-              <w:rPr>
-                <w:rFonts w:ascii="Times New Roman" w:hAnsi="Times New Roman"/>
-                <w:sz w:val="20"/>
-              </w:rPr>
-              <w:t>0.0660</w:t>
-            </w:r>
-          </w:p>
-        </w:tc>
-        <w:tc>
-          <w:tcPr>
-            <w:tcW w:type="dxa" w:w="279"/>
-          </w:tcPr>
-          <w:p>
-            <w:r>
-              <w:rPr>
-                <w:rFonts w:ascii="Times New Roman" w:hAnsi="Times New Roman"/>
-                <w:sz w:val="20"/>
-              </w:rPr>
-              <w:t>0.9675</w:t>
+              <w:t>0.0256</w:t>
+            </w:r>
+          </w:p>
+        </w:tc>
+        <w:tc>
+          <w:tcPr>
+            <w:tcW w:type="dxa" w:w="279"/>
+          </w:tcPr>
+          <w:p>
+            <w:r>
+              <w:rPr>
+                <w:rFonts w:ascii="Times New Roman" w:hAnsi="Times New Roman"/>
+                <w:sz w:val="20"/>
+              </w:rPr>
+              <w:t>0.8730</w:t>
+            </w:r>
+          </w:p>
+        </w:tc>
+        <w:tc>
+          <w:tcPr>
+            <w:tcW w:type="dxa" w:w="279"/>
+          </w:tcPr>
+          <w:p>
+            <w:r>
+              <w:rPr>
+                <w:rFonts w:ascii="Times New Roman" w:hAnsi="Times New Roman"/>
+                <w:sz w:val="20"/>
+              </w:rPr>
+              <w:t>0.5202</w:t>
+            </w:r>
+          </w:p>
+        </w:tc>
+        <w:tc>
+          <w:tcPr>
+            <w:tcW w:type="dxa" w:w="279"/>
+          </w:tcPr>
+          <w:p>
+            <w:r>
+              <w:rPr>
+                <w:rFonts w:ascii="Times New Roman" w:hAnsi="Times New Roman"/>
+                <w:sz w:val="20"/>
+              </w:rPr>
+              <w:t>0.7710</w:t>
             </w:r>
           </w:p>
         </w:tc>
@@ -1536,63 +1536,63 @@
                 <w:rFonts w:ascii="Times New Roman" w:hAnsi="Times New Roman"/>
                 <w:sz w:val="20"/>
               </w:rPr>
-              <w:t>9.979484</w:t>
-            </w:r>
-          </w:p>
-        </w:tc>
-        <w:tc>
-          <w:tcPr>
-            <w:tcW w:type="dxa" w:w="279"/>
-          </w:tcPr>
-          <w:p>
-            <w:r>
-              <w:rPr>
-                <w:rFonts w:ascii="Times New Roman" w:hAnsi="Times New Roman"/>
-                <w:sz w:val="20"/>
-              </w:rPr>
-              <w:t>13.204716</w:t>
-            </w:r>
-          </w:p>
-        </w:tc>
-        <w:tc>
-          <w:tcPr>
-            <w:tcW w:type="dxa" w:w="279"/>
-          </w:tcPr>
-          <w:p>
-            <w:r>
-              <w:rPr>
-                <w:rFonts w:ascii="Times New Roman" w:hAnsi="Times New Roman"/>
-                <w:sz w:val="20"/>
-              </w:rPr>
-              <w:t>-0.0441</w:t>
-            </w:r>
-          </w:p>
-        </w:tc>
-        <w:tc>
-          <w:tcPr>
-            <w:tcW w:type="dxa" w:w="279"/>
-          </w:tcPr>
-          <w:p>
-            <w:r>
-              <w:rPr>
-                <w:rFonts w:ascii="Times New Roman" w:hAnsi="Times New Roman"/>
-                <w:sz w:val="20"/>
-              </w:rPr>
-              <w:t>0.9180</w:t>
-            </w:r>
-          </w:p>
-        </w:tc>
-        <w:tc>
-          <w:tcPr>
-            <w:tcW w:type="dxa" w:w="279"/>
-          </w:tcPr>
-          <w:p>
-            <w:r>
-              <w:rPr>
-                <w:rFonts w:ascii="Times New Roman" w:hAnsi="Times New Roman"/>
-                <w:sz w:val="20"/>
-              </w:rPr>
-              <w:t>9</w:t>
+              <w:t>12.148515</w:t>
+            </w:r>
+          </w:p>
+        </w:tc>
+        <w:tc>
+          <w:tcPr>
+            <w:tcW w:type="dxa" w:w="279"/>
+          </w:tcPr>
+          <w:p>
+            <w:r>
+              <w:rPr>
+                <w:rFonts w:ascii="Times New Roman" w:hAnsi="Times New Roman"/>
+                <w:sz w:val="20"/>
+              </w:rPr>
+              <w:t>16.074748</w:t>
+            </w:r>
+          </w:p>
+        </w:tc>
+        <w:tc>
+          <w:tcPr>
+            <w:tcW w:type="dxa" w:w="279"/>
+          </w:tcPr>
+          <w:p>
+            <w:r>
+              <w:rPr>
+                <w:rFonts w:ascii="Times New Roman" w:hAnsi="Times New Roman"/>
+                <w:sz w:val="20"/>
+              </w:rPr>
+              <w:t>-0.4240</w:t>
+            </w:r>
+          </w:p>
+        </w:tc>
+        <w:tc>
+          <w:tcPr>
+            <w:tcW w:type="dxa" w:w="279"/>
+          </w:tcPr>
+          <w:p>
+            <w:r>
+              <w:rPr>
+                <w:rFonts w:ascii="Times New Roman" w:hAnsi="Times New Roman"/>
+                <w:sz w:val="20"/>
+              </w:rPr>
+              <w:t>0.5040</w:t>
+            </w:r>
+          </w:p>
+        </w:tc>
+        <w:tc>
+          <w:tcPr>
+            <w:tcW w:type="dxa" w:w="279"/>
+          </w:tcPr>
+          <w:p>
+            <w:r>
+              <w:rPr>
+                <w:rFonts w:ascii="Times New Roman" w:hAnsi="Times New Roman"/>
+                <w:sz w:val="20"/>
+              </w:rPr>
+              <w:t>4</w:t>
             </w:r>
           </w:p>
         </w:tc>
@@ -1620,35 +1620,35 @@
                 <w:rFonts w:ascii="Times New Roman" w:hAnsi="Times New Roman"/>
                 <w:sz w:val="20"/>
               </w:rPr>
-              <w:t>0.0285</w:t>
-            </w:r>
-          </w:p>
-        </w:tc>
-        <w:tc>
-          <w:tcPr>
-            <w:tcW w:type="dxa" w:w="279"/>
-          </w:tcPr>
-          <w:p>
-            <w:r>
-              <w:rPr>
-                <w:rFonts w:ascii="Times New Roman" w:hAnsi="Times New Roman"/>
-                <w:sz w:val="20"/>
-              </w:rPr>
-              <w:t>0.1504</w:t>
-            </w:r>
-          </w:p>
-        </w:tc>
-        <w:tc>
-          <w:tcPr>
-            <w:tcW w:type="dxa" w:w="279"/>
-          </w:tcPr>
-          <w:p>
-            <w:r>
-              <w:rPr>
-                <w:rFonts w:ascii="Times New Roman" w:hAnsi="Times New Roman"/>
-                <w:sz w:val="20"/>
-              </w:rPr>
-              <w:t>0.6981</w:t>
+              <w:t>0.0127</w:t>
+            </w:r>
+          </w:p>
+        </w:tc>
+        <w:tc>
+          <w:tcPr>
+            <w:tcW w:type="dxa" w:w="279"/>
+          </w:tcPr>
+          <w:p>
+            <w:r>
+              <w:rPr>
+                <w:rFonts w:ascii="Times New Roman" w:hAnsi="Times New Roman"/>
+                <w:sz w:val="20"/>
+              </w:rPr>
+              <w:t>2.4046</w:t>
+            </w:r>
+          </w:p>
+        </w:tc>
+        <w:tc>
+          <w:tcPr>
+            <w:tcW w:type="dxa" w:w="279"/>
+          </w:tcPr>
+          <w:p>
+            <w:r>
+              <w:rPr>
+                <w:rFonts w:ascii="Times New Roman" w:hAnsi="Times New Roman"/>
+                <w:sz w:val="20"/>
+              </w:rPr>
+              <w:t>0.1210</w:t>
             </w:r>
           </w:p>
         </w:tc>
@@ -1676,49 +1676,49 @@
                 <w:rFonts w:ascii="Times New Roman" w:hAnsi="Times New Roman"/>
                 <w:sz w:val="20"/>
               </w:rPr>
-              <w:t>1.3624</w:t>
-            </w:r>
-          </w:p>
-        </w:tc>
-        <w:tc>
-          <w:tcPr>
-            <w:tcW w:type="dxa" w:w="279"/>
-          </w:tcPr>
-          <w:p>
-            <w:r>
-              <w:rPr>
-                <w:rFonts w:ascii="Times New Roman" w:hAnsi="Times New Roman"/>
-                <w:sz w:val="20"/>
-              </w:rPr>
-              <w:t>0.2431</w:t>
-            </w:r>
-          </w:p>
-        </w:tc>
-        <w:tc>
-          <w:tcPr>
-            <w:tcW w:type="dxa" w:w="279"/>
-          </w:tcPr>
-          <w:p>
-            <w:r>
-              <w:rPr>
-                <w:rFonts w:ascii="Times New Roman" w:hAnsi="Times New Roman"/>
-                <w:sz w:val="20"/>
-              </w:rPr>
-              <w:t>1.5128</w:t>
-            </w:r>
-          </w:p>
-        </w:tc>
-        <w:tc>
-          <w:tcPr>
-            <w:tcW w:type="dxa" w:w="279"/>
-          </w:tcPr>
-          <w:p>
-            <w:r>
-              <w:rPr>
-                <w:rFonts w:ascii="Times New Roman" w:hAnsi="Times New Roman"/>
-                <w:sz w:val="20"/>
-              </w:rPr>
-              <w:t>0.4694</w:t>
+              <w:t>0.1029</w:t>
+            </w:r>
+          </w:p>
+        </w:tc>
+        <w:tc>
+          <w:tcPr>
+            <w:tcW w:type="dxa" w:w="279"/>
+          </w:tcPr>
+          <w:p>
+            <w:r>
+              <w:rPr>
+                <w:rFonts w:ascii="Times New Roman" w:hAnsi="Times New Roman"/>
+                <w:sz w:val="20"/>
+              </w:rPr>
+              <w:t>0.7484</w:t>
+            </w:r>
+          </w:p>
+        </w:tc>
+        <w:tc>
+          <w:tcPr>
+            <w:tcW w:type="dxa" w:w="279"/>
+          </w:tcPr>
+          <w:p>
+            <w:r>
+              <w:rPr>
+                <w:rFonts w:ascii="Times New Roman" w:hAnsi="Times New Roman"/>
+                <w:sz w:val="20"/>
+              </w:rPr>
+              <w:t>2.5075</w:t>
+            </w:r>
+          </w:p>
+        </w:tc>
+        <w:tc>
+          <w:tcPr>
+            <w:tcW w:type="dxa" w:w="279"/>
+          </w:tcPr>
+          <w:p>
+            <w:r>
+              <w:rPr>
+                <w:rFonts w:ascii="Times New Roman" w:hAnsi="Times New Roman"/>
+                <w:sz w:val="20"/>
+              </w:rPr>
+              <w:t>0.2854</w:t>
             </w:r>
           </w:p>
         </w:tc>
@@ -1746,49 +1746,49 @@
                 <w:rFonts w:ascii="Times New Roman" w:hAnsi="Times New Roman"/>
                 <w:sz w:val="20"/>
               </w:rPr>
-              <w:t>7.623659</w:t>
-            </w:r>
-          </w:p>
-        </w:tc>
-        <w:tc>
-          <w:tcPr>
-            <w:tcW w:type="dxa" w:w="279"/>
-          </w:tcPr>
-          <w:p>
-            <w:r>
-              <w:rPr>
-                <w:rFonts w:ascii="Times New Roman" w:hAnsi="Times New Roman"/>
-                <w:sz w:val="20"/>
-              </w:rPr>
-              <w:t>10.444058</w:t>
-            </w:r>
-          </w:p>
-        </w:tc>
-        <w:tc>
-          <w:tcPr>
-            <w:tcW w:type="dxa" w:w="279"/>
-          </w:tcPr>
-          <w:p>
-            <w:r>
-              <w:rPr>
-                <w:rFonts w:ascii="Times New Roman" w:hAnsi="Times New Roman"/>
-                <w:sz w:val="20"/>
-              </w:rPr>
-              <w:t>0.1260</w:t>
-            </w:r>
-          </w:p>
-        </w:tc>
-        <w:tc>
-          <w:tcPr>
-            <w:tcW w:type="dxa" w:w="279"/>
-          </w:tcPr>
-          <w:p>
-            <w:r>
-              <w:rPr>
-                <w:rFonts w:ascii="Times New Roman" w:hAnsi="Times New Roman"/>
-                <w:sz w:val="20"/>
-              </w:rPr>
-              <w:t>0.6800</w:t>
+              <w:t>9.280654</w:t>
+            </w:r>
+          </w:p>
+        </w:tc>
+        <w:tc>
+          <w:tcPr>
+            <w:tcW w:type="dxa" w:w="279"/>
+          </w:tcPr>
+          <w:p>
+            <w:r>
+              <w:rPr>
+                <w:rFonts w:ascii="Times New Roman" w:hAnsi="Times New Roman"/>
+                <w:sz w:val="20"/>
+              </w:rPr>
+              <w:t>12.714064</w:t>
+            </w:r>
+          </w:p>
+        </w:tc>
+        <w:tc>
+          <w:tcPr>
+            <w:tcW w:type="dxa" w:w="279"/>
+          </w:tcPr>
+          <w:p>
+            <w:r>
+              <w:rPr>
+                <w:rFonts w:ascii="Times New Roman" w:hAnsi="Times New Roman"/>
+                <w:sz w:val="20"/>
+              </w:rPr>
+              <w:t>-0.4952</w:t>
+            </w:r>
+          </w:p>
+        </w:tc>
+        <w:tc>
+          <w:tcPr>
+            <w:tcW w:type="dxa" w:w="279"/>
+          </w:tcPr>
+          <w:p>
+            <w:r>
+              <w:rPr>
+                <w:rFonts w:ascii="Times New Roman" w:hAnsi="Times New Roman"/>
+                <w:sz w:val="20"/>
+              </w:rPr>
+              <w:t>0.1560</w:t>
             </w:r>
           </w:p>
         </w:tc>
@@ -1804,21 +1804,21 @@
                 <w:rFonts w:ascii="Times New Roman" w:hAnsi="Times New Roman"/>
                 <w:sz w:val="20"/>
               </w:rPr>
-              <w:t>Constant (unconditional variance)</w:t>
-            </w:r>
-          </w:p>
-        </w:tc>
-        <w:tc>
-          <w:tcPr>
-            <w:tcW w:type="dxa" w:w="279"/>
-          </w:tcPr>
-          <w:p>
-            <w:r>
-              <w:rPr>
-                <w:rFonts w:ascii="Times New Roman" w:hAnsi="Times New Roman"/>
-                <w:sz w:val="20"/>
-              </w:rPr>
-              <w:t>2</w:t>
+              <w:t>EGARCH(1,1)</w:t>
+            </w:r>
+          </w:p>
+        </w:tc>
+        <w:tc>
+          <w:tcPr>
+            <w:tcW w:type="dxa" w:w="279"/>
+          </w:tcPr>
+          <w:p>
+            <w:r>
+              <w:rPr>
+                <w:rFonts w:ascii="Times New Roman" w:hAnsi="Times New Roman"/>
+                <w:sz w:val="20"/>
+              </w:rPr>
+              <w:t>5</w:t>
             </w:r>
           </w:p>
         </w:tc>
@@ -1846,35 +1846,35 @@
                 <w:rFonts w:ascii="Times New Roman" w:hAnsi="Times New Roman"/>
                 <w:sz w:val="20"/>
               </w:rPr>
-              <w:t>0.0063</w:t>
-            </w:r>
-          </w:p>
-        </w:tc>
-        <w:tc>
-          <w:tcPr>
-            <w:tcW w:type="dxa" w:w="279"/>
-          </w:tcPr>
-          <w:p>
-            <w:r>
-              <w:rPr>
-                <w:rFonts w:ascii="Times New Roman" w:hAnsi="Times New Roman"/>
-                <w:sz w:val="20"/>
-              </w:rPr>
-              <w:t>0.4946</w:t>
-            </w:r>
-          </w:p>
-        </w:tc>
-        <w:tc>
-          <w:tcPr>
-            <w:tcW w:type="dxa" w:w="279"/>
-          </w:tcPr>
-          <w:p>
-            <w:r>
-              <w:rPr>
-                <w:rFonts w:ascii="Times New Roman" w:hAnsi="Times New Roman"/>
-                <w:sz w:val="20"/>
-              </w:rPr>
-              <w:t>0.4819</w:t>
+              <w:t>0.0158</w:t>
+            </w:r>
+          </w:p>
+        </w:tc>
+        <w:tc>
+          <w:tcPr>
+            <w:tcW w:type="dxa" w:w="279"/>
+          </w:tcPr>
+          <w:p>
+            <w:r>
+              <w:rPr>
+                <w:rFonts w:ascii="Times New Roman" w:hAnsi="Times New Roman"/>
+                <w:sz w:val="20"/>
+              </w:rPr>
+              <w:t>0.9195</w:t>
+            </w:r>
+          </w:p>
+        </w:tc>
+        <w:tc>
+          <w:tcPr>
+            <w:tcW w:type="dxa" w:w="279"/>
+          </w:tcPr>
+          <w:p>
+            <w:r>
+              <w:rPr>
+                <w:rFonts w:ascii="Times New Roman" w:hAnsi="Times New Roman"/>
+                <w:sz w:val="20"/>
+              </w:rPr>
+              <w:t>0.3376</w:t>
             </w:r>
           </w:p>
         </w:tc>
@@ -1902,49 +1902,49 @@
                 <w:rFonts w:ascii="Times New Roman" w:hAnsi="Times New Roman"/>
                 <w:sz w:val="20"/>
               </w:rPr>
-              <w:t>0.0256</w:t>
-            </w:r>
-          </w:p>
-        </w:tc>
-        <w:tc>
-          <w:tcPr>
-            <w:tcW w:type="dxa" w:w="279"/>
-          </w:tcPr>
-          <w:p>
-            <w:r>
-              <w:rPr>
-                <w:rFonts w:ascii="Times New Roman" w:hAnsi="Times New Roman"/>
-                <w:sz w:val="20"/>
-              </w:rPr>
-              <w:t>0.8730</w:t>
-            </w:r>
-          </w:p>
-        </w:tc>
-        <w:tc>
-          <w:tcPr>
-            <w:tcW w:type="dxa" w:w="279"/>
-          </w:tcPr>
-          <w:p>
-            <w:r>
-              <w:rPr>
-                <w:rFonts w:ascii="Times New Roman" w:hAnsi="Times New Roman"/>
-                <w:sz w:val="20"/>
-              </w:rPr>
-              <w:t>0.5202</w:t>
-            </w:r>
-          </w:p>
-        </w:tc>
-        <w:tc>
-          <w:tcPr>
-            <w:tcW w:type="dxa" w:w="279"/>
-          </w:tcPr>
-          <w:p>
-            <w:r>
-              <w:rPr>
-                <w:rFonts w:ascii="Times New Roman" w:hAnsi="Times New Roman"/>
-                <w:sz w:val="20"/>
-              </w:rPr>
-              <w:t>0.7710</w:t>
+              <w:t>0.1613</w:t>
+            </w:r>
+          </w:p>
+        </w:tc>
+        <w:tc>
+          <w:tcPr>
+            <w:tcW w:type="dxa" w:w="279"/>
+          </w:tcPr>
+          <w:p>
+            <w:r>
+              <w:rPr>
+                <w:rFonts w:ascii="Times New Roman" w:hAnsi="Times New Roman"/>
+                <w:sz w:val="20"/>
+              </w:rPr>
+              <w:t>0.6880</w:t>
+            </w:r>
+          </w:p>
+        </w:tc>
+        <w:tc>
+          <w:tcPr>
+            <w:tcW w:type="dxa" w:w="279"/>
+          </w:tcPr>
+          <w:p>
+            <w:r>
+              <w:rPr>
+                <w:rFonts w:ascii="Times New Roman" w:hAnsi="Times New Roman"/>
+                <w:sz w:val="20"/>
+              </w:rPr>
+              <w:t>1.0808</w:t>
+            </w:r>
+          </w:p>
+        </w:tc>
+        <w:tc>
+          <w:tcPr>
+            <w:tcW w:type="dxa" w:w="279"/>
+          </w:tcPr>
+          <w:p>
+            <w:r>
+              <w:rPr>
+                <w:rFonts w:ascii="Times New Roman" w:hAnsi="Times New Roman"/>
+                <w:sz w:val="20"/>
+              </w:rPr>
+              <w:t>0.5825</w:t>
             </w:r>
           </w:p>
         </w:tc>
@@ -1972,63 +1972,63 @@
                 <w:rFonts w:ascii="Times New Roman" w:hAnsi="Times New Roman"/>
                 <w:sz w:val="20"/>
               </w:rPr>
-              <w:t>12.148515</w:t>
-            </w:r>
-          </w:p>
-        </w:tc>
-        <w:tc>
-          <w:tcPr>
-            <w:tcW w:type="dxa" w:w="279"/>
-          </w:tcPr>
-          <w:p>
-            <w:r>
-              <w:rPr>
-                <w:rFonts w:ascii="Times New Roman" w:hAnsi="Times New Roman"/>
-                <w:sz w:val="20"/>
-              </w:rPr>
-              <w:t>16.074748</w:t>
-            </w:r>
-          </w:p>
-        </w:tc>
-        <w:tc>
-          <w:tcPr>
-            <w:tcW w:type="dxa" w:w="279"/>
-          </w:tcPr>
-          <w:p>
-            <w:r>
-              <w:rPr>
-                <w:rFonts w:ascii="Times New Roman" w:hAnsi="Times New Roman"/>
-                <w:sz w:val="20"/>
-              </w:rPr>
-              <w:t>-0.4240</w:t>
-            </w:r>
-          </w:p>
-        </w:tc>
-        <w:tc>
-          <w:tcPr>
-            <w:tcW w:type="dxa" w:w="279"/>
-          </w:tcPr>
-          <w:p>
-            <w:r>
-              <w:rPr>
-                <w:rFonts w:ascii="Times New Roman" w:hAnsi="Times New Roman"/>
-                <w:sz w:val="20"/>
-              </w:rPr>
-              <w:t>0.5040</w:t>
-            </w:r>
-          </w:p>
-        </w:tc>
-        <w:tc>
-          <w:tcPr>
-            <w:tcW w:type="dxa" w:w="279"/>
-          </w:tcPr>
-          <w:p>
-            <w:r>
-              <w:rPr>
-                <w:rFonts w:ascii="Times New Roman" w:hAnsi="Times New Roman"/>
-                <w:sz w:val="20"/>
-              </w:rPr>
-              <w:t>4</w:t>
+              <w:t>10.307385</w:t>
+            </w:r>
+          </w:p>
+        </w:tc>
+        <w:tc>
+          <w:tcPr>
+            <w:tcW w:type="dxa" w:w="279"/>
+          </w:tcPr>
+          <w:p>
+            <w:r>
+              <w:rPr>
+                <w:rFonts w:ascii="Times New Roman" w:hAnsi="Times New Roman"/>
+                <w:sz w:val="20"/>
+              </w:rPr>
+              <w:t>13.638591</w:t>
+            </w:r>
+          </w:p>
+        </w:tc>
+        <w:tc>
+          <w:tcPr>
+            <w:tcW w:type="dxa" w:w="279"/>
+          </w:tcPr>
+          <w:p>
+            <w:r>
+              <w:rPr>
+                <w:rFonts w:ascii="Times New Roman" w:hAnsi="Times New Roman"/>
+                <w:sz w:val="20"/>
+              </w:rPr>
+              <w:t>0.4826</w:t>
+            </w:r>
+          </w:p>
+        </w:tc>
+        <w:tc>
+          <w:tcPr>
+            <w:tcW w:type="dxa" w:w="279"/>
+          </w:tcPr>
+          <w:p>
+            <w:r>
+              <w:rPr>
+                <w:rFonts w:ascii="Times New Roman" w:hAnsi="Times New Roman"/>
+                <w:sz w:val="20"/>
+              </w:rPr>
+              <w:t>0.3820</w:t>
+            </w:r>
+          </w:p>
+        </w:tc>
+        <w:tc>
+          <w:tcPr>
+            <w:tcW w:type="dxa" w:w="279"/>
+          </w:tcPr>
+          <w:p>
+            <w:r>
+              <w:rPr>
+                <w:rFonts w:ascii="Times New Roman" w:hAnsi="Times New Roman"/>
+                <w:sz w:val="20"/>
+              </w:rPr>
+              <w:t>10</w:t>
             </w:r>
           </w:p>
         </w:tc>
@@ -2056,35 +2056,35 @@
                 <w:rFonts w:ascii="Times New Roman" w:hAnsi="Times New Roman"/>
                 <w:sz w:val="20"/>
               </w:rPr>
-              <w:t>0.0127</w:t>
-            </w:r>
-          </w:p>
-        </w:tc>
-        <w:tc>
-          <w:tcPr>
-            <w:tcW w:type="dxa" w:w="279"/>
-          </w:tcPr>
-          <w:p>
-            <w:r>
-              <w:rPr>
-                <w:rFonts w:ascii="Times New Roman" w:hAnsi="Times New Roman"/>
-                <w:sz w:val="20"/>
-              </w:rPr>
-              <w:t>2.4046</w:t>
-            </w:r>
-          </w:p>
-        </w:tc>
-        <w:tc>
-          <w:tcPr>
-            <w:tcW w:type="dxa" w:w="279"/>
-          </w:tcPr>
-          <w:p>
-            <w:r>
-              <w:rPr>
-                <w:rFonts w:ascii="Times New Roman" w:hAnsi="Times New Roman"/>
-                <w:sz w:val="20"/>
-              </w:rPr>
-              <w:t>0.1210</w:t>
+              <w:t>0.0316</w:t>
+            </w:r>
+          </w:p>
+        </w:tc>
+        <w:tc>
+          <w:tcPr>
+            <w:tcW w:type="dxa" w:w="279"/>
+          </w:tcPr>
+          <w:p>
+            <w:r>
+              <w:rPr>
+                <w:rFonts w:ascii="Times New Roman" w:hAnsi="Times New Roman"/>
+                <w:sz w:val="20"/>
+              </w:rPr>
+              <w:t>0.5288</w:t>
+            </w:r>
+          </w:p>
+        </w:tc>
+        <w:tc>
+          <w:tcPr>
+            <w:tcW w:type="dxa" w:w="279"/>
+          </w:tcPr>
+          <w:p>
+            <w:r>
+              <w:rPr>
+                <w:rFonts w:ascii="Times New Roman" w:hAnsi="Times New Roman"/>
+                <w:sz w:val="20"/>
+              </w:rPr>
+              <w:t>0.4671</w:t>
             </w:r>
           </w:p>
         </w:tc>
@@ -2112,49 +2112,49 @@
                 <w:rFonts w:ascii="Times New Roman" w:hAnsi="Times New Roman"/>
                 <w:sz w:val="20"/>
               </w:rPr>
-              <w:t>0.1029</w:t>
-            </w:r>
-          </w:p>
-        </w:tc>
-        <w:tc>
-          <w:tcPr>
-            <w:tcW w:type="dxa" w:w="279"/>
-          </w:tcPr>
-          <w:p>
-            <w:r>
-              <w:rPr>
-                <w:rFonts w:ascii="Times New Roman" w:hAnsi="Times New Roman"/>
-                <w:sz w:val="20"/>
-              </w:rPr>
-              <w:t>0.7484</w:t>
-            </w:r>
-          </w:p>
-        </w:tc>
-        <w:tc>
-          <w:tcPr>
-            <w:tcW w:type="dxa" w:w="279"/>
-          </w:tcPr>
-          <w:p>
-            <w:r>
-              <w:rPr>
-                <w:rFonts w:ascii="Times New Roman" w:hAnsi="Times New Roman"/>
-                <w:sz w:val="20"/>
-              </w:rPr>
-              <w:t>2.5075</w:t>
-            </w:r>
-          </w:p>
-        </w:tc>
-        <w:tc>
-          <w:tcPr>
-            <w:tcW w:type="dxa" w:w="279"/>
-          </w:tcPr>
-          <w:p>
-            <w:r>
-              <w:rPr>
-                <w:rFonts w:ascii="Times New Roman" w:hAnsi="Times New Roman"/>
-                <w:sz w:val="20"/>
-              </w:rPr>
-              <w:t>0.2854</w:t>
+              <w:t>1.0299</w:t>
+            </w:r>
+          </w:p>
+        </w:tc>
+        <w:tc>
+          <w:tcPr>
+            <w:tcW w:type="dxa" w:w="279"/>
+          </w:tcPr>
+          <w:p>
+            <w:r>
+              <w:rPr>
+                <w:rFonts w:ascii="Times New Roman" w:hAnsi="Times New Roman"/>
+                <w:sz w:val="20"/>
+              </w:rPr>
+              <w:t>0.3102</w:t>
+            </w:r>
+          </w:p>
+        </w:tc>
+        <w:tc>
+          <w:tcPr>
+            <w:tcW w:type="dxa" w:w="279"/>
+          </w:tcPr>
+          <w:p>
+            <w:r>
+              <w:rPr>
+                <w:rFonts w:ascii="Times New Roman" w:hAnsi="Times New Roman"/>
+                <w:sz w:val="20"/>
+              </w:rPr>
+              <w:t>1.5587</w:t>
+            </w:r>
+          </w:p>
+        </w:tc>
+        <w:tc>
+          <w:tcPr>
+            <w:tcW w:type="dxa" w:w="279"/>
+          </w:tcPr>
+          <w:p>
+            <w:r>
+              <w:rPr>
+                <w:rFonts w:ascii="Times New Roman" w:hAnsi="Times New Roman"/>
+                <w:sz w:val="20"/>
+              </w:rPr>
+              <w:t>0.4587</w:t>
             </w:r>
           </w:p>
         </w:tc>
@@ -2182,49 +2182,49 @@
                 <w:rFonts w:ascii="Times New Roman" w:hAnsi="Times New Roman"/>
                 <w:sz w:val="20"/>
               </w:rPr>
-              <w:t>9.280654</w:t>
-            </w:r>
-          </w:p>
-        </w:tc>
-        <w:tc>
-          <w:tcPr>
-            <w:tcW w:type="dxa" w:w="279"/>
-          </w:tcPr>
-          <w:p>
-            <w:r>
-              <w:rPr>
-                <w:rFonts w:ascii="Times New Roman" w:hAnsi="Times New Roman"/>
-                <w:sz w:val="20"/>
-              </w:rPr>
-              <w:t>12.714064</w:t>
-            </w:r>
-          </w:p>
-        </w:tc>
-        <w:tc>
-          <w:tcPr>
-            <w:tcW w:type="dxa" w:w="279"/>
-          </w:tcPr>
-          <w:p>
-            <w:r>
-              <w:rPr>
-                <w:rFonts w:ascii="Times New Roman" w:hAnsi="Times New Roman"/>
-                <w:sz w:val="20"/>
-              </w:rPr>
-              <w:t>-0.4952</w:t>
-            </w:r>
-          </w:p>
-        </w:tc>
-        <w:tc>
-          <w:tcPr>
-            <w:tcW w:type="dxa" w:w="279"/>
-          </w:tcPr>
-          <w:p>
-            <w:r>
-              <w:rPr>
-                <w:rFonts w:ascii="Times New Roman" w:hAnsi="Times New Roman"/>
-                <w:sz w:val="20"/>
-              </w:rPr>
-              <w:t>0.1560</w:t>
+              <w:t>7.874154</w:t>
+            </w:r>
+          </w:p>
+        </w:tc>
+        <w:tc>
+          <w:tcPr>
+            <w:tcW w:type="dxa" w:w="279"/>
+          </w:tcPr>
+          <w:p>
+            <w:r>
+              <w:rPr>
+                <w:rFonts w:ascii="Times New Roman" w:hAnsi="Times New Roman"/>
+                <w:sz w:val="20"/>
+              </w:rPr>
+              <w:t>10.787224</w:t>
+            </w:r>
+          </w:p>
+        </w:tc>
+        <w:tc>
+          <w:tcPr>
+            <w:tcW w:type="dxa" w:w="279"/>
+          </w:tcPr>
+          <w:p>
+            <w:r>
+              <w:rPr>
+                <w:rFonts w:ascii="Times New Roman" w:hAnsi="Times New Roman"/>
+                <w:sz w:val="20"/>
+              </w:rPr>
+              <w:t>0.2734</w:t>
+            </w:r>
+          </w:p>
+        </w:tc>
+        <w:tc>
+          <w:tcPr>
+            <w:tcW w:type="dxa" w:w="279"/>
+          </w:tcPr>
+          <w:p>
+            <w:r>
+              <w:rPr>
+                <w:rFonts w:ascii="Times New Roman" w:hAnsi="Times New Roman"/>
+                <w:sz w:val="20"/>
+              </w:rPr>
+              <w:t>0.4460</w:t>
             </w:r>
           </w:p>
         </w:tc>
@@ -2240,21 +2240,21 @@
                 <w:rFonts w:ascii="Times New Roman" w:hAnsi="Times New Roman"/>
                 <w:sz w:val="20"/>
               </w:rPr>
-              <w:t>EGARCH(1,1)</w:t>
-            </w:r>
-          </w:p>
-        </w:tc>
-        <w:tc>
-          <w:tcPr>
-            <w:tcW w:type="dxa" w:w="279"/>
-          </w:tcPr>
-          <w:p>
-            <w:r>
-              <w:rPr>
-                <w:rFonts w:ascii="Times New Roman" w:hAnsi="Times New Roman"/>
-                <w:sz w:val="20"/>
-              </w:rPr>
-              <w:t>5</w:t>
+              <w:t>FIGARCH(1,d,1)</w:t>
+            </w:r>
+          </w:p>
+        </w:tc>
+        <w:tc>
+          <w:tcPr>
+            <w:tcW w:type="dxa" w:w="279"/>
+          </w:tcPr>
+          <w:p>
+            <w:r>
+              <w:rPr>
+                <w:rFonts w:ascii="Times New Roman" w:hAnsi="Times New Roman"/>
+                <w:sz w:val="20"/>
+              </w:rPr>
+              <w:t>7</w:t>
             </w:r>
           </w:p>
         </w:tc>
@@ -2282,35 +2282,35 @@
                 <w:rFonts w:ascii="Times New Roman" w:hAnsi="Times New Roman"/>
                 <w:sz w:val="20"/>
               </w:rPr>
-              <w:t>0.0158</w:t>
-            </w:r>
-          </w:p>
-        </w:tc>
-        <w:tc>
-          <w:tcPr>
-            <w:tcW w:type="dxa" w:w="279"/>
-          </w:tcPr>
-          <w:p>
-            <w:r>
-              <w:rPr>
-                <w:rFonts w:ascii="Times New Roman" w:hAnsi="Times New Roman"/>
-                <w:sz w:val="20"/>
-              </w:rPr>
-              <w:t>0.9195</w:t>
-            </w:r>
-          </w:p>
-        </w:tc>
-        <w:tc>
-          <w:tcPr>
-            <w:tcW w:type="dxa" w:w="279"/>
-          </w:tcPr>
-          <w:p>
-            <w:r>
-              <w:rPr>
-                <w:rFonts w:ascii="Times New Roman" w:hAnsi="Times New Roman"/>
-                <w:sz w:val="20"/>
-              </w:rPr>
-              <w:t>0.3376</w:t>
+              <w:t>0.0222</w:t>
+            </w:r>
+          </w:p>
+        </w:tc>
+        <w:tc>
+          <w:tcPr>
+            <w:tcW w:type="dxa" w:w="279"/>
+          </w:tcPr>
+          <w:p>
+            <w:r>
+              <w:rPr>
+                <w:rFonts w:ascii="Times New Roman" w:hAnsi="Times New Roman"/>
+                <w:sz w:val="20"/>
+              </w:rPr>
+              <w:t>3.5021</w:t>
+            </w:r>
+          </w:p>
+        </w:tc>
+        <w:tc>
+          <w:tcPr>
+            <w:tcW w:type="dxa" w:w="279"/>
+          </w:tcPr>
+          <w:p>
+            <w:r>
+              <w:rPr>
+                <w:rFonts w:ascii="Times New Roman" w:hAnsi="Times New Roman"/>
+                <w:sz w:val="20"/>
+              </w:rPr>
+              <w:t>0.0613</w:t>
             </w:r>
           </w:p>
         </w:tc>
@@ -2338,49 +2338,49 @@
                 <w:rFonts w:ascii="Times New Roman" w:hAnsi="Times New Roman"/>
                 <w:sz w:val="20"/>
               </w:rPr>
-              <w:t>0.1613</w:t>
-            </w:r>
-          </w:p>
-        </w:tc>
-        <w:tc>
-          <w:tcPr>
-            <w:tcW w:type="dxa" w:w="279"/>
-          </w:tcPr>
-          <w:p>
-            <w:r>
-              <w:rPr>
-                <w:rFonts w:ascii="Times New Roman" w:hAnsi="Times New Roman"/>
-                <w:sz w:val="20"/>
-              </w:rPr>
-              <w:t>0.6880</w:t>
-            </w:r>
-          </w:p>
-        </w:tc>
-        <w:tc>
-          <w:tcPr>
-            <w:tcW w:type="dxa" w:w="279"/>
-          </w:tcPr>
-          <w:p>
-            <w:r>
-              <w:rPr>
-                <w:rFonts w:ascii="Times New Roman" w:hAnsi="Times New Roman"/>
-                <w:sz w:val="20"/>
-              </w:rPr>
-              <w:t>1.0808</w:t>
-            </w:r>
-          </w:p>
-        </w:tc>
-        <w:tc>
-          <w:tcPr>
-            <w:tcW w:type="dxa" w:w="279"/>
-          </w:tcPr>
-          <w:p>
-            <w:r>
-              <w:rPr>
-                <w:rFonts w:ascii="Times New Roman" w:hAnsi="Times New Roman"/>
-                <w:sz w:val="20"/>
-              </w:rPr>
-              <w:t>0.5825</w:t>
+              <w:t>0.3182</w:t>
+            </w:r>
+          </w:p>
+        </w:tc>
+        <w:tc>
+          <w:tcPr>
+            <w:tcW w:type="dxa" w:w="279"/>
+          </w:tcPr>
+          <w:p>
+            <w:r>
+              <w:rPr>
+                <w:rFonts w:ascii="Times New Roman" w:hAnsi="Times New Roman"/>
+                <w:sz w:val="20"/>
+              </w:rPr>
+              <w:t>0.5727</w:t>
+            </w:r>
+          </w:p>
+        </w:tc>
+        <w:tc>
+          <w:tcPr>
+            <w:tcW w:type="dxa" w:w="279"/>
+          </w:tcPr>
+          <w:p>
+            <w:r>
+              <w:rPr>
+                <w:rFonts w:ascii="Times New Roman" w:hAnsi="Times New Roman"/>
+                <w:sz w:val="20"/>
+              </w:rPr>
+              <w:t>3.8203</w:t>
+            </w:r>
+          </w:p>
+        </w:tc>
+        <w:tc>
+          <w:tcPr>
+            <w:tcW w:type="dxa" w:w="279"/>
+          </w:tcPr>
+          <w:p>
+            <w:r>
+              <w:rPr>
+                <w:rFonts w:ascii="Times New Roman" w:hAnsi="Times New Roman"/>
+                <w:sz w:val="20"/>
+              </w:rPr>
+              <w:t>0.1481</w:t>
             </w:r>
           </w:p>
         </w:tc>
@@ -2408,63 +2408,63 @@
                 <w:rFonts w:ascii="Times New Roman" w:hAnsi="Times New Roman"/>
                 <w:sz w:val="20"/>
               </w:rPr>
-              <w:t>10.307385</w:t>
-            </w:r>
-          </w:p>
-        </w:tc>
-        <w:tc>
-          <w:tcPr>
-            <w:tcW w:type="dxa" w:w="279"/>
-          </w:tcPr>
-          <w:p>
-            <w:r>
-              <w:rPr>
-                <w:rFonts w:ascii="Times New Roman" w:hAnsi="Times New Roman"/>
-                <w:sz w:val="20"/>
-              </w:rPr>
-              <w:t>13.638591</w:t>
-            </w:r>
-          </w:p>
-        </w:tc>
-        <w:tc>
-          <w:tcPr>
-            <w:tcW w:type="dxa" w:w="279"/>
-          </w:tcPr>
-          <w:p>
-            <w:r>
-              <w:rPr>
-                <w:rFonts w:ascii="Times New Roman" w:hAnsi="Times New Roman"/>
-                <w:sz w:val="20"/>
-              </w:rPr>
-              <w:t>0.4826</w:t>
-            </w:r>
-          </w:p>
-        </w:tc>
-        <w:tc>
-          <w:tcPr>
-            <w:tcW w:type="dxa" w:w="279"/>
-          </w:tcPr>
-          <w:p>
-            <w:r>
-              <w:rPr>
-                <w:rFonts w:ascii="Times New Roman" w:hAnsi="Times New Roman"/>
-                <w:sz w:val="20"/>
-              </w:rPr>
-              <w:t>0.3820</w:t>
-            </w:r>
-          </w:p>
-        </w:tc>
-        <w:tc>
-          <w:tcPr>
-            <w:tcW w:type="dxa" w:w="279"/>
-          </w:tcPr>
-          <w:p>
-            <w:r>
-              <w:rPr>
-                <w:rFonts w:ascii="Times New Roman" w:hAnsi="Times New Roman"/>
-                <w:sz w:val="20"/>
-              </w:rPr>
-              <w:t>10</w:t>
+              <w:t>9.539709</w:t>
+            </w:r>
+          </w:p>
+        </w:tc>
+        <w:tc>
+          <w:tcPr>
+            <w:tcW w:type="dxa" w:w="279"/>
+          </w:tcPr>
+          <w:p>
+            <w:r>
+              <w:rPr>
+                <w:rFonts w:ascii="Times New Roman" w:hAnsi="Times New Roman"/>
+                <w:sz w:val="20"/>
+              </w:rPr>
+              <w:t>12.622811</w:t>
+            </w:r>
+          </w:p>
+        </w:tc>
+        <w:tc>
+          <w:tcPr>
+            <w:tcW w:type="dxa" w:w="279"/>
+          </w:tcPr>
+          <w:p>
+            <w:r>
+              <w:rPr>
+                <w:rFonts w:ascii="Times New Roman" w:hAnsi="Times New Roman"/>
+                <w:sz w:val="20"/>
+              </w:rPr>
+              <w:t>1.0006</w:t>
+            </w:r>
+          </w:p>
+        </w:tc>
+        <w:tc>
+          <w:tcPr>
+            <w:tcW w:type="dxa" w:w="279"/>
+          </w:tcPr>
+          <w:p>
+            <w:r>
+              <w:rPr>
+                <w:rFonts w:ascii="Times New Roman" w:hAnsi="Times New Roman"/>
+                <w:sz w:val="20"/>
+              </w:rPr>
+              <w:t>0.1240</w:t>
+            </w:r>
+          </w:p>
+        </w:tc>
+        <w:tc>
+          <w:tcPr>
+            <w:tcW w:type="dxa" w:w="279"/>
+          </w:tcPr>
+          <w:p>
+            <w:r>
+              <w:rPr>
+                <w:rFonts w:ascii="Times New Roman" w:hAnsi="Times New Roman"/>
+                <w:sz w:val="20"/>
+              </w:rPr>
+              <w:t>11</w:t>
             </w:r>
           </w:p>
         </w:tc>
@@ -2492,35 +2492,35 @@
                 <w:rFonts w:ascii="Times New Roman" w:hAnsi="Times New Roman"/>
                 <w:sz w:val="20"/>
               </w:rPr>
-              <w:t>0.0316</w:t>
-            </w:r>
-          </w:p>
-        </w:tc>
-        <w:tc>
-          <w:tcPr>
-            <w:tcW w:type="dxa" w:w="279"/>
-          </w:tcPr>
-          <w:p>
-            <w:r>
-              <w:rPr>
-                <w:rFonts w:ascii="Times New Roman" w:hAnsi="Times New Roman"/>
-                <w:sz w:val="20"/>
-              </w:rPr>
-              <w:t>0.5288</w:t>
-            </w:r>
-          </w:p>
-        </w:tc>
-        <w:tc>
-          <w:tcPr>
-            <w:tcW w:type="dxa" w:w="279"/>
-          </w:tcPr>
-          <w:p>
-            <w:r>
-              <w:rPr>
-                <w:rFonts w:ascii="Times New Roman" w:hAnsi="Times New Roman"/>
-                <w:sz w:val="20"/>
-              </w:rPr>
-              <w:t>0.4671</w:t>
+              <w:t>0.0348</w:t>
+            </w:r>
+          </w:p>
+        </w:tc>
+        <w:tc>
+          <w:tcPr>
+            <w:tcW w:type="dxa" w:w="279"/>
+          </w:tcPr>
+          <w:p>
+            <w:r>
+              <w:rPr>
+                <w:rFonts w:ascii="Times New Roman" w:hAnsi="Times New Roman"/>
+                <w:sz w:val="20"/>
+              </w:rPr>
+              <w:t>1.1140</w:t>
+            </w:r>
+          </w:p>
+        </w:tc>
+        <w:tc>
+          <w:tcPr>
+            <w:tcW w:type="dxa" w:w="279"/>
+          </w:tcPr>
+          <w:p>
+            <w:r>
+              <w:rPr>
+                <w:rFonts w:ascii="Times New Roman" w:hAnsi="Times New Roman"/>
+                <w:sz w:val="20"/>
+              </w:rPr>
+              <w:t>0.2912</w:t>
             </w:r>
           </w:p>
         </w:tc>
@@ -2548,49 +2548,49 @@
                 <w:rFonts w:ascii="Times New Roman" w:hAnsi="Times New Roman"/>
                 <w:sz w:val="20"/>
               </w:rPr>
-              <w:t>1.0299</w:t>
-            </w:r>
-          </w:p>
-        </w:tc>
-        <w:tc>
-          <w:tcPr>
-            <w:tcW w:type="dxa" w:w="279"/>
-          </w:tcPr>
-          <w:p>
-            <w:r>
-              <w:rPr>
-                <w:rFonts w:ascii="Times New Roman" w:hAnsi="Times New Roman"/>
-                <w:sz w:val="20"/>
-              </w:rPr>
-              <w:t>0.3102</w:t>
-            </w:r>
-          </w:p>
-        </w:tc>
-        <w:tc>
-          <w:tcPr>
-            <w:tcW w:type="dxa" w:w="279"/>
-          </w:tcPr>
-          <w:p>
-            <w:r>
-              <w:rPr>
-                <w:rFonts w:ascii="Times New Roman" w:hAnsi="Times New Roman"/>
-                <w:sz w:val="20"/>
-              </w:rPr>
-              <w:t>1.5587</w:t>
-            </w:r>
-          </w:p>
-        </w:tc>
-        <w:tc>
-          <w:tcPr>
-            <w:tcW w:type="dxa" w:w="279"/>
-          </w:tcPr>
-          <w:p>
-            <w:r>
-              <w:rPr>
-                <w:rFonts w:ascii="Times New Roman" w:hAnsi="Times New Roman"/>
-                <w:sz w:val="20"/>
-              </w:rPr>
-              <w:t>0.4587</w:t>
+              <w:t>0.7560</w:t>
+            </w:r>
+          </w:p>
+        </w:tc>
+        <w:tc>
+          <w:tcPr>
+            <w:tcW w:type="dxa" w:w="279"/>
+          </w:tcPr>
+          <w:p>
+            <w:r>
+              <w:rPr>
+                <w:rFonts w:ascii="Times New Roman" w:hAnsi="Times New Roman"/>
+                <w:sz w:val="20"/>
+              </w:rPr>
+              <w:t>0.3846</w:t>
+            </w:r>
+          </w:p>
+        </w:tc>
+        <w:tc>
+          <w:tcPr>
+            <w:tcW w:type="dxa" w:w="279"/>
+          </w:tcPr>
+          <w:p>
+            <w:r>
+              <w:rPr>
+                <w:rFonts w:ascii="Times New Roman" w:hAnsi="Times New Roman"/>
+                <w:sz w:val="20"/>
+              </w:rPr>
+              <w:t>1.8700</w:t>
+            </w:r>
+          </w:p>
+        </w:tc>
+        <w:tc>
+          <w:tcPr>
+            <w:tcW w:type="dxa" w:w="279"/>
+          </w:tcPr>
+          <w:p>
+            <w:r>
+              <w:rPr>
+                <w:rFonts w:ascii="Times New Roman" w:hAnsi="Times New Roman"/>
+                <w:sz w:val="20"/>
+              </w:rPr>
+              <w:t>0.3926</w:t>
             </w:r>
           </w:p>
         </w:tc>
@@ -2618,49 +2618,49 @@
                 <w:rFonts w:ascii="Times New Roman" w:hAnsi="Times New Roman"/>
                 <w:sz w:val="20"/>
               </w:rPr>
-              <w:t>7.874154</w:t>
-            </w:r>
-          </w:p>
-        </w:tc>
-        <w:tc>
-          <w:tcPr>
-            <w:tcW w:type="dxa" w:w="279"/>
-          </w:tcPr>
-          <w:p>
-            <w:r>
-              <w:rPr>
-                <w:rFonts w:ascii="Times New Roman" w:hAnsi="Times New Roman"/>
-                <w:sz w:val="20"/>
-              </w:rPr>
-              <w:t>10.787224</w:t>
-            </w:r>
-          </w:p>
-        </w:tc>
-        <w:tc>
-          <w:tcPr>
-            <w:tcW w:type="dxa" w:w="279"/>
-          </w:tcPr>
-          <w:p>
-            <w:r>
-              <w:rPr>
-                <w:rFonts w:ascii="Times New Roman" w:hAnsi="Times New Roman"/>
-                <w:sz w:val="20"/>
-              </w:rPr>
-              <w:t>0.2734</w:t>
-            </w:r>
-          </w:p>
-        </w:tc>
-        <w:tc>
-          <w:tcPr>
-            <w:tcW w:type="dxa" w:w="279"/>
-          </w:tcPr>
-          <w:p>
-            <w:r>
-              <w:rPr>
-                <w:rFonts w:ascii="Times New Roman" w:hAnsi="Times New Roman"/>
-                <w:sz w:val="20"/>
-              </w:rPr>
-              <w:t>0.4460</w:t>
+              <w:t>7.287700</w:t>
+            </w:r>
+          </w:p>
+        </w:tc>
+        <w:tc>
+          <w:tcPr>
+            <w:tcW w:type="dxa" w:w="279"/>
+          </w:tcPr>
+          <w:p>
+            <w:r>
+              <w:rPr>
+                <w:rFonts w:ascii="Times New Roman" w:hAnsi="Times New Roman"/>
+                <w:sz w:val="20"/>
+              </w:rPr>
+              <w:t>9.983810</w:t>
+            </w:r>
+          </w:p>
+        </w:tc>
+        <w:tc>
+          <w:tcPr>
+            <w:tcW w:type="dxa" w:w="279"/>
+          </w:tcPr>
+          <w:p>
+            <w:r>
+              <w:rPr>
+                <w:rFonts w:ascii="Times New Roman" w:hAnsi="Times New Roman"/>
+                <w:sz w:val="20"/>
+              </w:rPr>
+              <w:t>0.4196</w:t>
+            </w:r>
+          </w:p>
+        </w:tc>
+        <w:tc>
+          <w:tcPr>
+            <w:tcW w:type="dxa" w:w="279"/>
+          </w:tcPr>
+          <w:p>
+            <w:r>
+              <w:rPr>
+                <w:rFonts w:ascii="Times New Roman" w:hAnsi="Times New Roman"/>
+                <w:sz w:val="20"/>
+              </w:rPr>
+              <w:t>0.2620</w:t>
             </w:r>
           </w:p>
         </w:tc>
@@ -2676,21 +2676,21 @@
                 <w:rFonts w:ascii="Times New Roman" w:hAnsi="Times New Roman"/>
                 <w:sz w:val="20"/>
               </w:rPr>
-              <w:t>FIGARCH(1,d,1)</w:t>
-            </w:r>
-          </w:p>
-        </w:tc>
-        <w:tc>
-          <w:tcPr>
-            <w:tcW w:type="dxa" w:w="279"/>
-          </w:tcPr>
-          <w:p>
-            <w:r>
-              <w:rPr>
-                <w:rFonts w:ascii="Times New Roman" w:hAnsi="Times New Roman"/>
-                <w:sz w:val="20"/>
-              </w:rPr>
-              <w:t>7</w:t>
+              <w:t>GARCH(1,1)</w:t>
+            </w:r>
+          </w:p>
+        </w:tc>
+        <w:tc>
+          <w:tcPr>
+            <w:tcW w:type="dxa" w:w="279"/>
+          </w:tcPr>
+          <w:p>
+            <w:r>
+              <w:rPr>
+                <w:rFonts w:ascii="Times New Roman" w:hAnsi="Times New Roman"/>
+                <w:sz w:val="20"/>
+              </w:rPr>
+              <w:t>5</w:t>
             </w:r>
           </w:p>
         </w:tc>
@@ -2718,35 +2718,35 @@
                 <w:rFonts w:ascii="Times New Roman" w:hAnsi="Times New Roman"/>
                 <w:sz w:val="20"/>
               </w:rPr>
-              <w:t>0.0222</w:t>
-            </w:r>
-          </w:p>
-        </w:tc>
-        <w:tc>
-          <w:tcPr>
-            <w:tcW w:type="dxa" w:w="279"/>
-          </w:tcPr>
-          <w:p>
-            <w:r>
-              <w:rPr>
-                <w:rFonts w:ascii="Times New Roman" w:hAnsi="Times New Roman"/>
-                <w:sz w:val="20"/>
-              </w:rPr>
-              <w:t>3.5021</w:t>
-            </w:r>
-          </w:p>
-        </w:tc>
-        <w:tc>
-          <w:tcPr>
-            <w:tcW w:type="dxa" w:w="279"/>
-          </w:tcPr>
-          <w:p>
-            <w:r>
-              <w:rPr>
-                <w:rFonts w:ascii="Times New Roman" w:hAnsi="Times New Roman"/>
-                <w:sz w:val="20"/>
-              </w:rPr>
-              <w:t>0.0613</w:t>
+              <w:t>0.0158</w:t>
+            </w:r>
+          </w:p>
+        </w:tc>
+        <w:tc>
+          <w:tcPr>
+            <w:tcW w:type="dxa" w:w="279"/>
+          </w:tcPr>
+          <w:p>
+            <w:r>
+              <w:rPr>
+                <w:rFonts w:ascii="Times New Roman" w:hAnsi="Times New Roman"/>
+                <w:sz w:val="20"/>
+              </w:rPr>
+              <w:t>0.9195</w:t>
+            </w:r>
+          </w:p>
+        </w:tc>
+        <w:tc>
+          <w:tcPr>
+            <w:tcW w:type="dxa" w:w="279"/>
+          </w:tcPr>
+          <w:p>
+            <w:r>
+              <w:rPr>
+                <w:rFonts w:ascii="Times New Roman" w:hAnsi="Times New Roman"/>
+                <w:sz w:val="20"/>
+              </w:rPr>
+              <w:t>0.3376</w:t>
             </w:r>
           </w:p>
         </w:tc>
@@ -2774,49 +2774,49 @@
                 <w:rFonts w:ascii="Times New Roman" w:hAnsi="Times New Roman"/>
                 <w:sz w:val="20"/>
               </w:rPr>
-              <w:t>0.3182</w:t>
-            </w:r>
-          </w:p>
-        </w:tc>
-        <w:tc>
-          <w:tcPr>
-            <w:tcW w:type="dxa" w:w="279"/>
-          </w:tcPr>
-          <w:p>
-            <w:r>
-              <w:rPr>
-                <w:rFonts w:ascii="Times New Roman" w:hAnsi="Times New Roman"/>
-                <w:sz w:val="20"/>
-              </w:rPr>
-              <w:t>0.5727</w:t>
-            </w:r>
-          </w:p>
-        </w:tc>
-        <w:tc>
-          <w:tcPr>
-            <w:tcW w:type="dxa" w:w="279"/>
-          </w:tcPr>
-          <w:p>
-            <w:r>
-              <w:rPr>
-                <w:rFonts w:ascii="Times New Roman" w:hAnsi="Times New Roman"/>
-                <w:sz w:val="20"/>
-              </w:rPr>
-              <w:t>3.8203</w:t>
-            </w:r>
-          </w:p>
-        </w:tc>
-        <w:tc>
-          <w:tcPr>
-            <w:tcW w:type="dxa" w:w="279"/>
-          </w:tcPr>
-          <w:p>
-            <w:r>
-              <w:rPr>
-                <w:rFonts w:ascii="Times New Roman" w:hAnsi="Times New Roman"/>
-                <w:sz w:val="20"/>
-              </w:rPr>
-              <w:t>0.1481</w:t>
+              <w:t>0.1613</w:t>
+            </w:r>
+          </w:p>
+        </w:tc>
+        <w:tc>
+          <w:tcPr>
+            <w:tcW w:type="dxa" w:w="279"/>
+          </w:tcPr>
+          <w:p>
+            <w:r>
+              <w:rPr>
+                <w:rFonts w:ascii="Times New Roman" w:hAnsi="Times New Roman"/>
+                <w:sz w:val="20"/>
+              </w:rPr>
+              <w:t>0.6880</w:t>
+            </w:r>
+          </w:p>
+        </w:tc>
+        <w:tc>
+          <w:tcPr>
+            <w:tcW w:type="dxa" w:w="279"/>
+          </w:tcPr>
+          <w:p>
+            <w:r>
+              <w:rPr>
+                <w:rFonts w:ascii="Times New Roman" w:hAnsi="Times New Roman"/>
+                <w:sz w:val="20"/>
+              </w:rPr>
+              <w:t>1.0808</w:t>
+            </w:r>
+          </w:p>
+        </w:tc>
+        <w:tc>
+          <w:tcPr>
+            <w:tcW w:type="dxa" w:w="279"/>
+          </w:tcPr>
+          <w:p>
+            <w:r>
+              <w:rPr>
+                <w:rFonts w:ascii="Times New Roman" w:hAnsi="Times New Roman"/>
+                <w:sz w:val="20"/>
+              </w:rPr>
+              <w:t>0.5825</w:t>
             </w:r>
           </w:p>
         </w:tc>
@@ -2844,63 +2844,63 @@
                 <w:rFonts w:ascii="Times New Roman" w:hAnsi="Times New Roman"/>
                 <w:sz w:val="20"/>
               </w:rPr>
-              <w:t>9.539709</w:t>
-            </w:r>
-          </w:p>
-        </w:tc>
-        <w:tc>
-          <w:tcPr>
-            <w:tcW w:type="dxa" w:w="279"/>
-          </w:tcPr>
-          <w:p>
-            <w:r>
-              <w:rPr>
-                <w:rFonts w:ascii="Times New Roman" w:hAnsi="Times New Roman"/>
-                <w:sz w:val="20"/>
-              </w:rPr>
-              <w:t>12.622811</w:t>
-            </w:r>
-          </w:p>
-        </w:tc>
-        <w:tc>
-          <w:tcPr>
-            <w:tcW w:type="dxa" w:w="279"/>
-          </w:tcPr>
-          <w:p>
-            <w:r>
-              <w:rPr>
-                <w:rFonts w:ascii="Times New Roman" w:hAnsi="Times New Roman"/>
-                <w:sz w:val="20"/>
-              </w:rPr>
-              <w:t>1.0006</w:t>
-            </w:r>
-          </w:p>
-        </w:tc>
-        <w:tc>
-          <w:tcPr>
-            <w:tcW w:type="dxa" w:w="279"/>
-          </w:tcPr>
-          <w:p>
-            <w:r>
-              <w:rPr>
-                <w:rFonts w:ascii="Times New Roman" w:hAnsi="Times New Roman"/>
-                <w:sz w:val="20"/>
-              </w:rPr>
-              <w:t>0.1240</w:t>
-            </w:r>
-          </w:p>
-        </w:tc>
-        <w:tc>
-          <w:tcPr>
-            <w:tcW w:type="dxa" w:w="279"/>
-          </w:tcPr>
-          <w:p>
-            <w:r>
-              <w:rPr>
-                <w:rFonts w:ascii="Times New Roman" w:hAnsi="Times New Roman"/>
-                <w:sz w:val="20"/>
-              </w:rPr>
-              <w:t>11</w:t>
+              <w:t>10.265533</w:t>
+            </w:r>
+          </w:p>
+        </w:tc>
+        <w:tc>
+          <w:tcPr>
+            <w:tcW w:type="dxa" w:w="279"/>
+          </w:tcPr>
+          <w:p>
+            <w:r>
+              <w:rPr>
+                <w:rFonts w:ascii="Times New Roman" w:hAnsi="Times New Roman"/>
+                <w:sz w:val="20"/>
+              </w:rPr>
+              <w:t>13.583212</w:t>
+            </w:r>
+          </w:p>
+        </w:tc>
+        <w:tc>
+          <w:tcPr>
+            <w:tcW w:type="dxa" w:w="279"/>
+          </w:tcPr>
+          <w:p>
+            <w:r>
+              <w:rPr>
+                <w:rFonts w:ascii="Times New Roman" w:hAnsi="Times New Roman"/>
+                <w:sz w:val="20"/>
+              </w:rPr>
+              <w:t>0.4474</w:t>
+            </w:r>
+          </w:p>
+        </w:tc>
+        <w:tc>
+          <w:tcPr>
+            <w:tcW w:type="dxa" w:w="279"/>
+          </w:tcPr>
+          <w:p>
+            <w:r>
+              <w:rPr>
+                <w:rFonts w:ascii="Times New Roman" w:hAnsi="Times New Roman"/>
+                <w:sz w:val="20"/>
+              </w:rPr>
+              <w:t>0.3940</w:t>
+            </w:r>
+          </w:p>
+        </w:tc>
+        <w:tc>
+          <w:tcPr>
+            <w:tcW w:type="dxa" w:w="279"/>
+          </w:tcPr>
+          <w:p>
+            <w:r>
+              <w:rPr>
+                <w:rFonts w:ascii="Times New Roman" w:hAnsi="Times New Roman"/>
+                <w:sz w:val="20"/>
+              </w:rPr>
+              <w:t>9</w:t>
             </w:r>
           </w:p>
         </w:tc>
@@ -2928,35 +2928,35 @@
                 <w:rFonts w:ascii="Times New Roman" w:hAnsi="Times New Roman"/>
                 <w:sz w:val="20"/>
               </w:rPr>
-              <w:t>0.0348</w:t>
-            </w:r>
-          </w:p>
-        </w:tc>
-        <w:tc>
-          <w:tcPr>
-            <w:tcW w:type="dxa" w:w="279"/>
-          </w:tcPr>
-          <w:p>
-            <w:r>
-              <w:rPr>
-                <w:rFonts w:ascii="Times New Roman" w:hAnsi="Times New Roman"/>
-                <w:sz w:val="20"/>
-              </w:rPr>
-              <w:t>1.1140</w:t>
-            </w:r>
-          </w:p>
-        </w:tc>
-        <w:tc>
-          <w:tcPr>
-            <w:tcW w:type="dxa" w:w="279"/>
-          </w:tcPr>
-          <w:p>
-            <w:r>
-              <w:rPr>
-                <w:rFonts w:ascii="Times New Roman" w:hAnsi="Times New Roman"/>
-                <w:sz w:val="20"/>
-              </w:rPr>
-              <w:t>0.2912</w:t>
+              <w:t>0.0285</w:t>
+            </w:r>
+          </w:p>
+        </w:tc>
+        <w:tc>
+          <w:tcPr>
+            <w:tcW w:type="dxa" w:w="279"/>
+          </w:tcPr>
+          <w:p>
+            <w:r>
+              <w:rPr>
+                <w:rFonts w:ascii="Times New Roman" w:hAnsi="Times New Roman"/>
+                <w:sz w:val="20"/>
+              </w:rPr>
+              <w:t>0.1504</w:t>
+            </w:r>
+          </w:p>
+        </w:tc>
+        <w:tc>
+          <w:tcPr>
+            <w:tcW w:type="dxa" w:w="279"/>
+          </w:tcPr>
+          <w:p>
+            <w:r>
+              <w:rPr>
+                <w:rFonts w:ascii="Times New Roman" w:hAnsi="Times New Roman"/>
+                <w:sz w:val="20"/>
+              </w:rPr>
+              <w:t>0.6981</w:t>
             </w:r>
           </w:p>
         </w:tc>
@@ -2984,49 +2984,49 @@
                 <w:rFonts w:ascii="Times New Roman" w:hAnsi="Times New Roman"/>
                 <w:sz w:val="20"/>
               </w:rPr>
-              <w:t>0.7560</w:t>
-            </w:r>
-          </w:p>
-        </w:tc>
-        <w:tc>
-          <w:tcPr>
-            <w:tcW w:type="dxa" w:w="279"/>
-          </w:tcPr>
-          <w:p>
-            <w:r>
-              <w:rPr>
-                <w:rFonts w:ascii="Times New Roman" w:hAnsi="Times New Roman"/>
-                <w:sz w:val="20"/>
-              </w:rPr>
-              <w:t>0.3846</w:t>
-            </w:r>
-          </w:p>
-        </w:tc>
-        <w:tc>
-          <w:tcPr>
-            <w:tcW w:type="dxa" w:w="279"/>
-          </w:tcPr>
-          <w:p>
-            <w:r>
-              <w:rPr>
-                <w:rFonts w:ascii="Times New Roman" w:hAnsi="Times New Roman"/>
-                <w:sz w:val="20"/>
-              </w:rPr>
-              <w:t>1.8700</w:t>
-            </w:r>
-          </w:p>
-        </w:tc>
-        <w:tc>
-          <w:tcPr>
-            <w:tcW w:type="dxa" w:w="279"/>
-          </w:tcPr>
-          <w:p>
-            <w:r>
-              <w:rPr>
-                <w:rFonts w:ascii="Times New Roman" w:hAnsi="Times New Roman"/>
-                <w:sz w:val="20"/>
-              </w:rPr>
-              <w:t>0.3926</w:t>
+              <w:t>1.3624</w:t>
+            </w:r>
+          </w:p>
+        </w:tc>
+        <w:tc>
+          <w:tcPr>
+            <w:tcW w:type="dxa" w:w="279"/>
+          </w:tcPr>
+          <w:p>
+            <w:r>
+              <w:rPr>
+                <w:rFonts w:ascii="Times New Roman" w:hAnsi="Times New Roman"/>
+                <w:sz w:val="20"/>
+              </w:rPr>
+              <w:t>0.2431</w:t>
+            </w:r>
+          </w:p>
+        </w:tc>
+        <w:tc>
+          <w:tcPr>
+            <w:tcW w:type="dxa" w:w="279"/>
+          </w:tcPr>
+          <w:p>
+            <w:r>
+              <w:rPr>
+                <w:rFonts w:ascii="Times New Roman" w:hAnsi="Times New Roman"/>
+                <w:sz w:val="20"/>
+              </w:rPr>
+              <w:t>1.5128</w:t>
+            </w:r>
+          </w:p>
+        </w:tc>
+        <w:tc>
+          <w:tcPr>
+            <w:tcW w:type="dxa" w:w="279"/>
+          </w:tcPr>
+          <w:p>
+            <w:r>
+              <w:rPr>
+                <w:rFonts w:ascii="Times New Roman" w:hAnsi="Times New Roman"/>
+                <w:sz w:val="20"/>
+              </w:rPr>
+              <w:t>0.4694</w:t>
             </w:r>
           </w:p>
         </w:tc>
@@ -3054,49 +3054,49 @@
                 <w:rFonts w:ascii="Times New Roman" w:hAnsi="Times New Roman"/>
                 <w:sz w:val="20"/>
               </w:rPr>
-              <w:t>7.287700</w:t>
-            </w:r>
-          </w:p>
-        </w:tc>
-        <w:tc>
-          <w:tcPr>
-            <w:tcW w:type="dxa" w:w="279"/>
-          </w:tcPr>
-          <w:p>
-            <w:r>
-              <w:rPr>
-                <w:rFonts w:ascii="Times New Roman" w:hAnsi="Times New Roman"/>
-                <w:sz w:val="20"/>
-              </w:rPr>
-              <w:t>9.983810</w:t>
-            </w:r>
-          </w:p>
-        </w:tc>
-        <w:tc>
-          <w:tcPr>
-            <w:tcW w:type="dxa" w:w="279"/>
-          </w:tcPr>
-          <w:p>
-            <w:r>
-              <w:rPr>
-                <w:rFonts w:ascii="Times New Roman" w:hAnsi="Times New Roman"/>
-                <w:sz w:val="20"/>
-              </w:rPr>
-              <w:t>0.4196</w:t>
-            </w:r>
-          </w:p>
-        </w:tc>
-        <w:tc>
-          <w:tcPr>
-            <w:tcW w:type="dxa" w:w="279"/>
-          </w:tcPr>
-          <w:p>
-            <w:r>
-              <w:rPr>
-                <w:rFonts w:ascii="Times New Roman" w:hAnsi="Times New Roman"/>
-                <w:sz w:val="20"/>
-              </w:rPr>
-              <w:t>0.2620</w:t>
+              <w:t>7.842182</w:t>
+            </w:r>
+          </w:p>
+        </w:tc>
+        <w:tc>
+          <w:tcPr>
+            <w:tcW w:type="dxa" w:w="279"/>
+          </w:tcPr>
+          <w:p>
+            <w:r>
+              <w:rPr>
+                <w:rFonts w:ascii="Times New Roman" w:hAnsi="Times New Roman"/>
+                <w:sz w:val="20"/>
+              </w:rPr>
+              <w:t>10.743423</w:t>
+            </w:r>
+          </w:p>
+        </w:tc>
+        <w:tc>
+          <w:tcPr>
+            <w:tcW w:type="dxa" w:w="279"/>
+          </w:tcPr>
+          <w:p>
+            <w:r>
+              <w:rPr>
+                <w:rFonts w:ascii="Times New Roman" w:hAnsi="Times New Roman"/>
+                <w:sz w:val="20"/>
+              </w:rPr>
+              <w:t>0.1629</w:t>
+            </w:r>
+          </w:p>
+        </w:tc>
+        <w:tc>
+          <w:tcPr>
+            <w:tcW w:type="dxa" w:w="279"/>
+          </w:tcPr>
+          <w:p>
+            <w:r>
+              <w:rPr>
+                <w:rFonts w:ascii="Times New Roman" w:hAnsi="Times New Roman"/>
+                <w:sz w:val="20"/>
+              </w:rPr>
+              <w:t>0.6260</w:t>
             </w:r>
           </w:p>
         </w:tc>
@@ -3112,443 +3112,7 @@
                 <w:rFonts w:ascii="Times New Roman" w:hAnsi="Times New Roman"/>
                 <w:sz w:val="20"/>
               </w:rPr>
-              <w:t>GARCH(1,1)</w:t>
-            </w:r>
-          </w:p>
-        </w:tc>
-        <w:tc>
-          <w:tcPr>
-            <w:tcW w:type="dxa" w:w="279"/>
-          </w:tcPr>
-          <w:p>
-            <w:r>
-              <w:rPr>
-                <w:rFonts w:ascii="Times New Roman" w:hAnsi="Times New Roman"/>
-                <w:sz w:val="20"/>
-              </w:rPr>
-              <w:t>5</w:t>
-            </w:r>
-          </w:p>
-        </w:tc>
-        <w:tc>
-          <w:tcPr>
-            <w:tcW w:type="dxa" w:w="279"/>
-          </w:tcPr>
-          <w:p>
-            <w:r>
-              <w:rPr>
-                <w:rFonts w:ascii="Times New Roman" w:hAnsi="Times New Roman"/>
-                <w:sz w:val="20"/>
-              </w:rPr>
-              <w:t>3.16</w:t>
-            </w:r>
-          </w:p>
-        </w:tc>
-        <w:tc>
-          <w:tcPr>
-            <w:tcW w:type="dxa" w:w="279"/>
-          </w:tcPr>
-          <w:p>
-            <w:r>
-              <w:rPr>
-                <w:rFonts w:ascii="Times New Roman" w:hAnsi="Times New Roman"/>
-                <w:sz w:val="20"/>
-              </w:rPr>
-              <w:t>0.0158</w:t>
-            </w:r>
-          </w:p>
-        </w:tc>
-        <w:tc>
-          <w:tcPr>
-            <w:tcW w:type="dxa" w:w="279"/>
-          </w:tcPr>
-          <w:p>
-            <w:r>
-              <w:rPr>
-                <w:rFonts w:ascii="Times New Roman" w:hAnsi="Times New Roman"/>
-                <w:sz w:val="20"/>
-              </w:rPr>
-              <w:t>0.9195</w:t>
-            </w:r>
-          </w:p>
-        </w:tc>
-        <w:tc>
-          <w:tcPr>
-            <w:tcW w:type="dxa" w:w="279"/>
-          </w:tcPr>
-          <w:p>
-            <w:r>
-              <w:rPr>
-                <w:rFonts w:ascii="Times New Roman" w:hAnsi="Times New Roman"/>
-                <w:sz w:val="20"/>
-              </w:rPr>
-              <w:t>0.3376</w:t>
-            </w:r>
-          </w:p>
-        </w:tc>
-        <w:tc>
-          <w:tcPr>
-            <w:tcW w:type="dxa" w:w="279"/>
-          </w:tcPr>
-          <w:p>
-            <w:r>
-              <w:rPr>
-                <w:rFonts w:ascii="Times New Roman" w:hAnsi="Times New Roman"/>
-                <w:sz w:val="20"/>
-              </w:rPr>
-              <w:t>Yes</w:t>
-            </w:r>
-          </w:p>
-        </w:tc>
-        <w:tc>
-          <w:tcPr>
-            <w:tcW w:type="dxa" w:w="279"/>
-          </w:tcPr>
-          <w:p>
-            <w:r>
-              <w:rPr>
-                <w:rFonts w:ascii="Times New Roman" w:hAnsi="Times New Roman"/>
-                <w:sz w:val="20"/>
-              </w:rPr>
-              <w:t>0.1613</w:t>
-            </w:r>
-          </w:p>
-        </w:tc>
-        <w:tc>
-          <w:tcPr>
-            <w:tcW w:type="dxa" w:w="279"/>
-          </w:tcPr>
-          <w:p>
-            <w:r>
-              <w:rPr>
-                <w:rFonts w:ascii="Times New Roman" w:hAnsi="Times New Roman"/>
-                <w:sz w:val="20"/>
-              </w:rPr>
-              <w:t>0.6880</w:t>
-            </w:r>
-          </w:p>
-        </w:tc>
-        <w:tc>
-          <w:tcPr>
-            <w:tcW w:type="dxa" w:w="279"/>
-          </w:tcPr>
-          <w:p>
-            <w:r>
-              <w:rPr>
-                <w:rFonts w:ascii="Times New Roman" w:hAnsi="Times New Roman"/>
-                <w:sz w:val="20"/>
-              </w:rPr>
-              <w:t>1.0808</w:t>
-            </w:r>
-          </w:p>
-        </w:tc>
-        <w:tc>
-          <w:tcPr>
-            <w:tcW w:type="dxa" w:w="279"/>
-          </w:tcPr>
-          <w:p>
-            <w:r>
-              <w:rPr>
-                <w:rFonts w:ascii="Times New Roman" w:hAnsi="Times New Roman"/>
-                <w:sz w:val="20"/>
-              </w:rPr>
-              <w:t>0.5825</w:t>
-            </w:r>
-          </w:p>
-        </w:tc>
-        <w:tc>
-          <w:tcPr>
-            <w:tcW w:type="dxa" w:w="279"/>
-          </w:tcPr>
-          <w:p>
-            <w:r>
-              <w:rPr>
-                <w:rFonts w:ascii="Times New Roman" w:hAnsi="Times New Roman"/>
-                <w:sz w:val="20"/>
-              </w:rPr>
-              <w:t>Yes</w:t>
-            </w:r>
-          </w:p>
-        </w:tc>
-        <w:tc>
-          <w:tcPr>
-            <w:tcW w:type="dxa" w:w="279"/>
-          </w:tcPr>
-          <w:p>
-            <w:r>
-              <w:rPr>
-                <w:rFonts w:ascii="Times New Roman" w:hAnsi="Times New Roman"/>
-                <w:sz w:val="20"/>
-              </w:rPr>
-              <w:t>10.265533</w:t>
-            </w:r>
-          </w:p>
-        </w:tc>
-        <w:tc>
-          <w:tcPr>
-            <w:tcW w:type="dxa" w:w="279"/>
-          </w:tcPr>
-          <w:p>
-            <w:r>
-              <w:rPr>
-                <w:rFonts w:ascii="Times New Roman" w:hAnsi="Times New Roman"/>
-                <w:sz w:val="20"/>
-              </w:rPr>
-              <w:t>13.583212</w:t>
-            </w:r>
-          </w:p>
-        </w:tc>
-        <w:tc>
-          <w:tcPr>
-            <w:tcW w:type="dxa" w:w="279"/>
-          </w:tcPr>
-          <w:p>
-            <w:r>
-              <w:rPr>
-                <w:rFonts w:ascii="Times New Roman" w:hAnsi="Times New Roman"/>
-                <w:sz w:val="20"/>
-              </w:rPr>
-              <w:t>0.4474</w:t>
-            </w:r>
-          </w:p>
-        </w:tc>
-        <w:tc>
-          <w:tcPr>
-            <w:tcW w:type="dxa" w:w="279"/>
-          </w:tcPr>
-          <w:p>
-            <w:r>
-              <w:rPr>
-                <w:rFonts w:ascii="Times New Roman" w:hAnsi="Times New Roman"/>
-                <w:sz w:val="20"/>
-              </w:rPr>
-              <w:t>0.3940</w:t>
-            </w:r>
-          </w:p>
-        </w:tc>
-        <w:tc>
-          <w:tcPr>
-            <w:tcW w:type="dxa" w:w="279"/>
-          </w:tcPr>
-          <w:p>
-            <w:r>
-              <w:rPr>
-                <w:rFonts w:ascii="Times New Roman" w:hAnsi="Times New Roman"/>
-                <w:sz w:val="20"/>
-              </w:rPr>
-              <w:t>9</w:t>
-            </w:r>
-          </w:p>
-        </w:tc>
-        <w:tc>
-          <w:tcPr>
-            <w:tcW w:type="dxa" w:w="279"/>
-          </w:tcPr>
-          <w:p>
-            <w:r>
-              <w:rPr>
-                <w:rFonts w:ascii="Times New Roman" w:hAnsi="Times New Roman"/>
-                <w:sz w:val="20"/>
-              </w:rPr>
-              <w:t>7.90</w:t>
-            </w:r>
-          </w:p>
-        </w:tc>
-        <w:tc>
-          <w:tcPr>
-            <w:tcW w:type="dxa" w:w="279"/>
-          </w:tcPr>
-          <w:p>
-            <w:r>
-              <w:rPr>
-                <w:rFonts w:ascii="Times New Roman" w:hAnsi="Times New Roman"/>
-                <w:sz w:val="20"/>
-              </w:rPr>
-              <w:t>0.0285</w:t>
-            </w:r>
-          </w:p>
-        </w:tc>
-        <w:tc>
-          <w:tcPr>
-            <w:tcW w:type="dxa" w:w="279"/>
-          </w:tcPr>
-          <w:p>
-            <w:r>
-              <w:rPr>
-                <w:rFonts w:ascii="Times New Roman" w:hAnsi="Times New Roman"/>
-                <w:sz w:val="20"/>
-              </w:rPr>
-              <w:t>0.1504</w:t>
-            </w:r>
-          </w:p>
-        </w:tc>
-        <w:tc>
-          <w:tcPr>
-            <w:tcW w:type="dxa" w:w="279"/>
-          </w:tcPr>
-          <w:p>
-            <w:r>
-              <w:rPr>
-                <w:rFonts w:ascii="Times New Roman" w:hAnsi="Times New Roman"/>
-                <w:sz w:val="20"/>
-              </w:rPr>
-              <w:t>0.6981</w:t>
-            </w:r>
-          </w:p>
-        </w:tc>
-        <w:tc>
-          <w:tcPr>
-            <w:tcW w:type="dxa" w:w="279"/>
-          </w:tcPr>
-          <w:p>
-            <w:r>
-              <w:rPr>
-                <w:rFonts w:ascii="Times New Roman" w:hAnsi="Times New Roman"/>
-                <w:sz w:val="20"/>
-              </w:rPr>
-              <w:t>Yes</w:t>
-            </w:r>
-          </w:p>
-        </w:tc>
-        <w:tc>
-          <w:tcPr>
-            <w:tcW w:type="dxa" w:w="279"/>
-          </w:tcPr>
-          <w:p>
-            <w:r>
-              <w:rPr>
-                <w:rFonts w:ascii="Times New Roman" w:hAnsi="Times New Roman"/>
-                <w:sz w:val="20"/>
-              </w:rPr>
-              <w:t>1.3624</w:t>
-            </w:r>
-          </w:p>
-        </w:tc>
-        <w:tc>
-          <w:tcPr>
-            <w:tcW w:type="dxa" w:w="279"/>
-          </w:tcPr>
-          <w:p>
-            <w:r>
-              <w:rPr>
-                <w:rFonts w:ascii="Times New Roman" w:hAnsi="Times New Roman"/>
-                <w:sz w:val="20"/>
-              </w:rPr>
-              <w:t>0.2431</w:t>
-            </w:r>
-          </w:p>
-        </w:tc>
-        <w:tc>
-          <w:tcPr>
-            <w:tcW w:type="dxa" w:w="279"/>
-          </w:tcPr>
-          <w:p>
-            <w:r>
-              <w:rPr>
-                <w:rFonts w:ascii="Times New Roman" w:hAnsi="Times New Roman"/>
-                <w:sz w:val="20"/>
-              </w:rPr>
-              <w:t>1.5128</w:t>
-            </w:r>
-          </w:p>
-        </w:tc>
-        <w:tc>
-          <w:tcPr>
-            <w:tcW w:type="dxa" w:w="279"/>
-          </w:tcPr>
-          <w:p>
-            <w:r>
-              <w:rPr>
-                <w:rFonts w:ascii="Times New Roman" w:hAnsi="Times New Roman"/>
-                <w:sz w:val="20"/>
-              </w:rPr>
-              <w:t>0.4694</w:t>
-            </w:r>
-          </w:p>
-        </w:tc>
-        <w:tc>
-          <w:tcPr>
-            <w:tcW w:type="dxa" w:w="279"/>
-          </w:tcPr>
-          <w:p>
-            <w:r>
-              <w:rPr>
-                <w:rFonts w:ascii="Times New Roman" w:hAnsi="Times New Roman"/>
-                <w:sz w:val="20"/>
-              </w:rPr>
-              <w:t>Yes</w:t>
-            </w:r>
-          </w:p>
-        </w:tc>
-        <w:tc>
-          <w:tcPr>
-            <w:tcW w:type="dxa" w:w="279"/>
-          </w:tcPr>
-          <w:p>
-            <w:r>
-              <w:rPr>
-                <w:rFonts w:ascii="Times New Roman" w:hAnsi="Times New Roman"/>
-                <w:sz w:val="20"/>
-              </w:rPr>
-              <w:t>7.842182</w:t>
-            </w:r>
-          </w:p>
-        </w:tc>
-        <w:tc>
-          <w:tcPr>
-            <w:tcW w:type="dxa" w:w="279"/>
-          </w:tcPr>
-          <w:p>
-            <w:r>
-              <w:rPr>
-                <w:rFonts w:ascii="Times New Roman" w:hAnsi="Times New Roman"/>
-                <w:sz w:val="20"/>
-              </w:rPr>
-              <w:t>10.743423</w:t>
-            </w:r>
-          </w:p>
-        </w:tc>
-        <w:tc>
-          <w:tcPr>
-            <w:tcW w:type="dxa" w:w="279"/>
-          </w:tcPr>
-          <w:p>
-            <w:r>
-              <w:rPr>
-                <w:rFonts w:ascii="Times New Roman" w:hAnsi="Times New Roman"/>
-                <w:sz w:val="20"/>
-              </w:rPr>
-              <w:t>0.1629</w:t>
-            </w:r>
-          </w:p>
-        </w:tc>
-        <w:tc>
-          <w:tcPr>
-            <w:tcW w:type="dxa" w:w="279"/>
-          </w:tcPr>
-          <w:p>
-            <w:r>
-              <w:rPr>
-                <w:rFonts w:ascii="Times New Roman" w:hAnsi="Times New Roman"/>
-                <w:sz w:val="20"/>
-              </w:rPr>
-              <w:t>0.6260</w:t>
-            </w:r>
-          </w:p>
-        </w:tc>
-      </w:tr>
-      <w:tr>
-        <w:tc>
-          <w:tcPr>
-            <w:tcW w:type="dxa" w:w="279"/>
-          </w:tcPr>
-          <w:p>
-            <w:r>
-              <w:rPr>
-                <w:rFonts w:ascii="Times New Roman" w:hAnsi="Times New Roman"/>
-                <w:sz w:val="20"/>
-              </w:rPr>
-              <w:t>GARCH-LSTM</w:t>
+              <w:t>LSTM-SSE-t-Student</w:t>
             </w:r>
           </w:p>
         </w:tc>
